--- a/Documents/Техническое задание v0.4.docx
+++ b/Documents/Техническое задание v0.4.docx
@@ -218,7 +218,29 @@
           <w:sz w:val="28"/>
           <w:szCs w:val="28"/>
         </w:rPr>
-        <w:t>HR Resume Bank</w:t>
+        <w:t xml:space="preserve">HR </w:t>
+      </w:r>
+      <w:proofErr w:type="spellStart"/>
+      <w:r>
+        <w:rPr>
+          <w:rFonts w:ascii="Times New Roman" w:hAnsi="Times New Roman" w:cs="Times New Roman"/>
+          <w:b/>
+          <w:bCs/>
+          <w:sz w:val="28"/>
+          <w:szCs w:val="28"/>
+        </w:rPr>
+        <w:t>Resume</w:t>
+      </w:r>
+      <w:proofErr w:type="spellEnd"/>
+      <w:r>
+        <w:rPr>
+          <w:rFonts w:ascii="Times New Roman" w:hAnsi="Times New Roman" w:cs="Times New Roman"/>
+          <w:b/>
+          <w:bCs/>
+          <w:sz w:val="28"/>
+          <w:szCs w:val="28"/>
+        </w:rPr>
+        <w:t xml:space="preserve"> Bank</w:t>
       </w:r>
     </w:p>
     <w:p>
@@ -3275,37 +3297,91 @@
           <w:sz w:val="28"/>
           <w:szCs w:val="28"/>
         </w:rPr>
-        <w:t>ВИ – Вариант Использования или Use Case, описание см. Википедию.</w:t>
-      </w:r>
-    </w:p>
-    <w:p>
-      <w:pPr>
-        <w:spacing w:after="0" w:line="240" w:lineRule="auto"/>
-        <w:jc w:val="both"/>
-        <w:rPr>
-          <w:rFonts w:ascii="Times New Roman" w:hAnsi="Times New Roman" w:cs="Times New Roman"/>
-          <w:sz w:val="28"/>
-          <w:szCs w:val="28"/>
-        </w:rPr>
-      </w:pPr>
-    </w:p>
-    <w:p>
-      <w:pPr>
-        <w:spacing w:after="0" w:line="240" w:lineRule="auto"/>
-        <w:jc w:val="both"/>
-        <w:rPr>
-          <w:rFonts w:ascii="Times New Roman" w:hAnsi="Times New Roman" w:cs="Times New Roman"/>
-          <w:sz w:val="28"/>
-          <w:szCs w:val="28"/>
-        </w:rPr>
-      </w:pPr>
-      <w:r>
-        <w:rPr>
-          <w:rFonts w:ascii="Times New Roman" w:hAnsi="Times New Roman" w:cs="Times New Roman"/>
-          <w:sz w:val="28"/>
-          <w:szCs w:val="28"/>
-        </w:rPr>
-        <w:t>ДВИ – Диаграмма Вариантов Использования или Use Case Diagram.</w:t>
+        <w:t xml:space="preserve">ВИ – Вариант Использования или </w:t>
+      </w:r>
+      <w:proofErr w:type="spellStart"/>
+      <w:r>
+        <w:rPr>
+          <w:rFonts w:ascii="Times New Roman" w:hAnsi="Times New Roman" w:cs="Times New Roman"/>
+          <w:sz w:val="28"/>
+          <w:szCs w:val="28"/>
+        </w:rPr>
+        <w:t>Use</w:t>
+      </w:r>
+      <w:proofErr w:type="spellEnd"/>
+      <w:r>
+        <w:rPr>
+          <w:rFonts w:ascii="Times New Roman" w:hAnsi="Times New Roman" w:cs="Times New Roman"/>
+          <w:sz w:val="28"/>
+          <w:szCs w:val="28"/>
+        </w:rPr>
+        <w:t xml:space="preserve"> Case, описание см. Википедию.</w:t>
+      </w:r>
+    </w:p>
+    <w:p>
+      <w:pPr>
+        <w:spacing w:after="0" w:line="240" w:lineRule="auto"/>
+        <w:jc w:val="both"/>
+        <w:rPr>
+          <w:rFonts w:ascii="Times New Roman" w:hAnsi="Times New Roman" w:cs="Times New Roman"/>
+          <w:sz w:val="28"/>
+          <w:szCs w:val="28"/>
+        </w:rPr>
+      </w:pPr>
+    </w:p>
+    <w:p>
+      <w:pPr>
+        <w:spacing w:after="0" w:line="240" w:lineRule="auto"/>
+        <w:jc w:val="both"/>
+        <w:rPr>
+          <w:rFonts w:ascii="Times New Roman" w:hAnsi="Times New Roman" w:cs="Times New Roman"/>
+          <w:sz w:val="28"/>
+          <w:szCs w:val="28"/>
+        </w:rPr>
+      </w:pPr>
+      <w:r>
+        <w:rPr>
+          <w:rFonts w:ascii="Times New Roman" w:hAnsi="Times New Roman" w:cs="Times New Roman"/>
+          <w:sz w:val="28"/>
+          <w:szCs w:val="28"/>
+        </w:rPr>
+        <w:t xml:space="preserve">ДВИ – Диаграмма Вариантов Использования или </w:t>
+      </w:r>
+      <w:proofErr w:type="spellStart"/>
+      <w:r>
+        <w:rPr>
+          <w:rFonts w:ascii="Times New Roman" w:hAnsi="Times New Roman" w:cs="Times New Roman"/>
+          <w:sz w:val="28"/>
+          <w:szCs w:val="28"/>
+        </w:rPr>
+        <w:t>Use</w:t>
+      </w:r>
+      <w:proofErr w:type="spellEnd"/>
+      <w:r>
+        <w:rPr>
+          <w:rFonts w:ascii="Times New Roman" w:hAnsi="Times New Roman" w:cs="Times New Roman"/>
+          <w:sz w:val="28"/>
+          <w:szCs w:val="28"/>
+        </w:rPr>
+        <w:t xml:space="preserve"> Case </w:t>
+      </w:r>
+      <w:proofErr w:type="spellStart"/>
+      <w:r>
+        <w:rPr>
+          <w:rFonts w:ascii="Times New Roman" w:hAnsi="Times New Roman" w:cs="Times New Roman"/>
+          <w:sz w:val="28"/>
+          <w:szCs w:val="28"/>
+        </w:rPr>
+        <w:t>Diagram</w:t>
+      </w:r>
+      <w:proofErr w:type="spellEnd"/>
+      <w:r>
+        <w:rPr>
+          <w:rFonts w:ascii="Times New Roman" w:hAnsi="Times New Roman" w:cs="Times New Roman"/>
+          <w:sz w:val="28"/>
+          <w:szCs w:val="28"/>
+        </w:rPr>
+        <w:t>.</w:t>
       </w:r>
     </w:p>
     <w:p>
@@ -3534,7 +3610,25 @@
           <w:sz w:val="28"/>
           <w:szCs w:val="28"/>
         </w:rPr>
-        <w:t xml:space="preserve">ОС (Операционная система) – программное обеспечение, управляющее ресурсами компьютера и обеспечивающее работу приложений (например: Windows, Linux, macOS).  </w:t>
+        <w:t xml:space="preserve">ОС (Операционная система) – программное обеспечение, управляющее ресурсами компьютера и обеспечивающее работу приложений (например: Windows, Linux, </w:t>
+      </w:r>
+      <w:proofErr w:type="spellStart"/>
+      <w:r>
+        <w:rPr>
+          <w:rFonts w:ascii="Times New Roman" w:hAnsi="Times New Roman" w:cs="Times New Roman"/>
+          <w:sz w:val="28"/>
+          <w:szCs w:val="28"/>
+        </w:rPr>
+        <w:t>macOS</w:t>
+      </w:r>
+      <w:proofErr w:type="spellEnd"/>
+      <w:r>
+        <w:rPr>
+          <w:rFonts w:ascii="Times New Roman" w:hAnsi="Times New Roman" w:cs="Times New Roman"/>
+          <w:sz w:val="28"/>
+          <w:szCs w:val="28"/>
+        </w:rPr>
+        <w:t xml:space="preserve">).  </w:t>
       </w:r>
     </w:p>
     <w:p>
@@ -3594,7 +3688,25 @@
           <w:sz w:val="28"/>
           <w:szCs w:val="28"/>
         </w:rPr>
-        <w:t xml:space="preserve">БД (База данных) – организованная структура для хранения, поиска и управления данными (например: реляционные, NoSQL).  </w:t>
+        <w:t xml:space="preserve">БД (База данных) – организованная структура для хранения, поиска и управления данными (например: реляционные, </w:t>
+      </w:r>
+      <w:proofErr w:type="spellStart"/>
+      <w:r>
+        <w:rPr>
+          <w:rFonts w:ascii="Times New Roman" w:hAnsi="Times New Roman" w:cs="Times New Roman"/>
+          <w:sz w:val="28"/>
+          <w:szCs w:val="28"/>
+        </w:rPr>
+        <w:t>NoSQL</w:t>
+      </w:r>
+      <w:proofErr w:type="spellEnd"/>
+      <w:r>
+        <w:rPr>
+          <w:rFonts w:ascii="Times New Roman" w:hAnsi="Times New Roman" w:cs="Times New Roman"/>
+          <w:sz w:val="28"/>
+          <w:szCs w:val="28"/>
+        </w:rPr>
+        <w:t xml:space="preserve">).  </w:t>
       </w:r>
     </w:p>
     <w:p>
@@ -3625,7 +3737,43 @@
           <w:szCs w:val="28"/>
         </w:rPr>
         <w:lastRenderedPageBreak/>
-        <w:t xml:space="preserve">СУБД (Система управления базами данных) – ПО для создания, администрирования и взаимодействия с БД (например: PostgreSQL, MySQL, MongoDB).  </w:t>
+        <w:t xml:space="preserve">СУБД (Система управления базами данных) – ПО для создания, администрирования и взаимодействия с БД (например: </w:t>
+      </w:r>
+      <w:proofErr w:type="spellStart"/>
+      <w:r>
+        <w:rPr>
+          <w:rFonts w:ascii="Times New Roman" w:hAnsi="Times New Roman" w:cs="Times New Roman"/>
+          <w:sz w:val="28"/>
+          <w:szCs w:val="28"/>
+        </w:rPr>
+        <w:t>PostgreSQL</w:t>
+      </w:r>
+      <w:proofErr w:type="spellEnd"/>
+      <w:r>
+        <w:rPr>
+          <w:rFonts w:ascii="Times New Roman" w:hAnsi="Times New Roman" w:cs="Times New Roman"/>
+          <w:sz w:val="28"/>
+          <w:szCs w:val="28"/>
+        </w:rPr>
+        <w:t xml:space="preserve">, MySQL, </w:t>
+      </w:r>
+      <w:proofErr w:type="spellStart"/>
+      <w:r>
+        <w:rPr>
+          <w:rFonts w:ascii="Times New Roman" w:hAnsi="Times New Roman" w:cs="Times New Roman"/>
+          <w:sz w:val="28"/>
+          <w:szCs w:val="28"/>
+        </w:rPr>
+        <w:t>MongoDB</w:t>
+      </w:r>
+      <w:proofErr w:type="spellEnd"/>
+      <w:r>
+        <w:rPr>
+          <w:rFonts w:ascii="Times New Roman" w:hAnsi="Times New Roman" w:cs="Times New Roman"/>
+          <w:sz w:val="28"/>
+          <w:szCs w:val="28"/>
+        </w:rPr>
+        <w:t xml:space="preserve">).  </w:t>
       </w:r>
     </w:p>
     <w:p>
@@ -3688,13 +3836,23 @@
           <w:szCs w:val="28"/>
         </w:rPr>
       </w:pPr>
-      <w:r>
-        <w:rPr>
-          <w:rFonts w:ascii="Times New Roman" w:hAnsi="Times New Roman" w:cs="Times New Roman"/>
-          <w:sz w:val="28"/>
-          <w:szCs w:val="28"/>
-        </w:rPr>
-        <w:t>PostgreSQL – мощная реляционная СУБД с открытым исходным кодом, поддерживающая расширяемость и сложные запросы.</w:t>
+      <w:proofErr w:type="spellStart"/>
+      <w:r>
+        <w:rPr>
+          <w:rFonts w:ascii="Times New Roman" w:hAnsi="Times New Roman" w:cs="Times New Roman"/>
+          <w:sz w:val="28"/>
+          <w:szCs w:val="28"/>
+        </w:rPr>
+        <w:t>PostgreSQL</w:t>
+      </w:r>
+      <w:proofErr w:type="spellEnd"/>
+      <w:r>
+        <w:rPr>
+          <w:rFonts w:ascii="Times New Roman" w:hAnsi="Times New Roman" w:cs="Times New Roman"/>
+          <w:sz w:val="28"/>
+          <w:szCs w:val="28"/>
+        </w:rPr>
+        <w:t xml:space="preserve"> – мощная реляционная СУБД с открытым исходным кодом, поддерживающая расширяемость и сложные запросы.</w:t>
       </w:r>
       <w:r>
         <w:rPr>
@@ -3980,13 +4138,23 @@
           <w:szCs w:val="28"/>
         </w:rPr>
       </w:pPr>
-      <w:r>
-        <w:rPr>
-          <w:rFonts w:ascii="Times New Roman" w:hAnsi="Times New Roman" w:cs="Times New Roman"/>
-          <w:sz w:val="28"/>
-          <w:szCs w:val="28"/>
-        </w:rPr>
-        <w:t>Root-доступ — права суперпользователя для администрирования системы.</w:t>
+      <w:proofErr w:type="spellStart"/>
+      <w:r>
+        <w:rPr>
+          <w:rFonts w:ascii="Times New Roman" w:hAnsi="Times New Roman" w:cs="Times New Roman"/>
+          <w:sz w:val="28"/>
+          <w:szCs w:val="28"/>
+        </w:rPr>
+        <w:t>Root</w:t>
+      </w:r>
+      <w:proofErr w:type="spellEnd"/>
+      <w:r>
+        <w:rPr>
+          <w:rFonts w:ascii="Times New Roman" w:hAnsi="Times New Roman" w:cs="Times New Roman"/>
+          <w:sz w:val="28"/>
+          <w:szCs w:val="28"/>
+        </w:rPr>
+        <w:t>-доступ — права суперпользователя для администрирования системы.</w:t>
       </w:r>
     </w:p>
     <w:p>
@@ -4755,6 +4923,7 @@
         </w:rPr>
         <w:t xml:space="preserve">. </w:t>
       </w:r>
+      <w:proofErr w:type="spellStart"/>
       <w:r>
         <w:rPr>
           <w:rFonts w:ascii="Times New Roman" w:hAnsi="Times New Roman" w:cs="Times New Roman"/>
@@ -4766,6 +4935,7 @@
         </w:rPr>
         <w:t>Фронтенд</w:t>
       </w:r>
+      <w:proofErr w:type="spellEnd"/>
       <w:r>
         <w:rPr>
           <w:rFonts w:ascii="Times New Roman" w:hAnsi="Times New Roman" w:cs="Times New Roman"/>
@@ -5240,8 +5410,9 @@
           <w:sz w:val="28"/>
           <w:szCs w:val="28"/>
         </w:rPr>
-        <w:t>), Предпродакшн (</w:t>
-      </w:r>
+        <w:t xml:space="preserve">), </w:t>
+      </w:r>
+      <w:proofErr w:type="spellStart"/>
       <w:r>
         <w:rPr>
           <w:rFonts w:ascii="Times New Roman" w:hAnsi="Times New Roman" w:cs="Times New Roman"/>
@@ -5250,10 +5421,10 @@
           <w:color w:val="auto"/>
           <w:sz w:val="28"/>
           <w:szCs w:val="28"/>
-          <w:lang w:val="en-US"/>
-        </w:rPr>
-        <w:t>s</w:t>
-      </w:r>
+        </w:rPr>
+        <w:t>Предпродакшн</w:t>
+      </w:r>
+      <w:proofErr w:type="spellEnd"/>
       <w:r>
         <w:rPr>
           <w:rFonts w:ascii="Times New Roman" w:hAnsi="Times New Roman" w:cs="Times New Roman"/>
@@ -5262,9 +5433,8 @@
           <w:color w:val="auto"/>
           <w:sz w:val="28"/>
           <w:szCs w:val="28"/>
-          <w:lang w:val="en-US"/>
-        </w:rPr>
-        <w:t>tage</w:t>
+        </w:rPr>
+        <w:t xml:space="preserve"> (</w:t>
       </w:r>
       <w:r>
         <w:rPr>
@@ -5274,8 +5444,9 @@
           <w:color w:val="auto"/>
           <w:sz w:val="28"/>
           <w:szCs w:val="28"/>
-        </w:rPr>
-        <w:t>), Продакшн (</w:t>
+          <w:lang w:val="en-US"/>
+        </w:rPr>
+        <w:t>s</w:t>
       </w:r>
       <w:r>
         <w:rPr>
@@ -5287,7 +5458,7 @@
           <w:szCs w:val="28"/>
           <w:lang w:val="en-US"/>
         </w:rPr>
-        <w:t>master</w:t>
+        <w:t>tage</w:t>
       </w:r>
       <w:r>
         <w:rPr>
@@ -5298,52 +5469,9 @@
           <w:sz w:val="28"/>
           <w:szCs w:val="28"/>
         </w:rPr>
-        <w:t>),</w:t>
-      </w:r>
-    </w:p>
-    <w:p/>
-    <w:p>
-      <w:pPr>
-        <w:pStyle w:val="2"/>
-        <w:spacing w:line="240" w:lineRule="auto"/>
-        <w:jc w:val="both"/>
-        <w:rPr>
-          <w:rFonts w:ascii="Times New Roman" w:hAnsi="Times New Roman" w:cs="Times New Roman"/>
-          <w:sz w:val="28"/>
-          <w:szCs w:val="28"/>
-        </w:rPr>
-      </w:pPr>
-      <w:bookmarkStart w:id="10" w:name="_Toc207398782"/>
-      <w:r>
-        <w:rPr>
-          <w:rFonts w:ascii="Times New Roman" w:hAnsi="Times New Roman" w:cs="Times New Roman"/>
-          <w:sz w:val="28"/>
-          <w:szCs w:val="28"/>
-        </w:rPr>
-        <w:t>2.</w:t>
-      </w:r>
-      <w:r>
-        <w:rPr>
-          <w:rFonts w:ascii="Times New Roman" w:hAnsi="Times New Roman" w:cs="Times New Roman"/>
-          <w:sz w:val="28"/>
-          <w:szCs w:val="28"/>
-        </w:rPr>
-        <w:t>5</w:t>
-      </w:r>
-      <w:r>
-        <w:rPr>
-          <w:rFonts w:ascii="Times New Roman" w:hAnsi="Times New Roman" w:cs="Times New Roman"/>
-          <w:sz w:val="28"/>
-          <w:szCs w:val="28"/>
-        </w:rPr>
-        <w:t>. Основные функциональные возможности Системы</w:t>
-      </w:r>
-      <w:bookmarkEnd w:id="10"/>
-    </w:p>
-    <w:p>
-      <w:pPr>
-        <w:pStyle w:val="3"/>
-        <w:spacing w:before="0" w:line="240" w:lineRule="auto"/>
+        <w:t>), Продакшн (</w:t>
+      </w:r>
+      <w:r>
         <w:rPr>
           <w:rFonts w:ascii="Times New Roman" w:hAnsi="Times New Roman" w:cs="Times New Roman"/>
           <w:b w:val="0"/>
@@ -5351,13 +5479,11 @@
           <w:color w:val="auto"/>
           <w:sz w:val="28"/>
           <w:szCs w:val="28"/>
-        </w:rPr>
-      </w:pPr>
-    </w:p>
-    <w:p>
-      <w:pPr>
-        <w:pStyle w:val="3"/>
-        <w:spacing w:before="0" w:line="240" w:lineRule="auto"/>
+          <w:lang w:val="en-US"/>
+        </w:rPr>
+        <w:t>master</w:t>
+      </w:r>
+      <w:r>
         <w:rPr>
           <w:rFonts w:ascii="Times New Roman" w:hAnsi="Times New Roman" w:cs="Times New Roman"/>
           <w:b w:val="0"/>
@@ -5366,8 +5492,52 @@
           <w:sz w:val="28"/>
           <w:szCs w:val="28"/>
         </w:rPr>
-      </w:pPr>
-      <w:r>
+        <w:t>),</w:t>
+      </w:r>
+    </w:p>
+    <w:p/>
+    <w:p>
+      <w:pPr>
+        <w:pStyle w:val="2"/>
+        <w:spacing w:line="240" w:lineRule="auto"/>
+        <w:jc w:val="both"/>
+        <w:rPr>
+          <w:rFonts w:ascii="Times New Roman" w:hAnsi="Times New Roman" w:cs="Times New Roman"/>
+          <w:sz w:val="28"/>
+          <w:szCs w:val="28"/>
+        </w:rPr>
+      </w:pPr>
+      <w:bookmarkStart w:id="10" w:name="_Toc207398782"/>
+      <w:r>
+        <w:rPr>
+          <w:rFonts w:ascii="Times New Roman" w:hAnsi="Times New Roman" w:cs="Times New Roman"/>
+          <w:sz w:val="28"/>
+          <w:szCs w:val="28"/>
+        </w:rPr>
+        <w:t>2.</w:t>
+      </w:r>
+      <w:r>
+        <w:rPr>
+          <w:rFonts w:ascii="Times New Roman" w:hAnsi="Times New Roman" w:cs="Times New Roman"/>
+          <w:sz w:val="28"/>
+          <w:szCs w:val="28"/>
+        </w:rPr>
+        <w:t>5</w:t>
+      </w:r>
+      <w:r>
+        <w:rPr>
+          <w:rFonts w:ascii="Times New Roman" w:hAnsi="Times New Roman" w:cs="Times New Roman"/>
+          <w:sz w:val="28"/>
+          <w:szCs w:val="28"/>
+        </w:rPr>
+        <w:t>. Основные функциональные возможности Системы</w:t>
+      </w:r>
+      <w:bookmarkEnd w:id="10"/>
+    </w:p>
+    <w:p>
+      <w:pPr>
+        <w:pStyle w:val="3"/>
+        <w:spacing w:before="0" w:line="240" w:lineRule="auto"/>
         <w:rPr>
           <w:rFonts w:ascii="Times New Roman" w:hAnsi="Times New Roman" w:cs="Times New Roman"/>
           <w:b w:val="0"/>
@@ -5376,9 +5546,12 @@
           <w:sz w:val="28"/>
           <w:szCs w:val="28"/>
         </w:rPr>
-        <w:t>2.</w:t>
-      </w:r>
-      <w:r>
+      </w:pPr>
+    </w:p>
+    <w:p>
+      <w:pPr>
+        <w:pStyle w:val="3"/>
+        <w:spacing w:before="0" w:line="240" w:lineRule="auto"/>
         <w:rPr>
           <w:rFonts w:ascii="Times New Roman" w:hAnsi="Times New Roman" w:cs="Times New Roman"/>
           <w:b w:val="0"/>
@@ -5387,8 +5560,7 @@
           <w:sz w:val="28"/>
           <w:szCs w:val="28"/>
         </w:rPr>
-        <w:t>5</w:t>
-      </w:r>
+      </w:pPr>
       <w:r>
         <w:rPr>
           <w:rFonts w:ascii="Times New Roman" w:hAnsi="Times New Roman" w:cs="Times New Roman"/>
@@ -5398,7 +5570,7 @@
           <w:sz w:val="28"/>
           <w:szCs w:val="28"/>
         </w:rPr>
-        <w:t xml:space="preserve">.1. </w:t>
+        <w:t>2.</w:t>
       </w:r>
       <w:r>
         <w:rPr>
@@ -5409,7 +5581,53 @@
           <w:sz w:val="28"/>
           <w:szCs w:val="28"/>
         </w:rPr>
-        <w:t>Управление пользователями и ролями (Root, Администратор, Редактор, Читатель).</w:t>
+        <w:t>5</w:t>
+      </w:r>
+      <w:r>
+        <w:rPr>
+          <w:rFonts w:ascii="Times New Roman" w:hAnsi="Times New Roman" w:cs="Times New Roman"/>
+          <w:b w:val="0"/>
+          <w:bCs w:val="0"/>
+          <w:color w:val="auto"/>
+          <w:sz w:val="28"/>
+          <w:szCs w:val="28"/>
+        </w:rPr>
+        <w:t xml:space="preserve">.1. </w:t>
+      </w:r>
+      <w:r>
+        <w:rPr>
+          <w:rFonts w:ascii="Times New Roman" w:hAnsi="Times New Roman" w:cs="Times New Roman"/>
+          <w:b w:val="0"/>
+          <w:bCs w:val="0"/>
+          <w:color w:val="auto"/>
+          <w:sz w:val="28"/>
+          <w:szCs w:val="28"/>
+        </w:rPr>
+        <w:t>Управление пользователями и ролями (</w:t>
+      </w:r>
+      <w:proofErr w:type="spellStart"/>
+      <w:r>
+        <w:rPr>
+          <w:rFonts w:ascii="Times New Roman" w:hAnsi="Times New Roman" w:cs="Times New Roman"/>
+          <w:b w:val="0"/>
+          <w:bCs w:val="0"/>
+          <w:color w:val="auto"/>
+          <w:sz w:val="28"/>
+          <w:szCs w:val="28"/>
+        </w:rPr>
+        <w:t>Root</w:t>
+      </w:r>
+      <w:proofErr w:type="spellEnd"/>
+      <w:r>
+        <w:rPr>
+          <w:rFonts w:ascii="Times New Roman" w:hAnsi="Times New Roman" w:cs="Times New Roman"/>
+          <w:b w:val="0"/>
+          <w:bCs w:val="0"/>
+          <w:color w:val="auto"/>
+          <w:sz w:val="28"/>
+          <w:szCs w:val="28"/>
+        </w:rPr>
+        <w:t>, Администратор, Редактор, Читатель).</w:t>
       </w:r>
     </w:p>
     <w:p>
@@ -5430,6 +5648,7 @@
           <w:color w:val="auto"/>
           <w:sz w:val="28"/>
           <w:szCs w:val="28"/>
+          <w:lang w:val="en-US"/>
         </w:rPr>
       </w:pPr>
       <w:r>
@@ -5469,7 +5688,7 @@
           <w:sz w:val="28"/>
           <w:szCs w:val="28"/>
         </w:rPr>
-        <w:t xml:space="preserve">.1.1. </w:t>
+        <w:t>.1.1. Суперпользователь / Техническая поддержка</w:t>
       </w:r>
       <w:r>
         <w:rPr>
@@ -5483,20 +5702,7 @@
           <w:szCs w:val="28"/>
           <w:lang w:val="en-US"/>
         </w:rPr>
-        <w:t>Root</w:t>
-      </w:r>
-      <w:r>
-        <w:rPr>
-          <w:rFonts w:ascii="Times New Roman" w:hAnsi="Times New Roman" w:cs="Times New Roman"/>
-          <w:b w:val="0"/>
-          <w:bCs w:val="0"/>
-          <w:i w:val="0"/>
-          <w:iCs w:val="0"/>
-          <w:color w:val="auto"/>
-          <w:sz w:val="28"/>
-          <w:szCs w:val="28"/>
-        </w:rPr>
-        <w:t xml:space="preserve"> (Суперпользователь / Техническая поддержка)</w:t>
+        <w:t xml:space="preserve"> (Root)</w:t>
       </w:r>
     </w:p>
     <w:p>
@@ -5842,6 +6048,7 @@
           <w:color w:val="auto"/>
           <w:sz w:val="28"/>
           <w:szCs w:val="28"/>
+          <w:lang w:val="en-US"/>
         </w:rPr>
       </w:pPr>
       <w:r>
@@ -5908,6 +6115,20 @@
           <w:szCs w:val="28"/>
         </w:rPr>
         <w:t xml:space="preserve">. Администратор </w:t>
+      </w:r>
+      <w:r>
+        <w:rPr>
+          <w:rFonts w:ascii="Times New Roman" w:hAnsi="Times New Roman" w:cs="Times New Roman"/>
+          <w:b w:val="0"/>
+          <w:bCs w:val="0"/>
+          <w:i w:val="0"/>
+          <w:iCs w:val="0"/>
+          <w:color w:val="auto"/>
+          <w:sz w:val="28"/>
+          <w:szCs w:val="28"/>
+          <w:lang w:val="en-US"/>
+        </w:rPr>
+        <w:t>(Admin)</w:t>
       </w:r>
     </w:p>
     <w:p>
@@ -6245,6 +6466,7 @@
           <w:color w:val="auto"/>
           <w:sz w:val="28"/>
           <w:szCs w:val="28"/>
+          <w:lang w:val="en-US"/>
         </w:rPr>
       </w:pPr>
       <w:r>
@@ -6311,6 +6533,20 @@
           <w:szCs w:val="28"/>
         </w:rPr>
         <w:t xml:space="preserve">. Редактор </w:t>
+      </w:r>
+      <w:r>
+        <w:rPr>
+          <w:rFonts w:ascii="Times New Roman" w:hAnsi="Times New Roman" w:cs="Times New Roman"/>
+          <w:b w:val="0"/>
+          <w:bCs w:val="0"/>
+          <w:i w:val="0"/>
+          <w:iCs w:val="0"/>
+          <w:color w:val="auto"/>
+          <w:sz w:val="28"/>
+          <w:szCs w:val="28"/>
+          <w:lang w:val="en-US"/>
+        </w:rPr>
+        <w:t>(Editor)</w:t>
       </w:r>
     </w:p>
     <w:p>
@@ -6619,6 +6855,7 @@
           <w:color w:val="auto"/>
           <w:sz w:val="28"/>
           <w:szCs w:val="28"/>
+          <w:lang w:val="en-US"/>
         </w:rPr>
       </w:pPr>
       <w:r>
@@ -6685,6 +6922,20 @@
           <w:szCs w:val="28"/>
         </w:rPr>
         <w:t>. Читатель (Пользователь)</w:t>
+      </w:r>
+      <w:r>
+        <w:rPr>
+          <w:rFonts w:ascii="Times New Roman" w:hAnsi="Times New Roman" w:cs="Times New Roman"/>
+          <w:b w:val="0"/>
+          <w:bCs w:val="0"/>
+          <w:i w:val="0"/>
+          <w:iCs w:val="0"/>
+          <w:color w:val="auto"/>
+          <w:sz w:val="28"/>
+          <w:szCs w:val="28"/>
+          <w:lang w:val="en-US"/>
+        </w:rPr>
+        <w:t xml:space="preserve"> (Reader)</w:t>
       </w:r>
     </w:p>
     <w:p>
@@ -6826,8 +7077,19 @@
           <w:szCs w:val="28"/>
           <w:lang w:eastAsia="en-US"/>
         </w:rPr>
-        <w:t>Скачивание прикрепленных файлов .</w:t>
-      </w:r>
+        <w:t xml:space="preserve">Скачивание прикрепленных </w:t>
+      </w:r>
+      <w:proofErr w:type="gramStart"/>
+      <w:r>
+        <w:rPr>
+          <w:rFonts w:eastAsiaTheme="majorEastAsia"/>
+          <w:sz w:val="28"/>
+          <w:szCs w:val="28"/>
+          <w:lang w:eastAsia="en-US"/>
+        </w:rPr>
+        <w:t>файлов .</w:t>
+      </w:r>
+      <w:proofErr w:type="gramEnd"/>
     </w:p>
     <w:p>
       <w:pPr>
@@ -6916,7 +7178,27 @@
           <w:szCs w:val="28"/>
           <w:lang w:eastAsia="en-US"/>
         </w:rPr>
-        <w:t>Нет доступа к служебной информации (логи, настройки).</w:t>
+        <w:t>Нет доступа к служебной информации (</w:t>
+      </w:r>
+      <w:proofErr w:type="spellStart"/>
+      <w:r>
+        <w:rPr>
+          <w:rFonts w:eastAsiaTheme="majorEastAsia"/>
+          <w:sz w:val="28"/>
+          <w:szCs w:val="28"/>
+          <w:lang w:eastAsia="en-US"/>
+        </w:rPr>
+        <w:t>логи</w:t>
+      </w:r>
+      <w:proofErr w:type="spellEnd"/>
+      <w:r>
+        <w:rPr>
+          <w:rFonts w:eastAsiaTheme="majorEastAsia"/>
+          <w:sz w:val="28"/>
+          <w:szCs w:val="28"/>
+          <w:lang w:eastAsia="en-US"/>
+        </w:rPr>
+        <w:t>, настройки).</w:t>
       </w:r>
     </w:p>
     <w:p>
@@ -8461,6 +8743,7 @@
           <w:lang w:eastAsia="en-US"/>
         </w:rPr>
       </w:pPr>
+      <w:proofErr w:type="spellStart"/>
       <w:r>
         <w:rPr>
           <w:rFonts w:eastAsiaTheme="minorEastAsia"/>
@@ -8468,7 +8751,17 @@
           <w:szCs w:val="28"/>
           <w:lang w:eastAsia="en-US"/>
         </w:rPr>
-        <w:t>Root, Администратор, Редактор, Читатель.</w:t>
+        <w:t>Root</w:t>
+      </w:r>
+      <w:proofErr w:type="spellEnd"/>
+      <w:r>
+        <w:rPr>
+          <w:rFonts w:eastAsiaTheme="minorEastAsia"/>
+          <w:sz w:val="28"/>
+          <w:szCs w:val="28"/>
+          <w:lang w:eastAsia="en-US"/>
+        </w:rPr>
+        <w:t>, Администратор, Редактор, Читатель.</w:t>
       </w:r>
     </w:p>
     <w:p>
@@ -8512,7 +8805,27 @@
           <w:szCs w:val="28"/>
           <w:lang w:eastAsia="en-US"/>
         </w:rPr>
-        <w:t>Двухфакторная аутентификация (2FA) для Root и Администратор.</w:t>
+        <w:t xml:space="preserve">Двухфакторная аутентификация (2FA) для </w:t>
+      </w:r>
+      <w:proofErr w:type="spellStart"/>
+      <w:r>
+        <w:rPr>
+          <w:rFonts w:eastAsiaTheme="minorEastAsia"/>
+          <w:sz w:val="28"/>
+          <w:szCs w:val="28"/>
+          <w:lang w:eastAsia="en-US"/>
+        </w:rPr>
+        <w:t>Root</w:t>
+      </w:r>
+      <w:proofErr w:type="spellEnd"/>
+      <w:r>
+        <w:rPr>
+          <w:rFonts w:eastAsiaTheme="minorEastAsia"/>
+          <w:sz w:val="28"/>
+          <w:szCs w:val="28"/>
+          <w:lang w:eastAsia="en-US"/>
+        </w:rPr>
+        <w:t xml:space="preserve"> и Администратор.</w:t>
       </w:r>
     </w:p>
     <w:p>
@@ -8534,7 +8847,27 @@
           <w:szCs w:val="28"/>
           <w:lang w:eastAsia="en-US"/>
         </w:rPr>
-        <w:t>Подтверждение email при регистрации.</w:t>
+        <w:t xml:space="preserve">Подтверждение </w:t>
+      </w:r>
+      <w:proofErr w:type="spellStart"/>
+      <w:r>
+        <w:rPr>
+          <w:rFonts w:eastAsiaTheme="minorEastAsia"/>
+          <w:sz w:val="28"/>
+          <w:szCs w:val="28"/>
+          <w:lang w:eastAsia="en-US"/>
+        </w:rPr>
+        <w:t>email</w:t>
+      </w:r>
+      <w:proofErr w:type="spellEnd"/>
+      <w:r>
+        <w:rPr>
+          <w:rFonts w:eastAsiaTheme="minorEastAsia"/>
+          <w:sz w:val="28"/>
+          <w:szCs w:val="28"/>
+          <w:lang w:eastAsia="en-US"/>
+        </w:rPr>
+        <w:t xml:space="preserve"> при регистрации.</w:t>
       </w:r>
     </w:p>
     <w:p>
@@ -8572,7 +8905,43 @@
           <w:sz w:val="28"/>
           <w:szCs w:val="28"/>
         </w:rPr>
-        <w:t>- Технологии: Django Auth, HTTPS.</w:t>
+        <w:t xml:space="preserve">- Технологии: </w:t>
+      </w:r>
+      <w:proofErr w:type="spellStart"/>
+      <w:r>
+        <w:rPr>
+          <w:rFonts w:ascii="Times New Roman" w:hAnsi="Times New Roman" w:cs="Times New Roman"/>
+          <w:sz w:val="28"/>
+          <w:szCs w:val="28"/>
+        </w:rPr>
+        <w:t>Django</w:t>
+      </w:r>
+      <w:proofErr w:type="spellEnd"/>
+      <w:r>
+        <w:rPr>
+          <w:rFonts w:ascii="Times New Roman" w:hAnsi="Times New Roman" w:cs="Times New Roman"/>
+          <w:sz w:val="28"/>
+          <w:szCs w:val="28"/>
+        </w:rPr>
+        <w:t xml:space="preserve"> </w:t>
+      </w:r>
+      <w:proofErr w:type="spellStart"/>
+      <w:r>
+        <w:rPr>
+          <w:rFonts w:ascii="Times New Roman" w:hAnsi="Times New Roman" w:cs="Times New Roman"/>
+          <w:sz w:val="28"/>
+          <w:szCs w:val="28"/>
+        </w:rPr>
+        <w:t>Auth</w:t>
+      </w:r>
+      <w:proofErr w:type="spellEnd"/>
+      <w:r>
+        <w:rPr>
+          <w:rFonts w:ascii="Times New Roman" w:hAnsi="Times New Roman" w:cs="Times New Roman"/>
+          <w:sz w:val="28"/>
+          <w:szCs w:val="28"/>
+        </w:rPr>
+        <w:t>, HTTPS.</w:t>
       </w:r>
     </w:p>
     <w:p>
@@ -8668,7 +9037,43 @@
           <w:sz w:val="28"/>
           <w:szCs w:val="28"/>
         </w:rPr>
-        <w:t>- Технологии: Django Admin, Postgres.</w:t>
+        <w:t xml:space="preserve">- Технологии: </w:t>
+      </w:r>
+      <w:proofErr w:type="spellStart"/>
+      <w:r>
+        <w:rPr>
+          <w:rFonts w:ascii="Times New Roman" w:hAnsi="Times New Roman" w:cs="Times New Roman"/>
+          <w:sz w:val="28"/>
+          <w:szCs w:val="28"/>
+        </w:rPr>
+        <w:t>Django</w:t>
+      </w:r>
+      <w:proofErr w:type="spellEnd"/>
+      <w:r>
+        <w:rPr>
+          <w:rFonts w:ascii="Times New Roman" w:hAnsi="Times New Roman" w:cs="Times New Roman"/>
+          <w:sz w:val="28"/>
+          <w:szCs w:val="28"/>
+        </w:rPr>
+        <w:t xml:space="preserve"> Admin, </w:t>
+      </w:r>
+      <w:proofErr w:type="spellStart"/>
+      <w:r>
+        <w:rPr>
+          <w:rFonts w:ascii="Times New Roman" w:hAnsi="Times New Roman" w:cs="Times New Roman"/>
+          <w:sz w:val="28"/>
+          <w:szCs w:val="28"/>
+        </w:rPr>
+        <w:t>Postgres</w:t>
+      </w:r>
+      <w:proofErr w:type="spellEnd"/>
+      <w:r>
+        <w:rPr>
+          <w:rFonts w:ascii="Times New Roman" w:hAnsi="Times New Roman" w:cs="Times New Roman"/>
+          <w:sz w:val="28"/>
+          <w:szCs w:val="28"/>
+        </w:rPr>
+        <w:t>.</w:t>
       </w:r>
     </w:p>
     <w:p>
@@ -8992,6 +9397,7 @@
         </w:rPr>
         <w:t>Поддержка полнотекстового поиска (</w:t>
       </w:r>
+      <w:proofErr w:type="spellStart"/>
       <w:r>
         <w:rPr>
           <w:rFonts w:ascii="Times New Roman" w:hAnsi="Times New Roman" w:cs="Times New Roman"/>
@@ -9000,6 +9406,7 @@
         </w:rPr>
         <w:t>Postgres</w:t>
       </w:r>
+      <w:proofErr w:type="spellEnd"/>
       <w:r>
         <w:rPr>
           <w:rFonts w:ascii="Times New Roman" w:hAnsi="Times New Roman" w:cs="Times New Roman"/>
@@ -9008,6 +9415,7 @@
         </w:rPr>
         <w:t xml:space="preserve"> </w:t>
       </w:r>
+      <w:proofErr w:type="spellStart"/>
       <w:r>
         <w:rPr>
           <w:rFonts w:ascii="Times New Roman" w:hAnsi="Times New Roman" w:cs="Times New Roman"/>
@@ -9017,6 +9425,7 @@
         </w:rPr>
         <w:t>pg</w:t>
       </w:r>
+      <w:proofErr w:type="spellEnd"/>
       <w:r>
         <w:rPr>
           <w:rFonts w:ascii="Times New Roman" w:hAnsi="Times New Roman" w:cs="Times New Roman"/>
@@ -9025,6 +9434,7 @@
         </w:rPr>
         <w:t>_</w:t>
       </w:r>
+      <w:proofErr w:type="spellStart"/>
       <w:r>
         <w:rPr>
           <w:rFonts w:ascii="Times New Roman" w:hAnsi="Times New Roman" w:cs="Times New Roman"/>
@@ -9034,6 +9444,7 @@
         </w:rPr>
         <w:t>trgm</w:t>
       </w:r>
+      <w:proofErr w:type="spellEnd"/>
       <w:r>
         <w:rPr>
           <w:rFonts w:ascii="Times New Roman" w:hAnsi="Times New Roman" w:cs="Times New Roman"/>
@@ -9042,6 +9453,7 @@
         </w:rPr>
         <w:t xml:space="preserve">, </w:t>
       </w:r>
+      <w:proofErr w:type="spellStart"/>
       <w:r>
         <w:rPr>
           <w:rFonts w:ascii="Times New Roman" w:hAnsi="Times New Roman" w:cs="Times New Roman"/>
@@ -9051,6 +9463,7 @@
         </w:rPr>
         <w:t>tsvector</w:t>
       </w:r>
+      <w:proofErr w:type="spellEnd"/>
       <w:r>
         <w:rPr>
           <w:rFonts w:ascii="Times New Roman" w:hAnsi="Times New Roman" w:cs="Times New Roman"/>
@@ -9206,7 +9619,25 @@
           <w:sz w:val="28"/>
           <w:szCs w:val="28"/>
         </w:rPr>
-        <w:t>- Технологии: Django ORM, JavaScript (AJAX).</w:t>
+        <w:t xml:space="preserve">- Технологии: </w:t>
+      </w:r>
+      <w:proofErr w:type="spellStart"/>
+      <w:r>
+        <w:rPr>
+          <w:rFonts w:ascii="Times New Roman" w:hAnsi="Times New Roman" w:cs="Times New Roman"/>
+          <w:sz w:val="28"/>
+          <w:szCs w:val="28"/>
+        </w:rPr>
+        <w:t>Django</w:t>
+      </w:r>
+      <w:proofErr w:type="spellEnd"/>
+      <w:r>
+        <w:rPr>
+          <w:rFonts w:ascii="Times New Roman" w:hAnsi="Times New Roman" w:cs="Times New Roman"/>
+          <w:sz w:val="28"/>
+          <w:szCs w:val="28"/>
+        </w:rPr>
+        <w:t xml:space="preserve"> ORM, JavaScript (AJAX).</w:t>
       </w:r>
     </w:p>
     <w:p>
@@ -9283,7 +9714,25 @@
           <w:sz w:val="28"/>
           <w:szCs w:val="28"/>
         </w:rPr>
-        <w:t>- Технологии: Django Storage, AWS S3 (опционально).</w:t>
+        <w:t xml:space="preserve">- Технологии: </w:t>
+      </w:r>
+      <w:proofErr w:type="spellStart"/>
+      <w:r>
+        <w:rPr>
+          <w:rFonts w:ascii="Times New Roman" w:hAnsi="Times New Roman" w:cs="Times New Roman"/>
+          <w:sz w:val="28"/>
+          <w:szCs w:val="28"/>
+        </w:rPr>
+        <w:t>Django</w:t>
+      </w:r>
+      <w:proofErr w:type="spellEnd"/>
+      <w:r>
+        <w:rPr>
+          <w:rFonts w:ascii="Times New Roman" w:hAnsi="Times New Roman" w:cs="Times New Roman"/>
+          <w:sz w:val="28"/>
+          <w:szCs w:val="28"/>
+        </w:rPr>
+        <w:t xml:space="preserve"> Storage, AWS S3 (опционально).</w:t>
       </w:r>
     </w:p>
     <w:p>
@@ -9338,7 +9787,25 @@
           <w:sz w:val="28"/>
           <w:szCs w:val="28"/>
         </w:rPr>
-        <w:t>- Цель: Просматривать действия пользователей</w:t>
+        <w:t>- Цель</w:t>
+      </w:r>
+      <w:proofErr w:type="gramStart"/>
+      <w:r>
+        <w:rPr>
+          <w:rFonts w:ascii="Times New Roman" w:hAnsi="Times New Roman" w:cs="Times New Roman"/>
+          <w:sz w:val="28"/>
+          <w:szCs w:val="28"/>
+        </w:rPr>
+        <w:t>: Просматривать</w:t>
+      </w:r>
+      <w:proofErr w:type="gramEnd"/>
+      <w:r>
+        <w:rPr>
+          <w:rFonts w:ascii="Times New Roman" w:hAnsi="Times New Roman" w:cs="Times New Roman"/>
+          <w:sz w:val="28"/>
+          <w:szCs w:val="28"/>
+        </w:rPr>
+        <w:t xml:space="preserve"> действия пользователей</w:t>
       </w:r>
       <w:r>
         <w:rPr>
@@ -9556,26 +10023,98 @@
           <w:sz w:val="28"/>
           <w:szCs w:val="28"/>
         </w:rPr>
-        <w:t>- Логирование: Запись всех действий пользователей (Django Logging).</w:t>
-      </w:r>
-    </w:p>
-    <w:p>
-      <w:pPr>
-        <w:spacing w:after="0" w:line="240" w:lineRule="auto"/>
-        <w:jc w:val="both"/>
-        <w:rPr>
-          <w:rFonts w:ascii="Times New Roman" w:hAnsi="Times New Roman" w:cs="Times New Roman"/>
-          <w:sz w:val="28"/>
-          <w:szCs w:val="28"/>
-        </w:rPr>
-      </w:pPr>
-      <w:r>
-        <w:rPr>
-          <w:rFonts w:ascii="Times New Roman" w:hAnsi="Times New Roman" w:cs="Times New Roman"/>
-          <w:sz w:val="28"/>
-          <w:szCs w:val="28"/>
-        </w:rPr>
-        <w:t>- Безопасность: Защита от SQL-инъекций, XSS (Django Security Middleware).</w:t>
+        <w:t>- Логирование: Запись всех действий пользователей (</w:t>
+      </w:r>
+      <w:proofErr w:type="spellStart"/>
+      <w:r>
+        <w:rPr>
+          <w:rFonts w:ascii="Times New Roman" w:hAnsi="Times New Roman" w:cs="Times New Roman"/>
+          <w:sz w:val="28"/>
+          <w:szCs w:val="28"/>
+        </w:rPr>
+        <w:t>Django</w:t>
+      </w:r>
+      <w:proofErr w:type="spellEnd"/>
+      <w:r>
+        <w:rPr>
+          <w:rFonts w:ascii="Times New Roman" w:hAnsi="Times New Roman" w:cs="Times New Roman"/>
+          <w:sz w:val="28"/>
+          <w:szCs w:val="28"/>
+        </w:rPr>
+        <w:t xml:space="preserve"> </w:t>
+      </w:r>
+      <w:proofErr w:type="spellStart"/>
+      <w:r>
+        <w:rPr>
+          <w:rFonts w:ascii="Times New Roman" w:hAnsi="Times New Roman" w:cs="Times New Roman"/>
+          <w:sz w:val="28"/>
+          <w:szCs w:val="28"/>
+        </w:rPr>
+        <w:t>Logging</w:t>
+      </w:r>
+      <w:proofErr w:type="spellEnd"/>
+      <w:r>
+        <w:rPr>
+          <w:rFonts w:ascii="Times New Roman" w:hAnsi="Times New Roman" w:cs="Times New Roman"/>
+          <w:sz w:val="28"/>
+          <w:szCs w:val="28"/>
+        </w:rPr>
+        <w:t>).</w:t>
+      </w:r>
+    </w:p>
+    <w:p>
+      <w:pPr>
+        <w:spacing w:after="0" w:line="240" w:lineRule="auto"/>
+        <w:jc w:val="both"/>
+        <w:rPr>
+          <w:rFonts w:ascii="Times New Roman" w:hAnsi="Times New Roman" w:cs="Times New Roman"/>
+          <w:sz w:val="28"/>
+          <w:szCs w:val="28"/>
+        </w:rPr>
+      </w:pPr>
+      <w:r>
+        <w:rPr>
+          <w:rFonts w:ascii="Times New Roman" w:hAnsi="Times New Roman" w:cs="Times New Roman"/>
+          <w:sz w:val="28"/>
+          <w:szCs w:val="28"/>
+        </w:rPr>
+        <w:t>- Безопасность: Защита от SQL-инъекций, XSS (</w:t>
+      </w:r>
+      <w:proofErr w:type="spellStart"/>
+      <w:r>
+        <w:rPr>
+          <w:rFonts w:ascii="Times New Roman" w:hAnsi="Times New Roman" w:cs="Times New Roman"/>
+          <w:sz w:val="28"/>
+          <w:szCs w:val="28"/>
+        </w:rPr>
+        <w:t>Django</w:t>
+      </w:r>
+      <w:proofErr w:type="spellEnd"/>
+      <w:r>
+        <w:rPr>
+          <w:rFonts w:ascii="Times New Roman" w:hAnsi="Times New Roman" w:cs="Times New Roman"/>
+          <w:sz w:val="28"/>
+          <w:szCs w:val="28"/>
+        </w:rPr>
+        <w:t xml:space="preserve"> Security </w:t>
+      </w:r>
+      <w:proofErr w:type="spellStart"/>
+      <w:r>
+        <w:rPr>
+          <w:rFonts w:ascii="Times New Roman" w:hAnsi="Times New Roman" w:cs="Times New Roman"/>
+          <w:sz w:val="28"/>
+          <w:szCs w:val="28"/>
+        </w:rPr>
+        <w:t>Middleware</w:t>
+      </w:r>
+      <w:proofErr w:type="spellEnd"/>
+      <w:r>
+        <w:rPr>
+          <w:rFonts w:ascii="Times New Roman" w:hAnsi="Times New Roman" w:cs="Times New Roman"/>
+          <w:sz w:val="28"/>
+          <w:szCs w:val="28"/>
+        </w:rPr>
+        <w:t>).</w:t>
       </w:r>
     </w:p>
     <w:p>
@@ -11412,7 +11951,16 @@
                 <w:sz w:val="28"/>
                 <w:szCs w:val="28"/>
               </w:rPr>
-              <w:t xml:space="preserve">Необязательное, формат:  </w:t>
+              <w:t xml:space="preserve">Необязательное, </w:t>
+            </w:r>
+            <w:proofErr w:type="gramStart"/>
+            <w:r>
+              <w:rPr>
+                <w:rFonts w:ascii="Times New Roman" w:hAnsi="Times New Roman" w:cs="Times New Roman"/>
+                <w:sz w:val="28"/>
+                <w:szCs w:val="28"/>
+              </w:rPr>
+              <w:t xml:space="preserve">формат:  </w:t>
             </w:r>
             <w:r>
               <w:rPr>
@@ -11421,7 +11969,17 @@
                 <w:szCs w:val="28"/>
                 <w:lang w:val="en-US"/>
               </w:rPr>
-              <w:t>JPEG/PNG</w:t>
+              <w:t>JPEG</w:t>
+            </w:r>
+            <w:proofErr w:type="gramEnd"/>
+            <w:r>
+              <w:rPr>
+                <w:rFonts w:ascii="Times New Roman" w:hAnsi="Times New Roman" w:cs="Times New Roman"/>
+                <w:sz w:val="28"/>
+                <w:szCs w:val="28"/>
+                <w:lang w:val="en-US"/>
+              </w:rPr>
+              <w:t>/PNG</w:t>
             </w:r>
           </w:p>
         </w:tc>
@@ -13778,6 +14336,7 @@
         </w:rPr>
         <w:t xml:space="preserve">   - </w:t>
       </w:r>
+      <w:proofErr w:type="spellStart"/>
       <w:r>
         <w:rPr>
           <w:rFonts w:ascii="Times New Roman" w:hAnsi="Times New Roman" w:cs="Times New Roman"/>
@@ -13788,6 +14347,7 @@
         </w:rPr>
         <w:t>id</w:t>
       </w:r>
+      <w:proofErr w:type="spellEnd"/>
       <w:r>
         <w:rPr>
           <w:rFonts w:ascii="Times New Roman" w:hAnsi="Times New Roman" w:cs="Times New Roman"/>
@@ -13815,6 +14375,7 @@
         </w:rPr>
         <w:t xml:space="preserve">   - </w:t>
       </w:r>
+      <w:proofErr w:type="spellStart"/>
       <w:r>
         <w:rPr>
           <w:rFonts w:ascii="Times New Roman" w:hAnsi="Times New Roman" w:cs="Times New Roman"/>
@@ -13825,6 +14386,7 @@
         </w:rPr>
         <w:t>username</w:t>
       </w:r>
+      <w:proofErr w:type="spellEnd"/>
       <w:r>
         <w:rPr>
           <w:rFonts w:ascii="Times New Roman" w:hAnsi="Times New Roman" w:cs="Times New Roman"/>
@@ -13852,6 +14414,7 @@
         </w:rPr>
         <w:t xml:space="preserve">   - </w:t>
       </w:r>
+      <w:proofErr w:type="spellStart"/>
       <w:r>
         <w:rPr>
           <w:rFonts w:ascii="Times New Roman" w:hAnsi="Times New Roman" w:cs="Times New Roman"/>
@@ -13880,13 +14443,32 @@
         </w:rPr>
         <w:t>hash</w:t>
       </w:r>
-      <w:r>
-        <w:rPr>
-          <w:rFonts w:ascii="Times New Roman" w:hAnsi="Times New Roman" w:cs="Times New Roman"/>
-          <w:sz w:val="28"/>
-          <w:szCs w:val="28"/>
-        </w:rPr>
-        <w:t xml:space="preserve"> - хеш пароля</w:t>
+      <w:proofErr w:type="spellEnd"/>
+      <w:r>
+        <w:rPr>
+          <w:rFonts w:ascii="Times New Roman" w:hAnsi="Times New Roman" w:cs="Times New Roman"/>
+          <w:sz w:val="28"/>
+          <w:szCs w:val="28"/>
+        </w:rPr>
+        <w:t xml:space="preserve"> - </w:t>
+      </w:r>
+      <w:proofErr w:type="spellStart"/>
+      <w:r>
+        <w:rPr>
+          <w:rFonts w:ascii="Times New Roman" w:hAnsi="Times New Roman" w:cs="Times New Roman"/>
+          <w:sz w:val="28"/>
+          <w:szCs w:val="28"/>
+        </w:rPr>
+        <w:t>хеш</w:t>
+      </w:r>
+      <w:proofErr w:type="spellEnd"/>
+      <w:r>
+        <w:rPr>
+          <w:rFonts w:ascii="Times New Roman" w:hAnsi="Times New Roman" w:cs="Times New Roman"/>
+          <w:sz w:val="28"/>
+          <w:szCs w:val="28"/>
+        </w:rPr>
+        <w:t xml:space="preserve"> пароля</w:t>
       </w:r>
     </w:p>
     <w:p>
@@ -13907,6 +14489,7 @@
         </w:rPr>
         <w:t xml:space="preserve">   - </w:t>
       </w:r>
+      <w:proofErr w:type="spellStart"/>
       <w:r>
         <w:rPr>
           <w:rFonts w:ascii="Times New Roman" w:hAnsi="Times New Roman" w:cs="Times New Roman"/>
@@ -13917,6 +14500,7 @@
         </w:rPr>
         <w:t>email</w:t>
       </w:r>
+      <w:proofErr w:type="spellEnd"/>
       <w:r>
         <w:rPr>
           <w:rFonts w:ascii="Times New Roman" w:hAnsi="Times New Roman" w:cs="Times New Roman"/>
@@ -13944,6 +14528,7 @@
         </w:rPr>
         <w:t xml:space="preserve">   - </w:t>
       </w:r>
+      <w:proofErr w:type="spellStart"/>
       <w:r>
         <w:rPr>
           <w:rFonts w:ascii="Times New Roman" w:hAnsi="Times New Roman" w:cs="Times New Roman"/>
@@ -13972,6 +14557,7 @@
         </w:rPr>
         <w:t>at</w:t>
       </w:r>
+      <w:proofErr w:type="spellEnd"/>
       <w:r>
         <w:rPr>
           <w:rFonts w:ascii="Times New Roman" w:hAnsi="Times New Roman" w:cs="Times New Roman"/>
@@ -13999,6 +14585,7 @@
         </w:rPr>
         <w:t xml:space="preserve">   - </w:t>
       </w:r>
+      <w:proofErr w:type="spellStart"/>
       <w:r>
         <w:rPr>
           <w:rFonts w:ascii="Times New Roman" w:hAnsi="Times New Roman" w:cs="Times New Roman"/>
@@ -14027,6 +14614,7 @@
         </w:rPr>
         <w:t>at</w:t>
       </w:r>
+      <w:proofErr w:type="spellEnd"/>
       <w:r>
         <w:rPr>
           <w:rFonts w:ascii="Times New Roman" w:hAnsi="Times New Roman" w:cs="Times New Roman"/>
@@ -14084,6 +14672,7 @@
         </w:rPr>
         <w:t xml:space="preserve">   - </w:t>
       </w:r>
+      <w:proofErr w:type="spellStart"/>
       <w:r>
         <w:rPr>
           <w:rFonts w:ascii="Times New Roman" w:hAnsi="Times New Roman" w:cs="Times New Roman"/>
@@ -14094,6 +14683,7 @@
         </w:rPr>
         <w:t>id</w:t>
       </w:r>
+      <w:proofErr w:type="spellEnd"/>
       <w:r>
         <w:rPr>
           <w:rFonts w:ascii="Times New Roman" w:hAnsi="Times New Roman" w:cs="Times New Roman"/>
@@ -14121,6 +14711,7 @@
         </w:rPr>
         <w:t xml:space="preserve">   - </w:t>
       </w:r>
+      <w:proofErr w:type="spellStart"/>
       <w:r>
         <w:rPr>
           <w:rFonts w:ascii="Times New Roman" w:hAnsi="Times New Roman" w:cs="Times New Roman"/>
@@ -14131,6 +14722,7 @@
         </w:rPr>
         <w:t>user_id</w:t>
       </w:r>
+      <w:proofErr w:type="spellEnd"/>
       <w:r>
         <w:rPr>
           <w:rFonts w:ascii="Times New Roman" w:hAnsi="Times New Roman" w:cs="Times New Roman"/>
@@ -14168,6 +14760,7 @@
         </w:rPr>
         <w:t xml:space="preserve">- </w:t>
       </w:r>
+      <w:proofErr w:type="spellStart"/>
       <w:r>
         <w:rPr>
           <w:rFonts w:ascii="Times New Roman" w:hAnsi="Times New Roman" w:cs="Times New Roman"/>
@@ -14179,6 +14772,7 @@
         </w:rPr>
         <w:t>role_id</w:t>
       </w:r>
+      <w:proofErr w:type="spellEnd"/>
       <w:r>
         <w:rPr>
           <w:rFonts w:ascii="Times New Roman" w:hAnsi="Times New Roman" w:cs="Times New Roman"/>
@@ -14246,6 +14840,7 @@
         </w:rPr>
         <w:t xml:space="preserve">   - </w:t>
       </w:r>
+      <w:proofErr w:type="spellStart"/>
       <w:r>
         <w:rPr>
           <w:rFonts w:ascii="Times New Roman" w:hAnsi="Times New Roman" w:cs="Times New Roman"/>
@@ -14256,6 +14851,7 @@
         </w:rPr>
         <w:t>id</w:t>
       </w:r>
+      <w:proofErr w:type="spellEnd"/>
       <w:r>
         <w:rPr>
           <w:rFonts w:ascii="Times New Roman" w:hAnsi="Times New Roman" w:cs="Times New Roman"/>
@@ -14283,6 +14879,7 @@
         </w:rPr>
         <w:t xml:space="preserve">   - </w:t>
       </w:r>
+      <w:proofErr w:type="spellStart"/>
       <w:r>
         <w:rPr>
           <w:rFonts w:ascii="Times New Roman" w:hAnsi="Times New Roman" w:cs="Times New Roman"/>
@@ -14293,6 +14890,7 @@
         </w:rPr>
         <w:t>name</w:t>
       </w:r>
+      <w:proofErr w:type="spellEnd"/>
       <w:r>
         <w:rPr>
           <w:rFonts w:ascii="Times New Roman" w:hAnsi="Times New Roman" w:cs="Times New Roman"/>
@@ -14320,6 +14918,7 @@
         </w:rPr>
         <w:t xml:space="preserve">   - </w:t>
       </w:r>
+      <w:proofErr w:type="spellStart"/>
       <w:r>
         <w:rPr>
           <w:rFonts w:ascii="Times New Roman" w:hAnsi="Times New Roman" w:cs="Times New Roman"/>
@@ -14330,6 +14929,7 @@
         </w:rPr>
         <w:t>description</w:t>
       </w:r>
+      <w:proofErr w:type="spellEnd"/>
       <w:r>
         <w:rPr>
           <w:rFonts w:ascii="Times New Roman" w:hAnsi="Times New Roman" w:cs="Times New Roman"/>
@@ -14387,6 +14987,7 @@
         </w:rPr>
         <w:t xml:space="preserve">   - </w:t>
       </w:r>
+      <w:proofErr w:type="spellStart"/>
       <w:r>
         <w:rPr>
           <w:rFonts w:ascii="Times New Roman" w:hAnsi="Times New Roman" w:cs="Times New Roman"/>
@@ -14397,6 +14998,7 @@
         </w:rPr>
         <w:t>id</w:t>
       </w:r>
+      <w:proofErr w:type="spellEnd"/>
       <w:r>
         <w:rPr>
           <w:rFonts w:ascii="Times New Roman" w:hAnsi="Times New Roman" w:cs="Times New Roman"/>
@@ -14424,6 +15026,7 @@
         </w:rPr>
         <w:t xml:space="preserve">   - </w:t>
       </w:r>
+      <w:proofErr w:type="spellStart"/>
       <w:r>
         <w:rPr>
           <w:rFonts w:ascii="Times New Roman" w:hAnsi="Times New Roman" w:cs="Times New Roman"/>
@@ -14434,6 +15037,7 @@
         </w:rPr>
         <w:t>name</w:t>
       </w:r>
+      <w:proofErr w:type="spellEnd"/>
       <w:r>
         <w:rPr>
           <w:rFonts w:ascii="Times New Roman" w:hAnsi="Times New Roman" w:cs="Times New Roman"/>
@@ -14624,6 +15228,7 @@
         </w:rPr>
         <w:t xml:space="preserve">- </w:t>
       </w:r>
+      <w:proofErr w:type="spellStart"/>
       <w:r>
         <w:rPr>
           <w:rFonts w:ascii="Times New Roman" w:hAnsi="Times New Roman" w:cs="Times New Roman"/>
@@ -14634,6 +15239,7 @@
         </w:rPr>
         <w:t>id</w:t>
       </w:r>
+      <w:proofErr w:type="spellEnd"/>
       <w:r>
         <w:rPr>
           <w:rFonts w:ascii="Times New Roman" w:hAnsi="Times New Roman" w:cs="Times New Roman"/>
@@ -14661,6 +15267,7 @@
         </w:rPr>
         <w:t xml:space="preserve">   - </w:t>
       </w:r>
+      <w:proofErr w:type="spellStart"/>
       <w:r>
         <w:rPr>
           <w:rFonts w:ascii="Times New Roman" w:hAnsi="Times New Roman" w:cs="Times New Roman"/>
@@ -14671,6 +15278,7 @@
         </w:rPr>
         <w:t>name</w:t>
       </w:r>
+      <w:proofErr w:type="spellEnd"/>
       <w:r>
         <w:rPr>
           <w:rFonts w:ascii="Times New Roman" w:hAnsi="Times New Roman" w:cs="Times New Roman"/>
@@ -14766,6 +15374,7 @@
         </w:rPr>
         <w:t xml:space="preserve">- </w:t>
       </w:r>
+      <w:proofErr w:type="spellStart"/>
       <w:r>
         <w:rPr>
           <w:rFonts w:ascii="Times New Roman" w:hAnsi="Times New Roman" w:cs="Times New Roman"/>
@@ -14777,6 +15386,7 @@
         </w:rPr>
         <w:t>created_by</w:t>
       </w:r>
+      <w:proofErr w:type="spellEnd"/>
       <w:r>
         <w:rPr>
           <w:rFonts w:ascii="Times New Roman" w:hAnsi="Times New Roman" w:cs="Times New Roman"/>
@@ -14822,6 +15432,7 @@
         </w:rPr>
         <w:t xml:space="preserve">- </w:t>
       </w:r>
+      <w:proofErr w:type="spellStart"/>
       <w:r>
         <w:rPr>
           <w:rFonts w:ascii="Times New Roman" w:hAnsi="Times New Roman" w:cs="Times New Roman"/>
@@ -14832,6 +15443,7 @@
         </w:rPr>
         <w:t>created_at</w:t>
       </w:r>
+      <w:proofErr w:type="spellEnd"/>
       <w:r>
         <w:rPr>
           <w:rFonts w:ascii="Times New Roman" w:hAnsi="Times New Roman" w:cs="Times New Roman"/>
@@ -14859,6 +15471,7 @@
         </w:rPr>
         <w:t xml:space="preserve">   - </w:t>
       </w:r>
+      <w:proofErr w:type="spellStart"/>
       <w:r>
         <w:rPr>
           <w:rFonts w:ascii="Times New Roman" w:hAnsi="Times New Roman" w:cs="Times New Roman"/>
@@ -14869,6 +15482,7 @@
         </w:rPr>
         <w:t>updated_at</w:t>
       </w:r>
+      <w:proofErr w:type="spellEnd"/>
       <w:r>
         <w:rPr>
           <w:rFonts w:ascii="Times New Roman" w:hAnsi="Times New Roman" w:cs="Times New Roman"/>
@@ -14999,6 +15613,7 @@
         </w:rPr>
         <w:t xml:space="preserve">- </w:t>
       </w:r>
+      <w:proofErr w:type="spellStart"/>
       <w:r>
         <w:rPr>
           <w:rFonts w:ascii="Times New Roman" w:hAnsi="Times New Roman" w:cs="Times New Roman"/>
@@ -15010,6 +15625,7 @@
         </w:rPr>
         <w:t>template_id</w:t>
       </w:r>
+      <w:proofErr w:type="spellEnd"/>
       <w:r>
         <w:rPr>
           <w:rFonts w:ascii="Times New Roman" w:hAnsi="Times New Roman" w:cs="Times New Roman"/>
@@ -15196,6 +15812,7 @@
         </w:rPr>
         <w:t xml:space="preserve">   - </w:t>
       </w:r>
+      <w:proofErr w:type="spellStart"/>
       <w:r>
         <w:rPr>
           <w:rFonts w:ascii="Times New Roman" w:hAnsi="Times New Roman" w:cs="Times New Roman"/>
@@ -15207,6 +15824,7 @@
         </w:rPr>
         <w:t>is_required</w:t>
       </w:r>
+      <w:proofErr w:type="spellEnd"/>
       <w:r>
         <w:rPr>
           <w:rFonts w:ascii="Times New Roman" w:hAnsi="Times New Roman" w:cs="Times New Roman"/>
@@ -15393,6 +16011,7 @@
         </w:rPr>
         <w:t xml:space="preserve">   - </w:t>
       </w:r>
+      <w:proofErr w:type="spellStart"/>
       <w:r>
         <w:rPr>
           <w:rFonts w:ascii="Times New Roman" w:hAnsi="Times New Roman" w:cs="Times New Roman"/>
@@ -15404,6 +16023,7 @@
         </w:rPr>
         <w:t>template_id</w:t>
       </w:r>
+      <w:proofErr w:type="spellEnd"/>
       <w:r>
         <w:rPr>
           <w:rFonts w:ascii="Times New Roman" w:hAnsi="Times New Roman" w:cs="Times New Roman"/>
@@ -15442,6 +16062,7 @@
         </w:rPr>
         <w:t xml:space="preserve">   - </w:t>
       </w:r>
+      <w:proofErr w:type="spellStart"/>
       <w:r>
         <w:rPr>
           <w:rFonts w:ascii="Times New Roman" w:hAnsi="Times New Roman" w:cs="Times New Roman"/>
@@ -15453,6 +16074,7 @@
         </w:rPr>
         <w:t>created_by</w:t>
       </w:r>
+      <w:proofErr w:type="spellEnd"/>
       <w:r>
         <w:rPr>
           <w:rFonts w:ascii="Times New Roman" w:hAnsi="Times New Roman" w:cs="Times New Roman"/>
@@ -15491,6 +16113,7 @@
         </w:rPr>
         <w:t xml:space="preserve">   - </w:t>
       </w:r>
+      <w:proofErr w:type="spellStart"/>
       <w:r>
         <w:rPr>
           <w:rFonts w:ascii="Times New Roman" w:hAnsi="Times New Roman" w:cs="Times New Roman"/>
@@ -15524,6 +16147,7 @@
         </w:rPr>
         <w:t>at</w:t>
       </w:r>
+      <w:proofErr w:type="spellEnd"/>
       <w:r>
         <w:rPr>
           <w:rFonts w:ascii="Times New Roman" w:hAnsi="Times New Roman" w:cs="Times New Roman"/>
@@ -15586,6 +16210,7 @@
         </w:rPr>
         <w:t xml:space="preserve">- </w:t>
       </w:r>
+      <w:proofErr w:type="spellStart"/>
       <w:r>
         <w:rPr>
           <w:rFonts w:ascii="Times New Roman" w:hAnsi="Times New Roman" w:cs="Times New Roman"/>
@@ -15596,6 +16221,7 @@
         </w:rPr>
         <w:t>updated_at</w:t>
       </w:r>
+      <w:proofErr w:type="spellEnd"/>
       <w:r>
         <w:rPr>
           <w:rFonts w:ascii="Times New Roman" w:hAnsi="Times New Roman" w:cs="Times New Roman"/>
@@ -15653,6 +16279,7 @@
         </w:rPr>
         <w:t xml:space="preserve">   - </w:t>
       </w:r>
+      <w:proofErr w:type="spellStart"/>
       <w:r>
         <w:rPr>
           <w:rFonts w:ascii="Times New Roman" w:hAnsi="Times New Roman" w:cs="Times New Roman"/>
@@ -15663,6 +16290,7 @@
         </w:rPr>
         <w:t>id</w:t>
       </w:r>
+      <w:proofErr w:type="spellEnd"/>
       <w:r>
         <w:rPr>
           <w:rFonts w:ascii="Times New Roman" w:hAnsi="Times New Roman" w:cs="Times New Roman"/>
@@ -15818,6 +16446,7 @@
         </w:rPr>
         <w:t xml:space="preserve">- </w:t>
       </w:r>
+      <w:proofErr w:type="spellStart"/>
       <w:r>
         <w:rPr>
           <w:rFonts w:ascii="Times New Roman" w:hAnsi="Times New Roman" w:cs="Times New Roman"/>
@@ -15829,6 +16458,7 @@
         </w:rPr>
         <w:t>field_id</w:t>
       </w:r>
+      <w:proofErr w:type="spellEnd"/>
       <w:r>
         <w:rPr>
           <w:rFonts w:ascii="Times New Roman" w:hAnsi="Times New Roman" w:cs="Times New Roman"/>
@@ -15874,6 +16504,7 @@
         </w:rPr>
         <w:t xml:space="preserve">- </w:t>
       </w:r>
+      <w:proofErr w:type="spellStart"/>
       <w:r>
         <w:rPr>
           <w:rFonts w:ascii="Times New Roman" w:hAnsi="Times New Roman" w:cs="Times New Roman"/>
@@ -15884,6 +16515,7 @@
         </w:rPr>
         <w:t>value_text</w:t>
       </w:r>
+      <w:proofErr w:type="spellEnd"/>
       <w:r>
         <w:rPr>
           <w:rFonts w:ascii="Times New Roman" w:hAnsi="Times New Roman" w:cs="Times New Roman"/>
@@ -15911,6 +16543,7 @@
         </w:rPr>
         <w:t xml:space="preserve">   - </w:t>
       </w:r>
+      <w:proofErr w:type="spellStart"/>
       <w:r>
         <w:rPr>
           <w:rFonts w:ascii="Times New Roman" w:hAnsi="Times New Roman" w:cs="Times New Roman"/>
@@ -15921,6 +16554,7 @@
         </w:rPr>
         <w:t>value_number</w:t>
       </w:r>
+      <w:proofErr w:type="spellEnd"/>
       <w:r>
         <w:rPr>
           <w:rFonts w:ascii="Times New Roman" w:hAnsi="Times New Roman" w:cs="Times New Roman"/>
@@ -15958,6 +16592,7 @@
         </w:rPr>
         <w:t xml:space="preserve">- </w:t>
       </w:r>
+      <w:proofErr w:type="spellStart"/>
       <w:r>
         <w:rPr>
           <w:rFonts w:ascii="Times New Roman" w:hAnsi="Times New Roman" w:cs="Times New Roman"/>
@@ -15969,6 +16604,7 @@
         </w:rPr>
         <w:t>value_date</w:t>
       </w:r>
+      <w:proofErr w:type="spellEnd"/>
       <w:r>
         <w:rPr>
           <w:rFonts w:ascii="Times New Roman" w:hAnsi="Times New Roman" w:cs="Times New Roman"/>
@@ -16016,6 +16652,7 @@
         </w:rPr>
         <w:t xml:space="preserve">- </w:t>
       </w:r>
+      <w:proofErr w:type="spellStart"/>
       <w:r>
         <w:rPr>
           <w:rFonts w:ascii="Times New Roman" w:hAnsi="Times New Roman" w:cs="Times New Roman"/>
@@ -16027,6 +16664,7 @@
         </w:rPr>
         <w:t>value_boolean</w:t>
       </w:r>
+      <w:proofErr w:type="spellEnd"/>
       <w:r>
         <w:rPr>
           <w:rFonts w:ascii="Times New Roman" w:hAnsi="Times New Roman" w:cs="Times New Roman"/>
@@ -16082,6 +16720,7 @@
         </w:rPr>
         <w:t xml:space="preserve">   - </w:t>
       </w:r>
+      <w:proofErr w:type="spellStart"/>
       <w:r>
         <w:rPr>
           <w:rFonts w:ascii="Times New Roman" w:hAnsi="Times New Roman" w:cs="Times New Roman"/>
@@ -16093,6 +16732,7 @@
         </w:rPr>
         <w:t>file_id</w:t>
       </w:r>
+      <w:proofErr w:type="spellEnd"/>
       <w:r>
         <w:rPr>
           <w:rFonts w:ascii="Times New Roman" w:hAnsi="Times New Roman" w:cs="Times New Roman"/>
@@ -16160,6 +16800,7 @@
         </w:rPr>
         <w:t xml:space="preserve">   - </w:t>
       </w:r>
+      <w:proofErr w:type="spellStart"/>
       <w:r>
         <w:rPr>
           <w:rFonts w:ascii="Times New Roman" w:hAnsi="Times New Roman" w:cs="Times New Roman"/>
@@ -16170,6 +16811,7 @@
         </w:rPr>
         <w:t>id</w:t>
       </w:r>
+      <w:proofErr w:type="spellEnd"/>
       <w:r>
         <w:rPr>
           <w:rFonts w:ascii="Times New Roman" w:hAnsi="Times New Roman" w:cs="Times New Roman"/>
@@ -16197,6 +16839,7 @@
         </w:rPr>
         <w:t xml:space="preserve">   - </w:t>
       </w:r>
+      <w:proofErr w:type="spellStart"/>
       <w:r>
         <w:rPr>
           <w:rFonts w:ascii="Times New Roman" w:hAnsi="Times New Roman" w:cs="Times New Roman"/>
@@ -16207,6 +16850,7 @@
         </w:rPr>
         <w:t>original_name</w:t>
       </w:r>
+      <w:proofErr w:type="spellEnd"/>
       <w:r>
         <w:rPr>
           <w:rFonts w:ascii="Times New Roman" w:hAnsi="Times New Roman" w:cs="Times New Roman"/>
@@ -16234,6 +16878,7 @@
         </w:rPr>
         <w:t xml:space="preserve">   - </w:t>
       </w:r>
+      <w:proofErr w:type="spellStart"/>
       <w:r>
         <w:rPr>
           <w:rFonts w:ascii="Times New Roman" w:hAnsi="Times New Roman" w:cs="Times New Roman"/>
@@ -16244,6 +16889,7 @@
         </w:rPr>
         <w:t>storage_path</w:t>
       </w:r>
+      <w:proofErr w:type="spellEnd"/>
       <w:r>
         <w:rPr>
           <w:rFonts w:ascii="Times New Roman" w:hAnsi="Times New Roman" w:cs="Times New Roman"/>
@@ -16271,6 +16917,7 @@
         </w:rPr>
         <w:t xml:space="preserve">   - </w:t>
       </w:r>
+      <w:proofErr w:type="spellStart"/>
       <w:r>
         <w:rPr>
           <w:rFonts w:ascii="Times New Roman" w:hAnsi="Times New Roman" w:cs="Times New Roman"/>
@@ -16281,6 +16928,7 @@
         </w:rPr>
         <w:t>file_type</w:t>
       </w:r>
+      <w:proofErr w:type="spellEnd"/>
       <w:r>
         <w:rPr>
           <w:rFonts w:ascii="Times New Roman" w:hAnsi="Times New Roman" w:cs="Times New Roman"/>
@@ -16308,6 +16956,7 @@
         </w:rPr>
         <w:t xml:space="preserve">   - </w:t>
       </w:r>
+      <w:proofErr w:type="spellStart"/>
       <w:r>
         <w:rPr>
           <w:rFonts w:ascii="Times New Roman" w:hAnsi="Times New Roman" w:cs="Times New Roman"/>
@@ -16318,6 +16967,7 @@
         </w:rPr>
         <w:t>size_bytes</w:t>
       </w:r>
+      <w:proofErr w:type="spellEnd"/>
       <w:r>
         <w:rPr>
           <w:rFonts w:ascii="Times New Roman" w:hAnsi="Times New Roman" w:cs="Times New Roman"/>
@@ -16537,6 +17187,7 @@
         </w:rPr>
         <w:t xml:space="preserve">- </w:t>
       </w:r>
+      <w:proofErr w:type="spellStart"/>
       <w:r>
         <w:rPr>
           <w:rFonts w:ascii="Times New Roman" w:hAnsi="Times New Roman" w:cs="Times New Roman"/>
@@ -16547,6 +17198,7 @@
         </w:rPr>
         <w:t>checksum</w:t>
       </w:r>
+      <w:proofErr w:type="spellEnd"/>
       <w:r>
         <w:rPr>
           <w:rFonts w:ascii="Times New Roman" w:hAnsi="Times New Roman" w:cs="Times New Roman"/>
@@ -16612,6 +17264,7 @@
         </w:rPr>
         <w:t xml:space="preserve">    - </w:t>
       </w:r>
+      <w:proofErr w:type="spellStart"/>
       <w:r>
         <w:rPr>
           <w:rFonts w:ascii="Times New Roman" w:hAnsi="Times New Roman" w:cs="Times New Roman"/>
@@ -16622,6 +17275,7 @@
         </w:rPr>
         <w:t>id</w:t>
       </w:r>
+      <w:proofErr w:type="spellEnd"/>
       <w:r>
         <w:rPr>
           <w:rFonts w:ascii="Times New Roman" w:hAnsi="Times New Roman" w:cs="Times New Roman"/>
@@ -16649,6 +17303,7 @@
         </w:rPr>
         <w:t xml:space="preserve">    - </w:t>
       </w:r>
+      <w:proofErr w:type="spellStart"/>
       <w:r>
         <w:rPr>
           <w:rFonts w:ascii="Times New Roman" w:hAnsi="Times New Roman" w:cs="Times New Roman"/>
@@ -16659,6 +17314,7 @@
         </w:rPr>
         <w:t>user_id</w:t>
       </w:r>
+      <w:proofErr w:type="spellEnd"/>
       <w:r>
         <w:rPr>
           <w:rFonts w:ascii="Times New Roman" w:hAnsi="Times New Roman" w:cs="Times New Roman"/>
@@ -16686,6 +17342,7 @@
         </w:rPr>
         <w:t xml:space="preserve">    - </w:t>
       </w:r>
+      <w:proofErr w:type="spellStart"/>
       <w:r>
         <w:rPr>
           <w:rFonts w:ascii="Times New Roman" w:hAnsi="Times New Roman" w:cs="Times New Roman"/>
@@ -16696,6 +17353,7 @@
         </w:rPr>
         <w:t>action</w:t>
       </w:r>
+      <w:proofErr w:type="spellEnd"/>
       <w:r>
         <w:rPr>
           <w:rFonts w:ascii="Times New Roman" w:hAnsi="Times New Roman" w:cs="Times New Roman"/>
@@ -16723,6 +17381,7 @@
         </w:rPr>
         <w:t xml:space="preserve">    - </w:t>
       </w:r>
+      <w:proofErr w:type="spellStart"/>
       <w:r>
         <w:rPr>
           <w:rFonts w:ascii="Times New Roman" w:hAnsi="Times New Roman" w:cs="Times New Roman"/>
@@ -16733,6 +17392,7 @@
         </w:rPr>
         <w:t>details</w:t>
       </w:r>
+      <w:proofErr w:type="spellEnd"/>
       <w:r>
         <w:rPr>
           <w:rFonts w:ascii="Times New Roman" w:hAnsi="Times New Roman" w:cs="Times New Roman"/>
@@ -16760,6 +17420,7 @@
         </w:rPr>
         <w:t xml:space="preserve">    - </w:t>
       </w:r>
+      <w:proofErr w:type="spellStart"/>
       <w:r>
         <w:rPr>
           <w:rFonts w:ascii="Times New Roman" w:hAnsi="Times New Roman" w:cs="Times New Roman"/>
@@ -16770,6 +17431,7 @@
         </w:rPr>
         <w:t>timestamp</w:t>
       </w:r>
+      <w:proofErr w:type="spellEnd"/>
       <w:r>
         <w:rPr>
           <w:rFonts w:ascii="Times New Roman" w:hAnsi="Times New Roman" w:cs="Times New Roman"/>
@@ -17374,8 +18036,18 @@
           <w:sz w:val="28"/>
           <w:szCs w:val="28"/>
         </w:rPr>
-        <w:t xml:space="preserve">    - Действия пользователя записываются в логи</w:t>
-      </w:r>
+        <w:t xml:space="preserve">    - Действия пользователя записываются в </w:t>
+      </w:r>
+      <w:proofErr w:type="spellStart"/>
+      <w:r>
+        <w:rPr>
+          <w:rFonts w:ascii="Times New Roman" w:hAnsi="Times New Roman" w:cs="Times New Roman"/>
+          <w:sz w:val="28"/>
+          <w:szCs w:val="28"/>
+        </w:rPr>
+        <w:t>логи</w:t>
+      </w:r>
+      <w:proofErr w:type="spellEnd"/>
     </w:p>
     <w:p>
       <w:pPr>
@@ -17451,14 +18123,10 @@
           <w:sz w:val="28"/>
           <w:szCs w:val="28"/>
         </w:rPr>
-        <w:t>Адаптивный дизайн (Bootstrap).</w:t>
-      </w:r>
-    </w:p>
-    <w:p>
-      <w:pPr>
-        <w:pStyle w:val="3"/>
-        <w:spacing w:before="0" w:line="240" w:lineRule="auto"/>
-        <w:jc w:val="both"/>
+        <w:t>Адаптивный дизайн (</w:t>
+      </w:r>
+      <w:proofErr w:type="spellStart"/>
+      <w:r>
         <w:rPr>
           <w:rFonts w:ascii="Times New Roman" w:hAnsi="Times New Roman" w:cs="Times New Roman"/>
           <w:b w:val="0"/>
@@ -17467,7 +18135,9 @@
           <w:sz w:val="28"/>
           <w:szCs w:val="28"/>
         </w:rPr>
-      </w:pPr>
+        <w:t>Bootstrap</w:t>
+      </w:r>
+      <w:proofErr w:type="spellEnd"/>
       <w:r>
         <w:rPr>
           <w:rFonts w:ascii="Times New Roman" w:hAnsi="Times New Roman" w:cs="Times New Roman"/>
@@ -17477,9 +18147,14 @@
           <w:sz w:val="28"/>
           <w:szCs w:val="28"/>
         </w:rPr>
-        <w:t xml:space="preserve">6.1.2. </w:t>
-      </w:r>
-      <w:r>
+        <w:t>).</w:t>
+      </w:r>
+    </w:p>
+    <w:p>
+      <w:pPr>
+        <w:pStyle w:val="3"/>
+        <w:spacing w:before="0" w:line="240" w:lineRule="auto"/>
+        <w:jc w:val="both"/>
         <w:rPr>
           <w:rFonts w:ascii="Times New Roman" w:hAnsi="Times New Roman" w:cs="Times New Roman"/>
           <w:b w:val="0"/>
@@ -17488,14 +18163,8 @@
           <w:sz w:val="28"/>
           <w:szCs w:val="28"/>
         </w:rPr>
-        <w:t>Подсказки и валидация форм (JavaScript).</w:t>
-      </w:r>
-    </w:p>
-    <w:p>
-      <w:pPr>
-        <w:pStyle w:val="3"/>
-        <w:spacing w:before="0" w:line="240" w:lineRule="auto"/>
-        <w:jc w:val="both"/>
+      </w:pPr>
+      <w:r>
         <w:rPr>
           <w:rFonts w:ascii="Times New Roman" w:hAnsi="Times New Roman" w:cs="Times New Roman"/>
           <w:b w:val="0"/>
@@ -17504,7 +18173,8 @@
           <w:sz w:val="28"/>
           <w:szCs w:val="28"/>
         </w:rPr>
-      </w:pPr>
+        <w:t xml:space="preserve">6.1.2. </w:t>
+      </w:r>
       <w:r>
         <w:rPr>
           <w:rFonts w:ascii="Times New Roman" w:hAnsi="Times New Roman" w:cs="Times New Roman"/>
@@ -17514,9 +18184,14 @@
           <w:sz w:val="28"/>
           <w:szCs w:val="28"/>
         </w:rPr>
-        <w:t>6.1.3. Интерфейс пользователя должен быть мультиязычным, в начале будет два языка: русский и английский</w:t>
-      </w:r>
-      <w:r>
+        <w:t>Подсказки и валидация форм (JavaScript).</w:t>
+      </w:r>
+    </w:p>
+    <w:p>
+      <w:pPr>
+        <w:pStyle w:val="3"/>
+        <w:spacing w:before="0" w:line="240" w:lineRule="auto"/>
+        <w:jc w:val="both"/>
         <w:rPr>
           <w:rFonts w:ascii="Times New Roman" w:hAnsi="Times New Roman" w:cs="Times New Roman"/>
           <w:b w:val="0"/>
@@ -17525,8 +18200,7 @@
           <w:sz w:val="28"/>
           <w:szCs w:val="28"/>
         </w:rPr>
-        <w:t xml:space="preserve"> (опционально)</w:t>
-      </w:r>
+      </w:pPr>
       <w:r>
         <w:rPr>
           <w:rFonts w:ascii="Times New Roman" w:hAnsi="Times New Roman" w:cs="Times New Roman"/>
@@ -17536,6 +18210,28 @@
           <w:sz w:val="28"/>
           <w:szCs w:val="28"/>
         </w:rPr>
+        <w:t>6.1.3. Интерфейс пользователя должен быть мультиязычным, в начале будет два языка: русский и английский</w:t>
+      </w:r>
+      <w:r>
+        <w:rPr>
+          <w:rFonts w:ascii="Times New Roman" w:hAnsi="Times New Roman" w:cs="Times New Roman"/>
+          <w:b w:val="0"/>
+          <w:bCs w:val="0"/>
+          <w:color w:val="auto"/>
+          <w:sz w:val="28"/>
+          <w:szCs w:val="28"/>
+        </w:rPr>
+        <w:t xml:space="preserve"> (опционально)</w:t>
+      </w:r>
+      <w:r>
+        <w:rPr>
+          <w:rFonts w:ascii="Times New Roman" w:hAnsi="Times New Roman" w:cs="Times New Roman"/>
+          <w:b w:val="0"/>
+          <w:bCs w:val="0"/>
+          <w:color w:val="auto"/>
+          <w:sz w:val="28"/>
+          <w:szCs w:val="28"/>
+        </w:rPr>
         <w:t>.</w:t>
       </w:r>
     </w:p>
@@ -17585,7 +18281,25 @@
           <w:sz w:val="28"/>
           <w:szCs w:val="28"/>
         </w:rPr>
-        <w:t>Система должна работать для следующих браузеров последний версии: Mozilla Firefox, Google Chrome, Safari, Opera</w:t>
+        <w:t xml:space="preserve">Система должна работать для следующих браузеров последний версии: Mozilla Firefox, Google </w:t>
+      </w:r>
+      <w:proofErr w:type="spellStart"/>
+      <w:r>
+        <w:rPr>
+          <w:rFonts w:ascii="Times New Roman" w:hAnsi="Times New Roman" w:cs="Times New Roman"/>
+          <w:sz w:val="28"/>
+          <w:szCs w:val="28"/>
+        </w:rPr>
+        <w:t>Chrome</w:t>
+      </w:r>
+      <w:proofErr w:type="spellEnd"/>
+      <w:r>
+        <w:rPr>
+          <w:rFonts w:ascii="Times New Roman" w:hAnsi="Times New Roman" w:cs="Times New Roman"/>
+          <w:sz w:val="28"/>
+          <w:szCs w:val="28"/>
+        </w:rPr>
+        <w:t>, Safari, Opera</w:t>
       </w:r>
       <w:r>
         <w:rPr>
@@ -18071,7 +18785,25 @@
           <w:sz w:val="28"/>
           <w:szCs w:val="28"/>
         </w:rPr>
-        <w:t>Все запросы к API и веб-интерфейсу требуют аутентификации (JWT или сессии Django).</w:t>
+        <w:t xml:space="preserve">Все запросы к API и веб-интерфейсу требуют аутентификации (JWT или сессии </w:t>
+      </w:r>
+      <w:proofErr w:type="spellStart"/>
+      <w:r>
+        <w:rPr>
+          <w:rFonts w:ascii="Times New Roman" w:eastAsiaTheme="majorEastAsia" w:hAnsi="Times New Roman" w:cs="Times New Roman"/>
+          <w:sz w:val="28"/>
+          <w:szCs w:val="28"/>
+        </w:rPr>
+        <w:t>Django</w:t>
+      </w:r>
+      <w:proofErr w:type="spellEnd"/>
+      <w:r>
+        <w:rPr>
+          <w:rFonts w:ascii="Times New Roman" w:eastAsiaTheme="majorEastAsia" w:hAnsi="Times New Roman" w:cs="Times New Roman"/>
+          <w:sz w:val="28"/>
+          <w:szCs w:val="28"/>
+        </w:rPr>
+        <w:t>).</w:t>
       </w:r>
     </w:p>
     <w:p>
@@ -18339,7 +19071,25 @@
           <w:sz w:val="28"/>
           <w:szCs w:val="28"/>
         </w:rPr>
-        <w:t xml:space="preserve">Конфиденциальные данные в БД (например паспортные данные) </w:t>
+        <w:t>Конфиденциальные данные в БД (</w:t>
+      </w:r>
+      <w:proofErr w:type="gramStart"/>
+      <w:r>
+        <w:rPr>
+          <w:rFonts w:ascii="Times New Roman" w:eastAsiaTheme="majorEastAsia" w:hAnsi="Times New Roman" w:cs="Times New Roman"/>
+          <w:sz w:val="28"/>
+          <w:szCs w:val="28"/>
+        </w:rPr>
+        <w:t>например</w:t>
+      </w:r>
+      <w:proofErr w:type="gramEnd"/>
+      <w:r>
+        <w:rPr>
+          <w:rFonts w:ascii="Times New Roman" w:eastAsiaTheme="majorEastAsia" w:hAnsi="Times New Roman" w:cs="Times New Roman"/>
+          <w:sz w:val="28"/>
+          <w:szCs w:val="28"/>
+        </w:rPr>
+        <w:t xml:space="preserve"> паспортные данные) </w:t>
       </w:r>
       <w:r>
         <w:rPr>
@@ -18414,40 +19164,10 @@
           <w:sz w:val="28"/>
           <w:szCs w:val="28"/>
         </w:rPr>
-        <w:t>в хешированном виде (bcrypt).</w:t>
-      </w:r>
-    </w:p>
-    <w:p>
-      <w:pPr>
-        <w:spacing w:after="0" w:line="240" w:lineRule="auto"/>
-        <w:rPr>
-          <w:rFonts w:ascii="Times New Roman" w:eastAsiaTheme="majorEastAsia" w:hAnsi="Times New Roman" w:cs="Times New Roman"/>
-          <w:sz w:val="28"/>
-          <w:szCs w:val="28"/>
-        </w:rPr>
-      </w:pPr>
-      <w:r>
-        <w:rPr>
-          <w:rFonts w:ascii="Times New Roman" w:eastAsiaTheme="majorEastAsia" w:hAnsi="Times New Roman" w:cs="Times New Roman"/>
-          <w:sz w:val="28"/>
-          <w:szCs w:val="28"/>
-        </w:rPr>
-        <w:t>6.4.4.1. С</w:t>
-      </w:r>
-      <w:r>
-        <w:rPr>
-          <w:rFonts w:ascii="Times New Roman" w:eastAsiaTheme="majorEastAsia" w:hAnsi="Times New Roman" w:cs="Times New Roman"/>
-          <w:sz w:val="28"/>
-          <w:szCs w:val="28"/>
-        </w:rPr>
-        <w:t>мены пароля только через Администратора.</w:t>
-      </w:r>
-    </w:p>
-    <w:p>
-      <w:pPr>
-        <w:pStyle w:val="3"/>
-        <w:spacing w:line="240" w:lineRule="auto"/>
-        <w:jc w:val="both"/>
+        <w:t>в хешированном виде (</w:t>
+      </w:r>
+      <w:proofErr w:type="spellStart"/>
+      <w:r>
         <w:rPr>
           <w:rFonts w:ascii="Times New Roman" w:hAnsi="Times New Roman" w:cs="Times New Roman"/>
           <w:b w:val="0"/>
@@ -18456,7 +19176,9 @@
           <w:sz w:val="28"/>
           <w:szCs w:val="28"/>
         </w:rPr>
-      </w:pPr>
+        <w:t>bcrypt</w:t>
+      </w:r>
+      <w:proofErr w:type="spellEnd"/>
       <w:r>
         <w:rPr>
           <w:rFonts w:ascii="Times New Roman" w:hAnsi="Times New Roman" w:cs="Times New Roman"/>
@@ -18466,9 +19188,40 @@
           <w:sz w:val="28"/>
           <w:szCs w:val="28"/>
         </w:rPr>
-        <w:t xml:space="preserve">6.4.5. </w:t>
-      </w:r>
-      <w:r>
+        <w:t>).</w:t>
+      </w:r>
+    </w:p>
+    <w:p>
+      <w:pPr>
+        <w:spacing w:after="0" w:line="240" w:lineRule="auto"/>
+        <w:rPr>
+          <w:rFonts w:ascii="Times New Roman" w:eastAsiaTheme="majorEastAsia" w:hAnsi="Times New Roman" w:cs="Times New Roman"/>
+          <w:sz w:val="28"/>
+          <w:szCs w:val="28"/>
+        </w:rPr>
+      </w:pPr>
+      <w:r>
+        <w:rPr>
+          <w:rFonts w:ascii="Times New Roman" w:eastAsiaTheme="majorEastAsia" w:hAnsi="Times New Roman" w:cs="Times New Roman"/>
+          <w:sz w:val="28"/>
+          <w:szCs w:val="28"/>
+        </w:rPr>
+        <w:t>6.4.4.1. С</w:t>
+      </w:r>
+      <w:r>
+        <w:rPr>
+          <w:rFonts w:ascii="Times New Roman" w:eastAsiaTheme="majorEastAsia" w:hAnsi="Times New Roman" w:cs="Times New Roman"/>
+          <w:sz w:val="28"/>
+          <w:szCs w:val="28"/>
+        </w:rPr>
+        <w:t>мены пароля только через Администратора.</w:t>
+      </w:r>
+    </w:p>
+    <w:p>
+      <w:pPr>
+        <w:pStyle w:val="3"/>
+        <w:spacing w:line="240" w:lineRule="auto"/>
+        <w:jc w:val="both"/>
         <w:rPr>
           <w:rFonts w:ascii="Times New Roman" w:hAnsi="Times New Roman" w:cs="Times New Roman"/>
           <w:b w:val="0"/>
@@ -18477,6 +19230,27 @@
           <w:sz w:val="28"/>
           <w:szCs w:val="28"/>
         </w:rPr>
+      </w:pPr>
+      <w:r>
+        <w:rPr>
+          <w:rFonts w:ascii="Times New Roman" w:hAnsi="Times New Roman" w:cs="Times New Roman"/>
+          <w:b w:val="0"/>
+          <w:bCs w:val="0"/>
+          <w:color w:val="auto"/>
+          <w:sz w:val="28"/>
+          <w:szCs w:val="28"/>
+        </w:rPr>
+        <w:t xml:space="preserve">6.4.5. </w:t>
+      </w:r>
+      <w:r>
+        <w:rPr>
+          <w:rFonts w:ascii="Times New Roman" w:hAnsi="Times New Roman" w:cs="Times New Roman"/>
+          <w:b w:val="0"/>
+          <w:bCs w:val="0"/>
+          <w:color w:val="auto"/>
+          <w:sz w:val="28"/>
+          <w:szCs w:val="28"/>
+        </w:rPr>
         <w:t xml:space="preserve">  </w:t>
       </w:r>
       <w:r>
@@ -18489,6 +19263,7 @@
         </w:rPr>
         <w:t>E</w:t>
       </w:r>
+      <w:proofErr w:type="spellStart"/>
       <w:r>
         <w:rPr>
           <w:rFonts w:ascii="Times New Roman" w:hAnsi="Times New Roman" w:cs="Times New Roman"/>
@@ -18498,6 +19273,7 @@
         </w:rPr>
         <w:t>жедневное</w:t>
       </w:r>
+      <w:proofErr w:type="spellEnd"/>
       <w:r>
         <w:rPr>
           <w:rFonts w:ascii="Times New Roman" w:hAnsi="Times New Roman" w:cs="Times New Roman"/>
@@ -19022,7 +19798,55 @@
           <w:sz w:val="28"/>
           <w:szCs w:val="28"/>
         </w:rPr>
-        <w:t>6.5.2. Группы (Team, UserGroup, DepartmentGroup)</w:t>
+        <w:t xml:space="preserve">6.5.2. Группы (Team, </w:t>
+      </w:r>
+      <w:proofErr w:type="spellStart"/>
+      <w:r>
+        <w:rPr>
+          <w:rFonts w:ascii="Times New Roman" w:hAnsi="Times New Roman" w:cs="Times New Roman"/>
+          <w:b w:val="0"/>
+          <w:bCs w:val="0"/>
+          <w:color w:val="auto"/>
+          <w:sz w:val="28"/>
+          <w:szCs w:val="28"/>
+        </w:rPr>
+        <w:t>UserGroup</w:t>
+      </w:r>
+      <w:proofErr w:type="spellEnd"/>
+      <w:r>
+        <w:rPr>
+          <w:rFonts w:ascii="Times New Roman" w:hAnsi="Times New Roman" w:cs="Times New Roman"/>
+          <w:b w:val="0"/>
+          <w:bCs w:val="0"/>
+          <w:color w:val="auto"/>
+          <w:sz w:val="28"/>
+          <w:szCs w:val="28"/>
+        </w:rPr>
+        <w:t xml:space="preserve">, </w:t>
+      </w:r>
+      <w:proofErr w:type="spellStart"/>
+      <w:r>
+        <w:rPr>
+          <w:rFonts w:ascii="Times New Roman" w:hAnsi="Times New Roman" w:cs="Times New Roman"/>
+          <w:b w:val="0"/>
+          <w:bCs w:val="0"/>
+          <w:color w:val="auto"/>
+          <w:sz w:val="28"/>
+          <w:szCs w:val="28"/>
+        </w:rPr>
+        <w:t>DepartmentGroup</w:t>
+      </w:r>
+      <w:proofErr w:type="spellEnd"/>
+      <w:r>
+        <w:rPr>
+          <w:rFonts w:ascii="Times New Roman" w:hAnsi="Times New Roman" w:cs="Times New Roman"/>
+          <w:b w:val="0"/>
+          <w:bCs w:val="0"/>
+          <w:color w:val="auto"/>
+          <w:sz w:val="28"/>
+          <w:szCs w:val="28"/>
+        </w:rPr>
+        <w:t>)</w:t>
       </w:r>
     </w:p>
     <w:p>
@@ -19090,6 +19914,7 @@
         </w:rPr>
         <w:t>Пользователь ↔ Группа (</w:t>
       </w:r>
+      <w:proofErr w:type="spellStart"/>
       <w:r>
         <w:rPr>
           <w:rStyle w:val="HTML"/>
@@ -19099,6 +19924,7 @@
         </w:rPr>
         <w:t>UserGroup</w:t>
       </w:r>
+      <w:proofErr w:type="spellEnd"/>
       <w:r>
         <w:rPr>
           <w:sz w:val="28"/>
@@ -19128,6 +19954,7 @@
         </w:rPr>
         <w:t>Группа ↔ Департамент (</w:t>
       </w:r>
+      <w:proofErr w:type="spellStart"/>
       <w:r>
         <w:rPr>
           <w:rStyle w:val="HTML"/>
@@ -19137,6 +19964,7 @@
         </w:rPr>
         <w:t>DepartmentGroup</w:t>
       </w:r>
+      <w:proofErr w:type="spellEnd"/>
       <w:r>
         <w:rPr>
           <w:sz w:val="28"/>
@@ -19300,7 +20128,31 @@
           <w:sz w:val="28"/>
           <w:szCs w:val="28"/>
         </w:rPr>
-        <w:t>6.5.4. RolePermission (Многие-ко-многим)</w:t>
+        <w:t xml:space="preserve">6.5.4. </w:t>
+      </w:r>
+      <w:proofErr w:type="spellStart"/>
+      <w:r>
+        <w:rPr>
+          <w:rFonts w:ascii="Times New Roman" w:hAnsi="Times New Roman" w:cs="Times New Roman"/>
+          <w:b w:val="0"/>
+          <w:bCs w:val="0"/>
+          <w:color w:val="auto"/>
+          <w:sz w:val="28"/>
+          <w:szCs w:val="28"/>
+        </w:rPr>
+        <w:t>RolePermission</w:t>
+      </w:r>
+      <w:proofErr w:type="spellEnd"/>
+      <w:r>
+        <w:rPr>
+          <w:rFonts w:ascii="Times New Roman" w:hAnsi="Times New Roman" w:cs="Times New Roman"/>
+          <w:b w:val="0"/>
+          <w:bCs w:val="0"/>
+          <w:color w:val="auto"/>
+          <w:sz w:val="28"/>
+          <w:szCs w:val="28"/>
+        </w:rPr>
+        <w:t xml:space="preserve"> (Многие-ко-многим)</w:t>
       </w:r>
     </w:p>
     <w:p>
@@ -19422,7 +20274,25 @@
           <w:sz w:val="28"/>
           <w:szCs w:val="28"/>
         </w:rPr>
-        <w:t xml:space="preserve">7.1.2. Исходный код (репозиторий Git с историей коммитов).  </w:t>
+        <w:t xml:space="preserve">7.1.2. Исходный код (репозиторий </w:t>
+      </w:r>
+      <w:proofErr w:type="spellStart"/>
+      <w:r>
+        <w:rPr>
+          <w:rFonts w:ascii="Times New Roman" w:hAnsi="Times New Roman" w:cs="Times New Roman"/>
+          <w:sz w:val="28"/>
+          <w:szCs w:val="28"/>
+        </w:rPr>
+        <w:t>Git</w:t>
+      </w:r>
+      <w:proofErr w:type="spellEnd"/>
+      <w:r>
+        <w:rPr>
+          <w:rFonts w:ascii="Times New Roman" w:hAnsi="Times New Roman" w:cs="Times New Roman"/>
+          <w:sz w:val="28"/>
+          <w:szCs w:val="28"/>
+        </w:rPr>
+        <w:t xml:space="preserve"> с историей коммитов).  </w:t>
       </w:r>
     </w:p>
     <w:p>
@@ -19442,7 +20312,25 @@
           <w:sz w:val="28"/>
           <w:szCs w:val="28"/>
         </w:rPr>
-        <w:t xml:space="preserve">7.1.3. Исполняемые модули (Docker-образы или бинарные файлы).  </w:t>
+        <w:t>7.1.3. Исполняемые модули (</w:t>
+      </w:r>
+      <w:proofErr w:type="spellStart"/>
+      <w:r>
+        <w:rPr>
+          <w:rFonts w:ascii="Times New Roman" w:hAnsi="Times New Roman" w:cs="Times New Roman"/>
+          <w:sz w:val="28"/>
+          <w:szCs w:val="28"/>
+        </w:rPr>
+        <w:t>Docker</w:t>
+      </w:r>
+      <w:proofErr w:type="spellEnd"/>
+      <w:r>
+        <w:rPr>
+          <w:rFonts w:ascii="Times New Roman" w:hAnsi="Times New Roman" w:cs="Times New Roman"/>
+          <w:sz w:val="28"/>
+          <w:szCs w:val="28"/>
+        </w:rPr>
+        <w:t xml:space="preserve">-образы или бинарные файлы).  </w:t>
       </w:r>
     </w:p>
     <w:p>
@@ -19482,7 +20370,43 @@
           <w:sz w:val="28"/>
           <w:szCs w:val="28"/>
         </w:rPr>
-        <w:t xml:space="preserve">7.1.4.1 Покрытие функциональных требований: 100% ключевых use cases (на основе разделов 3.2 и 4).  </w:t>
+        <w:t xml:space="preserve">7.1.4.1 Покрытие функциональных требований: 100% ключевых </w:t>
+      </w:r>
+      <w:proofErr w:type="spellStart"/>
+      <w:r>
+        <w:rPr>
+          <w:rFonts w:ascii="Times New Roman" w:hAnsi="Times New Roman" w:cs="Times New Roman"/>
+          <w:sz w:val="28"/>
+          <w:szCs w:val="28"/>
+        </w:rPr>
+        <w:t>use</w:t>
+      </w:r>
+      <w:proofErr w:type="spellEnd"/>
+      <w:r>
+        <w:rPr>
+          <w:rFonts w:ascii="Times New Roman" w:hAnsi="Times New Roman" w:cs="Times New Roman"/>
+          <w:sz w:val="28"/>
+          <w:szCs w:val="28"/>
+        </w:rPr>
+        <w:t xml:space="preserve"> </w:t>
+      </w:r>
+      <w:proofErr w:type="spellStart"/>
+      <w:r>
+        <w:rPr>
+          <w:rFonts w:ascii="Times New Roman" w:hAnsi="Times New Roman" w:cs="Times New Roman"/>
+          <w:sz w:val="28"/>
+          <w:szCs w:val="28"/>
+        </w:rPr>
+        <w:t>cases</w:t>
+      </w:r>
+      <w:proofErr w:type="spellEnd"/>
+      <w:r>
+        <w:rPr>
+          <w:rFonts w:ascii="Times New Roman" w:hAnsi="Times New Roman" w:cs="Times New Roman"/>
+          <w:sz w:val="28"/>
+          <w:szCs w:val="28"/>
+        </w:rPr>
+        <w:t xml:space="preserve"> (на основе разделов 3.2 и 4).  </w:t>
       </w:r>
     </w:p>
     <w:p>
@@ -19534,8 +20458,42 @@
           <w:sz w:val="28"/>
           <w:szCs w:val="28"/>
         </w:rPr>
-        <w:t xml:space="preserve"> pytest --cov</w:t>
-      </w:r>
+        <w:t xml:space="preserve"> </w:t>
+      </w:r>
+      <w:proofErr w:type="spellStart"/>
+      <w:r>
+        <w:rPr>
+          <w:rFonts w:ascii="Times New Roman" w:hAnsi="Times New Roman" w:cs="Times New Roman"/>
+          <w:i/>
+          <w:iCs/>
+          <w:sz w:val="28"/>
+          <w:szCs w:val="28"/>
+        </w:rPr>
+        <w:t>pytest</w:t>
+      </w:r>
+      <w:proofErr w:type="spellEnd"/>
+      <w:r>
+        <w:rPr>
+          <w:rFonts w:ascii="Times New Roman" w:hAnsi="Times New Roman" w:cs="Times New Roman"/>
+          <w:i/>
+          <w:iCs/>
+          <w:sz w:val="28"/>
+          <w:szCs w:val="28"/>
+        </w:rPr>
+        <w:t xml:space="preserve"> --</w:t>
+      </w:r>
+      <w:proofErr w:type="spellStart"/>
+      <w:r>
+        <w:rPr>
+          <w:rFonts w:ascii="Times New Roman" w:hAnsi="Times New Roman" w:cs="Times New Roman"/>
+          <w:i/>
+          <w:iCs/>
+          <w:sz w:val="28"/>
+          <w:szCs w:val="28"/>
+        </w:rPr>
+        <w:t>cov</w:t>
+      </w:r>
+      <w:proofErr w:type="spellEnd"/>
       <w:r>
         <w:rPr>
           <w:rFonts w:ascii="Times New Roman" w:hAnsi="Times New Roman" w:cs="Times New Roman"/>
@@ -19563,7 +20521,43 @@
           <w:sz w:val="28"/>
           <w:szCs w:val="28"/>
         </w:rPr>
-        <w:t xml:space="preserve">- Интеграционные тесты: Проверка API и БД (например, через Postman/Testcontainers).  </w:t>
+        <w:t xml:space="preserve">- Интеграционные тесты: Проверка API и БД (например, через </w:t>
+      </w:r>
+      <w:proofErr w:type="spellStart"/>
+      <w:r>
+        <w:rPr>
+          <w:rFonts w:ascii="Times New Roman" w:hAnsi="Times New Roman" w:cs="Times New Roman"/>
+          <w:sz w:val="28"/>
+          <w:szCs w:val="28"/>
+        </w:rPr>
+        <w:t>Postman</w:t>
+      </w:r>
+      <w:proofErr w:type="spellEnd"/>
+      <w:r>
+        <w:rPr>
+          <w:rFonts w:ascii="Times New Roman" w:hAnsi="Times New Roman" w:cs="Times New Roman"/>
+          <w:sz w:val="28"/>
+          <w:szCs w:val="28"/>
+        </w:rPr>
+        <w:t>/</w:t>
+      </w:r>
+      <w:proofErr w:type="spellStart"/>
+      <w:r>
+        <w:rPr>
+          <w:rFonts w:ascii="Times New Roman" w:hAnsi="Times New Roman" w:cs="Times New Roman"/>
+          <w:sz w:val="28"/>
+          <w:szCs w:val="28"/>
+        </w:rPr>
+        <w:t>Testcontainers</w:t>
+      </w:r>
+      <w:proofErr w:type="spellEnd"/>
+      <w:r>
+        <w:rPr>
+          <w:rFonts w:ascii="Times New Roman" w:hAnsi="Times New Roman" w:cs="Times New Roman"/>
+          <w:sz w:val="28"/>
+          <w:szCs w:val="28"/>
+        </w:rPr>
+        <w:t xml:space="preserve">).  </w:t>
       </w:r>
     </w:p>
     <w:p>
@@ -19584,7 +20578,43 @@
           <w:sz w:val="28"/>
           <w:szCs w:val="28"/>
         </w:rPr>
-        <w:t xml:space="preserve">- UI-тесты: 100% критических сценариев (Selenium/Cypress).  </w:t>
+        <w:t>- UI-тесты: 100% критических сценариев (</w:t>
+      </w:r>
+      <w:proofErr w:type="spellStart"/>
+      <w:r>
+        <w:rPr>
+          <w:rFonts w:ascii="Times New Roman" w:hAnsi="Times New Roman" w:cs="Times New Roman"/>
+          <w:sz w:val="28"/>
+          <w:szCs w:val="28"/>
+        </w:rPr>
+        <w:t>Selenium</w:t>
+      </w:r>
+      <w:proofErr w:type="spellEnd"/>
+      <w:r>
+        <w:rPr>
+          <w:rFonts w:ascii="Times New Roman" w:hAnsi="Times New Roman" w:cs="Times New Roman"/>
+          <w:sz w:val="28"/>
+          <w:szCs w:val="28"/>
+        </w:rPr>
+        <w:t>/</w:t>
+      </w:r>
+      <w:proofErr w:type="spellStart"/>
+      <w:r>
+        <w:rPr>
+          <w:rFonts w:ascii="Times New Roman" w:hAnsi="Times New Roman" w:cs="Times New Roman"/>
+          <w:sz w:val="28"/>
+          <w:szCs w:val="28"/>
+        </w:rPr>
+        <w:t>Cypress</w:t>
+      </w:r>
+      <w:proofErr w:type="spellEnd"/>
+      <w:r>
+        <w:rPr>
+          <w:rFonts w:ascii="Times New Roman" w:hAnsi="Times New Roman" w:cs="Times New Roman"/>
+          <w:sz w:val="28"/>
+          <w:szCs w:val="28"/>
+        </w:rPr>
+        <w:t xml:space="preserve">).  </w:t>
       </w:r>
     </w:p>
     <w:p>
@@ -19624,7 +20654,25 @@
           <w:sz w:val="28"/>
           <w:szCs w:val="28"/>
         </w:rPr>
-        <w:t xml:space="preserve">- Проверка на 3+ браузерах (Chrome, Firefox, Edge).  </w:t>
+        <w:t>- Проверка на 3+ браузерах (</w:t>
+      </w:r>
+      <w:proofErr w:type="spellStart"/>
+      <w:r>
+        <w:rPr>
+          <w:rFonts w:ascii="Times New Roman" w:hAnsi="Times New Roman" w:cs="Times New Roman"/>
+          <w:sz w:val="28"/>
+          <w:szCs w:val="28"/>
+        </w:rPr>
+        <w:t>Chrome</w:t>
+      </w:r>
+      <w:proofErr w:type="spellEnd"/>
+      <w:r>
+        <w:rPr>
+          <w:rFonts w:ascii="Times New Roman" w:hAnsi="Times New Roman" w:cs="Times New Roman"/>
+          <w:sz w:val="28"/>
+          <w:szCs w:val="28"/>
+        </w:rPr>
+        <w:t xml:space="preserve">, Firefox, Edge).  </w:t>
       </w:r>
     </w:p>
     <w:p>
@@ -19913,8 +20961,39 @@
           <w:szCs w:val="28"/>
           <w:lang w:val="en-US"/>
         </w:rPr>
-        <w:t>Flake8, black, isort, MyPy</w:t>
-      </w:r>
+        <w:t xml:space="preserve">Flake8, black, </w:t>
+      </w:r>
+      <w:proofErr w:type="spellStart"/>
+      <w:r>
+        <w:rPr>
+          <w:rFonts w:ascii="Times New Roman" w:hAnsi="Times New Roman" w:cs="Times New Roman"/>
+          <w:sz w:val="28"/>
+          <w:szCs w:val="28"/>
+          <w:lang w:val="en-US"/>
+        </w:rPr>
+        <w:t>isort</w:t>
+      </w:r>
+      <w:proofErr w:type="spellEnd"/>
+      <w:r>
+        <w:rPr>
+          <w:rFonts w:ascii="Times New Roman" w:hAnsi="Times New Roman" w:cs="Times New Roman"/>
+          <w:sz w:val="28"/>
+          <w:szCs w:val="28"/>
+          <w:lang w:val="en-US"/>
+        </w:rPr>
+        <w:t xml:space="preserve">, </w:t>
+      </w:r>
+      <w:proofErr w:type="spellStart"/>
+      <w:r>
+        <w:rPr>
+          <w:rFonts w:ascii="Times New Roman" w:hAnsi="Times New Roman" w:cs="Times New Roman"/>
+          <w:sz w:val="28"/>
+          <w:szCs w:val="28"/>
+          <w:lang w:val="en-US"/>
+        </w:rPr>
+        <w:t>MyPy</w:t>
+      </w:r>
+      <w:proofErr w:type="spellEnd"/>
     </w:p>
     <w:p>
       <w:pPr>
@@ -20063,6 +21142,7 @@
         </w:rPr>
         <w:t xml:space="preserve"> </w:t>
       </w:r>
+      <w:proofErr w:type="spellStart"/>
       <w:r>
         <w:rPr>
           <w:rFonts w:ascii="Times New Roman" w:hAnsi="Times New Roman" w:cs="Times New Roman"/>
@@ -20072,6 +21152,7 @@
         </w:rPr>
         <w:t>Dockerfile</w:t>
       </w:r>
+      <w:proofErr w:type="spellEnd"/>
       <w:r>
         <w:rPr>
           <w:rFonts w:ascii="Times New Roman" w:hAnsi="Times New Roman" w:cs="Times New Roman"/>
@@ -20105,8 +21186,19 @@
           <w:szCs w:val="28"/>
           <w:lang w:val="en-US"/>
         </w:rPr>
-        <w:t>docker-compose.yml</w:t>
-      </w:r>
+        <w:t>docker-</w:t>
+      </w:r>
+      <w:proofErr w:type="spellStart"/>
+      <w:r>
+        <w:rPr>
+          <w:rFonts w:ascii="Times New Roman" w:hAnsi="Times New Roman" w:cs="Times New Roman"/>
+          <w:sz w:val="28"/>
+          <w:szCs w:val="28"/>
+          <w:lang w:val="en-US"/>
+        </w:rPr>
+        <w:t>compose.yml</w:t>
+      </w:r>
+      <w:proofErr w:type="spellEnd"/>
       <w:r>
         <w:rPr>
           <w:rFonts w:ascii="Times New Roman" w:hAnsi="Times New Roman" w:cs="Times New Roman"/>
@@ -20506,6 +21598,7 @@
         </w:rPr>
         <w:t xml:space="preserve">и </w:t>
       </w:r>
+      <w:proofErr w:type="spellStart"/>
       <w:r>
         <w:rPr>
           <w:rFonts w:ascii="Times New Roman" w:hAnsi="Times New Roman" w:cs="Times New Roman"/>
@@ -20515,6 +21608,7 @@
         </w:rPr>
         <w:t>GraphQL</w:t>
       </w:r>
+      <w:proofErr w:type="spellEnd"/>
       <w:r>
         <w:rPr>
           <w:rFonts w:ascii="Times New Roman" w:hAnsi="Times New Roman" w:cs="Times New Roman"/>
@@ -20540,7 +21634,25 @@
           <w:sz w:val="28"/>
           <w:szCs w:val="28"/>
         </w:rPr>
-        <w:t xml:space="preserve">- ElasticSearch </w:t>
+        <w:t xml:space="preserve">- </w:t>
+      </w:r>
+      <w:proofErr w:type="spellStart"/>
+      <w:r>
+        <w:rPr>
+          <w:rFonts w:ascii="Times New Roman" w:hAnsi="Times New Roman" w:cs="Times New Roman"/>
+          <w:sz w:val="28"/>
+          <w:szCs w:val="28"/>
+        </w:rPr>
+        <w:t>ElasticSearch</w:t>
+      </w:r>
+      <w:proofErr w:type="spellEnd"/>
+      <w:r>
+        <w:rPr>
+          <w:rFonts w:ascii="Times New Roman" w:hAnsi="Times New Roman" w:cs="Times New Roman"/>
+          <w:sz w:val="28"/>
+          <w:szCs w:val="28"/>
+        </w:rPr>
+        <w:t xml:space="preserve"> </w:t>
       </w:r>
       <w:r>
         <w:rPr>
@@ -20717,7 +21829,25 @@
           <w:sz w:val="28"/>
           <w:szCs w:val="28"/>
         </w:rPr>
-        <w:t>- Система аналитики и дашборды.</w:t>
+        <w:t xml:space="preserve">- Система аналитики и </w:t>
+      </w:r>
+      <w:proofErr w:type="spellStart"/>
+      <w:r>
+        <w:rPr>
+          <w:rFonts w:ascii="Times New Roman" w:hAnsi="Times New Roman" w:cs="Times New Roman"/>
+          <w:sz w:val="28"/>
+          <w:szCs w:val="28"/>
+        </w:rPr>
+        <w:t>дашборды</w:t>
+      </w:r>
+      <w:proofErr w:type="spellEnd"/>
+      <w:r>
+        <w:rPr>
+          <w:rFonts w:ascii="Times New Roman" w:hAnsi="Times New Roman" w:cs="Times New Roman"/>
+          <w:sz w:val="28"/>
+          <w:szCs w:val="28"/>
+        </w:rPr>
+        <w:t>.</w:t>
       </w:r>
     </w:p>
     <w:p>
@@ -20962,13 +22092,23 @@
                 <w:szCs w:val="28"/>
               </w:rPr>
             </w:pPr>
-            <w:r>
-              <w:rPr>
-                <w:rFonts w:ascii="Times New Roman" w:hAnsi="Times New Roman" w:cs="Times New Roman"/>
-                <w:sz w:val="28"/>
-                <w:szCs w:val="28"/>
-              </w:rPr>
-              <w:t>Еламков Е.Ю</w:t>
+            <w:proofErr w:type="spellStart"/>
+            <w:r>
+              <w:rPr>
+                <w:rFonts w:ascii="Times New Roman" w:hAnsi="Times New Roman" w:cs="Times New Roman"/>
+                <w:sz w:val="28"/>
+                <w:szCs w:val="28"/>
+              </w:rPr>
+              <w:t>Еламков</w:t>
+            </w:r>
+            <w:proofErr w:type="spellEnd"/>
+            <w:r>
+              <w:rPr>
+                <w:rFonts w:ascii="Times New Roman" w:hAnsi="Times New Roman" w:cs="Times New Roman"/>
+                <w:sz w:val="28"/>
+                <w:szCs w:val="28"/>
+              </w:rPr>
+              <w:t xml:space="preserve"> Е.Ю</w:t>
             </w:r>
           </w:p>
         </w:tc>
@@ -21062,7 +22202,25 @@
                 <w:sz w:val="28"/>
                 <w:szCs w:val="28"/>
               </w:rPr>
-              <w:t>Шуваев В.С. Еламков Е.Ю.</w:t>
+              <w:t xml:space="preserve">Шуваев В.С. </w:t>
+            </w:r>
+            <w:proofErr w:type="spellStart"/>
+            <w:r>
+              <w:rPr>
+                <w:rFonts w:ascii="Times New Roman" w:hAnsi="Times New Roman" w:cs="Times New Roman"/>
+                <w:sz w:val="28"/>
+                <w:szCs w:val="28"/>
+              </w:rPr>
+              <w:t>Еламков</w:t>
+            </w:r>
+            <w:proofErr w:type="spellEnd"/>
+            <w:r>
+              <w:rPr>
+                <w:rFonts w:ascii="Times New Roman" w:hAnsi="Times New Roman" w:cs="Times New Roman"/>
+                <w:sz w:val="28"/>
+                <w:szCs w:val="28"/>
+              </w:rPr>
+              <w:t xml:space="preserve"> Е.Ю.</w:t>
             </w:r>
           </w:p>
         </w:tc>
@@ -21210,13 +22368,23 @@
                 <w:szCs w:val="28"/>
               </w:rPr>
             </w:pPr>
-            <w:r>
-              <w:rPr>
-                <w:rFonts w:ascii="Times New Roman" w:hAnsi="Times New Roman" w:cs="Times New Roman"/>
-                <w:sz w:val="28"/>
-                <w:szCs w:val="28"/>
-              </w:rPr>
-              <w:t>Еламков Е.Ю.</w:t>
+            <w:proofErr w:type="spellStart"/>
+            <w:r>
+              <w:rPr>
+                <w:rFonts w:ascii="Times New Roman" w:hAnsi="Times New Roman" w:cs="Times New Roman"/>
+                <w:sz w:val="28"/>
+                <w:szCs w:val="28"/>
+              </w:rPr>
+              <w:t>Еламков</w:t>
+            </w:r>
+            <w:proofErr w:type="spellEnd"/>
+            <w:r>
+              <w:rPr>
+                <w:rFonts w:ascii="Times New Roman" w:hAnsi="Times New Roman" w:cs="Times New Roman"/>
+                <w:sz w:val="28"/>
+                <w:szCs w:val="28"/>
+              </w:rPr>
+              <w:t xml:space="preserve"> Е.Ю.</w:t>
             </w:r>
           </w:p>
         </w:tc>
@@ -21346,13 +22514,23 @@
                 <w:szCs w:val="28"/>
               </w:rPr>
             </w:pPr>
-            <w:r>
-              <w:rPr>
-                <w:rFonts w:ascii="Times New Roman" w:hAnsi="Times New Roman" w:cs="Times New Roman"/>
-                <w:sz w:val="28"/>
-                <w:szCs w:val="28"/>
-              </w:rPr>
-              <w:t>Еламков Е.Ю.</w:t>
+            <w:proofErr w:type="spellStart"/>
+            <w:r>
+              <w:rPr>
+                <w:rFonts w:ascii="Times New Roman" w:hAnsi="Times New Roman" w:cs="Times New Roman"/>
+                <w:sz w:val="28"/>
+                <w:szCs w:val="28"/>
+              </w:rPr>
+              <w:t>Еламков</w:t>
+            </w:r>
+            <w:proofErr w:type="spellEnd"/>
+            <w:r>
+              <w:rPr>
+                <w:rFonts w:ascii="Times New Roman" w:hAnsi="Times New Roman" w:cs="Times New Roman"/>
+                <w:sz w:val="28"/>
+                <w:szCs w:val="28"/>
+              </w:rPr>
+              <w:t xml:space="preserve"> Е.Ю.</w:t>
             </w:r>
           </w:p>
         </w:tc>
@@ -21367,25 +22545,32 @@
                 <w:rFonts w:ascii="Times New Roman" w:hAnsi="Times New Roman" w:cs="Times New Roman"/>
                 <w:sz w:val="28"/>
                 <w:szCs w:val="28"/>
+              </w:rPr>
+            </w:pPr>
+            <w:r>
+              <w:rPr>
+                <w:rFonts w:ascii="Times New Roman" w:hAnsi="Times New Roman" w:cs="Times New Roman"/>
+                <w:sz w:val="28"/>
+                <w:szCs w:val="28"/>
+              </w:rPr>
+              <w:t xml:space="preserve">Добавлен раздел 6.5 «Расширение </w:t>
+            </w:r>
+            <w:r>
+              <w:rPr>
+                <w:rFonts w:ascii="Times New Roman" w:hAnsi="Times New Roman" w:cs="Times New Roman"/>
+                <w:sz w:val="28"/>
+                <w:szCs w:val="28"/>
                 <w:lang w:val="en-US"/>
               </w:rPr>
-            </w:pPr>
-            <w:r>
-              <w:rPr>
-                <w:rFonts w:ascii="Times New Roman" w:hAnsi="Times New Roman" w:cs="Times New Roman"/>
-                <w:sz w:val="28"/>
-                <w:szCs w:val="28"/>
-              </w:rPr>
-              <w:t xml:space="preserve">Добавлен раздел 6.5 «Расширение </w:t>
-            </w:r>
-            <w:r>
-              <w:rPr>
-                <w:rFonts w:ascii="Times New Roman" w:hAnsi="Times New Roman" w:cs="Times New Roman"/>
-                <w:sz w:val="28"/>
-                <w:szCs w:val="28"/>
-                <w:lang w:val="en-US"/>
-              </w:rPr>
-              <w:t xml:space="preserve">RBAC </w:t>
+              <w:t>RBAC</w:t>
+            </w:r>
+            <w:r>
+              <w:rPr>
+                <w:rFonts w:ascii="Times New Roman" w:hAnsi="Times New Roman" w:cs="Times New Roman"/>
+                <w:sz w:val="28"/>
+                <w:szCs w:val="28"/>
+              </w:rPr>
+              <w:t xml:space="preserve"> </w:t>
             </w:r>
             <w:r>
               <w:rPr>
@@ -21400,7 +22585,6 @@
                 <w:rFonts w:ascii="Times New Roman" w:hAnsi="Times New Roman" w:cs="Times New Roman"/>
                 <w:sz w:val="28"/>
                 <w:szCs w:val="28"/>
-                <w:lang w:val="en-US"/>
               </w:rPr>
               <w:t>»</w:t>
             </w:r>

--- a/Documents/Техническое задание v0.4.docx
+++ b/Documents/Техническое задание v0.4.docx
@@ -4462,6 +4462,7 @@
       </w:r>
       <w:bookmarkEnd w:id="7"/>
     </w:p>
+    <w:p/>
     <w:p>
       <w:pPr>
         <w:pStyle w:val="3"/>
@@ -4475,11 +4476,7 @@
           <w:szCs w:val="28"/>
         </w:rPr>
       </w:pPr>
-    </w:p>
-    <w:p>
-      <w:pPr>
-        <w:pStyle w:val="3"/>
-        <w:spacing w:before="0" w:line="240" w:lineRule="auto"/>
+      <w:r>
         <w:rPr>
           <w:rFonts w:ascii="Times New Roman" w:hAnsi="Times New Roman" w:cs="Times New Roman"/>
           <w:b w:val="0"/>
@@ -4488,7 +4485,8 @@
           <w:sz w:val="28"/>
           <w:szCs w:val="28"/>
         </w:rPr>
-      </w:pPr>
+        <w:t xml:space="preserve">2.2.1. </w:t>
+      </w:r>
       <w:r>
         <w:rPr>
           <w:rFonts w:ascii="Times New Roman" w:hAnsi="Times New Roman" w:cs="Times New Roman"/>
@@ -4498,9 +4496,13 @@
           <w:sz w:val="28"/>
           <w:szCs w:val="28"/>
         </w:rPr>
-        <w:t xml:space="preserve">2.2.1. </w:t>
-      </w:r>
-      <w:r>
+        <w:t>Систематизация данных о сотрудниках и контрагентах.</w:t>
+      </w:r>
+    </w:p>
+    <w:p>
+      <w:pPr>
+        <w:pStyle w:val="3"/>
+        <w:spacing w:before="0" w:line="240" w:lineRule="auto"/>
         <w:rPr>
           <w:rFonts w:ascii="Times New Roman" w:hAnsi="Times New Roman" w:cs="Times New Roman"/>
           <w:b w:val="0"/>
@@ -4509,13 +4511,8 @@
           <w:sz w:val="28"/>
           <w:szCs w:val="28"/>
         </w:rPr>
-        <w:t>Систематизация данных о сотрудниках и контрагентах.</w:t>
-      </w:r>
-    </w:p>
-    <w:p>
-      <w:pPr>
-        <w:pStyle w:val="3"/>
-        <w:spacing w:before="0" w:line="240" w:lineRule="auto"/>
+      </w:pPr>
+      <w:r>
         <w:rPr>
           <w:rFonts w:ascii="Times New Roman" w:hAnsi="Times New Roman" w:cs="Times New Roman"/>
           <w:b w:val="0"/>
@@ -4524,7 +4521,8 @@
           <w:sz w:val="28"/>
           <w:szCs w:val="28"/>
         </w:rPr>
-      </w:pPr>
+        <w:t xml:space="preserve">2.2.2. </w:t>
+      </w:r>
       <w:r>
         <w:rPr>
           <w:rFonts w:ascii="Times New Roman" w:hAnsi="Times New Roman" w:cs="Times New Roman"/>
@@ -4534,9 +4532,13 @@
           <w:sz w:val="28"/>
           <w:szCs w:val="28"/>
         </w:rPr>
-        <w:t xml:space="preserve">2.2.2. </w:t>
-      </w:r>
-      <w:r>
+        <w:t>Обеспечение быстрого доступа к информации.</w:t>
+      </w:r>
+    </w:p>
+    <w:p>
+      <w:pPr>
+        <w:pStyle w:val="3"/>
+        <w:spacing w:before="0" w:line="240" w:lineRule="auto"/>
         <w:rPr>
           <w:rFonts w:ascii="Times New Roman" w:hAnsi="Times New Roman" w:cs="Times New Roman"/>
           <w:b w:val="0"/>
@@ -4545,13 +4547,8 @@
           <w:sz w:val="28"/>
           <w:szCs w:val="28"/>
         </w:rPr>
-        <w:t>Обеспечение быстрого доступа к информации.</w:t>
-      </w:r>
-    </w:p>
-    <w:p>
-      <w:pPr>
-        <w:pStyle w:val="3"/>
-        <w:spacing w:before="0" w:line="240" w:lineRule="auto"/>
+      </w:pPr>
+      <w:r>
         <w:rPr>
           <w:rFonts w:ascii="Times New Roman" w:hAnsi="Times New Roman" w:cs="Times New Roman"/>
           <w:b w:val="0"/>
@@ -4560,7 +4557,8 @@
           <w:sz w:val="28"/>
           <w:szCs w:val="28"/>
         </w:rPr>
-      </w:pPr>
+        <w:t xml:space="preserve">2.2.3. </w:t>
+      </w:r>
       <w:r>
         <w:rPr>
           <w:rFonts w:ascii="Times New Roman" w:hAnsi="Times New Roman" w:cs="Times New Roman"/>
@@ -4570,9 +4568,13 @@
           <w:sz w:val="28"/>
           <w:szCs w:val="28"/>
         </w:rPr>
-        <w:t xml:space="preserve">2.2.3. </w:t>
-      </w:r>
-      <w:r>
+        <w:t>Поддержка кадрового резерва и управление персоналом.</w:t>
+      </w:r>
+    </w:p>
+    <w:p>
+      <w:pPr>
+        <w:pStyle w:val="3"/>
+        <w:spacing w:before="0" w:line="240" w:lineRule="auto"/>
         <w:rPr>
           <w:rFonts w:ascii="Times New Roman" w:hAnsi="Times New Roman" w:cs="Times New Roman"/>
           <w:b w:val="0"/>
@@ -4581,13 +4583,8 @@
           <w:sz w:val="28"/>
           <w:szCs w:val="28"/>
         </w:rPr>
-        <w:t>Поддержка кадрового резерва и управление персоналом.</w:t>
-      </w:r>
-    </w:p>
-    <w:p>
-      <w:pPr>
-        <w:pStyle w:val="3"/>
-        <w:spacing w:before="0" w:line="240" w:lineRule="auto"/>
+      </w:pPr>
+      <w:r>
         <w:rPr>
           <w:rFonts w:ascii="Times New Roman" w:hAnsi="Times New Roman" w:cs="Times New Roman"/>
           <w:b w:val="0"/>
@@ -4596,7 +4593,8 @@
           <w:sz w:val="28"/>
           <w:szCs w:val="28"/>
         </w:rPr>
-      </w:pPr>
+        <w:t xml:space="preserve">2.2.4. </w:t>
+      </w:r>
       <w:r>
         <w:rPr>
           <w:rFonts w:ascii="Times New Roman" w:hAnsi="Times New Roman" w:cs="Times New Roman"/>
@@ -4606,9 +4604,49 @@
           <w:sz w:val="28"/>
           <w:szCs w:val="28"/>
         </w:rPr>
-        <w:t xml:space="preserve">2.2.4. </w:t>
-      </w:r>
-      <w:r>
+        <w:t>Соблюдение требований законодательства о персональных данных.</w:t>
+      </w:r>
+    </w:p>
+    <w:p/>
+    <w:p>
+      <w:pPr>
+        <w:pStyle w:val="2"/>
+        <w:spacing w:before="0" w:line="240" w:lineRule="auto"/>
+        <w:jc w:val="both"/>
+        <w:rPr>
+          <w:rFonts w:ascii="Times New Roman" w:hAnsi="Times New Roman" w:cs="Times New Roman"/>
+          <w:sz w:val="28"/>
+          <w:szCs w:val="28"/>
+        </w:rPr>
+      </w:pPr>
+      <w:bookmarkStart w:id="8" w:name="_Toc207398780"/>
+      <w:r>
+        <w:rPr>
+          <w:rFonts w:ascii="Times New Roman" w:hAnsi="Times New Roman" w:cs="Times New Roman"/>
+          <w:sz w:val="28"/>
+          <w:szCs w:val="28"/>
+        </w:rPr>
+        <w:t xml:space="preserve">2.3. </w:t>
+      </w:r>
+      <w:r>
+        <w:rPr>
+          <w:rFonts w:ascii="Times New Roman" w:hAnsi="Times New Roman" w:cs="Times New Roman"/>
+          <w:sz w:val="28"/>
+          <w:szCs w:val="28"/>
+        </w:rPr>
+        <w:t>Используемые технологии</w:t>
+      </w:r>
+      <w:bookmarkEnd w:id="8"/>
+    </w:p>
+    <w:p>
+      <w:pPr>
+        <w:spacing w:line="240" w:lineRule="auto"/>
+      </w:pPr>
+    </w:p>
+    <w:p>
+      <w:pPr>
+        <w:pStyle w:val="3"/>
+        <w:spacing w:before="0" w:line="240" w:lineRule="auto"/>
         <w:rPr>
           <w:rFonts w:ascii="Times New Roman" w:hAnsi="Times New Roman" w:cs="Times New Roman"/>
           <w:b w:val="0"/>
@@ -4617,49 +4655,8 @@
           <w:sz w:val="28"/>
           <w:szCs w:val="28"/>
         </w:rPr>
-        <w:t>Соблюдение требований законодательства о персональных данных.</w:t>
-      </w:r>
-    </w:p>
-    <w:p/>
-    <w:p>
-      <w:pPr>
-        <w:pStyle w:val="2"/>
-        <w:spacing w:before="0" w:line="240" w:lineRule="auto"/>
-        <w:jc w:val="both"/>
-        <w:rPr>
-          <w:rFonts w:ascii="Times New Roman" w:hAnsi="Times New Roman" w:cs="Times New Roman"/>
-          <w:sz w:val="28"/>
-          <w:szCs w:val="28"/>
-        </w:rPr>
-      </w:pPr>
-      <w:bookmarkStart w:id="8" w:name="_Toc207398780"/>
-      <w:r>
-        <w:rPr>
-          <w:rFonts w:ascii="Times New Roman" w:hAnsi="Times New Roman" w:cs="Times New Roman"/>
-          <w:sz w:val="28"/>
-          <w:szCs w:val="28"/>
-        </w:rPr>
-        <w:t xml:space="preserve">2.3. </w:t>
-      </w:r>
-      <w:r>
-        <w:rPr>
-          <w:rFonts w:ascii="Times New Roman" w:hAnsi="Times New Roman" w:cs="Times New Roman"/>
-          <w:sz w:val="28"/>
-          <w:szCs w:val="28"/>
-        </w:rPr>
-        <w:t>Используемые технологии</w:t>
-      </w:r>
-      <w:bookmarkEnd w:id="8"/>
-    </w:p>
-    <w:p>
-      <w:pPr>
-        <w:spacing w:line="240" w:lineRule="auto"/>
-      </w:pPr>
-    </w:p>
-    <w:p>
-      <w:pPr>
-        <w:pStyle w:val="3"/>
-        <w:spacing w:before="0" w:line="240" w:lineRule="auto"/>
+      </w:pPr>
+      <w:r>
         <w:rPr>
           <w:rFonts w:ascii="Times New Roman" w:hAnsi="Times New Roman" w:cs="Times New Roman"/>
           <w:b w:val="0"/>
@@ -4668,7 +4665,8 @@
           <w:sz w:val="28"/>
           <w:szCs w:val="28"/>
         </w:rPr>
-      </w:pPr>
+        <w:t xml:space="preserve">2.3.1. </w:t>
+      </w:r>
       <w:r>
         <w:rPr>
           <w:rFonts w:ascii="Times New Roman" w:hAnsi="Times New Roman" w:cs="Times New Roman"/>
@@ -4677,8 +4675,9 @@
           <w:color w:val="auto"/>
           <w:sz w:val="28"/>
           <w:szCs w:val="28"/>
-        </w:rPr>
-        <w:t xml:space="preserve">2.3.1. </w:t>
+          <w:lang w:val="en-US"/>
+        </w:rPr>
+        <w:t>Backend</w:t>
       </w:r>
       <w:r>
         <w:rPr>
@@ -4688,9 +4687,8 @@
           <w:color w:val="auto"/>
           <w:sz w:val="28"/>
           <w:szCs w:val="28"/>
-          <w:lang w:val="en-US"/>
-        </w:rPr>
-        <w:t>Backend</w:t>
+        </w:rPr>
+        <w:t xml:space="preserve">: </w:t>
       </w:r>
       <w:r>
         <w:rPr>
@@ -4700,8 +4698,9 @@
           <w:color w:val="auto"/>
           <w:sz w:val="28"/>
           <w:szCs w:val="28"/>
-        </w:rPr>
-        <w:t xml:space="preserve">: </w:t>
+          <w:lang w:val="en-US"/>
+        </w:rPr>
+        <w:t>Django</w:t>
       </w:r>
       <w:r>
         <w:rPr>
@@ -4711,9 +4710,8 @@
           <w:color w:val="auto"/>
           <w:sz w:val="28"/>
           <w:szCs w:val="28"/>
-          <w:lang w:val="en-US"/>
-        </w:rPr>
-        <w:t>Django</w:t>
+        </w:rPr>
+        <w:t xml:space="preserve"> 5.</w:t>
       </w:r>
       <w:r>
         <w:rPr>
@@ -4723,8 +4721,9 @@
           <w:color w:val="auto"/>
           <w:sz w:val="28"/>
           <w:szCs w:val="28"/>
-        </w:rPr>
-        <w:t xml:space="preserve"> 5.</w:t>
+          <w:lang w:val="en-US"/>
+        </w:rPr>
+        <w:t>x</w:t>
       </w:r>
       <w:r>
         <w:rPr>
@@ -4734,9 +4733,8 @@
           <w:color w:val="auto"/>
           <w:sz w:val="28"/>
           <w:szCs w:val="28"/>
-          <w:lang w:val="en-US"/>
-        </w:rPr>
-        <w:t>x</w:t>
+        </w:rPr>
+        <w:t xml:space="preserve"> (</w:t>
       </w:r>
       <w:r>
         <w:rPr>
@@ -4746,8 +4744,9 @@
           <w:color w:val="auto"/>
           <w:sz w:val="28"/>
           <w:szCs w:val="28"/>
-        </w:rPr>
-        <w:t xml:space="preserve"> (</w:t>
+          <w:lang w:val="en-US"/>
+        </w:rPr>
+        <w:t>Python</w:t>
       </w:r>
       <w:r>
         <w:rPr>
@@ -4757,11 +4756,14 @@
           <w:color w:val="auto"/>
           <w:sz w:val="28"/>
           <w:szCs w:val="28"/>
-          <w:lang w:val="en-US"/>
-        </w:rPr>
-        <w:t>Python</w:t>
-      </w:r>
-      <w:r>
+        </w:rPr>
+        <w:t xml:space="preserve"> 3.12).</w:t>
+      </w:r>
+    </w:p>
+    <w:p>
+      <w:pPr>
+        <w:pStyle w:val="3"/>
+        <w:spacing w:before="0" w:line="240" w:lineRule="auto"/>
         <w:rPr>
           <w:rFonts w:ascii="Times New Roman" w:hAnsi="Times New Roman" w:cs="Times New Roman"/>
           <w:b w:val="0"/>
@@ -4770,13 +4772,8 @@
           <w:sz w:val="28"/>
           <w:szCs w:val="28"/>
         </w:rPr>
-        <w:t xml:space="preserve"> 3.12).</w:t>
-      </w:r>
-    </w:p>
-    <w:p>
-      <w:pPr>
-        <w:pStyle w:val="3"/>
-        <w:spacing w:before="0" w:line="240" w:lineRule="auto"/>
+      </w:pPr>
+      <w:r>
         <w:rPr>
           <w:rFonts w:ascii="Times New Roman" w:hAnsi="Times New Roman" w:cs="Times New Roman"/>
           <w:b w:val="0"/>
@@ -4785,7 +4782,8 @@
           <w:sz w:val="28"/>
           <w:szCs w:val="28"/>
         </w:rPr>
-      </w:pPr>
+        <w:t xml:space="preserve">2.3.2. </w:t>
+      </w:r>
       <w:r>
         <w:rPr>
           <w:rFonts w:ascii="Times New Roman" w:hAnsi="Times New Roman" w:cs="Times New Roman"/>
@@ -4795,7 +4793,7 @@
           <w:sz w:val="28"/>
           <w:szCs w:val="28"/>
         </w:rPr>
-        <w:t xml:space="preserve">2.3.2. </w:t>
+        <w:t>БД</w:t>
       </w:r>
       <w:r>
         <w:rPr>
@@ -4806,7 +4804,7 @@
           <w:sz w:val="28"/>
           <w:szCs w:val="28"/>
         </w:rPr>
-        <w:t>БД</w:t>
+        <w:t>:</w:t>
       </w:r>
       <w:r>
         <w:rPr>
@@ -4817,7 +4815,7 @@
           <w:sz w:val="28"/>
           <w:szCs w:val="28"/>
         </w:rPr>
-        <w:t>:</w:t>
+        <w:t xml:space="preserve"> </w:t>
       </w:r>
       <w:r>
         <w:rPr>
@@ -4827,8 +4825,9 @@
           <w:color w:val="auto"/>
           <w:sz w:val="28"/>
           <w:szCs w:val="28"/>
-        </w:rPr>
-        <w:t xml:space="preserve"> </w:t>
+          <w:lang w:val="en-US"/>
+        </w:rPr>
+        <w:t>Post</w:t>
       </w:r>
       <w:r>
         <w:rPr>
@@ -4840,7 +4839,7 @@
           <w:szCs w:val="28"/>
           <w:lang w:val="en-US"/>
         </w:rPr>
-        <w:t>Post</w:t>
+        <w:t>greSQL</w:t>
       </w:r>
       <w:r>
         <w:rPr>
@@ -4850,9 +4849,8 @@
           <w:color w:val="auto"/>
           <w:sz w:val="28"/>
           <w:szCs w:val="28"/>
-          <w:lang w:val="en-US"/>
-        </w:rPr>
-        <w:t>greSQL</w:t>
+        </w:rPr>
+        <w:t xml:space="preserve"> 15</w:t>
       </w:r>
       <w:r>
         <w:rPr>
@@ -4863,9 +4861,13 @@
           <w:sz w:val="28"/>
           <w:szCs w:val="28"/>
         </w:rPr>
-        <w:t xml:space="preserve"> 15</w:t>
-      </w:r>
-      <w:r>
+        <w:t>.</w:t>
+      </w:r>
+    </w:p>
+    <w:p>
+      <w:pPr>
+        <w:pStyle w:val="3"/>
+        <w:spacing w:before="0" w:line="240" w:lineRule="auto"/>
         <w:rPr>
           <w:rFonts w:ascii="Times New Roman" w:hAnsi="Times New Roman" w:cs="Times New Roman"/>
           <w:b w:val="0"/>
@@ -4874,13 +4876,8 @@
           <w:sz w:val="28"/>
           <w:szCs w:val="28"/>
         </w:rPr>
-        <w:t>.</w:t>
-      </w:r>
-    </w:p>
-    <w:p>
-      <w:pPr>
-        <w:pStyle w:val="3"/>
-        <w:spacing w:before="0" w:line="240" w:lineRule="auto"/>
+      </w:pPr>
+      <w:r>
         <w:rPr>
           <w:rFonts w:ascii="Times New Roman" w:hAnsi="Times New Roman" w:cs="Times New Roman"/>
           <w:b w:val="0"/>
@@ -4889,7 +4886,8 @@
           <w:sz w:val="28"/>
           <w:szCs w:val="28"/>
         </w:rPr>
-      </w:pPr>
+        <w:t>2.3.</w:t>
+      </w:r>
       <w:r>
         <w:rPr>
           <w:rFonts w:ascii="Times New Roman" w:hAnsi="Times New Roman" w:cs="Times New Roman"/>
@@ -4899,7 +4897,7 @@
           <w:sz w:val="28"/>
           <w:szCs w:val="28"/>
         </w:rPr>
-        <w:t>2.3.</w:t>
+        <w:t>3</w:t>
       </w:r>
       <w:r>
         <w:rPr>
@@ -4910,8 +4908,9 @@
           <w:sz w:val="28"/>
           <w:szCs w:val="28"/>
         </w:rPr>
-        <w:t>3</w:t>
-      </w:r>
+        <w:t xml:space="preserve">. </w:t>
+      </w:r>
+      <w:proofErr w:type="spellStart"/>
       <w:r>
         <w:rPr>
           <w:rFonts w:ascii="Times New Roman" w:hAnsi="Times New Roman" w:cs="Times New Roman"/>
@@ -4921,9 +4920,9 @@
           <w:sz w:val="28"/>
           <w:szCs w:val="28"/>
         </w:rPr>
-        <w:t xml:space="preserve">. </w:t>
-      </w:r>
-      <w:proofErr w:type="spellStart"/>
+        <w:t>Фронтенд</w:t>
+      </w:r>
+      <w:proofErr w:type="spellEnd"/>
       <w:r>
         <w:rPr>
           <w:rFonts w:ascii="Times New Roman" w:hAnsi="Times New Roman" w:cs="Times New Roman"/>
@@ -4933,9 +4932,8 @@
           <w:sz w:val="28"/>
           <w:szCs w:val="28"/>
         </w:rPr>
-        <w:t>Фронтенд</w:t>
-      </w:r>
-      <w:proofErr w:type="spellEnd"/>
+        <w:t xml:space="preserve">: </w:t>
+      </w:r>
       <w:r>
         <w:rPr>
           <w:rFonts w:ascii="Times New Roman" w:hAnsi="Times New Roman" w:cs="Times New Roman"/>
@@ -4944,8 +4942,9 @@
           <w:color w:val="auto"/>
           <w:sz w:val="28"/>
           <w:szCs w:val="28"/>
-        </w:rPr>
-        <w:t xml:space="preserve">: </w:t>
+          <w:lang w:val="en-US"/>
+        </w:rPr>
+        <w:t>Bootstrap</w:t>
       </w:r>
       <w:r>
         <w:rPr>
@@ -4955,9 +4954,8 @@
           <w:color w:val="auto"/>
           <w:sz w:val="28"/>
           <w:szCs w:val="28"/>
-          <w:lang w:val="en-US"/>
-        </w:rPr>
-        <w:t>Bootstrap</w:t>
+        </w:rPr>
+        <w:t xml:space="preserve"> 5, </w:t>
       </w:r>
       <w:r>
         <w:rPr>
@@ -4967,8 +4965,9 @@
           <w:color w:val="auto"/>
           <w:sz w:val="28"/>
           <w:szCs w:val="28"/>
-        </w:rPr>
-        <w:t xml:space="preserve"> 5, </w:t>
+          <w:lang w:val="en-US"/>
+        </w:rPr>
+        <w:t>Ajax</w:t>
       </w:r>
       <w:r>
         <w:rPr>
@@ -4978,9 +4977,8 @@
           <w:color w:val="auto"/>
           <w:sz w:val="28"/>
           <w:szCs w:val="28"/>
-          <w:lang w:val="en-US"/>
-        </w:rPr>
-        <w:t>Ajax</w:t>
+        </w:rPr>
+        <w:t xml:space="preserve"> </w:t>
       </w:r>
       <w:r>
         <w:rPr>
@@ -4991,7 +4989,7 @@
           <w:sz w:val="28"/>
           <w:szCs w:val="28"/>
         </w:rPr>
-        <w:t xml:space="preserve"> </w:t>
+        <w:t>или</w:t>
       </w:r>
       <w:r>
         <w:rPr>
@@ -5002,7 +5000,7 @@
           <w:sz w:val="28"/>
           <w:szCs w:val="28"/>
         </w:rPr>
-        <w:t>или</w:t>
+        <w:t xml:space="preserve"> </w:t>
       </w:r>
       <w:r>
         <w:rPr>
@@ -5012,8 +5010,9 @@
           <w:color w:val="auto"/>
           <w:sz w:val="28"/>
           <w:szCs w:val="28"/>
-        </w:rPr>
-        <w:t xml:space="preserve"> </w:t>
+          <w:lang w:val="en-US"/>
+        </w:rPr>
+        <w:t>HTMX</w:t>
       </w:r>
       <w:r>
         <w:rPr>
@@ -5023,11 +5022,14 @@
           <w:color w:val="auto"/>
           <w:sz w:val="28"/>
           <w:szCs w:val="28"/>
-          <w:lang w:val="en-US"/>
-        </w:rPr>
-        <w:t>HTMX</w:t>
-      </w:r>
-      <w:r>
+        </w:rPr>
+        <w:t xml:space="preserve"> </w:t>
+      </w:r>
+    </w:p>
+    <w:p>
+      <w:pPr>
+        <w:pStyle w:val="3"/>
+        <w:spacing w:before="0" w:line="240" w:lineRule="auto"/>
         <w:rPr>
           <w:rFonts w:ascii="Times New Roman" w:hAnsi="Times New Roman" w:cs="Times New Roman"/>
           <w:b w:val="0"/>
@@ -5035,14 +5037,10 @@
           <w:color w:val="auto"/>
           <w:sz w:val="28"/>
           <w:szCs w:val="28"/>
-        </w:rPr>
-        <w:t xml:space="preserve"> </w:t>
-      </w:r>
-    </w:p>
-    <w:p>
-      <w:pPr>
-        <w:pStyle w:val="3"/>
-        <w:spacing w:before="0" w:line="240" w:lineRule="auto"/>
+          <w:lang w:val="en-US"/>
+        </w:rPr>
+      </w:pPr>
+      <w:r>
         <w:rPr>
           <w:rFonts w:ascii="Times New Roman" w:hAnsi="Times New Roman" w:cs="Times New Roman"/>
           <w:b w:val="0"/>
@@ -5052,7 +5050,8 @@
           <w:szCs w:val="28"/>
           <w:lang w:val="en-US"/>
         </w:rPr>
-      </w:pPr>
+        <w:t>2.3.</w:t>
+      </w:r>
       <w:r>
         <w:rPr>
           <w:rFonts w:ascii="Times New Roman" w:hAnsi="Times New Roman" w:cs="Times New Roman"/>
@@ -5063,7 +5062,7 @@
           <w:szCs w:val="28"/>
           <w:lang w:val="en-US"/>
         </w:rPr>
-        <w:t>2.3.</w:t>
+        <w:t>4</w:t>
       </w:r>
       <w:r>
         <w:rPr>
@@ -5075,7 +5074,7 @@
           <w:szCs w:val="28"/>
           <w:lang w:val="en-US"/>
         </w:rPr>
-        <w:t>4</w:t>
+        <w:t xml:space="preserve">. </w:t>
       </w:r>
       <w:r>
         <w:rPr>
@@ -5085,9 +5084,8 @@
           <w:color w:val="auto"/>
           <w:sz w:val="28"/>
           <w:szCs w:val="28"/>
-          <w:lang w:val="en-US"/>
-        </w:rPr>
-        <w:t xml:space="preserve">. </w:t>
+        </w:rPr>
+        <w:t>Развертывание</w:t>
       </w:r>
       <w:r>
         <w:rPr>
@@ -5097,8 +5095,9 @@
           <w:color w:val="auto"/>
           <w:sz w:val="28"/>
           <w:szCs w:val="28"/>
-        </w:rPr>
-        <w:t>Развертывание</w:t>
+          <w:lang w:val="en-US"/>
+        </w:rPr>
+        <w:t>:</w:t>
       </w:r>
       <w:r>
         <w:rPr>
@@ -5110,7 +5109,7 @@
           <w:szCs w:val="28"/>
           <w:lang w:val="en-US"/>
         </w:rPr>
-        <w:t>:</w:t>
+        <w:t xml:space="preserve"> </w:t>
       </w:r>
       <w:r>
         <w:rPr>
@@ -5122,7 +5121,7 @@
           <w:szCs w:val="28"/>
           <w:lang w:val="en-US"/>
         </w:rPr>
-        <w:t xml:space="preserve"> </w:t>
+        <w:t>Docker, Docker Compose v.2</w:t>
       </w:r>
       <w:r>
         <w:rPr>
@@ -5134,9 +5133,13 @@
           <w:szCs w:val="28"/>
           <w:lang w:val="en-US"/>
         </w:rPr>
-        <w:t>Docker, Docker Compose v.2</w:t>
-      </w:r>
-      <w:r>
+        <w:t>.</w:t>
+      </w:r>
+    </w:p>
+    <w:p>
+      <w:pPr>
+        <w:pStyle w:val="3"/>
+        <w:spacing w:before="0" w:line="240" w:lineRule="auto"/>
         <w:rPr>
           <w:rFonts w:ascii="Times New Roman" w:hAnsi="Times New Roman" w:cs="Times New Roman"/>
           <w:b w:val="0"/>
@@ -5146,13 +5149,8 @@
           <w:szCs w:val="28"/>
           <w:lang w:val="en-US"/>
         </w:rPr>
-        <w:t>.</w:t>
-      </w:r>
-    </w:p>
-    <w:p>
-      <w:pPr>
-        <w:pStyle w:val="3"/>
-        <w:spacing w:before="0" w:line="240" w:lineRule="auto"/>
+      </w:pPr>
+      <w:r>
         <w:rPr>
           <w:rFonts w:ascii="Times New Roman" w:hAnsi="Times New Roman" w:cs="Times New Roman"/>
           <w:b w:val="0"/>
@@ -5162,7 +5160,8 @@
           <w:szCs w:val="28"/>
           <w:lang w:val="en-US"/>
         </w:rPr>
-      </w:pPr>
+        <w:t>2.3.</w:t>
+      </w:r>
       <w:r>
         <w:rPr>
           <w:rFonts w:ascii="Times New Roman" w:hAnsi="Times New Roman" w:cs="Times New Roman"/>
@@ -5173,7 +5172,7 @@
           <w:szCs w:val="28"/>
           <w:lang w:val="en-US"/>
         </w:rPr>
-        <w:t>2.3.</w:t>
+        <w:t>5</w:t>
       </w:r>
       <w:r>
         <w:rPr>
@@ -5185,7 +5184,7 @@
           <w:szCs w:val="28"/>
           <w:lang w:val="en-US"/>
         </w:rPr>
-        <w:t>5</w:t>
+        <w:t xml:space="preserve">. </w:t>
       </w:r>
       <w:r>
         <w:rPr>
@@ -5197,7 +5196,7 @@
           <w:szCs w:val="28"/>
           <w:lang w:val="en-US"/>
         </w:rPr>
-        <w:t xml:space="preserve">. </w:t>
+        <w:t>CI/CD</w:t>
       </w:r>
       <w:r>
         <w:rPr>
@@ -5209,7 +5208,7 @@
           <w:szCs w:val="28"/>
           <w:lang w:val="en-US"/>
         </w:rPr>
-        <w:t>CI/CD</w:t>
+        <w:t>:</w:t>
       </w:r>
       <w:r>
         <w:rPr>
@@ -5221,7 +5220,7 @@
           <w:szCs w:val="28"/>
           <w:lang w:val="en-US"/>
         </w:rPr>
-        <w:t>:</w:t>
+        <w:t xml:space="preserve"> Git CI/GitHub Actions</w:t>
       </w:r>
       <w:r>
         <w:rPr>
@@ -5233,9 +5232,63 @@
           <w:szCs w:val="28"/>
           <w:lang w:val="en-US"/>
         </w:rPr>
-        <w:t xml:space="preserve"> Git CI/GitHub Actions</w:t>
-      </w:r>
-      <w:r>
+        <w:t>.</w:t>
+      </w:r>
+    </w:p>
+    <w:p>
+      <w:pPr>
+        <w:rPr>
+          <w:lang w:val="en-US"/>
+        </w:rPr>
+      </w:pPr>
+    </w:p>
+    <w:p>
+      <w:pPr>
+        <w:pStyle w:val="2"/>
+        <w:spacing w:before="0" w:line="240" w:lineRule="auto"/>
+        <w:jc w:val="both"/>
+        <w:rPr>
+          <w:rFonts w:ascii="Times New Roman" w:hAnsi="Times New Roman" w:cs="Times New Roman"/>
+          <w:sz w:val="28"/>
+          <w:szCs w:val="28"/>
+        </w:rPr>
+      </w:pPr>
+      <w:bookmarkStart w:id="9" w:name="_Toc207398781"/>
+      <w:r>
+        <w:rPr>
+          <w:rFonts w:ascii="Times New Roman" w:hAnsi="Times New Roman" w:cs="Times New Roman"/>
+          <w:sz w:val="28"/>
+          <w:szCs w:val="28"/>
+        </w:rPr>
+        <w:t xml:space="preserve">2.4. </w:t>
+      </w:r>
+      <w:r>
+        <w:rPr>
+          <w:rFonts w:ascii="Times New Roman" w:hAnsi="Times New Roman" w:cs="Times New Roman"/>
+          <w:sz w:val="28"/>
+          <w:szCs w:val="28"/>
+        </w:rPr>
+        <w:t>Окружение</w:t>
+      </w:r>
+      <w:bookmarkEnd w:id="9"/>
+      <w:r>
+        <w:rPr>
+          <w:rFonts w:ascii="Times New Roman" w:hAnsi="Times New Roman" w:cs="Times New Roman"/>
+          <w:sz w:val="28"/>
+          <w:szCs w:val="28"/>
+        </w:rPr>
+        <w:t xml:space="preserve"> </w:t>
+      </w:r>
+    </w:p>
+    <w:p>
+      <w:pPr>
+        <w:spacing w:line="240" w:lineRule="auto"/>
+      </w:pPr>
+    </w:p>
+    <w:p>
+      <w:pPr>
+        <w:pStyle w:val="3"/>
+        <w:spacing w:before="0" w:line="240" w:lineRule="auto"/>
         <w:rPr>
           <w:rFonts w:ascii="Times New Roman" w:hAnsi="Times New Roman" w:cs="Times New Roman"/>
           <w:b w:val="0"/>
@@ -5243,65 +5296,9 @@
           <w:color w:val="auto"/>
           <w:sz w:val="28"/>
           <w:szCs w:val="28"/>
-          <w:lang w:val="en-US"/>
-        </w:rPr>
-        <w:t>.</w:t>
-      </w:r>
-    </w:p>
-    <w:p>
-      <w:pPr>
-        <w:rPr>
-          <w:lang w:val="en-US"/>
-        </w:rPr>
-      </w:pPr>
-    </w:p>
-    <w:p>
-      <w:pPr>
-        <w:pStyle w:val="2"/>
-        <w:spacing w:before="0" w:line="240" w:lineRule="auto"/>
-        <w:jc w:val="both"/>
-        <w:rPr>
-          <w:rFonts w:ascii="Times New Roman" w:hAnsi="Times New Roman" w:cs="Times New Roman"/>
-          <w:sz w:val="28"/>
-          <w:szCs w:val="28"/>
-        </w:rPr>
-      </w:pPr>
-      <w:bookmarkStart w:id="9" w:name="_Toc207398781"/>
-      <w:r>
-        <w:rPr>
-          <w:rFonts w:ascii="Times New Roman" w:hAnsi="Times New Roman" w:cs="Times New Roman"/>
-          <w:sz w:val="28"/>
-          <w:szCs w:val="28"/>
-        </w:rPr>
-        <w:t xml:space="preserve">2.4. </w:t>
-      </w:r>
-      <w:r>
-        <w:rPr>
-          <w:rFonts w:ascii="Times New Roman" w:hAnsi="Times New Roman" w:cs="Times New Roman"/>
-          <w:sz w:val="28"/>
-          <w:szCs w:val="28"/>
-        </w:rPr>
-        <w:t>Окружение</w:t>
-      </w:r>
-      <w:bookmarkEnd w:id="9"/>
-      <w:r>
-        <w:rPr>
-          <w:rFonts w:ascii="Times New Roman" w:hAnsi="Times New Roman" w:cs="Times New Roman"/>
-          <w:sz w:val="28"/>
-          <w:szCs w:val="28"/>
-        </w:rPr>
-        <w:t xml:space="preserve"> </w:t>
-      </w:r>
-    </w:p>
-    <w:p>
-      <w:pPr>
-        <w:spacing w:line="240" w:lineRule="auto"/>
-      </w:pPr>
-    </w:p>
-    <w:p>
-      <w:pPr>
-        <w:pStyle w:val="3"/>
-        <w:spacing w:before="0" w:line="240" w:lineRule="auto"/>
+        </w:rPr>
+      </w:pPr>
+      <w:r>
         <w:rPr>
           <w:rFonts w:ascii="Times New Roman" w:hAnsi="Times New Roman" w:cs="Times New Roman"/>
           <w:b w:val="0"/>
@@ -5310,7 +5307,8 @@
           <w:sz w:val="28"/>
           <w:szCs w:val="28"/>
         </w:rPr>
-      </w:pPr>
+        <w:t>2.</w:t>
+      </w:r>
       <w:r>
         <w:rPr>
           <w:rFonts w:ascii="Times New Roman" w:hAnsi="Times New Roman" w:cs="Times New Roman"/>
@@ -5320,7 +5318,7 @@
           <w:sz w:val="28"/>
           <w:szCs w:val="28"/>
         </w:rPr>
-        <w:t>2.</w:t>
+        <w:t>4</w:t>
       </w:r>
       <w:r>
         <w:rPr>
@@ -5331,7 +5329,7 @@
           <w:sz w:val="28"/>
           <w:szCs w:val="28"/>
         </w:rPr>
-        <w:t>4</w:t>
+        <w:t xml:space="preserve">.1. </w:t>
       </w:r>
       <w:r>
         <w:rPr>
@@ -5342,7 +5340,7 @@
           <w:sz w:val="28"/>
           <w:szCs w:val="28"/>
         </w:rPr>
-        <w:t xml:space="preserve">.1. </w:t>
+        <w:t>Разработк</w:t>
       </w:r>
       <w:r>
         <w:rPr>
@@ -5353,7 +5351,7 @@
           <w:sz w:val="28"/>
           <w:szCs w:val="28"/>
         </w:rPr>
-        <w:t>Разработк</w:t>
+        <w:t>а</w:t>
       </w:r>
       <w:r>
         <w:rPr>
@@ -5364,7 +5362,7 @@
           <w:sz w:val="28"/>
           <w:szCs w:val="28"/>
         </w:rPr>
-        <w:t>а</w:t>
+        <w:t xml:space="preserve"> (</w:t>
       </w:r>
       <w:r>
         <w:rPr>
@@ -5374,8 +5372,9 @@
           <w:color w:val="auto"/>
           <w:sz w:val="28"/>
           <w:szCs w:val="28"/>
-        </w:rPr>
-        <w:t xml:space="preserve"> (</w:t>
+          <w:lang w:val="en-US"/>
+        </w:rPr>
+        <w:t>d</w:t>
       </w:r>
       <w:r>
         <w:rPr>
@@ -5387,7 +5386,7 @@
           <w:szCs w:val="28"/>
           <w:lang w:val="en-US"/>
         </w:rPr>
-        <w:t>d</w:t>
+        <w:t>ev</w:t>
       </w:r>
       <w:r>
         <w:rPr>
@@ -5397,10 +5396,10 @@
           <w:color w:val="auto"/>
           <w:sz w:val="28"/>
           <w:szCs w:val="28"/>
-          <w:lang w:val="en-US"/>
-        </w:rPr>
-        <w:t>ev</w:t>
-      </w:r>
+        </w:rPr>
+        <w:t xml:space="preserve">), </w:t>
+      </w:r>
+      <w:proofErr w:type="spellStart"/>
       <w:r>
         <w:rPr>
           <w:rFonts w:ascii="Times New Roman" w:hAnsi="Times New Roman" w:cs="Times New Roman"/>
@@ -5410,9 +5409,9 @@
           <w:sz w:val="28"/>
           <w:szCs w:val="28"/>
         </w:rPr>
-        <w:t xml:space="preserve">), </w:t>
-      </w:r>
-      <w:proofErr w:type="spellStart"/>
+        <w:t>Предпродакшн</w:t>
+      </w:r>
+      <w:proofErr w:type="spellEnd"/>
       <w:r>
         <w:rPr>
           <w:rFonts w:ascii="Times New Roman" w:hAnsi="Times New Roman" w:cs="Times New Roman"/>
@@ -5422,9 +5421,8 @@
           <w:sz w:val="28"/>
           <w:szCs w:val="28"/>
         </w:rPr>
-        <w:t>Предпродакшн</w:t>
-      </w:r>
-      <w:proofErr w:type="spellEnd"/>
+        <w:t xml:space="preserve"> (</w:t>
+      </w:r>
       <w:r>
         <w:rPr>
           <w:rFonts w:ascii="Times New Roman" w:hAnsi="Times New Roman" w:cs="Times New Roman"/>
@@ -5433,8 +5431,9 @@
           <w:color w:val="auto"/>
           <w:sz w:val="28"/>
           <w:szCs w:val="28"/>
-        </w:rPr>
-        <w:t xml:space="preserve"> (</w:t>
+          <w:lang w:val="en-US"/>
+        </w:rPr>
+        <w:t>s</w:t>
       </w:r>
       <w:r>
         <w:rPr>
@@ -5446,7 +5445,7 @@
           <w:szCs w:val="28"/>
           <w:lang w:val="en-US"/>
         </w:rPr>
-        <w:t>s</w:t>
+        <w:t>tage</w:t>
       </w:r>
       <w:r>
         <w:rPr>
@@ -5456,9 +5455,8 @@
           <w:color w:val="auto"/>
           <w:sz w:val="28"/>
           <w:szCs w:val="28"/>
-          <w:lang w:val="en-US"/>
-        </w:rPr>
-        <w:t>tage</w:t>
+        </w:rPr>
+        <w:t>), Продакшн (</w:t>
       </w:r>
       <w:r>
         <w:rPr>
@@ -5468,8 +5466,9 @@
           <w:color w:val="auto"/>
           <w:sz w:val="28"/>
           <w:szCs w:val="28"/>
-        </w:rPr>
-        <w:t>), Продакшн (</w:t>
+          <w:lang w:val="en-US"/>
+        </w:rPr>
+        <w:t>master</w:t>
       </w:r>
       <w:r>
         <w:rPr>
@@ -5479,18 +5478,6 @@
           <w:color w:val="auto"/>
           <w:sz w:val="28"/>
           <w:szCs w:val="28"/>
-          <w:lang w:val="en-US"/>
-        </w:rPr>
-        <w:t>master</w:t>
-      </w:r>
-      <w:r>
-        <w:rPr>
-          <w:rFonts w:ascii="Times New Roman" w:hAnsi="Times New Roman" w:cs="Times New Roman"/>
-          <w:b w:val="0"/>
-          <w:bCs w:val="0"/>
-          <w:color w:val="auto"/>
-          <w:sz w:val="28"/>
-          <w:szCs w:val="28"/>
         </w:rPr>
         <w:t>),</w:t>
       </w:r>
@@ -5534,20 +5521,7 @@
       </w:r>
       <w:bookmarkEnd w:id="10"/>
     </w:p>
-    <w:p>
-      <w:pPr>
-        <w:pStyle w:val="3"/>
-        <w:spacing w:before="0" w:line="240" w:lineRule="auto"/>
-        <w:rPr>
-          <w:rFonts w:ascii="Times New Roman" w:hAnsi="Times New Roman" w:cs="Times New Roman"/>
-          <w:b w:val="0"/>
-          <w:bCs w:val="0"/>
-          <w:color w:val="auto"/>
-          <w:sz w:val="28"/>
-          <w:szCs w:val="28"/>
-        </w:rPr>
-      </w:pPr>
-    </w:p>
+    <w:p/>
     <w:p>
       <w:pPr>
         <w:pStyle w:val="3"/>
@@ -5648,7 +5622,6 @@
           <w:color w:val="auto"/>
           <w:sz w:val="28"/>
           <w:szCs w:val="28"/>
-          <w:lang w:val="en-US"/>
         </w:rPr>
       </w:pPr>
       <w:r>
@@ -5700,9 +5673,35 @@
           <w:color w:val="auto"/>
           <w:sz w:val="28"/>
           <w:szCs w:val="28"/>
+        </w:rPr>
+        <w:t xml:space="preserve"> (</w:t>
+      </w:r>
+      <w:r>
+        <w:rPr>
+          <w:rFonts w:ascii="Times New Roman" w:hAnsi="Times New Roman" w:cs="Times New Roman"/>
+          <w:b w:val="0"/>
+          <w:bCs w:val="0"/>
+          <w:i w:val="0"/>
+          <w:iCs w:val="0"/>
+          <w:color w:val="auto"/>
+          <w:sz w:val="28"/>
+          <w:szCs w:val="28"/>
           <w:lang w:val="en-US"/>
         </w:rPr>
-        <w:t xml:space="preserve"> (Root)</w:t>
+        <w:t>Root</w:t>
+      </w:r>
+      <w:r>
+        <w:rPr>
+          <w:rFonts w:ascii="Times New Roman" w:hAnsi="Times New Roman" w:cs="Times New Roman"/>
+          <w:b w:val="0"/>
+          <w:bCs w:val="0"/>
+          <w:i w:val="0"/>
+          <w:iCs w:val="0"/>
+          <w:color w:val="auto"/>
+          <w:sz w:val="28"/>
+          <w:szCs w:val="28"/>
+        </w:rPr>
+        <w:t>)</w:t>
       </w:r>
     </w:p>
     <w:p>
@@ -6048,7 +6047,6 @@
           <w:color w:val="auto"/>
           <w:sz w:val="28"/>
           <w:szCs w:val="28"/>
-          <w:lang w:val="en-US"/>
         </w:rPr>
       </w:pPr>
       <w:r>
@@ -6062,6 +6060,7 @@
           <w:sz w:val="28"/>
           <w:szCs w:val="28"/>
         </w:rPr>
+        <w:lastRenderedPageBreak/>
         <w:t>2.</w:t>
       </w:r>
       <w:r>
@@ -6126,9 +6125,35 @@
           <w:color w:val="auto"/>
           <w:sz w:val="28"/>
           <w:szCs w:val="28"/>
+        </w:rPr>
+        <w:t>(</w:t>
+      </w:r>
+      <w:r>
+        <w:rPr>
+          <w:rFonts w:ascii="Times New Roman" w:hAnsi="Times New Roman" w:cs="Times New Roman"/>
+          <w:b w:val="0"/>
+          <w:bCs w:val="0"/>
+          <w:i w:val="0"/>
+          <w:iCs w:val="0"/>
+          <w:color w:val="auto"/>
+          <w:sz w:val="28"/>
+          <w:szCs w:val="28"/>
           <w:lang w:val="en-US"/>
         </w:rPr>
-        <w:t>(Admin)</w:t>
+        <w:t>Admin</w:t>
+      </w:r>
+      <w:r>
+        <w:rPr>
+          <w:rFonts w:ascii="Times New Roman" w:hAnsi="Times New Roman" w:cs="Times New Roman"/>
+          <w:b w:val="0"/>
+          <w:bCs w:val="0"/>
+          <w:i w:val="0"/>
+          <w:iCs w:val="0"/>
+          <w:color w:val="auto"/>
+          <w:sz w:val="28"/>
+          <w:szCs w:val="28"/>
+        </w:rPr>
+        <w:t>)</w:t>
       </w:r>
     </w:p>
     <w:p>
@@ -6166,7 +6191,6 @@
           <w:sz w:val="28"/>
           <w:szCs w:val="28"/>
         </w:rPr>
-        <w:lastRenderedPageBreak/>
         <w:t xml:space="preserve">Права: </w:t>
       </w:r>
     </w:p>
@@ -6466,7 +6490,6 @@
           <w:color w:val="auto"/>
           <w:sz w:val="28"/>
           <w:szCs w:val="28"/>
-          <w:lang w:val="en-US"/>
         </w:rPr>
       </w:pPr>
       <w:r>
@@ -6544,9 +6567,35 @@
           <w:color w:val="auto"/>
           <w:sz w:val="28"/>
           <w:szCs w:val="28"/>
+        </w:rPr>
+        <w:t>(</w:t>
+      </w:r>
+      <w:r>
+        <w:rPr>
+          <w:rFonts w:ascii="Times New Roman" w:hAnsi="Times New Roman" w:cs="Times New Roman"/>
+          <w:b w:val="0"/>
+          <w:bCs w:val="0"/>
+          <w:i w:val="0"/>
+          <w:iCs w:val="0"/>
+          <w:color w:val="auto"/>
+          <w:sz w:val="28"/>
+          <w:szCs w:val="28"/>
           <w:lang w:val="en-US"/>
         </w:rPr>
-        <w:t>(Editor)</w:t>
+        <w:t>Editor</w:t>
+      </w:r>
+      <w:r>
+        <w:rPr>
+          <w:rFonts w:ascii="Times New Roman" w:hAnsi="Times New Roman" w:cs="Times New Roman"/>
+          <w:b w:val="0"/>
+          <w:bCs w:val="0"/>
+          <w:i w:val="0"/>
+          <w:iCs w:val="0"/>
+          <w:color w:val="auto"/>
+          <w:sz w:val="28"/>
+          <w:szCs w:val="28"/>
+        </w:rPr>
+        <w:t>)</w:t>
       </w:r>
     </w:p>
     <w:p>
@@ -6855,7 +6904,6 @@
           <w:color w:val="auto"/>
           <w:sz w:val="28"/>
           <w:szCs w:val="28"/>
-          <w:lang w:val="en-US"/>
         </w:rPr>
       </w:pPr>
       <w:r>
@@ -6933,9 +6981,35 @@
           <w:color w:val="auto"/>
           <w:sz w:val="28"/>
           <w:szCs w:val="28"/>
+        </w:rPr>
+        <w:t xml:space="preserve"> (</w:t>
+      </w:r>
+      <w:r>
+        <w:rPr>
+          <w:rFonts w:ascii="Times New Roman" w:hAnsi="Times New Roman" w:cs="Times New Roman"/>
+          <w:b w:val="0"/>
+          <w:bCs w:val="0"/>
+          <w:i w:val="0"/>
+          <w:iCs w:val="0"/>
+          <w:color w:val="auto"/>
+          <w:sz w:val="28"/>
+          <w:szCs w:val="28"/>
           <w:lang w:val="en-US"/>
         </w:rPr>
-        <w:t xml:space="preserve"> (Reader)</w:t>
+        <w:t>Reader</w:t>
+      </w:r>
+      <w:r>
+        <w:rPr>
+          <w:rFonts w:ascii="Times New Roman" w:hAnsi="Times New Roman" w:cs="Times New Roman"/>
+          <w:b w:val="0"/>
+          <w:bCs w:val="0"/>
+          <w:i w:val="0"/>
+          <w:iCs w:val="0"/>
+          <w:color w:val="auto"/>
+          <w:sz w:val="28"/>
+          <w:szCs w:val="28"/>
+        </w:rPr>
+        <w:t>)</w:t>
       </w:r>
     </w:p>
     <w:p>
@@ -7522,6 +7596,7 @@
           <w:sz w:val="28"/>
           <w:szCs w:val="28"/>
         </w:rPr>
+        <w:lastRenderedPageBreak/>
         <w:t>2.</w:t>
       </w:r>
       <w:r>
@@ -7563,7 +7638,6 @@
           <w:sz w:val="28"/>
           <w:szCs w:val="28"/>
         </w:rPr>
-        <w:lastRenderedPageBreak/>
         <w:t>Документ служит основой для разработки, тестирования и приемки системы.</w:t>
       </w:r>
     </w:p>
@@ -8830,48 +8904,6 @@
     </w:p>
     <w:p>
       <w:pPr>
-        <w:pStyle w:val="af7"/>
-        <w:spacing w:before="0" w:beforeAutospacing="0" w:after="0" w:afterAutospacing="0"/>
-        <w:ind w:firstLine="708"/>
-        <w:rPr>
-          <w:rFonts w:eastAsiaTheme="minorEastAsia"/>
-          <w:sz w:val="28"/>
-          <w:szCs w:val="28"/>
-          <w:lang w:eastAsia="en-US"/>
-        </w:rPr>
-      </w:pPr>
-      <w:r>
-        <w:rPr>
-          <w:rFonts w:eastAsiaTheme="minorEastAsia"/>
-          <w:sz w:val="28"/>
-          <w:szCs w:val="28"/>
-          <w:lang w:eastAsia="en-US"/>
-        </w:rPr>
-        <w:t xml:space="preserve">Подтверждение </w:t>
-      </w:r>
-      <w:proofErr w:type="spellStart"/>
-      <w:r>
-        <w:rPr>
-          <w:rFonts w:eastAsiaTheme="minorEastAsia"/>
-          <w:sz w:val="28"/>
-          <w:szCs w:val="28"/>
-          <w:lang w:eastAsia="en-US"/>
-        </w:rPr>
-        <w:t>email</w:t>
-      </w:r>
-      <w:proofErr w:type="spellEnd"/>
-      <w:r>
-        <w:rPr>
-          <w:rFonts w:eastAsiaTheme="minorEastAsia"/>
-          <w:sz w:val="28"/>
-          <w:szCs w:val="28"/>
-          <w:lang w:eastAsia="en-US"/>
-        </w:rPr>
-        <w:t xml:space="preserve"> при регистрации.</w:t>
-      </w:r>
-    </w:p>
-    <w:p>
-      <w:pPr>
         <w:spacing w:after="0" w:line="240" w:lineRule="auto"/>
         <w:jc w:val="both"/>
         <w:rPr>
@@ -9490,27 +9522,27 @@
           <w:sz w:val="28"/>
           <w:szCs w:val="28"/>
         </w:rPr>
+        <w:t xml:space="preserve">Поиск по динамическим и стандартным полям. </w:t>
+      </w:r>
+    </w:p>
+    <w:p>
+      <w:pPr>
+        <w:spacing w:after="0" w:line="240" w:lineRule="auto"/>
+        <w:ind w:firstLine="708"/>
+        <w:jc w:val="both"/>
+        <w:rPr>
+          <w:rFonts w:ascii="Times New Roman" w:hAnsi="Times New Roman" w:cs="Times New Roman"/>
+          <w:sz w:val="28"/>
+          <w:szCs w:val="28"/>
+        </w:rPr>
+      </w:pPr>
+      <w:r>
+        <w:rPr>
+          <w:rFonts w:ascii="Times New Roman" w:hAnsi="Times New Roman" w:cs="Times New Roman"/>
+          <w:sz w:val="28"/>
+          <w:szCs w:val="28"/>
+        </w:rPr>
         <w:lastRenderedPageBreak/>
-        <w:t xml:space="preserve">Поиск по динамическим и стандартным полям. </w:t>
-      </w:r>
-    </w:p>
-    <w:p>
-      <w:pPr>
-        <w:spacing w:after="0" w:line="240" w:lineRule="auto"/>
-        <w:ind w:firstLine="708"/>
-        <w:jc w:val="both"/>
-        <w:rPr>
-          <w:rFonts w:ascii="Times New Roman" w:hAnsi="Times New Roman" w:cs="Times New Roman"/>
-          <w:sz w:val="28"/>
-          <w:szCs w:val="28"/>
-        </w:rPr>
-      </w:pPr>
-      <w:r>
-        <w:rPr>
-          <w:rFonts w:ascii="Times New Roman" w:hAnsi="Times New Roman" w:cs="Times New Roman"/>
-          <w:sz w:val="28"/>
-          <w:szCs w:val="28"/>
-        </w:rPr>
         <w:t xml:space="preserve">Пагинация, сортировка, </w:t>
       </w:r>
       <w:r>
@@ -10489,7 +10521,15 @@
                 <w:sz w:val="28"/>
                 <w:szCs w:val="28"/>
               </w:rPr>
-              <w:t>Обязательное поле</w:t>
+              <w:t>Не о</w:t>
+            </w:r>
+            <w:r>
+              <w:rPr>
+                <w:rFonts w:ascii="Times New Roman" w:hAnsi="Times New Roman" w:cs="Times New Roman"/>
+                <w:sz w:val="28"/>
+                <w:szCs w:val="28"/>
+              </w:rPr>
+              <w:t>бязательное поле</w:t>
             </w:r>
           </w:p>
         </w:tc>
@@ -10583,7 +10623,15 @@
                 <w:sz w:val="28"/>
                 <w:szCs w:val="28"/>
               </w:rPr>
-              <w:t>Обязательное поле</w:t>
+              <w:t>Не о</w:t>
+            </w:r>
+            <w:r>
+              <w:rPr>
+                <w:rFonts w:ascii="Times New Roman" w:hAnsi="Times New Roman" w:cs="Times New Roman"/>
+                <w:sz w:val="28"/>
+                <w:szCs w:val="28"/>
+              </w:rPr>
+              <w:t>бязательное поле</w:t>
             </w:r>
           </w:p>
         </w:tc>
@@ -10773,7 +10821,49 @@
                 <w:sz w:val="28"/>
                 <w:szCs w:val="28"/>
               </w:rPr>
-              <w:t>Строка с проверкой (обязательное поле)</w:t>
+              <w:t xml:space="preserve">Строка с проверкой </w:t>
+            </w:r>
+            <w:r>
+              <w:rPr>
+                <w:rFonts w:ascii="Times New Roman" w:hAnsi="Times New Roman" w:cs="Times New Roman"/>
+                <w:sz w:val="28"/>
+                <w:szCs w:val="28"/>
+              </w:rPr>
+              <w:t xml:space="preserve">                                 </w:t>
+            </w:r>
+            <w:proofErr w:type="gramStart"/>
+            <w:r>
+              <w:rPr>
+                <w:rFonts w:ascii="Times New Roman" w:hAnsi="Times New Roman" w:cs="Times New Roman"/>
+                <w:sz w:val="28"/>
+                <w:szCs w:val="28"/>
+              </w:rPr>
+              <w:t xml:space="preserve">   </w:t>
+            </w:r>
+            <w:r>
+              <w:rPr>
+                <w:rFonts w:ascii="Times New Roman" w:hAnsi="Times New Roman" w:cs="Times New Roman"/>
+                <w:sz w:val="28"/>
+                <w:szCs w:val="28"/>
+              </w:rPr>
+              <w:t>(</w:t>
+            </w:r>
+            <w:proofErr w:type="gramEnd"/>
+            <w:r>
+              <w:rPr>
+                <w:rFonts w:ascii="Times New Roman" w:hAnsi="Times New Roman" w:cs="Times New Roman"/>
+                <w:sz w:val="28"/>
+                <w:szCs w:val="28"/>
+              </w:rPr>
+              <w:t xml:space="preserve">не </w:t>
+            </w:r>
+            <w:r>
+              <w:rPr>
+                <w:rFonts w:ascii="Times New Roman" w:hAnsi="Times New Roman" w:cs="Times New Roman"/>
+                <w:sz w:val="28"/>
+                <w:szCs w:val="28"/>
+              </w:rPr>
+              <w:t>обязательное поле)</w:t>
             </w:r>
             <w:r>
               <w:rPr>
@@ -11200,6 +11290,7 @@
                 <w:rFonts w:ascii="Times New Roman" w:hAnsi="Times New Roman" w:cs="Times New Roman"/>
                 <w:sz w:val="28"/>
                 <w:szCs w:val="28"/>
+                <w:lang w:val="en-US"/>
               </w:rPr>
             </w:pPr>
             <w:r>
@@ -18785,7 +18876,16 @@
           <w:sz w:val="28"/>
           <w:szCs w:val="28"/>
         </w:rPr>
-        <w:t xml:space="preserve">Все запросы к API и веб-интерфейсу требуют аутентификации (JWT или сессии </w:t>
+        <w:t xml:space="preserve">Все запросы к API и веб-интерфейсу требуют аутентификации (JWT или </w:t>
+      </w:r>
+      <w:r>
+        <w:rPr>
+          <w:rFonts w:ascii="Times New Roman" w:eastAsiaTheme="majorEastAsia" w:hAnsi="Times New Roman" w:cs="Times New Roman"/>
+          <w:sz w:val="28"/>
+          <w:szCs w:val="28"/>
+          <w:u w:val="single"/>
+        </w:rPr>
+        <w:t xml:space="preserve">сессии </w:t>
       </w:r>
       <w:proofErr w:type="spellStart"/>
       <w:r>
@@ -18793,6 +18893,7 @@
           <w:rFonts w:ascii="Times New Roman" w:eastAsiaTheme="majorEastAsia" w:hAnsi="Times New Roman" w:cs="Times New Roman"/>
           <w:sz w:val="28"/>
           <w:szCs w:val="28"/>
+          <w:u w:val="single"/>
         </w:rPr>
         <w:t>Django</w:t>
       </w:r>
@@ -19481,12 +19582,14 @@
         <w:rPr>
           <w:sz w:val="28"/>
           <w:szCs w:val="28"/>
-        </w:rPr>
-      </w:pPr>
-      <w:r>
-        <w:rPr>
-          <w:sz w:val="28"/>
-          <w:szCs w:val="28"/>
+          <w:lang w:val="en-US"/>
+        </w:rPr>
+      </w:pPr>
+      <w:r>
+        <w:rPr>
+          <w:sz w:val="28"/>
+          <w:szCs w:val="28"/>
+          <w:lang w:val="en-US"/>
         </w:rPr>
         <w:t xml:space="preserve">6.4.6.5. </w:t>
       </w:r>
@@ -19502,6 +19605,7 @@
         <w:rPr>
           <w:sz w:val="28"/>
           <w:szCs w:val="28"/>
+          <w:lang w:val="en-US"/>
         </w:rPr>
         <w:t xml:space="preserve"> (</w:t>
       </w:r>
@@ -19517,6 +19621,7 @@
         <w:rPr>
           <w:sz w:val="28"/>
           <w:szCs w:val="28"/>
+          <w:lang w:val="en-US"/>
         </w:rPr>
         <w:t xml:space="preserve"> </w:t>
       </w:r>
@@ -19532,6 +19637,7 @@
         <w:rPr>
           <w:sz w:val="28"/>
           <w:szCs w:val="28"/>
+          <w:lang w:val="en-US"/>
         </w:rPr>
         <w:t>-</w:t>
       </w:r>
@@ -19547,6 +19653,7 @@
         <w:rPr>
           <w:sz w:val="28"/>
           <w:szCs w:val="28"/>
+          <w:lang w:val="en-US"/>
         </w:rPr>
         <w:t>).</w:t>
       </w:r>
@@ -20090,20 +20197,8 @@
           <w:sz w:val="28"/>
           <w:szCs w:val="28"/>
         </w:rPr>
-        <w:t>Это обеспечивает поддержку контекстных ролей (например: «Администратор отдела продаж»).</w:t>
-      </w:r>
-    </w:p>
-    <w:p>
-      <w:pPr>
-        <w:pStyle w:val="af7"/>
-        <w:spacing w:before="0" w:beforeAutospacing="0"/>
-        <w:ind w:left="720"/>
-        <w:jc w:val="both"/>
-        <w:rPr>
-          <w:sz w:val="28"/>
-          <w:szCs w:val="28"/>
-        </w:rPr>
-      </w:pPr>
+        <w:t>Это обеспечивает поддержку контекстных ролей (например: «Администратор отдела продаж»)</w:t>
+      </w:r>
     </w:p>
     <w:p>
       <w:pPr>
@@ -20784,27 +20879,48 @@
           <w:sz w:val="28"/>
           <w:szCs w:val="28"/>
         </w:rPr>
+        <w:t>- Сохранение целостности данных при изменении структуры шаблонов.</w:t>
+      </w:r>
+    </w:p>
+    <w:p>
+      <w:pPr>
+        <w:spacing w:after="0" w:line="240" w:lineRule="auto"/>
+        <w:jc w:val="both"/>
+        <w:rPr>
+          <w:rFonts w:ascii="Times New Roman" w:hAnsi="Times New Roman" w:cs="Times New Roman"/>
+          <w:sz w:val="28"/>
+          <w:szCs w:val="28"/>
+        </w:rPr>
+      </w:pPr>
+      <w:r>
+        <w:rPr>
+          <w:rFonts w:ascii="Times New Roman" w:hAnsi="Times New Roman" w:cs="Times New Roman"/>
+          <w:sz w:val="28"/>
+          <w:szCs w:val="28"/>
+        </w:rPr>
+        <w:t xml:space="preserve">7.1.5. Документация:  </w:t>
+      </w:r>
+    </w:p>
+    <w:p>
+      <w:pPr>
+        <w:pStyle w:val="af3"/>
+        <w:spacing w:after="0" w:line="240" w:lineRule="auto"/>
+        <w:ind w:left="0" w:firstLine="709"/>
+        <w:jc w:val="both"/>
+        <w:rPr>
+          <w:rFonts w:ascii="Times New Roman" w:hAnsi="Times New Roman" w:cs="Times New Roman"/>
+          <w:sz w:val="28"/>
+          <w:szCs w:val="28"/>
+        </w:rPr>
+      </w:pPr>
+      <w:r>
+        <w:rPr>
+          <w:rFonts w:ascii="Times New Roman" w:hAnsi="Times New Roman" w:cs="Times New Roman"/>
+          <w:sz w:val="28"/>
+          <w:szCs w:val="28"/>
+        </w:rPr>
         <w:lastRenderedPageBreak/>
-        <w:t>- Сохранение целостности данных при изменении структуры шаблонов.</w:t>
-      </w:r>
-    </w:p>
-    <w:p>
-      <w:pPr>
-        <w:spacing w:after="0" w:line="240" w:lineRule="auto"/>
-        <w:jc w:val="both"/>
-        <w:rPr>
-          <w:rFonts w:ascii="Times New Roman" w:hAnsi="Times New Roman" w:cs="Times New Roman"/>
-          <w:sz w:val="28"/>
-          <w:szCs w:val="28"/>
-        </w:rPr>
-      </w:pPr>
-      <w:r>
-        <w:rPr>
-          <w:rFonts w:ascii="Times New Roman" w:hAnsi="Times New Roman" w:cs="Times New Roman"/>
-          <w:sz w:val="28"/>
-          <w:szCs w:val="28"/>
-        </w:rPr>
-        <w:t xml:space="preserve">7.1.5. Документация:  </w:t>
+        <w:t xml:space="preserve">- Руководство администратора (настройка, бэкапы).  </w:t>
       </w:r>
     </w:p>
     <w:p>
@@ -20825,7 +20941,386 @@
           <w:sz w:val="28"/>
           <w:szCs w:val="28"/>
         </w:rPr>
-        <w:t xml:space="preserve">- Руководство администратора (настройка, бэкапы).  </w:t>
+        <w:t>- Руководство пользователя</w:t>
+      </w:r>
+      <w:r>
+        <w:rPr>
+          <w:rFonts w:ascii="Times New Roman" w:hAnsi="Times New Roman" w:cs="Times New Roman"/>
+          <w:sz w:val="28"/>
+          <w:szCs w:val="28"/>
+        </w:rPr>
+        <w:t xml:space="preserve"> должно включать раздел «Частые вопросы (</w:t>
+      </w:r>
+      <w:r>
+        <w:rPr>
+          <w:rFonts w:ascii="Times New Roman" w:hAnsi="Times New Roman" w:cs="Times New Roman"/>
+          <w:sz w:val="28"/>
+          <w:szCs w:val="28"/>
+          <w:lang w:val="en-US"/>
+        </w:rPr>
+        <w:t>FAQ</w:t>
+      </w:r>
+      <w:r>
+        <w:rPr>
+          <w:rFonts w:ascii="Times New Roman" w:hAnsi="Times New Roman" w:cs="Times New Roman"/>
+          <w:sz w:val="28"/>
+          <w:szCs w:val="28"/>
+        </w:rPr>
+        <w:t>)»</w:t>
+      </w:r>
+      <w:r>
+        <w:rPr>
+          <w:rFonts w:ascii="Times New Roman" w:hAnsi="Times New Roman" w:cs="Times New Roman"/>
+          <w:sz w:val="28"/>
+          <w:szCs w:val="28"/>
+        </w:rPr>
+        <w:t xml:space="preserve"> (скриншоты, видео). </w:t>
+      </w:r>
+    </w:p>
+    <w:p>
+      <w:pPr>
+        <w:spacing w:after="0" w:line="240" w:lineRule="auto"/>
+        <w:jc w:val="both"/>
+        <w:rPr>
+          <w:rFonts w:ascii="Times New Roman" w:hAnsi="Times New Roman" w:cs="Times New Roman"/>
+          <w:sz w:val="28"/>
+          <w:szCs w:val="28"/>
+          <w:lang w:val="en-US"/>
+        </w:rPr>
+      </w:pPr>
+      <w:r>
+        <w:rPr>
+          <w:rFonts w:ascii="Times New Roman" w:hAnsi="Times New Roman" w:cs="Times New Roman"/>
+          <w:sz w:val="28"/>
+          <w:szCs w:val="28"/>
+          <w:lang w:val="en-US"/>
+        </w:rPr>
+        <w:t xml:space="preserve">7.1.6. </w:t>
+      </w:r>
+      <w:r>
+        <w:rPr>
+          <w:rFonts w:ascii="Times New Roman" w:hAnsi="Times New Roman" w:cs="Times New Roman"/>
+          <w:sz w:val="28"/>
+          <w:szCs w:val="28"/>
+        </w:rPr>
+        <w:t>Линтеры</w:t>
+      </w:r>
+      <w:r>
+        <w:rPr>
+          <w:rFonts w:ascii="Times New Roman" w:hAnsi="Times New Roman" w:cs="Times New Roman"/>
+          <w:sz w:val="28"/>
+          <w:szCs w:val="28"/>
+          <w:lang w:val="en-US"/>
+        </w:rPr>
+        <w:t xml:space="preserve"> </w:t>
+      </w:r>
+      <w:r>
+        <w:rPr>
+          <w:rFonts w:ascii="Times New Roman" w:hAnsi="Times New Roman" w:cs="Times New Roman"/>
+          <w:sz w:val="28"/>
+          <w:szCs w:val="28"/>
+        </w:rPr>
+        <w:t>и</w:t>
+      </w:r>
+      <w:r>
+        <w:rPr>
+          <w:rFonts w:ascii="Times New Roman" w:hAnsi="Times New Roman" w:cs="Times New Roman"/>
+          <w:sz w:val="28"/>
+          <w:szCs w:val="28"/>
+          <w:lang w:val="en-US"/>
+        </w:rPr>
+        <w:t xml:space="preserve"> </w:t>
+      </w:r>
+      <w:r>
+        <w:rPr>
+          <w:rFonts w:ascii="Times New Roman" w:hAnsi="Times New Roman" w:cs="Times New Roman"/>
+          <w:sz w:val="28"/>
+          <w:szCs w:val="28"/>
+          <w:lang w:val="en-US"/>
+        </w:rPr>
+        <w:t>code style:</w:t>
+      </w:r>
+      <w:r>
+        <w:rPr>
+          <w:rFonts w:ascii="Times New Roman" w:hAnsi="Times New Roman" w:cs="Times New Roman"/>
+          <w:sz w:val="28"/>
+          <w:szCs w:val="28"/>
+          <w:lang w:val="en-US"/>
+        </w:rPr>
+        <w:t xml:space="preserve"> </w:t>
+      </w:r>
+      <w:r>
+        <w:rPr>
+          <w:rFonts w:ascii="Times New Roman" w:hAnsi="Times New Roman" w:cs="Times New Roman"/>
+          <w:sz w:val="28"/>
+          <w:szCs w:val="28"/>
+          <w:lang w:val="en-US"/>
+        </w:rPr>
+        <w:t xml:space="preserve">Flake8, black, </w:t>
+      </w:r>
+      <w:proofErr w:type="spellStart"/>
+      <w:r>
+        <w:rPr>
+          <w:rFonts w:ascii="Times New Roman" w:hAnsi="Times New Roman" w:cs="Times New Roman"/>
+          <w:sz w:val="28"/>
+          <w:szCs w:val="28"/>
+          <w:lang w:val="en-US"/>
+        </w:rPr>
+        <w:t>isort</w:t>
+      </w:r>
+      <w:proofErr w:type="spellEnd"/>
+      <w:r>
+        <w:rPr>
+          <w:rFonts w:ascii="Times New Roman" w:hAnsi="Times New Roman" w:cs="Times New Roman"/>
+          <w:sz w:val="28"/>
+          <w:szCs w:val="28"/>
+          <w:lang w:val="en-US"/>
+        </w:rPr>
+        <w:t xml:space="preserve">, </w:t>
+      </w:r>
+      <w:proofErr w:type="spellStart"/>
+      <w:r>
+        <w:rPr>
+          <w:rFonts w:ascii="Times New Roman" w:hAnsi="Times New Roman" w:cs="Times New Roman"/>
+          <w:sz w:val="28"/>
+          <w:szCs w:val="28"/>
+          <w:lang w:val="en-US"/>
+        </w:rPr>
+        <w:t>MyPy</w:t>
+      </w:r>
+      <w:proofErr w:type="spellEnd"/>
+    </w:p>
+    <w:p>
+      <w:pPr>
+        <w:spacing w:after="0" w:line="240" w:lineRule="auto"/>
+        <w:jc w:val="both"/>
+        <w:rPr>
+          <w:rFonts w:ascii="Times New Roman" w:hAnsi="Times New Roman" w:cs="Times New Roman"/>
+          <w:sz w:val="28"/>
+          <w:szCs w:val="28"/>
+        </w:rPr>
+      </w:pPr>
+      <w:r>
+        <w:rPr>
+          <w:rFonts w:ascii="Times New Roman" w:hAnsi="Times New Roman" w:cs="Times New Roman"/>
+          <w:sz w:val="28"/>
+          <w:szCs w:val="28"/>
+        </w:rPr>
+        <w:t xml:space="preserve">7.1.7. </w:t>
+      </w:r>
+      <w:r>
+        <w:rPr>
+          <w:rFonts w:ascii="Times New Roman" w:hAnsi="Times New Roman" w:cs="Times New Roman"/>
+          <w:sz w:val="28"/>
+          <w:szCs w:val="28"/>
+          <w:lang w:val="en-US"/>
+        </w:rPr>
+        <w:t>CI</w:t>
+      </w:r>
+      <w:r>
+        <w:rPr>
+          <w:rFonts w:ascii="Times New Roman" w:hAnsi="Times New Roman" w:cs="Times New Roman"/>
+          <w:sz w:val="28"/>
+          <w:szCs w:val="28"/>
+        </w:rPr>
+        <w:t xml:space="preserve"> </w:t>
+      </w:r>
+      <w:r>
+        <w:rPr>
+          <w:rFonts w:ascii="Times New Roman" w:hAnsi="Times New Roman" w:cs="Times New Roman"/>
+          <w:sz w:val="28"/>
+          <w:szCs w:val="28"/>
+          <w:lang w:val="en-US"/>
+        </w:rPr>
+        <w:t>pipeline</w:t>
+      </w:r>
+      <w:r>
+        <w:rPr>
+          <w:rFonts w:ascii="Times New Roman" w:hAnsi="Times New Roman" w:cs="Times New Roman"/>
+          <w:sz w:val="28"/>
+          <w:szCs w:val="28"/>
+        </w:rPr>
+        <w:t>:</w:t>
+      </w:r>
+      <w:r>
+        <w:rPr>
+          <w:rFonts w:ascii="Times New Roman" w:hAnsi="Times New Roman" w:cs="Times New Roman"/>
+          <w:sz w:val="28"/>
+          <w:szCs w:val="28"/>
+        </w:rPr>
+        <w:t xml:space="preserve"> </w:t>
+      </w:r>
+      <w:r>
+        <w:rPr>
+          <w:rFonts w:ascii="Times New Roman" w:hAnsi="Times New Roman" w:cs="Times New Roman"/>
+          <w:sz w:val="28"/>
+          <w:szCs w:val="28"/>
+        </w:rPr>
+        <w:t>тест</w:t>
+      </w:r>
+      <w:r>
+        <w:rPr>
+          <w:rFonts w:ascii="Times New Roman" w:hAnsi="Times New Roman" w:cs="Times New Roman"/>
+          <w:sz w:val="28"/>
+          <w:szCs w:val="28"/>
+        </w:rPr>
+        <w:t>ы</w:t>
+      </w:r>
+      <w:r>
+        <w:rPr>
+          <w:rFonts w:ascii="Times New Roman" w:hAnsi="Times New Roman" w:cs="Times New Roman"/>
+          <w:sz w:val="28"/>
+          <w:szCs w:val="28"/>
+        </w:rPr>
+        <w:t xml:space="preserve"> при каждом ко</w:t>
+      </w:r>
+      <w:r>
+        <w:rPr>
+          <w:rFonts w:ascii="Times New Roman" w:hAnsi="Times New Roman" w:cs="Times New Roman"/>
+          <w:sz w:val="28"/>
+          <w:szCs w:val="28"/>
+        </w:rPr>
+        <w:t>м</w:t>
+      </w:r>
+      <w:r>
+        <w:rPr>
+          <w:rFonts w:ascii="Times New Roman" w:hAnsi="Times New Roman" w:cs="Times New Roman"/>
+          <w:sz w:val="28"/>
+          <w:szCs w:val="28"/>
+        </w:rPr>
+        <w:t>мите.</w:t>
+      </w:r>
+    </w:p>
+    <w:p>
+      <w:pPr>
+        <w:spacing w:after="0" w:line="240" w:lineRule="auto"/>
+        <w:jc w:val="both"/>
+        <w:rPr>
+          <w:rFonts w:ascii="Times New Roman" w:hAnsi="Times New Roman" w:cs="Times New Roman"/>
+          <w:sz w:val="28"/>
+          <w:szCs w:val="28"/>
+          <w:lang w:val="en-US"/>
+        </w:rPr>
+      </w:pPr>
+      <w:r>
+        <w:rPr>
+          <w:rFonts w:ascii="Times New Roman" w:hAnsi="Times New Roman" w:cs="Times New Roman"/>
+          <w:sz w:val="28"/>
+          <w:szCs w:val="28"/>
+          <w:lang w:val="en-US"/>
+        </w:rPr>
+        <w:t xml:space="preserve">7.1.8. </w:t>
+      </w:r>
+      <w:r>
+        <w:rPr>
+          <w:rFonts w:ascii="Times New Roman" w:hAnsi="Times New Roman" w:cs="Times New Roman"/>
+          <w:sz w:val="28"/>
+          <w:szCs w:val="28"/>
+          <w:lang w:val="en-US"/>
+        </w:rPr>
+        <w:t xml:space="preserve">Docker: </w:t>
+      </w:r>
+      <w:r>
+        <w:rPr>
+          <w:rFonts w:ascii="Times New Roman" w:hAnsi="Times New Roman" w:cs="Times New Roman"/>
+          <w:sz w:val="28"/>
+          <w:szCs w:val="28"/>
+        </w:rPr>
+        <w:t>наличие</w:t>
+      </w:r>
+      <w:r>
+        <w:rPr>
+          <w:rFonts w:ascii="Times New Roman" w:hAnsi="Times New Roman" w:cs="Times New Roman"/>
+          <w:sz w:val="28"/>
+          <w:szCs w:val="28"/>
+          <w:lang w:val="en-US"/>
+        </w:rPr>
+        <w:t xml:space="preserve"> </w:t>
+      </w:r>
+      <w:proofErr w:type="spellStart"/>
+      <w:r>
+        <w:rPr>
+          <w:rFonts w:ascii="Times New Roman" w:hAnsi="Times New Roman" w:cs="Times New Roman"/>
+          <w:sz w:val="28"/>
+          <w:szCs w:val="28"/>
+          <w:lang w:val="en-US"/>
+        </w:rPr>
+        <w:t>Dockerfile</w:t>
+      </w:r>
+      <w:proofErr w:type="spellEnd"/>
+      <w:r>
+        <w:rPr>
+          <w:rFonts w:ascii="Times New Roman" w:hAnsi="Times New Roman" w:cs="Times New Roman"/>
+          <w:sz w:val="28"/>
+          <w:szCs w:val="28"/>
+          <w:lang w:val="en-US"/>
+        </w:rPr>
+        <w:t xml:space="preserve"> </w:t>
+      </w:r>
+      <w:r>
+        <w:rPr>
+          <w:rFonts w:ascii="Times New Roman" w:hAnsi="Times New Roman" w:cs="Times New Roman"/>
+          <w:sz w:val="28"/>
+          <w:szCs w:val="28"/>
+        </w:rPr>
+        <w:t>и</w:t>
+      </w:r>
+      <w:r>
+        <w:rPr>
+          <w:rFonts w:ascii="Times New Roman" w:hAnsi="Times New Roman" w:cs="Times New Roman"/>
+          <w:sz w:val="28"/>
+          <w:szCs w:val="28"/>
+          <w:lang w:val="en-US"/>
+        </w:rPr>
+        <w:t xml:space="preserve"> </w:t>
+      </w:r>
+      <w:r>
+        <w:rPr>
+          <w:rFonts w:ascii="Times New Roman" w:hAnsi="Times New Roman" w:cs="Times New Roman"/>
+          <w:sz w:val="28"/>
+          <w:szCs w:val="28"/>
+          <w:lang w:val="en-US"/>
+        </w:rPr>
+        <w:t>docker-</w:t>
+      </w:r>
+      <w:proofErr w:type="spellStart"/>
+      <w:r>
+        <w:rPr>
+          <w:rFonts w:ascii="Times New Roman" w:hAnsi="Times New Roman" w:cs="Times New Roman"/>
+          <w:sz w:val="28"/>
+          <w:szCs w:val="28"/>
+          <w:lang w:val="en-US"/>
+        </w:rPr>
+        <w:t>compose.yml</w:t>
+      </w:r>
+      <w:proofErr w:type="spellEnd"/>
+      <w:r>
+        <w:rPr>
+          <w:rFonts w:ascii="Times New Roman" w:hAnsi="Times New Roman" w:cs="Times New Roman"/>
+          <w:sz w:val="28"/>
+          <w:szCs w:val="28"/>
+          <w:lang w:val="en-US"/>
+        </w:rPr>
+        <w:t>.</w:t>
+      </w:r>
+    </w:p>
+    <w:p>
+      <w:pPr>
+        <w:spacing w:after="0" w:line="240" w:lineRule="auto"/>
+        <w:jc w:val="both"/>
+        <w:rPr>
+          <w:rFonts w:ascii="Times New Roman" w:hAnsi="Times New Roman" w:cs="Times New Roman"/>
+          <w:sz w:val="28"/>
+          <w:szCs w:val="28"/>
+        </w:rPr>
+      </w:pPr>
+      <w:r>
+        <w:rPr>
+          <w:rFonts w:ascii="Times New Roman" w:hAnsi="Times New Roman" w:cs="Times New Roman"/>
+          <w:sz w:val="28"/>
+          <w:szCs w:val="28"/>
+        </w:rPr>
+        <w:t>7.1.9. Проверка миграций БД.</w:t>
       </w:r>
     </w:p>
     <w:p>
@@ -20845,408 +21340,6 @@
           <w:rFonts w:ascii="Times New Roman" w:hAnsi="Times New Roman" w:cs="Times New Roman"/>
           <w:sz w:val="28"/>
           <w:szCs w:val="28"/>
-        </w:rPr>
-        <w:t>- Руководство пользователя</w:t>
-      </w:r>
-      <w:r>
-        <w:rPr>
-          <w:rFonts w:ascii="Times New Roman" w:hAnsi="Times New Roman" w:cs="Times New Roman"/>
-          <w:sz w:val="28"/>
-          <w:szCs w:val="28"/>
-        </w:rPr>
-        <w:t xml:space="preserve"> должно включать раздел «Частые вопросы (</w:t>
-      </w:r>
-      <w:r>
-        <w:rPr>
-          <w:rFonts w:ascii="Times New Roman" w:hAnsi="Times New Roman" w:cs="Times New Roman"/>
-          <w:sz w:val="28"/>
-          <w:szCs w:val="28"/>
-          <w:lang w:val="en-US"/>
-        </w:rPr>
-        <w:t>FAQ</w:t>
-      </w:r>
-      <w:r>
-        <w:rPr>
-          <w:rFonts w:ascii="Times New Roman" w:hAnsi="Times New Roman" w:cs="Times New Roman"/>
-          <w:sz w:val="28"/>
-          <w:szCs w:val="28"/>
-        </w:rPr>
-        <w:t>)»</w:t>
-      </w:r>
-      <w:r>
-        <w:rPr>
-          <w:rFonts w:ascii="Times New Roman" w:hAnsi="Times New Roman" w:cs="Times New Roman"/>
-          <w:sz w:val="28"/>
-          <w:szCs w:val="28"/>
-        </w:rPr>
-        <w:t xml:space="preserve"> (скриншоты, видео). </w:t>
-      </w:r>
-    </w:p>
-    <w:p>
-      <w:pPr>
-        <w:spacing w:after="0" w:line="240" w:lineRule="auto"/>
-        <w:jc w:val="both"/>
-        <w:rPr>
-          <w:rFonts w:ascii="Times New Roman" w:hAnsi="Times New Roman" w:cs="Times New Roman"/>
-          <w:sz w:val="28"/>
-          <w:szCs w:val="28"/>
-          <w:lang w:val="en-US"/>
-        </w:rPr>
-      </w:pPr>
-      <w:r>
-        <w:rPr>
-          <w:rFonts w:ascii="Times New Roman" w:hAnsi="Times New Roman" w:cs="Times New Roman"/>
-          <w:sz w:val="28"/>
-          <w:szCs w:val="28"/>
-          <w:lang w:val="en-US"/>
-        </w:rPr>
-        <w:t xml:space="preserve">7.1.6. </w:t>
-      </w:r>
-      <w:r>
-        <w:rPr>
-          <w:rFonts w:ascii="Times New Roman" w:hAnsi="Times New Roman" w:cs="Times New Roman"/>
-          <w:sz w:val="28"/>
-          <w:szCs w:val="28"/>
-        </w:rPr>
-        <w:t>Линтеры</w:t>
-      </w:r>
-      <w:r>
-        <w:rPr>
-          <w:rFonts w:ascii="Times New Roman" w:hAnsi="Times New Roman" w:cs="Times New Roman"/>
-          <w:sz w:val="28"/>
-          <w:szCs w:val="28"/>
-          <w:lang w:val="en-US"/>
-        </w:rPr>
-        <w:t xml:space="preserve"> </w:t>
-      </w:r>
-      <w:r>
-        <w:rPr>
-          <w:rFonts w:ascii="Times New Roman" w:hAnsi="Times New Roman" w:cs="Times New Roman"/>
-          <w:sz w:val="28"/>
-          <w:szCs w:val="28"/>
-        </w:rPr>
-        <w:t>и</w:t>
-      </w:r>
-      <w:r>
-        <w:rPr>
-          <w:rFonts w:ascii="Times New Roman" w:hAnsi="Times New Roman" w:cs="Times New Roman"/>
-          <w:sz w:val="28"/>
-          <w:szCs w:val="28"/>
-          <w:lang w:val="en-US"/>
-        </w:rPr>
-        <w:t xml:space="preserve"> </w:t>
-      </w:r>
-      <w:r>
-        <w:rPr>
-          <w:rFonts w:ascii="Times New Roman" w:hAnsi="Times New Roman" w:cs="Times New Roman"/>
-          <w:sz w:val="28"/>
-          <w:szCs w:val="28"/>
-          <w:lang w:val="en-US"/>
-        </w:rPr>
-        <w:t>code style:</w:t>
-      </w:r>
-      <w:r>
-        <w:rPr>
-          <w:rFonts w:ascii="Times New Roman" w:hAnsi="Times New Roman" w:cs="Times New Roman"/>
-          <w:sz w:val="28"/>
-          <w:szCs w:val="28"/>
-          <w:lang w:val="en-US"/>
-        </w:rPr>
-        <w:t xml:space="preserve"> </w:t>
-      </w:r>
-      <w:r>
-        <w:rPr>
-          <w:rFonts w:ascii="Times New Roman" w:hAnsi="Times New Roman" w:cs="Times New Roman"/>
-          <w:sz w:val="28"/>
-          <w:szCs w:val="28"/>
-          <w:lang w:val="en-US"/>
-        </w:rPr>
-        <w:t xml:space="preserve">Flake8, black, </w:t>
-      </w:r>
-      <w:proofErr w:type="spellStart"/>
-      <w:r>
-        <w:rPr>
-          <w:rFonts w:ascii="Times New Roman" w:hAnsi="Times New Roman" w:cs="Times New Roman"/>
-          <w:sz w:val="28"/>
-          <w:szCs w:val="28"/>
-          <w:lang w:val="en-US"/>
-        </w:rPr>
-        <w:t>isort</w:t>
-      </w:r>
-      <w:proofErr w:type="spellEnd"/>
-      <w:r>
-        <w:rPr>
-          <w:rFonts w:ascii="Times New Roman" w:hAnsi="Times New Roman" w:cs="Times New Roman"/>
-          <w:sz w:val="28"/>
-          <w:szCs w:val="28"/>
-          <w:lang w:val="en-US"/>
-        </w:rPr>
-        <w:t xml:space="preserve">, </w:t>
-      </w:r>
-      <w:proofErr w:type="spellStart"/>
-      <w:r>
-        <w:rPr>
-          <w:rFonts w:ascii="Times New Roman" w:hAnsi="Times New Roman" w:cs="Times New Roman"/>
-          <w:sz w:val="28"/>
-          <w:szCs w:val="28"/>
-          <w:lang w:val="en-US"/>
-        </w:rPr>
-        <w:t>MyPy</w:t>
-      </w:r>
-      <w:proofErr w:type="spellEnd"/>
-    </w:p>
-    <w:p>
-      <w:pPr>
-        <w:spacing w:after="0" w:line="240" w:lineRule="auto"/>
-        <w:jc w:val="both"/>
-        <w:rPr>
-          <w:rFonts w:ascii="Times New Roman" w:hAnsi="Times New Roman" w:cs="Times New Roman"/>
-          <w:sz w:val="28"/>
-          <w:szCs w:val="28"/>
-        </w:rPr>
-      </w:pPr>
-      <w:r>
-        <w:rPr>
-          <w:rFonts w:ascii="Times New Roman" w:hAnsi="Times New Roman" w:cs="Times New Roman"/>
-          <w:sz w:val="28"/>
-          <w:szCs w:val="28"/>
-        </w:rPr>
-        <w:t xml:space="preserve">7.1.7. </w:t>
-      </w:r>
-      <w:r>
-        <w:rPr>
-          <w:rFonts w:ascii="Times New Roman" w:hAnsi="Times New Roman" w:cs="Times New Roman"/>
-          <w:sz w:val="28"/>
-          <w:szCs w:val="28"/>
-          <w:lang w:val="en-US"/>
-        </w:rPr>
-        <w:t>CI</w:t>
-      </w:r>
-      <w:r>
-        <w:rPr>
-          <w:rFonts w:ascii="Times New Roman" w:hAnsi="Times New Roman" w:cs="Times New Roman"/>
-          <w:sz w:val="28"/>
-          <w:szCs w:val="28"/>
-        </w:rPr>
-        <w:t xml:space="preserve"> </w:t>
-      </w:r>
-      <w:r>
-        <w:rPr>
-          <w:rFonts w:ascii="Times New Roman" w:hAnsi="Times New Roman" w:cs="Times New Roman"/>
-          <w:sz w:val="28"/>
-          <w:szCs w:val="28"/>
-          <w:lang w:val="en-US"/>
-        </w:rPr>
-        <w:t>pipeline</w:t>
-      </w:r>
-      <w:r>
-        <w:rPr>
-          <w:rFonts w:ascii="Times New Roman" w:hAnsi="Times New Roman" w:cs="Times New Roman"/>
-          <w:sz w:val="28"/>
-          <w:szCs w:val="28"/>
-        </w:rPr>
-        <w:t>:</w:t>
-      </w:r>
-      <w:r>
-        <w:rPr>
-          <w:rFonts w:ascii="Times New Roman" w:hAnsi="Times New Roman" w:cs="Times New Roman"/>
-          <w:sz w:val="28"/>
-          <w:szCs w:val="28"/>
-        </w:rPr>
-        <w:t xml:space="preserve"> </w:t>
-      </w:r>
-      <w:r>
-        <w:rPr>
-          <w:rFonts w:ascii="Times New Roman" w:hAnsi="Times New Roman" w:cs="Times New Roman"/>
-          <w:sz w:val="28"/>
-          <w:szCs w:val="28"/>
-        </w:rPr>
-        <w:t>тест</w:t>
-      </w:r>
-      <w:r>
-        <w:rPr>
-          <w:rFonts w:ascii="Times New Roman" w:hAnsi="Times New Roman" w:cs="Times New Roman"/>
-          <w:sz w:val="28"/>
-          <w:szCs w:val="28"/>
-        </w:rPr>
-        <w:t>ы</w:t>
-      </w:r>
-      <w:r>
-        <w:rPr>
-          <w:rFonts w:ascii="Times New Roman" w:hAnsi="Times New Roman" w:cs="Times New Roman"/>
-          <w:sz w:val="28"/>
-          <w:szCs w:val="28"/>
-        </w:rPr>
-        <w:t xml:space="preserve"> при каждом ко</w:t>
-      </w:r>
-      <w:r>
-        <w:rPr>
-          <w:rFonts w:ascii="Times New Roman" w:hAnsi="Times New Roman" w:cs="Times New Roman"/>
-          <w:sz w:val="28"/>
-          <w:szCs w:val="28"/>
-        </w:rPr>
-        <w:t>м</w:t>
-      </w:r>
-      <w:r>
-        <w:rPr>
-          <w:rFonts w:ascii="Times New Roman" w:hAnsi="Times New Roman" w:cs="Times New Roman"/>
-          <w:sz w:val="28"/>
-          <w:szCs w:val="28"/>
-        </w:rPr>
-        <w:t>мите.</w:t>
-      </w:r>
-    </w:p>
-    <w:p>
-      <w:pPr>
-        <w:spacing w:after="0" w:line="240" w:lineRule="auto"/>
-        <w:jc w:val="both"/>
-        <w:rPr>
-          <w:rFonts w:ascii="Times New Roman" w:hAnsi="Times New Roman" w:cs="Times New Roman"/>
-          <w:sz w:val="28"/>
-          <w:szCs w:val="28"/>
-          <w:lang w:val="en-US"/>
-        </w:rPr>
-      </w:pPr>
-      <w:r>
-        <w:rPr>
-          <w:rFonts w:ascii="Times New Roman" w:hAnsi="Times New Roman" w:cs="Times New Roman"/>
-          <w:sz w:val="28"/>
-          <w:szCs w:val="28"/>
-          <w:lang w:val="en-US"/>
-        </w:rPr>
-        <w:t xml:space="preserve">7.1.8. </w:t>
-      </w:r>
-      <w:r>
-        <w:rPr>
-          <w:rFonts w:ascii="Times New Roman" w:hAnsi="Times New Roman" w:cs="Times New Roman"/>
-          <w:sz w:val="28"/>
-          <w:szCs w:val="28"/>
-          <w:lang w:val="en-US"/>
-        </w:rPr>
-        <w:t xml:space="preserve">Docker: </w:t>
-      </w:r>
-      <w:r>
-        <w:rPr>
-          <w:rFonts w:ascii="Times New Roman" w:hAnsi="Times New Roman" w:cs="Times New Roman"/>
-          <w:sz w:val="28"/>
-          <w:szCs w:val="28"/>
-        </w:rPr>
-        <w:t>наличие</w:t>
-      </w:r>
-      <w:r>
-        <w:rPr>
-          <w:rFonts w:ascii="Times New Roman" w:hAnsi="Times New Roman" w:cs="Times New Roman"/>
-          <w:sz w:val="28"/>
-          <w:szCs w:val="28"/>
-          <w:lang w:val="en-US"/>
-        </w:rPr>
-        <w:t xml:space="preserve"> </w:t>
-      </w:r>
-      <w:proofErr w:type="spellStart"/>
-      <w:r>
-        <w:rPr>
-          <w:rFonts w:ascii="Times New Roman" w:hAnsi="Times New Roman" w:cs="Times New Roman"/>
-          <w:sz w:val="28"/>
-          <w:szCs w:val="28"/>
-          <w:lang w:val="en-US"/>
-        </w:rPr>
-        <w:t>Dockerfile</w:t>
-      </w:r>
-      <w:proofErr w:type="spellEnd"/>
-      <w:r>
-        <w:rPr>
-          <w:rFonts w:ascii="Times New Roman" w:hAnsi="Times New Roman" w:cs="Times New Roman"/>
-          <w:sz w:val="28"/>
-          <w:szCs w:val="28"/>
-          <w:lang w:val="en-US"/>
-        </w:rPr>
-        <w:t xml:space="preserve"> </w:t>
-      </w:r>
-      <w:r>
-        <w:rPr>
-          <w:rFonts w:ascii="Times New Roman" w:hAnsi="Times New Roman" w:cs="Times New Roman"/>
-          <w:sz w:val="28"/>
-          <w:szCs w:val="28"/>
-        </w:rPr>
-        <w:t>и</w:t>
-      </w:r>
-      <w:r>
-        <w:rPr>
-          <w:rFonts w:ascii="Times New Roman" w:hAnsi="Times New Roman" w:cs="Times New Roman"/>
-          <w:sz w:val="28"/>
-          <w:szCs w:val="28"/>
-          <w:lang w:val="en-US"/>
-        </w:rPr>
-        <w:t xml:space="preserve"> </w:t>
-      </w:r>
-      <w:r>
-        <w:rPr>
-          <w:rFonts w:ascii="Times New Roman" w:hAnsi="Times New Roman" w:cs="Times New Roman"/>
-          <w:sz w:val="28"/>
-          <w:szCs w:val="28"/>
-          <w:lang w:val="en-US"/>
-        </w:rPr>
-        <w:t>docker-</w:t>
-      </w:r>
-      <w:proofErr w:type="spellStart"/>
-      <w:r>
-        <w:rPr>
-          <w:rFonts w:ascii="Times New Roman" w:hAnsi="Times New Roman" w:cs="Times New Roman"/>
-          <w:sz w:val="28"/>
-          <w:szCs w:val="28"/>
-          <w:lang w:val="en-US"/>
-        </w:rPr>
-        <w:t>compose.yml</w:t>
-      </w:r>
-      <w:proofErr w:type="spellEnd"/>
-      <w:r>
-        <w:rPr>
-          <w:rFonts w:ascii="Times New Roman" w:hAnsi="Times New Roman" w:cs="Times New Roman"/>
-          <w:sz w:val="28"/>
-          <w:szCs w:val="28"/>
-          <w:lang w:val="en-US"/>
-        </w:rPr>
-        <w:t>.</w:t>
-      </w:r>
-    </w:p>
-    <w:p>
-      <w:pPr>
-        <w:spacing w:after="0" w:line="240" w:lineRule="auto"/>
-        <w:jc w:val="both"/>
-        <w:rPr>
-          <w:rFonts w:ascii="Times New Roman" w:hAnsi="Times New Roman" w:cs="Times New Roman"/>
-          <w:sz w:val="28"/>
-          <w:szCs w:val="28"/>
-        </w:rPr>
-      </w:pPr>
-      <w:r>
-        <w:rPr>
-          <w:rFonts w:ascii="Times New Roman" w:hAnsi="Times New Roman" w:cs="Times New Roman"/>
-          <w:sz w:val="28"/>
-          <w:szCs w:val="28"/>
-        </w:rPr>
-        <w:t>7.1.9. Проверка миграций БД.</w:t>
-      </w:r>
-    </w:p>
-    <w:p>
-      <w:pPr>
-        <w:pStyle w:val="af3"/>
-        <w:spacing w:after="0" w:line="240" w:lineRule="auto"/>
-        <w:ind w:left="0" w:firstLine="709"/>
-        <w:jc w:val="both"/>
-        <w:rPr>
-          <w:rFonts w:ascii="Times New Roman" w:hAnsi="Times New Roman" w:cs="Times New Roman"/>
-          <w:sz w:val="28"/>
-          <w:szCs w:val="28"/>
-          <w:lang w:val="en-US"/>
-        </w:rPr>
-      </w:pPr>
-      <w:r>
-        <w:rPr>
-          <w:rFonts w:ascii="Times New Roman" w:hAnsi="Times New Roman" w:cs="Times New Roman"/>
-          <w:sz w:val="28"/>
-          <w:szCs w:val="28"/>
-          <w:lang w:val="en-US"/>
         </w:rPr>
         <w:t xml:space="preserve"> </w:t>
       </w:r>
@@ -22286,14 +22379,6 @@
                 <w:szCs w:val="28"/>
               </w:rPr>
               <w:br/>
-            </w:r>
-            <w:r>
-              <w:rPr>
-                <w:rFonts w:ascii="Times New Roman" w:hAnsi="Times New Roman" w:cs="Times New Roman"/>
-                <w:sz w:val="28"/>
-                <w:szCs w:val="28"/>
-              </w:rPr>
-              <w:lastRenderedPageBreak/>
               <w:t>- Уточнены требования к производительности и тестированию.</w:t>
             </w:r>
           </w:p>

--- a/Documents/Техническое задание v0.4.docx
+++ b/Documents/Техническое задание v0.4.docx
@@ -218,29 +218,7 @@
           <w:sz w:val="28"/>
           <w:szCs w:val="28"/>
         </w:rPr>
-        <w:t xml:space="preserve">HR </w:t>
-      </w:r>
-      <w:proofErr w:type="spellStart"/>
-      <w:r>
-        <w:rPr>
-          <w:rFonts w:ascii="Times New Roman" w:hAnsi="Times New Roman" w:cs="Times New Roman"/>
-          <w:b/>
-          <w:bCs/>
-          <w:sz w:val="28"/>
-          <w:szCs w:val="28"/>
-        </w:rPr>
-        <w:t>Resume</w:t>
-      </w:r>
-      <w:proofErr w:type="spellEnd"/>
-      <w:r>
-        <w:rPr>
-          <w:rFonts w:ascii="Times New Roman" w:hAnsi="Times New Roman" w:cs="Times New Roman"/>
-          <w:b/>
-          <w:bCs/>
-          <w:sz w:val="28"/>
-          <w:szCs w:val="28"/>
-        </w:rPr>
-        <w:t xml:space="preserve"> Bank</w:t>
+        <w:t>HR Resume Bank</w:t>
       </w:r>
     </w:p>
     <w:p>
@@ -3297,91 +3275,37 @@
           <w:sz w:val="28"/>
           <w:szCs w:val="28"/>
         </w:rPr>
-        <w:t xml:space="preserve">ВИ – Вариант Использования или </w:t>
-      </w:r>
-      <w:proofErr w:type="spellStart"/>
-      <w:r>
-        <w:rPr>
-          <w:rFonts w:ascii="Times New Roman" w:hAnsi="Times New Roman" w:cs="Times New Roman"/>
-          <w:sz w:val="28"/>
-          <w:szCs w:val="28"/>
-        </w:rPr>
-        <w:t>Use</w:t>
-      </w:r>
-      <w:proofErr w:type="spellEnd"/>
-      <w:r>
-        <w:rPr>
-          <w:rFonts w:ascii="Times New Roman" w:hAnsi="Times New Roman" w:cs="Times New Roman"/>
-          <w:sz w:val="28"/>
-          <w:szCs w:val="28"/>
-        </w:rPr>
-        <w:t xml:space="preserve"> Case, описание см. Википедию.</w:t>
-      </w:r>
-    </w:p>
-    <w:p>
-      <w:pPr>
-        <w:spacing w:after="0" w:line="240" w:lineRule="auto"/>
-        <w:jc w:val="both"/>
-        <w:rPr>
-          <w:rFonts w:ascii="Times New Roman" w:hAnsi="Times New Roman" w:cs="Times New Roman"/>
-          <w:sz w:val="28"/>
-          <w:szCs w:val="28"/>
-        </w:rPr>
-      </w:pPr>
-    </w:p>
-    <w:p>
-      <w:pPr>
-        <w:spacing w:after="0" w:line="240" w:lineRule="auto"/>
-        <w:jc w:val="both"/>
-        <w:rPr>
-          <w:rFonts w:ascii="Times New Roman" w:hAnsi="Times New Roman" w:cs="Times New Roman"/>
-          <w:sz w:val="28"/>
-          <w:szCs w:val="28"/>
-        </w:rPr>
-      </w:pPr>
-      <w:r>
-        <w:rPr>
-          <w:rFonts w:ascii="Times New Roman" w:hAnsi="Times New Roman" w:cs="Times New Roman"/>
-          <w:sz w:val="28"/>
-          <w:szCs w:val="28"/>
-        </w:rPr>
-        <w:t xml:space="preserve">ДВИ – Диаграмма Вариантов Использования или </w:t>
-      </w:r>
-      <w:proofErr w:type="spellStart"/>
-      <w:r>
-        <w:rPr>
-          <w:rFonts w:ascii="Times New Roman" w:hAnsi="Times New Roman" w:cs="Times New Roman"/>
-          <w:sz w:val="28"/>
-          <w:szCs w:val="28"/>
-        </w:rPr>
-        <w:t>Use</w:t>
-      </w:r>
-      <w:proofErr w:type="spellEnd"/>
-      <w:r>
-        <w:rPr>
-          <w:rFonts w:ascii="Times New Roman" w:hAnsi="Times New Roman" w:cs="Times New Roman"/>
-          <w:sz w:val="28"/>
-          <w:szCs w:val="28"/>
-        </w:rPr>
-        <w:t xml:space="preserve"> Case </w:t>
-      </w:r>
-      <w:proofErr w:type="spellStart"/>
-      <w:r>
-        <w:rPr>
-          <w:rFonts w:ascii="Times New Roman" w:hAnsi="Times New Roman" w:cs="Times New Roman"/>
-          <w:sz w:val="28"/>
-          <w:szCs w:val="28"/>
-        </w:rPr>
-        <w:t>Diagram</w:t>
-      </w:r>
-      <w:proofErr w:type="spellEnd"/>
-      <w:r>
-        <w:rPr>
-          <w:rFonts w:ascii="Times New Roman" w:hAnsi="Times New Roman" w:cs="Times New Roman"/>
-          <w:sz w:val="28"/>
-          <w:szCs w:val="28"/>
-        </w:rPr>
-        <w:t>.</w:t>
+        <w:t>ВИ – Вариант Использования или Use Case, описание см. Википедию.</w:t>
+      </w:r>
+    </w:p>
+    <w:p>
+      <w:pPr>
+        <w:spacing w:after="0" w:line="240" w:lineRule="auto"/>
+        <w:jc w:val="both"/>
+        <w:rPr>
+          <w:rFonts w:ascii="Times New Roman" w:hAnsi="Times New Roman" w:cs="Times New Roman"/>
+          <w:sz w:val="28"/>
+          <w:szCs w:val="28"/>
+        </w:rPr>
+      </w:pPr>
+    </w:p>
+    <w:p>
+      <w:pPr>
+        <w:spacing w:after="0" w:line="240" w:lineRule="auto"/>
+        <w:jc w:val="both"/>
+        <w:rPr>
+          <w:rFonts w:ascii="Times New Roman" w:hAnsi="Times New Roman" w:cs="Times New Roman"/>
+          <w:sz w:val="28"/>
+          <w:szCs w:val="28"/>
+        </w:rPr>
+      </w:pPr>
+      <w:r>
+        <w:rPr>
+          <w:rFonts w:ascii="Times New Roman" w:hAnsi="Times New Roman" w:cs="Times New Roman"/>
+          <w:sz w:val="28"/>
+          <w:szCs w:val="28"/>
+        </w:rPr>
+        <w:t>ДВИ – Диаграмма Вариантов Использования или Use Case Diagram.</w:t>
       </w:r>
     </w:p>
     <w:p>
@@ -3610,25 +3534,7 @@
           <w:sz w:val="28"/>
           <w:szCs w:val="28"/>
         </w:rPr>
-        <w:t xml:space="preserve">ОС (Операционная система) – программное обеспечение, управляющее ресурсами компьютера и обеспечивающее работу приложений (например: Windows, Linux, </w:t>
-      </w:r>
-      <w:proofErr w:type="spellStart"/>
-      <w:r>
-        <w:rPr>
-          <w:rFonts w:ascii="Times New Roman" w:hAnsi="Times New Roman" w:cs="Times New Roman"/>
-          <w:sz w:val="28"/>
-          <w:szCs w:val="28"/>
-        </w:rPr>
-        <w:t>macOS</w:t>
-      </w:r>
-      <w:proofErr w:type="spellEnd"/>
-      <w:r>
-        <w:rPr>
-          <w:rFonts w:ascii="Times New Roman" w:hAnsi="Times New Roman" w:cs="Times New Roman"/>
-          <w:sz w:val="28"/>
-          <w:szCs w:val="28"/>
-        </w:rPr>
-        <w:t xml:space="preserve">).  </w:t>
+        <w:t xml:space="preserve">ОС (Операционная система) – программное обеспечение, управляющее ресурсами компьютера и обеспечивающее работу приложений (например: Windows, Linux, macOS).  </w:t>
       </w:r>
     </w:p>
     <w:p>
@@ -3688,25 +3594,7 @@
           <w:sz w:val="28"/>
           <w:szCs w:val="28"/>
         </w:rPr>
-        <w:t xml:space="preserve">БД (База данных) – организованная структура для хранения, поиска и управления данными (например: реляционные, </w:t>
-      </w:r>
-      <w:proofErr w:type="spellStart"/>
-      <w:r>
-        <w:rPr>
-          <w:rFonts w:ascii="Times New Roman" w:hAnsi="Times New Roman" w:cs="Times New Roman"/>
-          <w:sz w:val="28"/>
-          <w:szCs w:val="28"/>
-        </w:rPr>
-        <w:t>NoSQL</w:t>
-      </w:r>
-      <w:proofErr w:type="spellEnd"/>
-      <w:r>
-        <w:rPr>
-          <w:rFonts w:ascii="Times New Roman" w:hAnsi="Times New Roman" w:cs="Times New Roman"/>
-          <w:sz w:val="28"/>
-          <w:szCs w:val="28"/>
-        </w:rPr>
-        <w:t xml:space="preserve">).  </w:t>
+        <w:t xml:space="preserve">БД (База данных) – организованная структура для хранения, поиска и управления данными (например: реляционные, NoSQL).  </w:t>
       </w:r>
     </w:p>
     <w:p>
@@ -3737,43 +3625,7 @@
           <w:szCs w:val="28"/>
         </w:rPr>
         <w:lastRenderedPageBreak/>
-        <w:t xml:space="preserve">СУБД (Система управления базами данных) – ПО для создания, администрирования и взаимодействия с БД (например: </w:t>
-      </w:r>
-      <w:proofErr w:type="spellStart"/>
-      <w:r>
-        <w:rPr>
-          <w:rFonts w:ascii="Times New Roman" w:hAnsi="Times New Roman" w:cs="Times New Roman"/>
-          <w:sz w:val="28"/>
-          <w:szCs w:val="28"/>
-        </w:rPr>
-        <w:t>PostgreSQL</w:t>
-      </w:r>
-      <w:proofErr w:type="spellEnd"/>
-      <w:r>
-        <w:rPr>
-          <w:rFonts w:ascii="Times New Roman" w:hAnsi="Times New Roman" w:cs="Times New Roman"/>
-          <w:sz w:val="28"/>
-          <w:szCs w:val="28"/>
-        </w:rPr>
-        <w:t xml:space="preserve">, MySQL, </w:t>
-      </w:r>
-      <w:proofErr w:type="spellStart"/>
-      <w:r>
-        <w:rPr>
-          <w:rFonts w:ascii="Times New Roman" w:hAnsi="Times New Roman" w:cs="Times New Roman"/>
-          <w:sz w:val="28"/>
-          <w:szCs w:val="28"/>
-        </w:rPr>
-        <w:t>MongoDB</w:t>
-      </w:r>
-      <w:proofErr w:type="spellEnd"/>
-      <w:r>
-        <w:rPr>
-          <w:rFonts w:ascii="Times New Roman" w:hAnsi="Times New Roman" w:cs="Times New Roman"/>
-          <w:sz w:val="28"/>
-          <w:szCs w:val="28"/>
-        </w:rPr>
-        <w:t xml:space="preserve">).  </w:t>
+        <w:t xml:space="preserve">СУБД (Система управления базами данных) – ПО для создания, администрирования и взаимодействия с БД (например: PostgreSQL, MySQL, MongoDB).  </w:t>
       </w:r>
     </w:p>
     <w:p>
@@ -3836,23 +3688,13 @@
           <w:szCs w:val="28"/>
         </w:rPr>
       </w:pPr>
-      <w:proofErr w:type="spellStart"/>
-      <w:r>
-        <w:rPr>
-          <w:rFonts w:ascii="Times New Roman" w:hAnsi="Times New Roman" w:cs="Times New Roman"/>
-          <w:sz w:val="28"/>
-          <w:szCs w:val="28"/>
-        </w:rPr>
-        <w:t>PostgreSQL</w:t>
-      </w:r>
-      <w:proofErr w:type="spellEnd"/>
-      <w:r>
-        <w:rPr>
-          <w:rFonts w:ascii="Times New Roman" w:hAnsi="Times New Roman" w:cs="Times New Roman"/>
-          <w:sz w:val="28"/>
-          <w:szCs w:val="28"/>
-        </w:rPr>
-        <w:t xml:space="preserve"> – мощная реляционная СУБД с открытым исходным кодом, поддерживающая расширяемость и сложные запросы.</w:t>
+      <w:r>
+        <w:rPr>
+          <w:rFonts w:ascii="Times New Roman" w:hAnsi="Times New Roman" w:cs="Times New Roman"/>
+          <w:sz w:val="28"/>
+          <w:szCs w:val="28"/>
+        </w:rPr>
+        <w:t>PostgreSQL – мощная реляционная СУБД с открытым исходным кодом, поддерживающая расширяемость и сложные запросы.</w:t>
       </w:r>
       <w:r>
         <w:rPr>
@@ -4138,23 +3980,13 @@
           <w:szCs w:val="28"/>
         </w:rPr>
       </w:pPr>
-      <w:proofErr w:type="spellStart"/>
-      <w:r>
-        <w:rPr>
-          <w:rFonts w:ascii="Times New Roman" w:hAnsi="Times New Roman" w:cs="Times New Roman"/>
-          <w:sz w:val="28"/>
-          <w:szCs w:val="28"/>
-        </w:rPr>
-        <w:t>Root</w:t>
-      </w:r>
-      <w:proofErr w:type="spellEnd"/>
-      <w:r>
-        <w:rPr>
-          <w:rFonts w:ascii="Times New Roman" w:hAnsi="Times New Roman" w:cs="Times New Roman"/>
-          <w:sz w:val="28"/>
-          <w:szCs w:val="28"/>
-        </w:rPr>
-        <w:t>-доступ — права суперпользователя для администрирования системы.</w:t>
+      <w:r>
+        <w:rPr>
+          <w:rFonts w:ascii="Times New Roman" w:hAnsi="Times New Roman" w:cs="Times New Roman"/>
+          <w:sz w:val="28"/>
+          <w:szCs w:val="28"/>
+        </w:rPr>
+        <w:t>Root-доступ — права суперпользователя для администрирования системы.</w:t>
       </w:r>
     </w:p>
     <w:p>
@@ -4910,7 +4742,6 @@
         </w:rPr>
         <w:t xml:space="preserve">. </w:t>
       </w:r>
-      <w:proofErr w:type="spellStart"/>
       <w:r>
         <w:rPr>
           <w:rFonts w:ascii="Times New Roman" w:hAnsi="Times New Roman" w:cs="Times New Roman"/>
@@ -4922,7 +4753,6 @@
         </w:rPr>
         <w:t>Фронтенд</w:t>
       </w:r>
-      <w:proofErr w:type="spellEnd"/>
       <w:r>
         <w:rPr>
           <w:rFonts w:ascii="Times New Roman" w:hAnsi="Times New Roman" w:cs="Times New Roman"/>
@@ -5397,9 +5227,8 @@
           <w:sz w:val="28"/>
           <w:szCs w:val="28"/>
         </w:rPr>
-        <w:t xml:space="preserve">), </w:t>
-      </w:r>
-      <w:proofErr w:type="spellStart"/>
+        <w:t>), Предпродакшн (</w:t>
+      </w:r>
       <w:r>
         <w:rPr>
           <w:rFonts w:ascii="Times New Roman" w:hAnsi="Times New Roman" w:cs="Times New Roman"/>
@@ -5408,10 +5237,10 @@
           <w:color w:val="auto"/>
           <w:sz w:val="28"/>
           <w:szCs w:val="28"/>
-        </w:rPr>
-        <w:t>Предпродакшн</w:t>
-      </w:r>
-      <w:proofErr w:type="spellEnd"/>
+          <w:lang w:val="en-US"/>
+        </w:rPr>
+        <w:t>s</w:t>
+      </w:r>
       <w:r>
         <w:rPr>
           <w:rFonts w:ascii="Times New Roman" w:hAnsi="Times New Roman" w:cs="Times New Roman"/>
@@ -5420,8 +5249,9 @@
           <w:color w:val="auto"/>
           <w:sz w:val="28"/>
           <w:szCs w:val="28"/>
-        </w:rPr>
-        <w:t xml:space="preserve"> (</w:t>
+          <w:lang w:val="en-US"/>
+        </w:rPr>
+        <w:t>tage</w:t>
       </w:r>
       <w:r>
         <w:rPr>
@@ -5431,9 +5261,8 @@
           <w:color w:val="auto"/>
           <w:sz w:val="28"/>
           <w:szCs w:val="28"/>
-          <w:lang w:val="en-US"/>
-        </w:rPr>
-        <w:t>s</w:t>
+        </w:rPr>
+        <w:t>), Продакшн (</w:t>
       </w:r>
       <w:r>
         <w:rPr>
@@ -5445,7 +5274,7 @@
           <w:szCs w:val="28"/>
           <w:lang w:val="en-US"/>
         </w:rPr>
-        <w:t>tage</w:t>
+        <w:t>master</w:t>
       </w:r>
       <w:r>
         <w:rPr>
@@ -5456,9 +5285,53 @@
           <w:sz w:val="28"/>
           <w:szCs w:val="28"/>
         </w:rPr>
-        <w:t>), Продакшн (</w:t>
-      </w:r>
-      <w:r>
+        <w:t>),</w:t>
+      </w:r>
+    </w:p>
+    <w:p/>
+    <w:p>
+      <w:pPr>
+        <w:pStyle w:val="2"/>
+        <w:spacing w:line="240" w:lineRule="auto"/>
+        <w:jc w:val="both"/>
+        <w:rPr>
+          <w:rFonts w:ascii="Times New Roman" w:hAnsi="Times New Roman" w:cs="Times New Roman"/>
+          <w:sz w:val="28"/>
+          <w:szCs w:val="28"/>
+        </w:rPr>
+      </w:pPr>
+      <w:bookmarkStart w:id="10" w:name="_Toc207398782"/>
+      <w:r>
+        <w:rPr>
+          <w:rFonts w:ascii="Times New Roman" w:hAnsi="Times New Roman" w:cs="Times New Roman"/>
+          <w:sz w:val="28"/>
+          <w:szCs w:val="28"/>
+        </w:rPr>
+        <w:t>2.</w:t>
+      </w:r>
+      <w:r>
+        <w:rPr>
+          <w:rFonts w:ascii="Times New Roman" w:hAnsi="Times New Roman" w:cs="Times New Roman"/>
+          <w:sz w:val="28"/>
+          <w:szCs w:val="28"/>
+        </w:rPr>
+        <w:t>5</w:t>
+      </w:r>
+      <w:r>
+        <w:rPr>
+          <w:rFonts w:ascii="Times New Roman" w:hAnsi="Times New Roman" w:cs="Times New Roman"/>
+          <w:sz w:val="28"/>
+          <w:szCs w:val="28"/>
+        </w:rPr>
+        <w:t>. Основные функциональные возможности Системы</w:t>
+      </w:r>
+      <w:bookmarkEnd w:id="10"/>
+    </w:p>
+    <w:p/>
+    <w:p>
+      <w:pPr>
+        <w:pStyle w:val="3"/>
+        <w:spacing w:before="0" w:line="240" w:lineRule="auto"/>
         <w:rPr>
           <w:rFonts w:ascii="Times New Roman" w:hAnsi="Times New Roman" w:cs="Times New Roman"/>
           <w:b w:val="0"/>
@@ -5466,10 +5339,8 @@
           <w:color w:val="auto"/>
           <w:sz w:val="28"/>
           <w:szCs w:val="28"/>
-          <w:lang w:val="en-US"/>
-        </w:rPr>
-        <w:t>master</w:t>
-      </w:r>
+        </w:rPr>
+      </w:pPr>
       <w:r>
         <w:rPr>
           <w:rFonts w:ascii="Times New Roman" w:hAnsi="Times New Roman" w:cs="Times New Roman"/>
@@ -5479,53 +5350,9 @@
           <w:sz w:val="28"/>
           <w:szCs w:val="28"/>
         </w:rPr>
-        <w:t>),</w:t>
-      </w:r>
-    </w:p>
-    <w:p/>
-    <w:p>
-      <w:pPr>
-        <w:pStyle w:val="2"/>
-        <w:spacing w:line="240" w:lineRule="auto"/>
-        <w:jc w:val="both"/>
-        <w:rPr>
-          <w:rFonts w:ascii="Times New Roman" w:hAnsi="Times New Roman" w:cs="Times New Roman"/>
-          <w:sz w:val="28"/>
-          <w:szCs w:val="28"/>
-        </w:rPr>
-      </w:pPr>
-      <w:bookmarkStart w:id="10" w:name="_Toc207398782"/>
-      <w:r>
-        <w:rPr>
-          <w:rFonts w:ascii="Times New Roman" w:hAnsi="Times New Roman" w:cs="Times New Roman"/>
-          <w:sz w:val="28"/>
-          <w:szCs w:val="28"/>
-        </w:rPr>
         <w:t>2.</w:t>
       </w:r>
       <w:r>
-        <w:rPr>
-          <w:rFonts w:ascii="Times New Roman" w:hAnsi="Times New Roman" w:cs="Times New Roman"/>
-          <w:sz w:val="28"/>
-          <w:szCs w:val="28"/>
-        </w:rPr>
-        <w:t>5</w:t>
-      </w:r>
-      <w:r>
-        <w:rPr>
-          <w:rFonts w:ascii="Times New Roman" w:hAnsi="Times New Roman" w:cs="Times New Roman"/>
-          <w:sz w:val="28"/>
-          <w:szCs w:val="28"/>
-        </w:rPr>
-        <w:t>. Основные функциональные возможности Системы</w:t>
-      </w:r>
-      <w:bookmarkEnd w:id="10"/>
-    </w:p>
-    <w:p/>
-    <w:p>
-      <w:pPr>
-        <w:pStyle w:val="3"/>
-        <w:spacing w:before="0" w:line="240" w:lineRule="auto"/>
         <w:rPr>
           <w:rFonts w:ascii="Times New Roman" w:hAnsi="Times New Roman" w:cs="Times New Roman"/>
           <w:b w:val="0"/>
@@ -5534,7 +5361,8 @@
           <w:sz w:val="28"/>
           <w:szCs w:val="28"/>
         </w:rPr>
-      </w:pPr>
+        <w:t>5</w:t>
+      </w:r>
       <w:r>
         <w:rPr>
           <w:rFonts w:ascii="Times New Roman" w:hAnsi="Times New Roman" w:cs="Times New Roman"/>
@@ -5544,7 +5372,7 @@
           <w:sz w:val="28"/>
           <w:szCs w:val="28"/>
         </w:rPr>
-        <w:t>2.</w:t>
+        <w:t xml:space="preserve">.1. </w:t>
       </w:r>
       <w:r>
         <w:rPr>
@@ -5555,53 +5383,7 @@
           <w:sz w:val="28"/>
           <w:szCs w:val="28"/>
         </w:rPr>
-        <w:t>5</w:t>
-      </w:r>
-      <w:r>
-        <w:rPr>
-          <w:rFonts w:ascii="Times New Roman" w:hAnsi="Times New Roman" w:cs="Times New Roman"/>
-          <w:b w:val="0"/>
-          <w:bCs w:val="0"/>
-          <w:color w:val="auto"/>
-          <w:sz w:val="28"/>
-          <w:szCs w:val="28"/>
-        </w:rPr>
-        <w:t xml:space="preserve">.1. </w:t>
-      </w:r>
-      <w:r>
-        <w:rPr>
-          <w:rFonts w:ascii="Times New Roman" w:hAnsi="Times New Roman" w:cs="Times New Roman"/>
-          <w:b w:val="0"/>
-          <w:bCs w:val="0"/>
-          <w:color w:val="auto"/>
-          <w:sz w:val="28"/>
-          <w:szCs w:val="28"/>
-        </w:rPr>
-        <w:t>Управление пользователями и ролями (</w:t>
-      </w:r>
-      <w:proofErr w:type="spellStart"/>
-      <w:r>
-        <w:rPr>
-          <w:rFonts w:ascii="Times New Roman" w:hAnsi="Times New Roman" w:cs="Times New Roman"/>
-          <w:b w:val="0"/>
-          <w:bCs w:val="0"/>
-          <w:color w:val="auto"/>
-          <w:sz w:val="28"/>
-          <w:szCs w:val="28"/>
-        </w:rPr>
-        <w:t>Root</w:t>
-      </w:r>
-      <w:proofErr w:type="spellEnd"/>
-      <w:r>
-        <w:rPr>
-          <w:rFonts w:ascii="Times New Roman" w:hAnsi="Times New Roman" w:cs="Times New Roman"/>
-          <w:b w:val="0"/>
-          <w:bCs w:val="0"/>
-          <w:color w:val="auto"/>
-          <w:sz w:val="28"/>
-          <w:szCs w:val="28"/>
-        </w:rPr>
-        <w:t>, Администратор, Редактор, Читатель).</w:t>
+        <w:t>Управление пользователями и ролями (Root, Администратор, Редактор, Читатель).</w:t>
       </w:r>
     </w:p>
     <w:p>
@@ -6673,7 +6455,7 @@
           <w:szCs w:val="28"/>
           <w:lang w:eastAsia="en-US"/>
         </w:rPr>
-        <w:t>Добавление новых резюме и профилей.</w:t>
+        <w:t>Добавление новых резюме.</w:t>
       </w:r>
     </w:p>
     <w:p>
@@ -7151,19 +6933,8 @@
           <w:szCs w:val="28"/>
           <w:lang w:eastAsia="en-US"/>
         </w:rPr>
-        <w:t xml:space="preserve">Скачивание прикрепленных </w:t>
-      </w:r>
-      <w:proofErr w:type="gramStart"/>
-      <w:r>
-        <w:rPr>
-          <w:rFonts w:eastAsiaTheme="majorEastAsia"/>
-          <w:sz w:val="28"/>
-          <w:szCs w:val="28"/>
-          <w:lang w:eastAsia="en-US"/>
-        </w:rPr>
-        <w:t>файлов .</w:t>
-      </w:r>
-      <w:proofErr w:type="gramEnd"/>
+        <w:t>Скачивание прикрепленных файлов .</w:t>
+      </w:r>
     </w:p>
     <w:p>
       <w:pPr>
@@ -7252,27 +7023,7 @@
           <w:szCs w:val="28"/>
           <w:lang w:eastAsia="en-US"/>
         </w:rPr>
-        <w:t>Нет доступа к служебной информации (</w:t>
-      </w:r>
-      <w:proofErr w:type="spellStart"/>
-      <w:r>
-        <w:rPr>
-          <w:rFonts w:eastAsiaTheme="majorEastAsia"/>
-          <w:sz w:val="28"/>
-          <w:szCs w:val="28"/>
-          <w:lang w:eastAsia="en-US"/>
-        </w:rPr>
-        <w:t>логи</w:t>
-      </w:r>
-      <w:proofErr w:type="spellEnd"/>
-      <w:r>
-        <w:rPr>
-          <w:rFonts w:eastAsiaTheme="majorEastAsia"/>
-          <w:sz w:val="28"/>
-          <w:szCs w:val="28"/>
-          <w:lang w:eastAsia="en-US"/>
-        </w:rPr>
-        <w:t>, настройки).</w:t>
+        <w:t>Нет доступа к служебной информации (логи, настройки).</w:t>
       </w:r>
     </w:p>
     <w:p>
@@ -8817,7 +8568,6 @@
           <w:lang w:eastAsia="en-US"/>
         </w:rPr>
       </w:pPr>
-      <w:proofErr w:type="spellStart"/>
       <w:r>
         <w:rPr>
           <w:rFonts w:eastAsiaTheme="minorEastAsia"/>
@@ -8825,17 +8575,7 @@
           <w:szCs w:val="28"/>
           <w:lang w:eastAsia="en-US"/>
         </w:rPr>
-        <w:t>Root</w:t>
-      </w:r>
-      <w:proofErr w:type="spellEnd"/>
-      <w:r>
-        <w:rPr>
-          <w:rFonts w:eastAsiaTheme="minorEastAsia"/>
-          <w:sz w:val="28"/>
-          <w:szCs w:val="28"/>
-          <w:lang w:eastAsia="en-US"/>
-        </w:rPr>
-        <w:t>, Администратор, Редактор, Читатель.</w:t>
+        <w:t>Root, Администратор, Редактор, Читатель.</w:t>
       </w:r>
     </w:p>
     <w:p>
@@ -8879,27 +8619,7 @@
           <w:szCs w:val="28"/>
           <w:lang w:eastAsia="en-US"/>
         </w:rPr>
-        <w:t xml:space="preserve">Двухфакторная аутентификация (2FA) для </w:t>
-      </w:r>
-      <w:proofErr w:type="spellStart"/>
-      <w:r>
-        <w:rPr>
-          <w:rFonts w:eastAsiaTheme="minorEastAsia"/>
-          <w:sz w:val="28"/>
-          <w:szCs w:val="28"/>
-          <w:lang w:eastAsia="en-US"/>
-        </w:rPr>
-        <w:t>Root</w:t>
-      </w:r>
-      <w:proofErr w:type="spellEnd"/>
-      <w:r>
-        <w:rPr>
-          <w:rFonts w:eastAsiaTheme="minorEastAsia"/>
-          <w:sz w:val="28"/>
-          <w:szCs w:val="28"/>
-          <w:lang w:eastAsia="en-US"/>
-        </w:rPr>
-        <w:t xml:space="preserve"> и Администратор.</w:t>
+        <w:t>Двухфакторная аутентификация (2FA) для Root и Администратор.</w:t>
       </w:r>
     </w:p>
     <w:p>
@@ -8937,43 +8657,7 @@
           <w:sz w:val="28"/>
           <w:szCs w:val="28"/>
         </w:rPr>
-        <w:t xml:space="preserve">- Технологии: </w:t>
-      </w:r>
-      <w:proofErr w:type="spellStart"/>
-      <w:r>
-        <w:rPr>
-          <w:rFonts w:ascii="Times New Roman" w:hAnsi="Times New Roman" w:cs="Times New Roman"/>
-          <w:sz w:val="28"/>
-          <w:szCs w:val="28"/>
-        </w:rPr>
-        <w:t>Django</w:t>
-      </w:r>
-      <w:proofErr w:type="spellEnd"/>
-      <w:r>
-        <w:rPr>
-          <w:rFonts w:ascii="Times New Roman" w:hAnsi="Times New Roman" w:cs="Times New Roman"/>
-          <w:sz w:val="28"/>
-          <w:szCs w:val="28"/>
-        </w:rPr>
-        <w:t xml:space="preserve"> </w:t>
-      </w:r>
-      <w:proofErr w:type="spellStart"/>
-      <w:r>
-        <w:rPr>
-          <w:rFonts w:ascii="Times New Roman" w:hAnsi="Times New Roman" w:cs="Times New Roman"/>
-          <w:sz w:val="28"/>
-          <w:szCs w:val="28"/>
-        </w:rPr>
-        <w:t>Auth</w:t>
-      </w:r>
-      <w:proofErr w:type="spellEnd"/>
-      <w:r>
-        <w:rPr>
-          <w:rFonts w:ascii="Times New Roman" w:hAnsi="Times New Roman" w:cs="Times New Roman"/>
-          <w:sz w:val="28"/>
-          <w:szCs w:val="28"/>
-        </w:rPr>
-        <w:t>, HTTPS.</w:t>
+        <w:t>- Технологии: Django Auth, HTTPS.</w:t>
       </w:r>
     </w:p>
     <w:p>
@@ -9069,43 +8753,7 @@
           <w:sz w:val="28"/>
           <w:szCs w:val="28"/>
         </w:rPr>
-        <w:t xml:space="preserve">- Технологии: </w:t>
-      </w:r>
-      <w:proofErr w:type="spellStart"/>
-      <w:r>
-        <w:rPr>
-          <w:rFonts w:ascii="Times New Roman" w:hAnsi="Times New Roman" w:cs="Times New Roman"/>
-          <w:sz w:val="28"/>
-          <w:szCs w:val="28"/>
-        </w:rPr>
-        <w:t>Django</w:t>
-      </w:r>
-      <w:proofErr w:type="spellEnd"/>
-      <w:r>
-        <w:rPr>
-          <w:rFonts w:ascii="Times New Roman" w:hAnsi="Times New Roman" w:cs="Times New Roman"/>
-          <w:sz w:val="28"/>
-          <w:szCs w:val="28"/>
-        </w:rPr>
-        <w:t xml:space="preserve"> Admin, </w:t>
-      </w:r>
-      <w:proofErr w:type="spellStart"/>
-      <w:r>
-        <w:rPr>
-          <w:rFonts w:ascii="Times New Roman" w:hAnsi="Times New Roman" w:cs="Times New Roman"/>
-          <w:sz w:val="28"/>
-          <w:szCs w:val="28"/>
-        </w:rPr>
-        <w:t>Postgres</w:t>
-      </w:r>
-      <w:proofErr w:type="spellEnd"/>
-      <w:r>
-        <w:rPr>
-          <w:rFonts w:ascii="Times New Roman" w:hAnsi="Times New Roman" w:cs="Times New Roman"/>
-          <w:sz w:val="28"/>
-          <w:szCs w:val="28"/>
-        </w:rPr>
-        <w:t>.</w:t>
+        <w:t>- Технологии: Django Admin, Postgres.</w:t>
       </w:r>
     </w:p>
     <w:p>
@@ -9429,7 +9077,6 @@
         </w:rPr>
         <w:t>Поддержка полнотекстового поиска (</w:t>
       </w:r>
-      <w:proofErr w:type="spellStart"/>
       <w:r>
         <w:rPr>
           <w:rFonts w:ascii="Times New Roman" w:hAnsi="Times New Roman" w:cs="Times New Roman"/>
@@ -9438,7 +9085,6 @@
         </w:rPr>
         <w:t>Postgres</w:t>
       </w:r>
-      <w:proofErr w:type="spellEnd"/>
       <w:r>
         <w:rPr>
           <w:rFonts w:ascii="Times New Roman" w:hAnsi="Times New Roman" w:cs="Times New Roman"/>
@@ -9447,7 +9093,6 @@
         </w:rPr>
         <w:t xml:space="preserve"> </w:t>
       </w:r>
-      <w:proofErr w:type="spellStart"/>
       <w:r>
         <w:rPr>
           <w:rFonts w:ascii="Times New Roman" w:hAnsi="Times New Roman" w:cs="Times New Roman"/>
@@ -9457,7 +9102,6 @@
         </w:rPr>
         <w:t>pg</w:t>
       </w:r>
-      <w:proofErr w:type="spellEnd"/>
       <w:r>
         <w:rPr>
           <w:rFonts w:ascii="Times New Roman" w:hAnsi="Times New Roman" w:cs="Times New Roman"/>
@@ -9466,7 +9110,6 @@
         </w:rPr>
         <w:t>_</w:t>
       </w:r>
-      <w:proofErr w:type="spellStart"/>
       <w:r>
         <w:rPr>
           <w:rFonts w:ascii="Times New Roman" w:hAnsi="Times New Roman" w:cs="Times New Roman"/>
@@ -9476,7 +9119,6 @@
         </w:rPr>
         <w:t>trgm</w:t>
       </w:r>
-      <w:proofErr w:type="spellEnd"/>
       <w:r>
         <w:rPr>
           <w:rFonts w:ascii="Times New Roman" w:hAnsi="Times New Roman" w:cs="Times New Roman"/>
@@ -9485,7 +9127,6 @@
         </w:rPr>
         <w:t xml:space="preserve">, </w:t>
       </w:r>
-      <w:proofErr w:type="spellStart"/>
       <w:r>
         <w:rPr>
           <w:rFonts w:ascii="Times New Roman" w:hAnsi="Times New Roman" w:cs="Times New Roman"/>
@@ -9495,7 +9136,6 @@
         </w:rPr>
         <w:t>tsvector</w:t>
       </w:r>
-      <w:proofErr w:type="spellEnd"/>
       <w:r>
         <w:rPr>
           <w:rFonts w:ascii="Times New Roman" w:hAnsi="Times New Roman" w:cs="Times New Roman"/>
@@ -9651,25 +9291,7 @@
           <w:sz w:val="28"/>
           <w:szCs w:val="28"/>
         </w:rPr>
-        <w:t xml:space="preserve">- Технологии: </w:t>
-      </w:r>
-      <w:proofErr w:type="spellStart"/>
-      <w:r>
-        <w:rPr>
-          <w:rFonts w:ascii="Times New Roman" w:hAnsi="Times New Roman" w:cs="Times New Roman"/>
-          <w:sz w:val="28"/>
-          <w:szCs w:val="28"/>
-        </w:rPr>
-        <w:t>Django</w:t>
-      </w:r>
-      <w:proofErr w:type="spellEnd"/>
-      <w:r>
-        <w:rPr>
-          <w:rFonts w:ascii="Times New Roman" w:hAnsi="Times New Roman" w:cs="Times New Roman"/>
-          <w:sz w:val="28"/>
-          <w:szCs w:val="28"/>
-        </w:rPr>
-        <w:t xml:space="preserve"> ORM, JavaScript (AJAX).</w:t>
+        <w:t>- Технологии: Django ORM, JavaScript (AJAX).</w:t>
       </w:r>
     </w:p>
     <w:p>
@@ -9746,25 +9368,7 @@
           <w:sz w:val="28"/>
           <w:szCs w:val="28"/>
         </w:rPr>
-        <w:t xml:space="preserve">- Технологии: </w:t>
-      </w:r>
-      <w:proofErr w:type="spellStart"/>
-      <w:r>
-        <w:rPr>
-          <w:rFonts w:ascii="Times New Roman" w:hAnsi="Times New Roman" w:cs="Times New Roman"/>
-          <w:sz w:val="28"/>
-          <w:szCs w:val="28"/>
-        </w:rPr>
-        <w:t>Django</w:t>
-      </w:r>
-      <w:proofErr w:type="spellEnd"/>
-      <w:r>
-        <w:rPr>
-          <w:rFonts w:ascii="Times New Roman" w:hAnsi="Times New Roman" w:cs="Times New Roman"/>
-          <w:sz w:val="28"/>
-          <w:szCs w:val="28"/>
-        </w:rPr>
-        <w:t xml:space="preserve"> Storage, AWS S3 (опционально).</w:t>
+        <w:t>- Технологии: Django Storage, AWS S3 (опционально).</w:t>
       </w:r>
     </w:p>
     <w:p>
@@ -9819,25 +9423,7 @@
           <w:sz w:val="28"/>
           <w:szCs w:val="28"/>
         </w:rPr>
-        <w:t>- Цель</w:t>
-      </w:r>
-      <w:proofErr w:type="gramStart"/>
-      <w:r>
-        <w:rPr>
-          <w:rFonts w:ascii="Times New Roman" w:hAnsi="Times New Roman" w:cs="Times New Roman"/>
-          <w:sz w:val="28"/>
-          <w:szCs w:val="28"/>
-        </w:rPr>
-        <w:t>: Просматривать</w:t>
-      </w:r>
-      <w:proofErr w:type="gramEnd"/>
-      <w:r>
-        <w:rPr>
-          <w:rFonts w:ascii="Times New Roman" w:hAnsi="Times New Roman" w:cs="Times New Roman"/>
-          <w:sz w:val="28"/>
-          <w:szCs w:val="28"/>
-        </w:rPr>
-        <w:t xml:space="preserve"> действия пользователей</w:t>
+        <w:t>- Цель: Просматривать действия пользователей</w:t>
       </w:r>
       <w:r>
         <w:rPr>
@@ -10055,98 +9641,26 @@
           <w:sz w:val="28"/>
           <w:szCs w:val="28"/>
         </w:rPr>
-        <w:t>- Логирование: Запись всех действий пользователей (</w:t>
-      </w:r>
-      <w:proofErr w:type="spellStart"/>
-      <w:r>
-        <w:rPr>
-          <w:rFonts w:ascii="Times New Roman" w:hAnsi="Times New Roman" w:cs="Times New Roman"/>
-          <w:sz w:val="28"/>
-          <w:szCs w:val="28"/>
-        </w:rPr>
-        <w:t>Django</w:t>
-      </w:r>
-      <w:proofErr w:type="spellEnd"/>
-      <w:r>
-        <w:rPr>
-          <w:rFonts w:ascii="Times New Roman" w:hAnsi="Times New Roman" w:cs="Times New Roman"/>
-          <w:sz w:val="28"/>
-          <w:szCs w:val="28"/>
-        </w:rPr>
-        <w:t xml:space="preserve"> </w:t>
-      </w:r>
-      <w:proofErr w:type="spellStart"/>
-      <w:r>
-        <w:rPr>
-          <w:rFonts w:ascii="Times New Roman" w:hAnsi="Times New Roman" w:cs="Times New Roman"/>
-          <w:sz w:val="28"/>
-          <w:szCs w:val="28"/>
-        </w:rPr>
-        <w:t>Logging</w:t>
-      </w:r>
-      <w:proofErr w:type="spellEnd"/>
-      <w:r>
-        <w:rPr>
-          <w:rFonts w:ascii="Times New Roman" w:hAnsi="Times New Roman" w:cs="Times New Roman"/>
-          <w:sz w:val="28"/>
-          <w:szCs w:val="28"/>
-        </w:rPr>
-        <w:t>).</w:t>
-      </w:r>
-    </w:p>
-    <w:p>
-      <w:pPr>
-        <w:spacing w:after="0" w:line="240" w:lineRule="auto"/>
-        <w:jc w:val="both"/>
-        <w:rPr>
-          <w:rFonts w:ascii="Times New Roman" w:hAnsi="Times New Roman" w:cs="Times New Roman"/>
-          <w:sz w:val="28"/>
-          <w:szCs w:val="28"/>
-        </w:rPr>
-      </w:pPr>
-      <w:r>
-        <w:rPr>
-          <w:rFonts w:ascii="Times New Roman" w:hAnsi="Times New Roman" w:cs="Times New Roman"/>
-          <w:sz w:val="28"/>
-          <w:szCs w:val="28"/>
-        </w:rPr>
-        <w:t>- Безопасность: Защита от SQL-инъекций, XSS (</w:t>
-      </w:r>
-      <w:proofErr w:type="spellStart"/>
-      <w:r>
-        <w:rPr>
-          <w:rFonts w:ascii="Times New Roman" w:hAnsi="Times New Roman" w:cs="Times New Roman"/>
-          <w:sz w:val="28"/>
-          <w:szCs w:val="28"/>
-        </w:rPr>
-        <w:t>Django</w:t>
-      </w:r>
-      <w:proofErr w:type="spellEnd"/>
-      <w:r>
-        <w:rPr>
-          <w:rFonts w:ascii="Times New Roman" w:hAnsi="Times New Roman" w:cs="Times New Roman"/>
-          <w:sz w:val="28"/>
-          <w:szCs w:val="28"/>
-        </w:rPr>
-        <w:t xml:space="preserve"> Security </w:t>
-      </w:r>
-      <w:proofErr w:type="spellStart"/>
-      <w:r>
-        <w:rPr>
-          <w:rFonts w:ascii="Times New Roman" w:hAnsi="Times New Roman" w:cs="Times New Roman"/>
-          <w:sz w:val="28"/>
-          <w:szCs w:val="28"/>
-        </w:rPr>
-        <w:t>Middleware</w:t>
-      </w:r>
-      <w:proofErr w:type="spellEnd"/>
-      <w:r>
-        <w:rPr>
-          <w:rFonts w:ascii="Times New Roman" w:hAnsi="Times New Roman" w:cs="Times New Roman"/>
-          <w:sz w:val="28"/>
-          <w:szCs w:val="28"/>
-        </w:rPr>
-        <w:t>).</w:t>
+        <w:t>- Логирование: Запись всех действий пользователей (Django Logging).</w:t>
+      </w:r>
+    </w:p>
+    <w:p>
+      <w:pPr>
+        <w:spacing w:after="0" w:line="240" w:lineRule="auto"/>
+        <w:jc w:val="both"/>
+        <w:rPr>
+          <w:rFonts w:ascii="Times New Roman" w:hAnsi="Times New Roman" w:cs="Times New Roman"/>
+          <w:sz w:val="28"/>
+          <w:szCs w:val="28"/>
+        </w:rPr>
+      </w:pPr>
+      <w:r>
+        <w:rPr>
+          <w:rFonts w:ascii="Times New Roman" w:hAnsi="Times New Roman" w:cs="Times New Roman"/>
+          <w:sz w:val="28"/>
+          <w:szCs w:val="28"/>
+        </w:rPr>
+        <w:t>- Безопасность: Защита от SQL-инъекций, XSS (Django Security Middleware).</w:t>
       </w:r>
     </w:p>
     <w:p>
@@ -10829,16 +10343,7 @@
                 <w:sz w:val="28"/>
                 <w:szCs w:val="28"/>
               </w:rPr>
-              <w:t xml:space="preserve">                                 </w:t>
-            </w:r>
-            <w:proofErr w:type="gramStart"/>
-            <w:r>
-              <w:rPr>
-                <w:rFonts w:ascii="Times New Roman" w:hAnsi="Times New Roman" w:cs="Times New Roman"/>
-                <w:sz w:val="28"/>
-                <w:szCs w:val="28"/>
-              </w:rPr>
-              <w:t xml:space="preserve">   </w:t>
+              <w:t xml:space="preserve">                                    </w:t>
             </w:r>
             <w:r>
               <w:rPr>
@@ -10848,7 +10353,6 @@
               </w:rPr>
               <w:t>(</w:t>
             </w:r>
-            <w:proofErr w:type="gramEnd"/>
             <w:r>
               <w:rPr>
                 <w:rFonts w:ascii="Times New Roman" w:hAnsi="Times New Roman" w:cs="Times New Roman"/>
@@ -12042,16 +11546,7 @@
                 <w:sz w:val="28"/>
                 <w:szCs w:val="28"/>
               </w:rPr>
-              <w:t xml:space="preserve">Необязательное, </w:t>
-            </w:r>
-            <w:proofErr w:type="gramStart"/>
-            <w:r>
-              <w:rPr>
-                <w:rFonts w:ascii="Times New Roman" w:hAnsi="Times New Roman" w:cs="Times New Roman"/>
-                <w:sz w:val="28"/>
-                <w:szCs w:val="28"/>
-              </w:rPr>
-              <w:t xml:space="preserve">формат:  </w:t>
+              <w:t xml:space="preserve">Необязательное, формат:  </w:t>
             </w:r>
             <w:r>
               <w:rPr>
@@ -12060,17 +11555,7 @@
                 <w:szCs w:val="28"/>
                 <w:lang w:val="en-US"/>
               </w:rPr>
-              <w:t>JPEG</w:t>
-            </w:r>
-            <w:proofErr w:type="gramEnd"/>
-            <w:r>
-              <w:rPr>
-                <w:rFonts w:ascii="Times New Roman" w:hAnsi="Times New Roman" w:cs="Times New Roman"/>
-                <w:sz w:val="28"/>
-                <w:szCs w:val="28"/>
-                <w:lang w:val="en-US"/>
-              </w:rPr>
-              <w:t>/PNG</w:t>
+              <w:t>JPEG/PNG</w:t>
             </w:r>
           </w:p>
         </w:tc>
@@ -14427,7 +13912,6 @@
         </w:rPr>
         <w:t xml:space="preserve">   - </w:t>
       </w:r>
-      <w:proofErr w:type="spellStart"/>
       <w:r>
         <w:rPr>
           <w:rFonts w:ascii="Times New Roman" w:hAnsi="Times New Roman" w:cs="Times New Roman"/>
@@ -14438,7 +13922,6 @@
         </w:rPr>
         <w:t>id</w:t>
       </w:r>
-      <w:proofErr w:type="spellEnd"/>
       <w:r>
         <w:rPr>
           <w:rFonts w:ascii="Times New Roman" w:hAnsi="Times New Roman" w:cs="Times New Roman"/>
@@ -14466,7 +13949,6 @@
         </w:rPr>
         <w:t xml:space="preserve">   - </w:t>
       </w:r>
-      <w:proofErr w:type="spellStart"/>
       <w:r>
         <w:rPr>
           <w:rFonts w:ascii="Times New Roman" w:hAnsi="Times New Roman" w:cs="Times New Roman"/>
@@ -14477,7 +13959,6 @@
         </w:rPr>
         <w:t>username</w:t>
       </w:r>
-      <w:proofErr w:type="spellEnd"/>
       <w:r>
         <w:rPr>
           <w:rFonts w:ascii="Times New Roman" w:hAnsi="Times New Roman" w:cs="Times New Roman"/>
@@ -14505,7 +13986,6 @@
         </w:rPr>
         <w:t xml:space="preserve">   - </w:t>
       </w:r>
-      <w:proofErr w:type="spellStart"/>
       <w:r>
         <w:rPr>
           <w:rFonts w:ascii="Times New Roman" w:hAnsi="Times New Roman" w:cs="Times New Roman"/>
@@ -14534,32 +14014,13 @@
         </w:rPr>
         <w:t>hash</w:t>
       </w:r>
-      <w:proofErr w:type="spellEnd"/>
-      <w:r>
-        <w:rPr>
-          <w:rFonts w:ascii="Times New Roman" w:hAnsi="Times New Roman" w:cs="Times New Roman"/>
-          <w:sz w:val="28"/>
-          <w:szCs w:val="28"/>
-        </w:rPr>
-        <w:t xml:space="preserve"> - </w:t>
-      </w:r>
-      <w:proofErr w:type="spellStart"/>
-      <w:r>
-        <w:rPr>
-          <w:rFonts w:ascii="Times New Roman" w:hAnsi="Times New Roman" w:cs="Times New Roman"/>
-          <w:sz w:val="28"/>
-          <w:szCs w:val="28"/>
-        </w:rPr>
-        <w:t>хеш</w:t>
-      </w:r>
-      <w:proofErr w:type="spellEnd"/>
-      <w:r>
-        <w:rPr>
-          <w:rFonts w:ascii="Times New Roman" w:hAnsi="Times New Roman" w:cs="Times New Roman"/>
-          <w:sz w:val="28"/>
-          <w:szCs w:val="28"/>
-        </w:rPr>
-        <w:t xml:space="preserve"> пароля</w:t>
+      <w:r>
+        <w:rPr>
+          <w:rFonts w:ascii="Times New Roman" w:hAnsi="Times New Roman" w:cs="Times New Roman"/>
+          <w:sz w:val="28"/>
+          <w:szCs w:val="28"/>
+        </w:rPr>
+        <w:t xml:space="preserve"> - хеш пароля</w:t>
       </w:r>
     </w:p>
     <w:p>
@@ -14580,7 +14041,6 @@
         </w:rPr>
         <w:t xml:space="preserve">   - </w:t>
       </w:r>
-      <w:proofErr w:type="spellStart"/>
       <w:r>
         <w:rPr>
           <w:rFonts w:ascii="Times New Roman" w:hAnsi="Times New Roman" w:cs="Times New Roman"/>
@@ -14591,7 +14051,6 @@
         </w:rPr>
         <w:t>email</w:t>
       </w:r>
-      <w:proofErr w:type="spellEnd"/>
       <w:r>
         <w:rPr>
           <w:rFonts w:ascii="Times New Roman" w:hAnsi="Times New Roman" w:cs="Times New Roman"/>
@@ -14619,7 +14078,6 @@
         </w:rPr>
         <w:t xml:space="preserve">   - </w:t>
       </w:r>
-      <w:proofErr w:type="spellStart"/>
       <w:r>
         <w:rPr>
           <w:rFonts w:ascii="Times New Roman" w:hAnsi="Times New Roman" w:cs="Times New Roman"/>
@@ -14648,7 +14106,6 @@
         </w:rPr>
         <w:t>at</w:t>
       </w:r>
-      <w:proofErr w:type="spellEnd"/>
       <w:r>
         <w:rPr>
           <w:rFonts w:ascii="Times New Roman" w:hAnsi="Times New Roman" w:cs="Times New Roman"/>
@@ -14676,7 +14133,6 @@
         </w:rPr>
         <w:t xml:space="preserve">   - </w:t>
       </w:r>
-      <w:proofErr w:type="spellStart"/>
       <w:r>
         <w:rPr>
           <w:rFonts w:ascii="Times New Roman" w:hAnsi="Times New Roman" w:cs="Times New Roman"/>
@@ -14705,7 +14161,6 @@
         </w:rPr>
         <w:t>at</w:t>
       </w:r>
-      <w:proofErr w:type="spellEnd"/>
       <w:r>
         <w:rPr>
           <w:rFonts w:ascii="Times New Roman" w:hAnsi="Times New Roman" w:cs="Times New Roman"/>
@@ -14763,7 +14218,6 @@
         </w:rPr>
         <w:t xml:space="preserve">   - </w:t>
       </w:r>
-      <w:proofErr w:type="spellStart"/>
       <w:r>
         <w:rPr>
           <w:rFonts w:ascii="Times New Roman" w:hAnsi="Times New Roman" w:cs="Times New Roman"/>
@@ -14774,7 +14228,6 @@
         </w:rPr>
         <w:t>id</w:t>
       </w:r>
-      <w:proofErr w:type="spellEnd"/>
       <w:r>
         <w:rPr>
           <w:rFonts w:ascii="Times New Roman" w:hAnsi="Times New Roman" w:cs="Times New Roman"/>
@@ -14802,7 +14255,6 @@
         </w:rPr>
         <w:t xml:space="preserve">   - </w:t>
       </w:r>
-      <w:proofErr w:type="spellStart"/>
       <w:r>
         <w:rPr>
           <w:rFonts w:ascii="Times New Roman" w:hAnsi="Times New Roman" w:cs="Times New Roman"/>
@@ -14813,7 +14265,6 @@
         </w:rPr>
         <w:t>user_id</w:t>
       </w:r>
-      <w:proofErr w:type="spellEnd"/>
       <w:r>
         <w:rPr>
           <w:rFonts w:ascii="Times New Roman" w:hAnsi="Times New Roman" w:cs="Times New Roman"/>
@@ -14851,7 +14302,6 @@
         </w:rPr>
         <w:t xml:space="preserve">- </w:t>
       </w:r>
-      <w:proofErr w:type="spellStart"/>
       <w:r>
         <w:rPr>
           <w:rFonts w:ascii="Times New Roman" w:hAnsi="Times New Roman" w:cs="Times New Roman"/>
@@ -14863,7 +14313,6 @@
         </w:rPr>
         <w:t>role_id</w:t>
       </w:r>
-      <w:proofErr w:type="spellEnd"/>
       <w:r>
         <w:rPr>
           <w:rFonts w:ascii="Times New Roman" w:hAnsi="Times New Roman" w:cs="Times New Roman"/>
@@ -14931,7 +14380,6 @@
         </w:rPr>
         <w:t xml:space="preserve">   - </w:t>
       </w:r>
-      <w:proofErr w:type="spellStart"/>
       <w:r>
         <w:rPr>
           <w:rFonts w:ascii="Times New Roman" w:hAnsi="Times New Roman" w:cs="Times New Roman"/>
@@ -14942,7 +14390,6 @@
         </w:rPr>
         <w:t>id</w:t>
       </w:r>
-      <w:proofErr w:type="spellEnd"/>
       <w:r>
         <w:rPr>
           <w:rFonts w:ascii="Times New Roman" w:hAnsi="Times New Roman" w:cs="Times New Roman"/>
@@ -14970,7 +14417,6 @@
         </w:rPr>
         <w:t xml:space="preserve">   - </w:t>
       </w:r>
-      <w:proofErr w:type="spellStart"/>
       <w:r>
         <w:rPr>
           <w:rFonts w:ascii="Times New Roman" w:hAnsi="Times New Roman" w:cs="Times New Roman"/>
@@ -14981,7 +14427,6 @@
         </w:rPr>
         <w:t>name</w:t>
       </w:r>
-      <w:proofErr w:type="spellEnd"/>
       <w:r>
         <w:rPr>
           <w:rFonts w:ascii="Times New Roman" w:hAnsi="Times New Roman" w:cs="Times New Roman"/>
@@ -15009,7 +14454,6 @@
         </w:rPr>
         <w:t xml:space="preserve">   - </w:t>
       </w:r>
-      <w:proofErr w:type="spellStart"/>
       <w:r>
         <w:rPr>
           <w:rFonts w:ascii="Times New Roman" w:hAnsi="Times New Roman" w:cs="Times New Roman"/>
@@ -15020,7 +14464,6 @@
         </w:rPr>
         <w:t>description</w:t>
       </w:r>
-      <w:proofErr w:type="spellEnd"/>
       <w:r>
         <w:rPr>
           <w:rFonts w:ascii="Times New Roman" w:hAnsi="Times New Roman" w:cs="Times New Roman"/>
@@ -15078,7 +14521,6 @@
         </w:rPr>
         <w:t xml:space="preserve">   - </w:t>
       </w:r>
-      <w:proofErr w:type="spellStart"/>
       <w:r>
         <w:rPr>
           <w:rFonts w:ascii="Times New Roman" w:hAnsi="Times New Roman" w:cs="Times New Roman"/>
@@ -15089,7 +14531,6 @@
         </w:rPr>
         <w:t>id</w:t>
       </w:r>
-      <w:proofErr w:type="spellEnd"/>
       <w:r>
         <w:rPr>
           <w:rFonts w:ascii="Times New Roman" w:hAnsi="Times New Roman" w:cs="Times New Roman"/>
@@ -15117,7 +14558,6 @@
         </w:rPr>
         <w:t xml:space="preserve">   - </w:t>
       </w:r>
-      <w:proofErr w:type="spellStart"/>
       <w:r>
         <w:rPr>
           <w:rFonts w:ascii="Times New Roman" w:hAnsi="Times New Roman" w:cs="Times New Roman"/>
@@ -15128,7 +14568,6 @@
         </w:rPr>
         <w:t>name</w:t>
       </w:r>
-      <w:proofErr w:type="spellEnd"/>
       <w:r>
         <w:rPr>
           <w:rFonts w:ascii="Times New Roman" w:hAnsi="Times New Roman" w:cs="Times New Roman"/>
@@ -15319,7 +14758,6 @@
         </w:rPr>
         <w:t xml:space="preserve">- </w:t>
       </w:r>
-      <w:proofErr w:type="spellStart"/>
       <w:r>
         <w:rPr>
           <w:rFonts w:ascii="Times New Roman" w:hAnsi="Times New Roman" w:cs="Times New Roman"/>
@@ -15330,7 +14768,6 @@
         </w:rPr>
         <w:t>id</w:t>
       </w:r>
-      <w:proofErr w:type="spellEnd"/>
       <w:r>
         <w:rPr>
           <w:rFonts w:ascii="Times New Roman" w:hAnsi="Times New Roman" w:cs="Times New Roman"/>
@@ -15358,7 +14795,6 @@
         </w:rPr>
         <w:t xml:space="preserve">   - </w:t>
       </w:r>
-      <w:proofErr w:type="spellStart"/>
       <w:r>
         <w:rPr>
           <w:rFonts w:ascii="Times New Roman" w:hAnsi="Times New Roman" w:cs="Times New Roman"/>
@@ -15369,7 +14805,6 @@
         </w:rPr>
         <w:t>name</w:t>
       </w:r>
-      <w:proofErr w:type="spellEnd"/>
       <w:r>
         <w:rPr>
           <w:rFonts w:ascii="Times New Roman" w:hAnsi="Times New Roman" w:cs="Times New Roman"/>
@@ -15465,7 +14900,6 @@
         </w:rPr>
         <w:t xml:space="preserve">- </w:t>
       </w:r>
-      <w:proofErr w:type="spellStart"/>
       <w:r>
         <w:rPr>
           <w:rFonts w:ascii="Times New Roman" w:hAnsi="Times New Roman" w:cs="Times New Roman"/>
@@ -15477,7 +14911,6 @@
         </w:rPr>
         <w:t>created_by</w:t>
       </w:r>
-      <w:proofErr w:type="spellEnd"/>
       <w:r>
         <w:rPr>
           <w:rFonts w:ascii="Times New Roman" w:hAnsi="Times New Roman" w:cs="Times New Roman"/>
@@ -15523,7 +14956,6 @@
         </w:rPr>
         <w:t xml:space="preserve">- </w:t>
       </w:r>
-      <w:proofErr w:type="spellStart"/>
       <w:r>
         <w:rPr>
           <w:rFonts w:ascii="Times New Roman" w:hAnsi="Times New Roman" w:cs="Times New Roman"/>
@@ -15534,7 +14966,6 @@
         </w:rPr>
         <w:t>created_at</w:t>
       </w:r>
-      <w:proofErr w:type="spellEnd"/>
       <w:r>
         <w:rPr>
           <w:rFonts w:ascii="Times New Roman" w:hAnsi="Times New Roman" w:cs="Times New Roman"/>
@@ -15562,7 +14993,6 @@
         </w:rPr>
         <w:t xml:space="preserve">   - </w:t>
       </w:r>
-      <w:proofErr w:type="spellStart"/>
       <w:r>
         <w:rPr>
           <w:rFonts w:ascii="Times New Roman" w:hAnsi="Times New Roman" w:cs="Times New Roman"/>
@@ -15573,7 +15003,6 @@
         </w:rPr>
         <w:t>updated_at</w:t>
       </w:r>
-      <w:proofErr w:type="spellEnd"/>
       <w:r>
         <w:rPr>
           <w:rFonts w:ascii="Times New Roman" w:hAnsi="Times New Roman" w:cs="Times New Roman"/>
@@ -15704,7 +15133,6 @@
         </w:rPr>
         <w:t xml:space="preserve">- </w:t>
       </w:r>
-      <w:proofErr w:type="spellStart"/>
       <w:r>
         <w:rPr>
           <w:rFonts w:ascii="Times New Roman" w:hAnsi="Times New Roman" w:cs="Times New Roman"/>
@@ -15716,7 +15144,6 @@
         </w:rPr>
         <w:t>template_id</w:t>
       </w:r>
-      <w:proofErr w:type="spellEnd"/>
       <w:r>
         <w:rPr>
           <w:rFonts w:ascii="Times New Roman" w:hAnsi="Times New Roman" w:cs="Times New Roman"/>
@@ -15903,7 +15330,6 @@
         </w:rPr>
         <w:t xml:space="preserve">   - </w:t>
       </w:r>
-      <w:proofErr w:type="spellStart"/>
       <w:r>
         <w:rPr>
           <w:rFonts w:ascii="Times New Roman" w:hAnsi="Times New Roman" w:cs="Times New Roman"/>
@@ -15915,7 +15341,6 @@
         </w:rPr>
         <w:t>is_required</w:t>
       </w:r>
-      <w:proofErr w:type="spellEnd"/>
       <w:r>
         <w:rPr>
           <w:rFonts w:ascii="Times New Roman" w:hAnsi="Times New Roman" w:cs="Times New Roman"/>
@@ -16102,7 +15527,6 @@
         </w:rPr>
         <w:t xml:space="preserve">   - </w:t>
       </w:r>
-      <w:proofErr w:type="spellStart"/>
       <w:r>
         <w:rPr>
           <w:rFonts w:ascii="Times New Roman" w:hAnsi="Times New Roman" w:cs="Times New Roman"/>
@@ -16114,7 +15538,6 @@
         </w:rPr>
         <w:t>template_id</w:t>
       </w:r>
-      <w:proofErr w:type="spellEnd"/>
       <w:r>
         <w:rPr>
           <w:rFonts w:ascii="Times New Roman" w:hAnsi="Times New Roman" w:cs="Times New Roman"/>
@@ -16153,7 +15576,6 @@
         </w:rPr>
         <w:t xml:space="preserve">   - </w:t>
       </w:r>
-      <w:proofErr w:type="spellStart"/>
       <w:r>
         <w:rPr>
           <w:rFonts w:ascii="Times New Roman" w:hAnsi="Times New Roman" w:cs="Times New Roman"/>
@@ -16165,7 +15587,6 @@
         </w:rPr>
         <w:t>created_by</w:t>
       </w:r>
-      <w:proofErr w:type="spellEnd"/>
       <w:r>
         <w:rPr>
           <w:rFonts w:ascii="Times New Roman" w:hAnsi="Times New Roman" w:cs="Times New Roman"/>
@@ -16204,7 +15625,6 @@
         </w:rPr>
         <w:t xml:space="preserve">   - </w:t>
       </w:r>
-      <w:proofErr w:type="spellStart"/>
       <w:r>
         <w:rPr>
           <w:rFonts w:ascii="Times New Roman" w:hAnsi="Times New Roman" w:cs="Times New Roman"/>
@@ -16238,7 +15658,6 @@
         </w:rPr>
         <w:t>at</w:t>
       </w:r>
-      <w:proofErr w:type="spellEnd"/>
       <w:r>
         <w:rPr>
           <w:rFonts w:ascii="Times New Roman" w:hAnsi="Times New Roman" w:cs="Times New Roman"/>
@@ -16301,7 +15720,6 @@
         </w:rPr>
         <w:t xml:space="preserve">- </w:t>
       </w:r>
-      <w:proofErr w:type="spellStart"/>
       <w:r>
         <w:rPr>
           <w:rFonts w:ascii="Times New Roman" w:hAnsi="Times New Roman" w:cs="Times New Roman"/>
@@ -16312,7 +15730,6 @@
         </w:rPr>
         <w:t>updated_at</w:t>
       </w:r>
-      <w:proofErr w:type="spellEnd"/>
       <w:r>
         <w:rPr>
           <w:rFonts w:ascii="Times New Roman" w:hAnsi="Times New Roman" w:cs="Times New Roman"/>
@@ -16370,7 +15787,6 @@
         </w:rPr>
         <w:t xml:space="preserve">   - </w:t>
       </w:r>
-      <w:proofErr w:type="spellStart"/>
       <w:r>
         <w:rPr>
           <w:rFonts w:ascii="Times New Roman" w:hAnsi="Times New Roman" w:cs="Times New Roman"/>
@@ -16381,7 +15797,6 @@
         </w:rPr>
         <w:t>id</w:t>
       </w:r>
-      <w:proofErr w:type="spellEnd"/>
       <w:r>
         <w:rPr>
           <w:rFonts w:ascii="Times New Roman" w:hAnsi="Times New Roman" w:cs="Times New Roman"/>
@@ -16537,7 +15952,6 @@
         </w:rPr>
         <w:t xml:space="preserve">- </w:t>
       </w:r>
-      <w:proofErr w:type="spellStart"/>
       <w:r>
         <w:rPr>
           <w:rFonts w:ascii="Times New Roman" w:hAnsi="Times New Roman" w:cs="Times New Roman"/>
@@ -16549,7 +15963,6 @@
         </w:rPr>
         <w:t>field_id</w:t>
       </w:r>
-      <w:proofErr w:type="spellEnd"/>
       <w:r>
         <w:rPr>
           <w:rFonts w:ascii="Times New Roman" w:hAnsi="Times New Roman" w:cs="Times New Roman"/>
@@ -16595,7 +16008,6 @@
         </w:rPr>
         <w:t xml:space="preserve">- </w:t>
       </w:r>
-      <w:proofErr w:type="spellStart"/>
       <w:r>
         <w:rPr>
           <w:rFonts w:ascii="Times New Roman" w:hAnsi="Times New Roman" w:cs="Times New Roman"/>
@@ -16606,7 +16018,6 @@
         </w:rPr>
         <w:t>value_text</w:t>
       </w:r>
-      <w:proofErr w:type="spellEnd"/>
       <w:r>
         <w:rPr>
           <w:rFonts w:ascii="Times New Roman" w:hAnsi="Times New Roman" w:cs="Times New Roman"/>
@@ -16634,7 +16045,6 @@
         </w:rPr>
         <w:t xml:space="preserve">   - </w:t>
       </w:r>
-      <w:proofErr w:type="spellStart"/>
       <w:r>
         <w:rPr>
           <w:rFonts w:ascii="Times New Roman" w:hAnsi="Times New Roman" w:cs="Times New Roman"/>
@@ -16645,7 +16055,6 @@
         </w:rPr>
         <w:t>value_number</w:t>
       </w:r>
-      <w:proofErr w:type="spellEnd"/>
       <w:r>
         <w:rPr>
           <w:rFonts w:ascii="Times New Roman" w:hAnsi="Times New Roman" w:cs="Times New Roman"/>
@@ -16683,7 +16092,6 @@
         </w:rPr>
         <w:t xml:space="preserve">- </w:t>
       </w:r>
-      <w:proofErr w:type="spellStart"/>
       <w:r>
         <w:rPr>
           <w:rFonts w:ascii="Times New Roman" w:hAnsi="Times New Roman" w:cs="Times New Roman"/>
@@ -16695,7 +16103,6 @@
         </w:rPr>
         <w:t>value_date</w:t>
       </w:r>
-      <w:proofErr w:type="spellEnd"/>
       <w:r>
         <w:rPr>
           <w:rFonts w:ascii="Times New Roman" w:hAnsi="Times New Roman" w:cs="Times New Roman"/>
@@ -16743,7 +16150,6 @@
         </w:rPr>
         <w:t xml:space="preserve">- </w:t>
       </w:r>
-      <w:proofErr w:type="spellStart"/>
       <w:r>
         <w:rPr>
           <w:rFonts w:ascii="Times New Roman" w:hAnsi="Times New Roman" w:cs="Times New Roman"/>
@@ -16755,7 +16161,6 @@
         </w:rPr>
         <w:t>value_boolean</w:t>
       </w:r>
-      <w:proofErr w:type="spellEnd"/>
       <w:r>
         <w:rPr>
           <w:rFonts w:ascii="Times New Roman" w:hAnsi="Times New Roman" w:cs="Times New Roman"/>
@@ -16811,7 +16216,6 @@
         </w:rPr>
         <w:t xml:space="preserve">   - </w:t>
       </w:r>
-      <w:proofErr w:type="spellStart"/>
       <w:r>
         <w:rPr>
           <w:rFonts w:ascii="Times New Roman" w:hAnsi="Times New Roman" w:cs="Times New Roman"/>
@@ -16823,7 +16227,6 @@
         </w:rPr>
         <w:t>file_id</w:t>
       </w:r>
-      <w:proofErr w:type="spellEnd"/>
       <w:r>
         <w:rPr>
           <w:rFonts w:ascii="Times New Roman" w:hAnsi="Times New Roman" w:cs="Times New Roman"/>
@@ -16891,7 +16294,6 @@
         </w:rPr>
         <w:t xml:space="preserve">   - </w:t>
       </w:r>
-      <w:proofErr w:type="spellStart"/>
       <w:r>
         <w:rPr>
           <w:rFonts w:ascii="Times New Roman" w:hAnsi="Times New Roman" w:cs="Times New Roman"/>
@@ -16902,7 +16304,6 @@
         </w:rPr>
         <w:t>id</w:t>
       </w:r>
-      <w:proofErr w:type="spellEnd"/>
       <w:r>
         <w:rPr>
           <w:rFonts w:ascii="Times New Roman" w:hAnsi="Times New Roman" w:cs="Times New Roman"/>
@@ -16930,7 +16331,6 @@
         </w:rPr>
         <w:t xml:space="preserve">   - </w:t>
       </w:r>
-      <w:proofErr w:type="spellStart"/>
       <w:r>
         <w:rPr>
           <w:rFonts w:ascii="Times New Roman" w:hAnsi="Times New Roman" w:cs="Times New Roman"/>
@@ -16941,7 +16341,6 @@
         </w:rPr>
         <w:t>original_name</w:t>
       </w:r>
-      <w:proofErr w:type="spellEnd"/>
       <w:r>
         <w:rPr>
           <w:rFonts w:ascii="Times New Roman" w:hAnsi="Times New Roman" w:cs="Times New Roman"/>
@@ -16969,7 +16368,6 @@
         </w:rPr>
         <w:t xml:space="preserve">   - </w:t>
       </w:r>
-      <w:proofErr w:type="spellStart"/>
       <w:r>
         <w:rPr>
           <w:rFonts w:ascii="Times New Roman" w:hAnsi="Times New Roman" w:cs="Times New Roman"/>
@@ -16980,7 +16378,6 @@
         </w:rPr>
         <w:t>storage_path</w:t>
       </w:r>
-      <w:proofErr w:type="spellEnd"/>
       <w:r>
         <w:rPr>
           <w:rFonts w:ascii="Times New Roman" w:hAnsi="Times New Roman" w:cs="Times New Roman"/>
@@ -17008,7 +16405,6 @@
         </w:rPr>
         <w:t xml:space="preserve">   - </w:t>
       </w:r>
-      <w:proofErr w:type="spellStart"/>
       <w:r>
         <w:rPr>
           <w:rFonts w:ascii="Times New Roman" w:hAnsi="Times New Roman" w:cs="Times New Roman"/>
@@ -17019,7 +16415,6 @@
         </w:rPr>
         <w:t>file_type</w:t>
       </w:r>
-      <w:proofErr w:type="spellEnd"/>
       <w:r>
         <w:rPr>
           <w:rFonts w:ascii="Times New Roman" w:hAnsi="Times New Roman" w:cs="Times New Roman"/>
@@ -17047,7 +16442,6 @@
         </w:rPr>
         <w:t xml:space="preserve">   - </w:t>
       </w:r>
-      <w:proofErr w:type="spellStart"/>
       <w:r>
         <w:rPr>
           <w:rFonts w:ascii="Times New Roman" w:hAnsi="Times New Roman" w:cs="Times New Roman"/>
@@ -17058,7 +16452,6 @@
         </w:rPr>
         <w:t>size_bytes</w:t>
       </w:r>
-      <w:proofErr w:type="spellEnd"/>
       <w:r>
         <w:rPr>
           <w:rFonts w:ascii="Times New Roman" w:hAnsi="Times New Roman" w:cs="Times New Roman"/>
@@ -17278,7 +16671,6 @@
         </w:rPr>
         <w:t xml:space="preserve">- </w:t>
       </w:r>
-      <w:proofErr w:type="spellStart"/>
       <w:r>
         <w:rPr>
           <w:rFonts w:ascii="Times New Roman" w:hAnsi="Times New Roman" w:cs="Times New Roman"/>
@@ -17289,7 +16681,6 @@
         </w:rPr>
         <w:t>checksum</w:t>
       </w:r>
-      <w:proofErr w:type="spellEnd"/>
       <w:r>
         <w:rPr>
           <w:rFonts w:ascii="Times New Roman" w:hAnsi="Times New Roman" w:cs="Times New Roman"/>
@@ -17355,7 +16746,6 @@
         </w:rPr>
         <w:t xml:space="preserve">    - </w:t>
       </w:r>
-      <w:proofErr w:type="spellStart"/>
       <w:r>
         <w:rPr>
           <w:rFonts w:ascii="Times New Roman" w:hAnsi="Times New Roman" w:cs="Times New Roman"/>
@@ -17366,7 +16756,6 @@
         </w:rPr>
         <w:t>id</w:t>
       </w:r>
-      <w:proofErr w:type="spellEnd"/>
       <w:r>
         <w:rPr>
           <w:rFonts w:ascii="Times New Roman" w:hAnsi="Times New Roman" w:cs="Times New Roman"/>
@@ -17394,7 +16783,6 @@
         </w:rPr>
         <w:t xml:space="preserve">    - </w:t>
       </w:r>
-      <w:proofErr w:type="spellStart"/>
       <w:r>
         <w:rPr>
           <w:rFonts w:ascii="Times New Roman" w:hAnsi="Times New Roman" w:cs="Times New Roman"/>
@@ -17405,7 +16793,6 @@
         </w:rPr>
         <w:t>user_id</w:t>
       </w:r>
-      <w:proofErr w:type="spellEnd"/>
       <w:r>
         <w:rPr>
           <w:rFonts w:ascii="Times New Roman" w:hAnsi="Times New Roman" w:cs="Times New Roman"/>
@@ -17433,7 +16820,6 @@
         </w:rPr>
         <w:t xml:space="preserve">    - </w:t>
       </w:r>
-      <w:proofErr w:type="spellStart"/>
       <w:r>
         <w:rPr>
           <w:rFonts w:ascii="Times New Roman" w:hAnsi="Times New Roman" w:cs="Times New Roman"/>
@@ -17444,7 +16830,6 @@
         </w:rPr>
         <w:t>action</w:t>
       </w:r>
-      <w:proofErr w:type="spellEnd"/>
       <w:r>
         <w:rPr>
           <w:rFonts w:ascii="Times New Roman" w:hAnsi="Times New Roman" w:cs="Times New Roman"/>
@@ -17472,7 +16857,6 @@
         </w:rPr>
         <w:t xml:space="preserve">    - </w:t>
       </w:r>
-      <w:proofErr w:type="spellStart"/>
       <w:r>
         <w:rPr>
           <w:rFonts w:ascii="Times New Roman" w:hAnsi="Times New Roman" w:cs="Times New Roman"/>
@@ -17483,7 +16867,6 @@
         </w:rPr>
         <w:t>details</w:t>
       </w:r>
-      <w:proofErr w:type="spellEnd"/>
       <w:r>
         <w:rPr>
           <w:rFonts w:ascii="Times New Roman" w:hAnsi="Times New Roman" w:cs="Times New Roman"/>
@@ -17511,7 +16894,6 @@
         </w:rPr>
         <w:t xml:space="preserve">    - </w:t>
       </w:r>
-      <w:proofErr w:type="spellStart"/>
       <w:r>
         <w:rPr>
           <w:rFonts w:ascii="Times New Roman" w:hAnsi="Times New Roman" w:cs="Times New Roman"/>
@@ -17522,7 +16904,6 @@
         </w:rPr>
         <w:t>timestamp</w:t>
       </w:r>
-      <w:proofErr w:type="spellEnd"/>
       <w:r>
         <w:rPr>
           <w:rFonts w:ascii="Times New Roman" w:hAnsi="Times New Roman" w:cs="Times New Roman"/>
@@ -18127,18 +17508,8 @@
           <w:sz w:val="28"/>
           <w:szCs w:val="28"/>
         </w:rPr>
-        <w:t xml:space="preserve">    - Действия пользователя записываются в </w:t>
-      </w:r>
-      <w:proofErr w:type="spellStart"/>
-      <w:r>
-        <w:rPr>
-          <w:rFonts w:ascii="Times New Roman" w:hAnsi="Times New Roman" w:cs="Times New Roman"/>
-          <w:sz w:val="28"/>
-          <w:szCs w:val="28"/>
-        </w:rPr>
-        <w:t>логи</w:t>
-      </w:r>
-      <w:proofErr w:type="spellEnd"/>
+        <w:t xml:space="preserve">    - Действия пользователя записываются в логи</w:t>
+      </w:r>
     </w:p>
     <w:p>
       <w:pPr>
@@ -18214,10 +17585,14 @@
           <w:sz w:val="28"/>
           <w:szCs w:val="28"/>
         </w:rPr>
-        <w:t>Адаптивный дизайн (</w:t>
-      </w:r>
-      <w:proofErr w:type="spellStart"/>
-      <w:r>
+        <w:t>Адаптивный дизайн (Bootstrap).</w:t>
+      </w:r>
+    </w:p>
+    <w:p>
+      <w:pPr>
+        <w:pStyle w:val="3"/>
+        <w:spacing w:before="0" w:line="240" w:lineRule="auto"/>
+        <w:jc w:val="both"/>
         <w:rPr>
           <w:rFonts w:ascii="Times New Roman" w:hAnsi="Times New Roman" w:cs="Times New Roman"/>
           <w:b w:val="0"/>
@@ -18226,9 +17601,7 @@
           <w:sz w:val="28"/>
           <w:szCs w:val="28"/>
         </w:rPr>
-        <w:t>Bootstrap</w:t>
-      </w:r>
-      <w:proofErr w:type="spellEnd"/>
+      </w:pPr>
       <w:r>
         <w:rPr>
           <w:rFonts w:ascii="Times New Roman" w:hAnsi="Times New Roman" w:cs="Times New Roman"/>
@@ -18238,14 +17611,9 @@
           <w:sz w:val="28"/>
           <w:szCs w:val="28"/>
         </w:rPr>
-        <w:t>).</w:t>
-      </w:r>
-    </w:p>
-    <w:p>
-      <w:pPr>
-        <w:pStyle w:val="3"/>
-        <w:spacing w:before="0" w:line="240" w:lineRule="auto"/>
-        <w:jc w:val="both"/>
+        <w:t xml:space="preserve">6.1.2. </w:t>
+      </w:r>
+      <w:r>
         <w:rPr>
           <w:rFonts w:ascii="Times New Roman" w:hAnsi="Times New Roman" w:cs="Times New Roman"/>
           <w:b w:val="0"/>
@@ -18254,8 +17622,14 @@
           <w:sz w:val="28"/>
           <w:szCs w:val="28"/>
         </w:rPr>
-      </w:pPr>
-      <w:r>
+        <w:t>Подсказки и валидация форм (JavaScript).</w:t>
+      </w:r>
+    </w:p>
+    <w:p>
+      <w:pPr>
+        <w:pStyle w:val="3"/>
+        <w:spacing w:before="0" w:line="240" w:lineRule="auto"/>
+        <w:jc w:val="both"/>
         <w:rPr>
           <w:rFonts w:ascii="Times New Roman" w:hAnsi="Times New Roman" w:cs="Times New Roman"/>
           <w:b w:val="0"/>
@@ -18264,8 +17638,7 @@
           <w:sz w:val="28"/>
           <w:szCs w:val="28"/>
         </w:rPr>
-        <w:t xml:space="preserve">6.1.2. </w:t>
-      </w:r>
+      </w:pPr>
       <w:r>
         <w:rPr>
           <w:rFonts w:ascii="Times New Roman" w:hAnsi="Times New Roman" w:cs="Times New Roman"/>
@@ -18275,14 +17648,9 @@
           <w:sz w:val="28"/>
           <w:szCs w:val="28"/>
         </w:rPr>
-        <w:t>Подсказки и валидация форм (JavaScript).</w:t>
-      </w:r>
-    </w:p>
-    <w:p>
-      <w:pPr>
-        <w:pStyle w:val="3"/>
-        <w:spacing w:before="0" w:line="240" w:lineRule="auto"/>
-        <w:jc w:val="both"/>
+        <w:t>6.1.3. Интерфейс пользователя должен быть мультиязычным, в начале будет два языка: русский и английский</w:t>
+      </w:r>
+      <w:r>
         <w:rPr>
           <w:rFonts w:ascii="Times New Roman" w:hAnsi="Times New Roman" w:cs="Times New Roman"/>
           <w:b w:val="0"/>
@@ -18291,7 +17659,8 @@
           <w:sz w:val="28"/>
           <w:szCs w:val="28"/>
         </w:rPr>
-      </w:pPr>
+        <w:t xml:space="preserve"> (опционально)</w:t>
+      </w:r>
       <w:r>
         <w:rPr>
           <w:rFonts w:ascii="Times New Roman" w:hAnsi="Times New Roman" w:cs="Times New Roman"/>
@@ -18301,28 +17670,6 @@
           <w:sz w:val="28"/>
           <w:szCs w:val="28"/>
         </w:rPr>
-        <w:t>6.1.3. Интерфейс пользователя должен быть мультиязычным, в начале будет два языка: русский и английский</w:t>
-      </w:r>
-      <w:r>
-        <w:rPr>
-          <w:rFonts w:ascii="Times New Roman" w:hAnsi="Times New Roman" w:cs="Times New Roman"/>
-          <w:b w:val="0"/>
-          <w:bCs w:val="0"/>
-          <w:color w:val="auto"/>
-          <w:sz w:val="28"/>
-          <w:szCs w:val="28"/>
-        </w:rPr>
-        <w:t xml:space="preserve"> (опционально)</w:t>
-      </w:r>
-      <w:r>
-        <w:rPr>
-          <w:rFonts w:ascii="Times New Roman" w:hAnsi="Times New Roman" w:cs="Times New Roman"/>
-          <w:b w:val="0"/>
-          <w:bCs w:val="0"/>
-          <w:color w:val="auto"/>
-          <w:sz w:val="28"/>
-          <w:szCs w:val="28"/>
-        </w:rPr>
         <w:t>.</w:t>
       </w:r>
     </w:p>
@@ -18372,25 +17719,7 @@
           <w:sz w:val="28"/>
           <w:szCs w:val="28"/>
         </w:rPr>
-        <w:t xml:space="preserve">Система должна работать для следующих браузеров последний версии: Mozilla Firefox, Google </w:t>
-      </w:r>
-      <w:proofErr w:type="spellStart"/>
-      <w:r>
-        <w:rPr>
-          <w:rFonts w:ascii="Times New Roman" w:hAnsi="Times New Roman" w:cs="Times New Roman"/>
-          <w:sz w:val="28"/>
-          <w:szCs w:val="28"/>
-        </w:rPr>
-        <w:t>Chrome</w:t>
-      </w:r>
-      <w:proofErr w:type="spellEnd"/>
-      <w:r>
-        <w:rPr>
-          <w:rFonts w:ascii="Times New Roman" w:hAnsi="Times New Roman" w:cs="Times New Roman"/>
-          <w:sz w:val="28"/>
-          <w:szCs w:val="28"/>
-        </w:rPr>
-        <w:t>, Safari, Opera</w:t>
+        <w:t>Система должна работать для следующих браузеров последний версии: Mozilla Firefox, Google Chrome, Safari, Opera</w:t>
       </w:r>
       <w:r>
         <w:rPr>
@@ -18885,19 +18214,8 @@
           <w:szCs w:val="28"/>
           <w:u w:val="single"/>
         </w:rPr>
-        <w:t xml:space="preserve">сессии </w:t>
-      </w:r>
-      <w:proofErr w:type="spellStart"/>
-      <w:r>
-        <w:rPr>
-          <w:rFonts w:ascii="Times New Roman" w:eastAsiaTheme="majorEastAsia" w:hAnsi="Times New Roman" w:cs="Times New Roman"/>
-          <w:sz w:val="28"/>
-          <w:szCs w:val="28"/>
-          <w:u w:val="single"/>
-        </w:rPr>
-        <w:t>Django</w:t>
-      </w:r>
-      <w:proofErr w:type="spellEnd"/>
+        <w:t>сессии Django</w:t>
+      </w:r>
       <w:r>
         <w:rPr>
           <w:rFonts w:ascii="Times New Roman" w:eastAsiaTheme="majorEastAsia" w:hAnsi="Times New Roman" w:cs="Times New Roman"/>
@@ -19172,25 +18490,7 @@
           <w:sz w:val="28"/>
           <w:szCs w:val="28"/>
         </w:rPr>
-        <w:t>Конфиденциальные данные в БД (</w:t>
-      </w:r>
-      <w:proofErr w:type="gramStart"/>
-      <w:r>
-        <w:rPr>
-          <w:rFonts w:ascii="Times New Roman" w:eastAsiaTheme="majorEastAsia" w:hAnsi="Times New Roman" w:cs="Times New Roman"/>
-          <w:sz w:val="28"/>
-          <w:szCs w:val="28"/>
-        </w:rPr>
-        <w:t>например</w:t>
-      </w:r>
-      <w:proofErr w:type="gramEnd"/>
-      <w:r>
-        <w:rPr>
-          <w:rFonts w:ascii="Times New Roman" w:eastAsiaTheme="majorEastAsia" w:hAnsi="Times New Roman" w:cs="Times New Roman"/>
-          <w:sz w:val="28"/>
-          <w:szCs w:val="28"/>
-        </w:rPr>
-        <w:t xml:space="preserve"> паспортные данные) </w:t>
+        <w:t xml:space="preserve">Конфиденциальные данные в БД (например паспортные данные) </w:t>
       </w:r>
       <w:r>
         <w:rPr>
@@ -19265,10 +18565,40 @@
           <w:sz w:val="28"/>
           <w:szCs w:val="28"/>
         </w:rPr>
-        <w:t>в хешированном виде (</w:t>
-      </w:r>
-      <w:proofErr w:type="spellStart"/>
-      <w:r>
+        <w:t>в хешированном виде (bcrypt).</w:t>
+      </w:r>
+    </w:p>
+    <w:p>
+      <w:pPr>
+        <w:spacing w:after="0" w:line="240" w:lineRule="auto"/>
+        <w:rPr>
+          <w:rFonts w:ascii="Times New Roman" w:eastAsiaTheme="majorEastAsia" w:hAnsi="Times New Roman" w:cs="Times New Roman"/>
+          <w:sz w:val="28"/>
+          <w:szCs w:val="28"/>
+        </w:rPr>
+      </w:pPr>
+      <w:r>
+        <w:rPr>
+          <w:rFonts w:ascii="Times New Roman" w:eastAsiaTheme="majorEastAsia" w:hAnsi="Times New Roman" w:cs="Times New Roman"/>
+          <w:sz w:val="28"/>
+          <w:szCs w:val="28"/>
+        </w:rPr>
+        <w:t>6.4.4.1. С</w:t>
+      </w:r>
+      <w:r>
+        <w:rPr>
+          <w:rFonts w:ascii="Times New Roman" w:eastAsiaTheme="majorEastAsia" w:hAnsi="Times New Roman" w:cs="Times New Roman"/>
+          <w:sz w:val="28"/>
+          <w:szCs w:val="28"/>
+        </w:rPr>
+        <w:t>мены пароля только через Администратора.</w:t>
+      </w:r>
+    </w:p>
+    <w:p>
+      <w:pPr>
+        <w:pStyle w:val="3"/>
+        <w:spacing w:line="240" w:lineRule="auto"/>
+        <w:jc w:val="both"/>
         <w:rPr>
           <w:rFonts w:ascii="Times New Roman" w:hAnsi="Times New Roman" w:cs="Times New Roman"/>
           <w:b w:val="0"/>
@@ -19277,9 +18607,7 @@
           <w:sz w:val="28"/>
           <w:szCs w:val="28"/>
         </w:rPr>
-        <w:t>bcrypt</w:t>
-      </w:r>
-      <w:proofErr w:type="spellEnd"/>
+      </w:pPr>
       <w:r>
         <w:rPr>
           <w:rFonts w:ascii="Times New Roman" w:hAnsi="Times New Roman" w:cs="Times New Roman"/>
@@ -19289,40 +18617,9 @@
           <w:sz w:val="28"/>
           <w:szCs w:val="28"/>
         </w:rPr>
-        <w:t>).</w:t>
-      </w:r>
-    </w:p>
-    <w:p>
-      <w:pPr>
-        <w:spacing w:after="0" w:line="240" w:lineRule="auto"/>
-        <w:rPr>
-          <w:rFonts w:ascii="Times New Roman" w:eastAsiaTheme="majorEastAsia" w:hAnsi="Times New Roman" w:cs="Times New Roman"/>
-          <w:sz w:val="28"/>
-          <w:szCs w:val="28"/>
-        </w:rPr>
-      </w:pPr>
-      <w:r>
-        <w:rPr>
-          <w:rFonts w:ascii="Times New Roman" w:eastAsiaTheme="majorEastAsia" w:hAnsi="Times New Roman" w:cs="Times New Roman"/>
-          <w:sz w:val="28"/>
-          <w:szCs w:val="28"/>
-        </w:rPr>
-        <w:t>6.4.4.1. С</w:t>
-      </w:r>
-      <w:r>
-        <w:rPr>
-          <w:rFonts w:ascii="Times New Roman" w:eastAsiaTheme="majorEastAsia" w:hAnsi="Times New Roman" w:cs="Times New Roman"/>
-          <w:sz w:val="28"/>
-          <w:szCs w:val="28"/>
-        </w:rPr>
-        <w:t>мены пароля только через Администратора.</w:t>
-      </w:r>
-    </w:p>
-    <w:p>
-      <w:pPr>
-        <w:pStyle w:val="3"/>
-        <w:spacing w:line="240" w:lineRule="auto"/>
-        <w:jc w:val="both"/>
+        <w:t xml:space="preserve">6.4.5. </w:t>
+      </w:r>
+      <w:r>
         <w:rPr>
           <w:rFonts w:ascii="Times New Roman" w:hAnsi="Times New Roman" w:cs="Times New Roman"/>
           <w:b w:val="0"/>
@@ -19331,50 +18628,27 @@
           <w:sz w:val="28"/>
           <w:szCs w:val="28"/>
         </w:rPr>
-      </w:pPr>
-      <w:r>
-        <w:rPr>
-          <w:rFonts w:ascii="Times New Roman" w:hAnsi="Times New Roman" w:cs="Times New Roman"/>
-          <w:b w:val="0"/>
-          <w:bCs w:val="0"/>
+        <w:t xml:space="preserve">  </w:t>
+      </w:r>
+      <w:r>
+        <w:rPr>
+          <w:rFonts w:ascii="Times New Roman" w:hAnsi="Times New Roman" w:cs="Times New Roman"/>
           <w:color w:val="auto"/>
           <w:sz w:val="28"/>
           <w:szCs w:val="28"/>
-        </w:rPr>
-        <w:t xml:space="preserve">6.4.5. </w:t>
-      </w:r>
-      <w:r>
-        <w:rPr>
-          <w:rFonts w:ascii="Times New Roman" w:hAnsi="Times New Roman" w:cs="Times New Roman"/>
-          <w:b w:val="0"/>
-          <w:bCs w:val="0"/>
+          <w:lang w:val="en-US"/>
+        </w:rPr>
+        <w:t>E</w:t>
+      </w:r>
+      <w:r>
+        <w:rPr>
+          <w:rFonts w:ascii="Times New Roman" w:hAnsi="Times New Roman" w:cs="Times New Roman"/>
           <w:color w:val="auto"/>
           <w:sz w:val="28"/>
           <w:szCs w:val="28"/>
         </w:rPr>
-        <w:t xml:space="preserve">  </w:t>
-      </w:r>
-      <w:r>
-        <w:rPr>
-          <w:rFonts w:ascii="Times New Roman" w:hAnsi="Times New Roman" w:cs="Times New Roman"/>
-          <w:color w:val="auto"/>
-          <w:sz w:val="28"/>
-          <w:szCs w:val="28"/>
-          <w:lang w:val="en-US"/>
-        </w:rPr>
-        <w:t>E</w:t>
-      </w:r>
-      <w:proofErr w:type="spellStart"/>
-      <w:r>
-        <w:rPr>
-          <w:rFonts w:ascii="Times New Roman" w:hAnsi="Times New Roman" w:cs="Times New Roman"/>
-          <w:color w:val="auto"/>
-          <w:sz w:val="28"/>
-          <w:szCs w:val="28"/>
-        </w:rPr>
         <w:t>жедневное</w:t>
       </w:r>
-      <w:proofErr w:type="spellEnd"/>
       <w:r>
         <w:rPr>
           <w:rFonts w:ascii="Times New Roman" w:hAnsi="Times New Roman" w:cs="Times New Roman"/>
@@ -19905,55 +19179,7 @@
           <w:sz w:val="28"/>
           <w:szCs w:val="28"/>
         </w:rPr>
-        <w:t xml:space="preserve">6.5.2. Группы (Team, </w:t>
-      </w:r>
-      <w:proofErr w:type="spellStart"/>
-      <w:r>
-        <w:rPr>
-          <w:rFonts w:ascii="Times New Roman" w:hAnsi="Times New Roman" w:cs="Times New Roman"/>
-          <w:b w:val="0"/>
-          <w:bCs w:val="0"/>
-          <w:color w:val="auto"/>
-          <w:sz w:val="28"/>
-          <w:szCs w:val="28"/>
-        </w:rPr>
-        <w:t>UserGroup</w:t>
-      </w:r>
-      <w:proofErr w:type="spellEnd"/>
-      <w:r>
-        <w:rPr>
-          <w:rFonts w:ascii="Times New Roman" w:hAnsi="Times New Roman" w:cs="Times New Roman"/>
-          <w:b w:val="0"/>
-          <w:bCs w:val="0"/>
-          <w:color w:val="auto"/>
-          <w:sz w:val="28"/>
-          <w:szCs w:val="28"/>
-        </w:rPr>
-        <w:t xml:space="preserve">, </w:t>
-      </w:r>
-      <w:proofErr w:type="spellStart"/>
-      <w:r>
-        <w:rPr>
-          <w:rFonts w:ascii="Times New Roman" w:hAnsi="Times New Roman" w:cs="Times New Roman"/>
-          <w:b w:val="0"/>
-          <w:bCs w:val="0"/>
-          <w:color w:val="auto"/>
-          <w:sz w:val="28"/>
-          <w:szCs w:val="28"/>
-        </w:rPr>
-        <w:t>DepartmentGroup</w:t>
-      </w:r>
-      <w:proofErr w:type="spellEnd"/>
-      <w:r>
-        <w:rPr>
-          <w:rFonts w:ascii="Times New Roman" w:hAnsi="Times New Roman" w:cs="Times New Roman"/>
-          <w:b w:val="0"/>
-          <w:bCs w:val="0"/>
-          <w:color w:val="auto"/>
-          <w:sz w:val="28"/>
-          <w:szCs w:val="28"/>
-        </w:rPr>
-        <w:t>)</w:t>
+        <w:t>6.5.2. Группы (Team, UserGroup, DepartmentGroup)</w:t>
       </w:r>
     </w:p>
     <w:p>
@@ -20021,7 +19247,6 @@
         </w:rPr>
         <w:t>Пользователь ↔ Группа (</w:t>
       </w:r>
-      <w:proofErr w:type="spellStart"/>
       <w:r>
         <w:rPr>
           <w:rStyle w:val="HTML"/>
@@ -20031,7 +19256,6 @@
         </w:rPr>
         <w:t>UserGroup</w:t>
       </w:r>
-      <w:proofErr w:type="spellEnd"/>
       <w:r>
         <w:rPr>
           <w:sz w:val="28"/>
@@ -20061,7 +19285,6 @@
         </w:rPr>
         <w:t>Группа ↔ Департамент (</w:t>
       </w:r>
-      <w:proofErr w:type="spellStart"/>
       <w:r>
         <w:rPr>
           <w:rStyle w:val="HTML"/>
@@ -20071,7 +19294,6 @@
         </w:rPr>
         <w:t>DepartmentGroup</w:t>
       </w:r>
-      <w:proofErr w:type="spellEnd"/>
       <w:r>
         <w:rPr>
           <w:sz w:val="28"/>
@@ -20223,31 +19445,7 @@
           <w:sz w:val="28"/>
           <w:szCs w:val="28"/>
         </w:rPr>
-        <w:t xml:space="preserve">6.5.4. </w:t>
-      </w:r>
-      <w:proofErr w:type="spellStart"/>
-      <w:r>
-        <w:rPr>
-          <w:rFonts w:ascii="Times New Roman" w:hAnsi="Times New Roman" w:cs="Times New Roman"/>
-          <w:b w:val="0"/>
-          <w:bCs w:val="0"/>
-          <w:color w:val="auto"/>
-          <w:sz w:val="28"/>
-          <w:szCs w:val="28"/>
-        </w:rPr>
-        <w:t>RolePermission</w:t>
-      </w:r>
-      <w:proofErr w:type="spellEnd"/>
-      <w:r>
-        <w:rPr>
-          <w:rFonts w:ascii="Times New Roman" w:hAnsi="Times New Roman" w:cs="Times New Roman"/>
-          <w:b w:val="0"/>
-          <w:bCs w:val="0"/>
-          <w:color w:val="auto"/>
-          <w:sz w:val="28"/>
-          <w:szCs w:val="28"/>
-        </w:rPr>
-        <w:t xml:space="preserve"> (Многие-ко-многим)</w:t>
+        <w:t>6.5.4. RolePermission (Многие-ко-многим)</w:t>
       </w:r>
     </w:p>
     <w:p>
@@ -20369,25 +19567,7 @@
           <w:sz w:val="28"/>
           <w:szCs w:val="28"/>
         </w:rPr>
-        <w:t xml:space="preserve">7.1.2. Исходный код (репозиторий </w:t>
-      </w:r>
-      <w:proofErr w:type="spellStart"/>
-      <w:r>
-        <w:rPr>
-          <w:rFonts w:ascii="Times New Roman" w:hAnsi="Times New Roman" w:cs="Times New Roman"/>
-          <w:sz w:val="28"/>
-          <w:szCs w:val="28"/>
-        </w:rPr>
-        <w:t>Git</w:t>
-      </w:r>
-      <w:proofErr w:type="spellEnd"/>
-      <w:r>
-        <w:rPr>
-          <w:rFonts w:ascii="Times New Roman" w:hAnsi="Times New Roman" w:cs="Times New Roman"/>
-          <w:sz w:val="28"/>
-          <w:szCs w:val="28"/>
-        </w:rPr>
-        <w:t xml:space="preserve"> с историей коммитов).  </w:t>
+        <w:t xml:space="preserve">7.1.2. Исходный код (репозиторий Git с историей коммитов).  </w:t>
       </w:r>
     </w:p>
     <w:p>
@@ -20407,25 +19587,7 @@
           <w:sz w:val="28"/>
           <w:szCs w:val="28"/>
         </w:rPr>
-        <w:t>7.1.3. Исполняемые модули (</w:t>
-      </w:r>
-      <w:proofErr w:type="spellStart"/>
-      <w:r>
-        <w:rPr>
-          <w:rFonts w:ascii="Times New Roman" w:hAnsi="Times New Roman" w:cs="Times New Roman"/>
-          <w:sz w:val="28"/>
-          <w:szCs w:val="28"/>
-        </w:rPr>
-        <w:t>Docker</w:t>
-      </w:r>
-      <w:proofErr w:type="spellEnd"/>
-      <w:r>
-        <w:rPr>
-          <w:rFonts w:ascii="Times New Roman" w:hAnsi="Times New Roman" w:cs="Times New Roman"/>
-          <w:sz w:val="28"/>
-          <w:szCs w:val="28"/>
-        </w:rPr>
-        <w:t xml:space="preserve">-образы или бинарные файлы).  </w:t>
+        <w:t xml:space="preserve">7.1.3. Исполняемые модули (Docker-образы или бинарные файлы).  </w:t>
       </w:r>
     </w:p>
     <w:p>
@@ -20465,43 +19627,7 @@
           <w:sz w:val="28"/>
           <w:szCs w:val="28"/>
         </w:rPr>
-        <w:t xml:space="preserve">7.1.4.1 Покрытие функциональных требований: 100% ключевых </w:t>
-      </w:r>
-      <w:proofErr w:type="spellStart"/>
-      <w:r>
-        <w:rPr>
-          <w:rFonts w:ascii="Times New Roman" w:hAnsi="Times New Roman" w:cs="Times New Roman"/>
-          <w:sz w:val="28"/>
-          <w:szCs w:val="28"/>
-        </w:rPr>
-        <w:t>use</w:t>
-      </w:r>
-      <w:proofErr w:type="spellEnd"/>
-      <w:r>
-        <w:rPr>
-          <w:rFonts w:ascii="Times New Roman" w:hAnsi="Times New Roman" w:cs="Times New Roman"/>
-          <w:sz w:val="28"/>
-          <w:szCs w:val="28"/>
-        </w:rPr>
-        <w:t xml:space="preserve"> </w:t>
-      </w:r>
-      <w:proofErr w:type="spellStart"/>
-      <w:r>
-        <w:rPr>
-          <w:rFonts w:ascii="Times New Roman" w:hAnsi="Times New Roman" w:cs="Times New Roman"/>
-          <w:sz w:val="28"/>
-          <w:szCs w:val="28"/>
-        </w:rPr>
-        <w:t>cases</w:t>
-      </w:r>
-      <w:proofErr w:type="spellEnd"/>
-      <w:r>
-        <w:rPr>
-          <w:rFonts w:ascii="Times New Roman" w:hAnsi="Times New Roman" w:cs="Times New Roman"/>
-          <w:sz w:val="28"/>
-          <w:szCs w:val="28"/>
-        </w:rPr>
-        <w:t xml:space="preserve"> (на основе разделов 3.2 и 4).  </w:t>
+        <w:t xml:space="preserve">7.1.4.1 Покрытие функциональных требований: 100% ключевых use cases (на основе разделов 3.2 и 4).  </w:t>
       </w:r>
     </w:p>
     <w:p>
@@ -20553,42 +19679,8 @@
           <w:sz w:val="28"/>
           <w:szCs w:val="28"/>
         </w:rPr>
-        <w:t xml:space="preserve"> </w:t>
-      </w:r>
-      <w:proofErr w:type="spellStart"/>
-      <w:r>
-        <w:rPr>
-          <w:rFonts w:ascii="Times New Roman" w:hAnsi="Times New Roman" w:cs="Times New Roman"/>
-          <w:i/>
-          <w:iCs/>
-          <w:sz w:val="28"/>
-          <w:szCs w:val="28"/>
-        </w:rPr>
-        <w:t>pytest</w:t>
-      </w:r>
-      <w:proofErr w:type="spellEnd"/>
-      <w:r>
-        <w:rPr>
-          <w:rFonts w:ascii="Times New Roman" w:hAnsi="Times New Roman" w:cs="Times New Roman"/>
-          <w:i/>
-          <w:iCs/>
-          <w:sz w:val="28"/>
-          <w:szCs w:val="28"/>
-        </w:rPr>
-        <w:t xml:space="preserve"> --</w:t>
-      </w:r>
-      <w:proofErr w:type="spellStart"/>
-      <w:r>
-        <w:rPr>
-          <w:rFonts w:ascii="Times New Roman" w:hAnsi="Times New Roman" w:cs="Times New Roman"/>
-          <w:i/>
-          <w:iCs/>
-          <w:sz w:val="28"/>
-          <w:szCs w:val="28"/>
-        </w:rPr>
-        <w:t>cov</w:t>
-      </w:r>
-      <w:proofErr w:type="spellEnd"/>
+        <w:t xml:space="preserve"> pytest --cov</w:t>
+      </w:r>
       <w:r>
         <w:rPr>
           <w:rFonts w:ascii="Times New Roman" w:hAnsi="Times New Roman" w:cs="Times New Roman"/>
@@ -20616,43 +19708,7 @@
           <w:sz w:val="28"/>
           <w:szCs w:val="28"/>
         </w:rPr>
-        <w:t xml:space="preserve">- Интеграционные тесты: Проверка API и БД (например, через </w:t>
-      </w:r>
-      <w:proofErr w:type="spellStart"/>
-      <w:r>
-        <w:rPr>
-          <w:rFonts w:ascii="Times New Roman" w:hAnsi="Times New Roman" w:cs="Times New Roman"/>
-          <w:sz w:val="28"/>
-          <w:szCs w:val="28"/>
-        </w:rPr>
-        <w:t>Postman</w:t>
-      </w:r>
-      <w:proofErr w:type="spellEnd"/>
-      <w:r>
-        <w:rPr>
-          <w:rFonts w:ascii="Times New Roman" w:hAnsi="Times New Roman" w:cs="Times New Roman"/>
-          <w:sz w:val="28"/>
-          <w:szCs w:val="28"/>
-        </w:rPr>
-        <w:t>/</w:t>
-      </w:r>
-      <w:proofErr w:type="spellStart"/>
-      <w:r>
-        <w:rPr>
-          <w:rFonts w:ascii="Times New Roman" w:hAnsi="Times New Roman" w:cs="Times New Roman"/>
-          <w:sz w:val="28"/>
-          <w:szCs w:val="28"/>
-        </w:rPr>
-        <w:t>Testcontainers</w:t>
-      </w:r>
-      <w:proofErr w:type="spellEnd"/>
-      <w:r>
-        <w:rPr>
-          <w:rFonts w:ascii="Times New Roman" w:hAnsi="Times New Roman" w:cs="Times New Roman"/>
-          <w:sz w:val="28"/>
-          <w:szCs w:val="28"/>
-        </w:rPr>
-        <w:t xml:space="preserve">).  </w:t>
+        <w:t xml:space="preserve">- Интеграционные тесты: Проверка API и БД (например, через Postman/Testcontainers).  </w:t>
       </w:r>
     </w:p>
     <w:p>
@@ -20673,43 +19729,7 @@
           <w:sz w:val="28"/>
           <w:szCs w:val="28"/>
         </w:rPr>
-        <w:t>- UI-тесты: 100% критических сценариев (</w:t>
-      </w:r>
-      <w:proofErr w:type="spellStart"/>
-      <w:r>
-        <w:rPr>
-          <w:rFonts w:ascii="Times New Roman" w:hAnsi="Times New Roman" w:cs="Times New Roman"/>
-          <w:sz w:val="28"/>
-          <w:szCs w:val="28"/>
-        </w:rPr>
-        <w:t>Selenium</w:t>
-      </w:r>
-      <w:proofErr w:type="spellEnd"/>
-      <w:r>
-        <w:rPr>
-          <w:rFonts w:ascii="Times New Roman" w:hAnsi="Times New Roman" w:cs="Times New Roman"/>
-          <w:sz w:val="28"/>
-          <w:szCs w:val="28"/>
-        </w:rPr>
-        <w:t>/</w:t>
-      </w:r>
-      <w:proofErr w:type="spellStart"/>
-      <w:r>
-        <w:rPr>
-          <w:rFonts w:ascii="Times New Roman" w:hAnsi="Times New Roman" w:cs="Times New Roman"/>
-          <w:sz w:val="28"/>
-          <w:szCs w:val="28"/>
-        </w:rPr>
-        <w:t>Cypress</w:t>
-      </w:r>
-      <w:proofErr w:type="spellEnd"/>
-      <w:r>
-        <w:rPr>
-          <w:rFonts w:ascii="Times New Roman" w:hAnsi="Times New Roman" w:cs="Times New Roman"/>
-          <w:sz w:val="28"/>
-          <w:szCs w:val="28"/>
-        </w:rPr>
-        <w:t xml:space="preserve">).  </w:t>
+        <w:t xml:space="preserve">- UI-тесты: 100% критических сценариев (Selenium/Cypress).  </w:t>
       </w:r>
     </w:p>
     <w:p>
@@ -20749,25 +19769,7 @@
           <w:sz w:val="28"/>
           <w:szCs w:val="28"/>
         </w:rPr>
-        <w:t>- Проверка на 3+ браузерах (</w:t>
-      </w:r>
-      <w:proofErr w:type="spellStart"/>
-      <w:r>
-        <w:rPr>
-          <w:rFonts w:ascii="Times New Roman" w:hAnsi="Times New Roman" w:cs="Times New Roman"/>
-          <w:sz w:val="28"/>
-          <w:szCs w:val="28"/>
-        </w:rPr>
-        <w:t>Chrome</w:t>
-      </w:r>
-      <w:proofErr w:type="spellEnd"/>
-      <w:r>
-        <w:rPr>
-          <w:rFonts w:ascii="Times New Roman" w:hAnsi="Times New Roman" w:cs="Times New Roman"/>
-          <w:sz w:val="28"/>
-          <w:szCs w:val="28"/>
-        </w:rPr>
-        <w:t xml:space="preserve">, Firefox, Edge).  </w:t>
+        <w:t xml:space="preserve">- Проверка на 3+ браузерах (Chrome, Firefox, Edge).  </w:t>
       </w:r>
     </w:p>
     <w:p>
@@ -21056,9 +20058,27 @@
           <w:szCs w:val="28"/>
           <w:lang w:val="en-US"/>
         </w:rPr>
-        <w:t xml:space="preserve">Flake8, black, </w:t>
-      </w:r>
-      <w:proofErr w:type="spellStart"/>
+        <w:t>Flake8, black, isort, MyPy</w:t>
+      </w:r>
+    </w:p>
+    <w:p>
+      <w:pPr>
+        <w:spacing w:after="0" w:line="240" w:lineRule="auto"/>
+        <w:jc w:val="both"/>
+        <w:rPr>
+          <w:rFonts w:ascii="Times New Roman" w:hAnsi="Times New Roman" w:cs="Times New Roman"/>
+          <w:sz w:val="28"/>
+          <w:szCs w:val="28"/>
+        </w:rPr>
+      </w:pPr>
+      <w:r>
+        <w:rPr>
+          <w:rFonts w:ascii="Times New Roman" w:hAnsi="Times New Roman" w:cs="Times New Roman"/>
+          <w:sz w:val="28"/>
+          <w:szCs w:val="28"/>
+        </w:rPr>
+        <w:t xml:space="preserve">7.1.7. </w:t>
+      </w:r>
       <w:r>
         <w:rPr>
           <w:rFonts w:ascii="Times New Roman" w:hAnsi="Times New Roman" w:cs="Times New Roman"/>
@@ -21066,9 +20086,16 @@
           <w:szCs w:val="28"/>
           <w:lang w:val="en-US"/>
         </w:rPr>
-        <w:t>isort</w:t>
-      </w:r>
-      <w:proofErr w:type="spellEnd"/>
+        <w:t>CI</w:t>
+      </w:r>
+      <w:r>
+        <w:rPr>
+          <w:rFonts w:ascii="Times New Roman" w:hAnsi="Times New Roman" w:cs="Times New Roman"/>
+          <w:sz w:val="28"/>
+          <w:szCs w:val="28"/>
+        </w:rPr>
+        <w:t xml:space="preserve"> </w:t>
+      </w:r>
       <w:r>
         <w:rPr>
           <w:rFonts w:ascii="Times New Roman" w:hAnsi="Times New Roman" w:cs="Times New Roman"/>
@@ -21076,38 +20103,76 @@
           <w:szCs w:val="28"/>
           <w:lang w:val="en-US"/>
         </w:rPr>
-        <w:t xml:space="preserve">, </w:t>
-      </w:r>
-      <w:proofErr w:type="spellStart"/>
-      <w:r>
+        <w:t>pipeline</w:t>
+      </w:r>
+      <w:r>
+        <w:rPr>
+          <w:rFonts w:ascii="Times New Roman" w:hAnsi="Times New Roman" w:cs="Times New Roman"/>
+          <w:sz w:val="28"/>
+          <w:szCs w:val="28"/>
+        </w:rPr>
+        <w:t>:</w:t>
+      </w:r>
+      <w:r>
+        <w:rPr>
+          <w:rFonts w:ascii="Times New Roman" w:hAnsi="Times New Roman" w:cs="Times New Roman"/>
+          <w:sz w:val="28"/>
+          <w:szCs w:val="28"/>
+        </w:rPr>
+        <w:t xml:space="preserve"> </w:t>
+      </w:r>
+      <w:r>
+        <w:rPr>
+          <w:rFonts w:ascii="Times New Roman" w:hAnsi="Times New Roman" w:cs="Times New Roman"/>
+          <w:sz w:val="28"/>
+          <w:szCs w:val="28"/>
+        </w:rPr>
+        <w:t>тест</w:t>
+      </w:r>
+      <w:r>
+        <w:rPr>
+          <w:rFonts w:ascii="Times New Roman" w:hAnsi="Times New Roman" w:cs="Times New Roman"/>
+          <w:sz w:val="28"/>
+          <w:szCs w:val="28"/>
+        </w:rPr>
+        <w:t>ы</w:t>
+      </w:r>
+      <w:r>
+        <w:rPr>
+          <w:rFonts w:ascii="Times New Roman" w:hAnsi="Times New Roman" w:cs="Times New Roman"/>
+          <w:sz w:val="28"/>
+          <w:szCs w:val="28"/>
+        </w:rPr>
+        <w:t xml:space="preserve"> при каждом ко</w:t>
+      </w:r>
+      <w:r>
+        <w:rPr>
+          <w:rFonts w:ascii="Times New Roman" w:hAnsi="Times New Roman" w:cs="Times New Roman"/>
+          <w:sz w:val="28"/>
+          <w:szCs w:val="28"/>
+        </w:rPr>
+        <w:t>м</w:t>
+      </w:r>
+      <w:r>
+        <w:rPr>
+          <w:rFonts w:ascii="Times New Roman" w:hAnsi="Times New Roman" w:cs="Times New Roman"/>
+          <w:sz w:val="28"/>
+          <w:szCs w:val="28"/>
+        </w:rPr>
+        <w:t>мите.</w:t>
+      </w:r>
+    </w:p>
+    <w:p>
+      <w:pPr>
+        <w:spacing w:after="0" w:line="240" w:lineRule="auto"/>
+        <w:jc w:val="both"/>
         <w:rPr>
           <w:rFonts w:ascii="Times New Roman" w:hAnsi="Times New Roman" w:cs="Times New Roman"/>
           <w:sz w:val="28"/>
           <w:szCs w:val="28"/>
           <w:lang w:val="en-US"/>
         </w:rPr>
-        <w:t>MyPy</w:t>
-      </w:r>
-      <w:proofErr w:type="spellEnd"/>
-    </w:p>
-    <w:p>
-      <w:pPr>
-        <w:spacing w:after="0" w:line="240" w:lineRule="auto"/>
-        <w:jc w:val="both"/>
-        <w:rPr>
-          <w:rFonts w:ascii="Times New Roman" w:hAnsi="Times New Roman" w:cs="Times New Roman"/>
-          <w:sz w:val="28"/>
-          <w:szCs w:val="28"/>
-        </w:rPr>
-      </w:pPr>
-      <w:r>
-        <w:rPr>
-          <w:rFonts w:ascii="Times New Roman" w:hAnsi="Times New Roman" w:cs="Times New Roman"/>
-          <w:sz w:val="28"/>
-          <w:szCs w:val="28"/>
-        </w:rPr>
-        <w:t xml:space="preserve">7.1.7. </w:t>
-      </w:r>
+      </w:pPr>
       <w:r>
         <w:rPr>
           <w:rFonts w:ascii="Times New Roman" w:hAnsi="Times New Roman" w:cs="Times New Roman"/>
@@ -21115,13 +20180,31 @@
           <w:szCs w:val="28"/>
           <w:lang w:val="en-US"/>
         </w:rPr>
-        <w:t>CI</w:t>
-      </w:r>
-      <w:r>
-        <w:rPr>
-          <w:rFonts w:ascii="Times New Roman" w:hAnsi="Times New Roman" w:cs="Times New Roman"/>
-          <w:sz w:val="28"/>
-          <w:szCs w:val="28"/>
+        <w:t xml:space="preserve">7.1.8. </w:t>
+      </w:r>
+      <w:r>
+        <w:rPr>
+          <w:rFonts w:ascii="Times New Roman" w:hAnsi="Times New Roman" w:cs="Times New Roman"/>
+          <w:sz w:val="28"/>
+          <w:szCs w:val="28"/>
+          <w:lang w:val="en-US"/>
+        </w:rPr>
+        <w:t xml:space="preserve">Docker: </w:t>
+      </w:r>
+      <w:r>
+        <w:rPr>
+          <w:rFonts w:ascii="Times New Roman" w:hAnsi="Times New Roman" w:cs="Times New Roman"/>
+          <w:sz w:val="28"/>
+          <w:szCs w:val="28"/>
+        </w:rPr>
+        <w:t>наличие</w:t>
+      </w:r>
+      <w:r>
+        <w:rPr>
+          <w:rFonts w:ascii="Times New Roman" w:hAnsi="Times New Roman" w:cs="Times New Roman"/>
+          <w:sz w:val="28"/>
+          <w:szCs w:val="28"/>
+          <w:lang w:val="en-US"/>
         </w:rPr>
         <w:t xml:space="preserve"> </w:t>
       </w:r>
@@ -21132,21 +20215,14 @@
           <w:szCs w:val="28"/>
           <w:lang w:val="en-US"/>
         </w:rPr>
-        <w:t>pipeline</w:t>
-      </w:r>
-      <w:r>
-        <w:rPr>
-          <w:rFonts w:ascii="Times New Roman" w:hAnsi="Times New Roman" w:cs="Times New Roman"/>
-          <w:sz w:val="28"/>
-          <w:szCs w:val="28"/>
-        </w:rPr>
-        <w:t>:</w:t>
-      </w:r>
-      <w:r>
-        <w:rPr>
-          <w:rFonts w:ascii="Times New Roman" w:hAnsi="Times New Roman" w:cs="Times New Roman"/>
-          <w:sz w:val="28"/>
-          <w:szCs w:val="28"/>
+        <w:t>Dockerfile</w:t>
+      </w:r>
+      <w:r>
+        <w:rPr>
+          <w:rFonts w:ascii="Times New Roman" w:hAnsi="Times New Roman" w:cs="Times New Roman"/>
+          <w:sz w:val="28"/>
+          <w:szCs w:val="28"/>
+          <w:lang w:val="en-US"/>
         </w:rPr>
         <w:t xml:space="preserve"> </w:t>
       </w:r>
@@ -21156,52 +20232,17 @@
           <w:sz w:val="28"/>
           <w:szCs w:val="28"/>
         </w:rPr>
-        <w:t>тест</w:t>
-      </w:r>
-      <w:r>
-        <w:rPr>
-          <w:rFonts w:ascii="Times New Roman" w:hAnsi="Times New Roman" w:cs="Times New Roman"/>
-          <w:sz w:val="28"/>
-          <w:szCs w:val="28"/>
-        </w:rPr>
-        <w:t>ы</w:t>
-      </w:r>
-      <w:r>
-        <w:rPr>
-          <w:rFonts w:ascii="Times New Roman" w:hAnsi="Times New Roman" w:cs="Times New Roman"/>
-          <w:sz w:val="28"/>
-          <w:szCs w:val="28"/>
-        </w:rPr>
-        <w:t xml:space="preserve"> при каждом ко</w:t>
-      </w:r>
-      <w:r>
-        <w:rPr>
-          <w:rFonts w:ascii="Times New Roman" w:hAnsi="Times New Roman" w:cs="Times New Roman"/>
-          <w:sz w:val="28"/>
-          <w:szCs w:val="28"/>
-        </w:rPr>
-        <w:t>м</w:t>
-      </w:r>
-      <w:r>
-        <w:rPr>
-          <w:rFonts w:ascii="Times New Roman" w:hAnsi="Times New Roman" w:cs="Times New Roman"/>
-          <w:sz w:val="28"/>
-          <w:szCs w:val="28"/>
-        </w:rPr>
-        <w:t>мите.</w:t>
-      </w:r>
-    </w:p>
-    <w:p>
-      <w:pPr>
-        <w:spacing w:after="0" w:line="240" w:lineRule="auto"/>
-        <w:jc w:val="both"/>
+        <w:t>и</w:t>
+      </w:r>
+      <w:r>
         <w:rPr>
           <w:rFonts w:ascii="Times New Roman" w:hAnsi="Times New Roman" w:cs="Times New Roman"/>
           <w:sz w:val="28"/>
           <w:szCs w:val="28"/>
           <w:lang w:val="en-US"/>
         </w:rPr>
-      </w:pPr>
+        <w:t xml:space="preserve"> </w:t>
+      </w:r>
       <w:r>
         <w:rPr>
           <w:rFonts w:ascii="Times New Roman" w:hAnsi="Times New Roman" w:cs="Times New Roman"/>
@@ -21209,91 +20250,8 @@
           <w:szCs w:val="28"/>
           <w:lang w:val="en-US"/>
         </w:rPr>
-        <w:t xml:space="preserve">7.1.8. </w:t>
-      </w:r>
-      <w:r>
-        <w:rPr>
-          <w:rFonts w:ascii="Times New Roman" w:hAnsi="Times New Roman" w:cs="Times New Roman"/>
-          <w:sz w:val="28"/>
-          <w:szCs w:val="28"/>
-          <w:lang w:val="en-US"/>
-        </w:rPr>
-        <w:t xml:space="preserve">Docker: </w:t>
-      </w:r>
-      <w:r>
-        <w:rPr>
-          <w:rFonts w:ascii="Times New Roman" w:hAnsi="Times New Roman" w:cs="Times New Roman"/>
-          <w:sz w:val="28"/>
-          <w:szCs w:val="28"/>
-        </w:rPr>
-        <w:t>наличие</w:t>
-      </w:r>
-      <w:r>
-        <w:rPr>
-          <w:rFonts w:ascii="Times New Roman" w:hAnsi="Times New Roman" w:cs="Times New Roman"/>
-          <w:sz w:val="28"/>
-          <w:szCs w:val="28"/>
-          <w:lang w:val="en-US"/>
-        </w:rPr>
-        <w:t xml:space="preserve"> </w:t>
-      </w:r>
-      <w:proofErr w:type="spellStart"/>
-      <w:r>
-        <w:rPr>
-          <w:rFonts w:ascii="Times New Roman" w:hAnsi="Times New Roman" w:cs="Times New Roman"/>
-          <w:sz w:val="28"/>
-          <w:szCs w:val="28"/>
-          <w:lang w:val="en-US"/>
-        </w:rPr>
-        <w:t>Dockerfile</w:t>
-      </w:r>
-      <w:proofErr w:type="spellEnd"/>
-      <w:r>
-        <w:rPr>
-          <w:rFonts w:ascii="Times New Roman" w:hAnsi="Times New Roman" w:cs="Times New Roman"/>
-          <w:sz w:val="28"/>
-          <w:szCs w:val="28"/>
-          <w:lang w:val="en-US"/>
-        </w:rPr>
-        <w:t xml:space="preserve"> </w:t>
-      </w:r>
-      <w:r>
-        <w:rPr>
-          <w:rFonts w:ascii="Times New Roman" w:hAnsi="Times New Roman" w:cs="Times New Roman"/>
-          <w:sz w:val="28"/>
-          <w:szCs w:val="28"/>
-        </w:rPr>
-        <w:t>и</w:t>
-      </w:r>
-      <w:r>
-        <w:rPr>
-          <w:rFonts w:ascii="Times New Roman" w:hAnsi="Times New Roman" w:cs="Times New Roman"/>
-          <w:sz w:val="28"/>
-          <w:szCs w:val="28"/>
-          <w:lang w:val="en-US"/>
-        </w:rPr>
-        <w:t xml:space="preserve"> </w:t>
-      </w:r>
-      <w:r>
-        <w:rPr>
-          <w:rFonts w:ascii="Times New Roman" w:hAnsi="Times New Roman" w:cs="Times New Roman"/>
-          <w:sz w:val="28"/>
-          <w:szCs w:val="28"/>
-          <w:lang w:val="en-US"/>
-        </w:rPr>
-        <w:t>docker-</w:t>
-      </w:r>
-      <w:proofErr w:type="spellStart"/>
-      <w:r>
-        <w:rPr>
-          <w:rFonts w:ascii="Times New Roman" w:hAnsi="Times New Roman" w:cs="Times New Roman"/>
-          <w:sz w:val="28"/>
-          <w:szCs w:val="28"/>
-          <w:lang w:val="en-US"/>
-        </w:rPr>
-        <w:t>compose.yml</w:t>
-      </w:r>
-      <w:proofErr w:type="spellEnd"/>
+        <w:t>docker-compose.yml</w:t>
+      </w:r>
       <w:r>
         <w:rPr>
           <w:rFonts w:ascii="Times New Roman" w:hAnsi="Times New Roman" w:cs="Times New Roman"/>
@@ -21691,7 +20649,6 @@
         </w:rPr>
         <w:t xml:space="preserve">и </w:t>
       </w:r>
-      <w:proofErr w:type="spellStart"/>
       <w:r>
         <w:rPr>
           <w:rFonts w:ascii="Times New Roman" w:hAnsi="Times New Roman" w:cs="Times New Roman"/>
@@ -21701,7 +20658,6 @@
         </w:rPr>
         <w:t>GraphQL</w:t>
       </w:r>
-      <w:proofErr w:type="spellEnd"/>
       <w:r>
         <w:rPr>
           <w:rFonts w:ascii="Times New Roman" w:hAnsi="Times New Roman" w:cs="Times New Roman"/>
@@ -21727,18 +20683,44 @@
           <w:sz w:val="28"/>
           <w:szCs w:val="28"/>
         </w:rPr>
+        <w:t xml:space="preserve">- ElasticSearch </w:t>
+      </w:r>
+      <w:r>
+        <w:rPr>
+          <w:rFonts w:ascii="Times New Roman" w:hAnsi="Times New Roman" w:cs="Times New Roman"/>
+          <w:sz w:val="28"/>
+          <w:szCs w:val="28"/>
+        </w:rPr>
+        <w:t>для расширенного поиска.</w:t>
+      </w:r>
+    </w:p>
+    <w:p>
+      <w:pPr>
+        <w:spacing w:after="0" w:line="240" w:lineRule="auto"/>
+        <w:jc w:val="both"/>
+        <w:rPr>
+          <w:rFonts w:ascii="Times New Roman" w:hAnsi="Times New Roman" w:cs="Times New Roman"/>
+          <w:sz w:val="28"/>
+          <w:szCs w:val="28"/>
+        </w:rPr>
+      </w:pPr>
+      <w:r>
+        <w:rPr>
+          <w:rFonts w:ascii="Times New Roman" w:hAnsi="Times New Roman" w:cs="Times New Roman"/>
+          <w:sz w:val="28"/>
+          <w:szCs w:val="28"/>
+        </w:rPr>
         <w:t xml:space="preserve">- </w:t>
       </w:r>
-      <w:proofErr w:type="spellStart"/>
-      <w:r>
-        <w:rPr>
-          <w:rFonts w:ascii="Times New Roman" w:hAnsi="Times New Roman" w:cs="Times New Roman"/>
-          <w:sz w:val="28"/>
-          <w:szCs w:val="28"/>
-        </w:rPr>
-        <w:t>ElasticSearch</w:t>
-      </w:r>
-      <w:proofErr w:type="spellEnd"/>
+      <w:r>
+        <w:rPr>
+          <w:rFonts w:ascii="Times New Roman" w:hAnsi="Times New Roman" w:cs="Times New Roman"/>
+          <w:sz w:val="28"/>
+          <w:szCs w:val="28"/>
+          <w:lang w:val="en-US"/>
+        </w:rPr>
+        <w:t>Filed</w:t>
+      </w:r>
       <w:r>
         <w:rPr>
           <w:rFonts w:ascii="Times New Roman" w:hAnsi="Times New Roman" w:cs="Times New Roman"/>
@@ -21752,36 +20734,9 @@
           <w:rFonts w:ascii="Times New Roman" w:hAnsi="Times New Roman" w:cs="Times New Roman"/>
           <w:sz w:val="28"/>
           <w:szCs w:val="28"/>
-        </w:rPr>
-        <w:t>для расширенного поиска.</w:t>
-      </w:r>
-    </w:p>
-    <w:p>
-      <w:pPr>
-        <w:spacing w:after="0" w:line="240" w:lineRule="auto"/>
-        <w:jc w:val="both"/>
-        <w:rPr>
-          <w:rFonts w:ascii="Times New Roman" w:hAnsi="Times New Roman" w:cs="Times New Roman"/>
-          <w:sz w:val="28"/>
-          <w:szCs w:val="28"/>
-        </w:rPr>
-      </w:pPr>
-      <w:r>
-        <w:rPr>
-          <w:rFonts w:ascii="Times New Roman" w:hAnsi="Times New Roman" w:cs="Times New Roman"/>
-          <w:sz w:val="28"/>
-          <w:szCs w:val="28"/>
-        </w:rPr>
-        <w:t xml:space="preserve">- </w:t>
-      </w:r>
-      <w:r>
-        <w:rPr>
-          <w:rFonts w:ascii="Times New Roman" w:hAnsi="Times New Roman" w:cs="Times New Roman"/>
-          <w:sz w:val="28"/>
-          <w:szCs w:val="28"/>
           <w:lang w:val="en-US"/>
         </w:rPr>
-        <w:t>Filed</w:t>
+        <w:t>level</w:t>
       </w:r>
       <w:r>
         <w:rPr>
@@ -21798,7 +20753,31 @@
           <w:szCs w:val="28"/>
           <w:lang w:val="en-US"/>
         </w:rPr>
-        <w:t>level</w:t>
+        <w:t>permissions</w:t>
+      </w:r>
+      <w:r>
+        <w:rPr>
+          <w:rFonts w:ascii="Times New Roman" w:hAnsi="Times New Roman" w:cs="Times New Roman"/>
+          <w:sz w:val="28"/>
+          <w:szCs w:val="28"/>
+        </w:rPr>
+        <w:t xml:space="preserve"> (</w:t>
+      </w:r>
+      <w:r>
+        <w:rPr>
+          <w:rFonts w:ascii="Times New Roman" w:hAnsi="Times New Roman" w:cs="Times New Roman"/>
+          <w:sz w:val="28"/>
+          <w:szCs w:val="28"/>
+        </w:rPr>
+        <w:t>д</w:t>
+      </w:r>
+      <w:r>
+        <w:rPr>
+          <w:rFonts w:ascii="Times New Roman" w:hAnsi="Times New Roman" w:cs="Times New Roman"/>
+          <w:sz w:val="28"/>
+          <w:szCs w:val="28"/>
+        </w:rPr>
+        <w:t>оступ</w:t>
       </w:r>
       <w:r>
         <w:rPr>
@@ -21813,33 +20792,8 @@
           <w:rFonts w:ascii="Times New Roman" w:hAnsi="Times New Roman" w:cs="Times New Roman"/>
           <w:sz w:val="28"/>
           <w:szCs w:val="28"/>
-          <w:lang w:val="en-US"/>
-        </w:rPr>
-        <w:t>permissions</w:t>
-      </w:r>
-      <w:r>
-        <w:rPr>
-          <w:rFonts w:ascii="Times New Roman" w:hAnsi="Times New Roman" w:cs="Times New Roman"/>
-          <w:sz w:val="28"/>
-          <w:szCs w:val="28"/>
-        </w:rPr>
-        <w:t xml:space="preserve"> (</w:t>
-      </w:r>
-      <w:r>
-        <w:rPr>
-          <w:rFonts w:ascii="Times New Roman" w:hAnsi="Times New Roman" w:cs="Times New Roman"/>
-          <w:sz w:val="28"/>
-          <w:szCs w:val="28"/>
-        </w:rPr>
-        <w:t>д</w:t>
-      </w:r>
-      <w:r>
-        <w:rPr>
-          <w:rFonts w:ascii="Times New Roman" w:hAnsi="Times New Roman" w:cs="Times New Roman"/>
-          <w:sz w:val="28"/>
-          <w:szCs w:val="28"/>
-        </w:rPr>
-        <w:t>оступ</w:t>
+        </w:rPr>
+        <w:t>на</w:t>
       </w:r>
       <w:r>
         <w:rPr>
@@ -21855,7 +20809,7 @@
           <w:sz w:val="28"/>
           <w:szCs w:val="28"/>
         </w:rPr>
-        <w:t>на</w:t>
+        <w:t>уровне</w:t>
       </w:r>
       <w:r>
         <w:rPr>
@@ -21871,22 +20825,6 @@
           <w:sz w:val="28"/>
           <w:szCs w:val="28"/>
         </w:rPr>
-        <w:t>уровне</w:t>
-      </w:r>
-      <w:r>
-        <w:rPr>
-          <w:rFonts w:ascii="Times New Roman" w:hAnsi="Times New Roman" w:cs="Times New Roman"/>
-          <w:sz w:val="28"/>
-          <w:szCs w:val="28"/>
-        </w:rPr>
-        <w:t xml:space="preserve"> </w:t>
-      </w:r>
-      <w:r>
-        <w:rPr>
-          <w:rFonts w:ascii="Times New Roman" w:hAnsi="Times New Roman" w:cs="Times New Roman"/>
-          <w:sz w:val="28"/>
-          <w:szCs w:val="28"/>
-        </w:rPr>
         <w:t>полей</w:t>
       </w:r>
       <w:r>
@@ -21922,25 +20860,7 @@
           <w:sz w:val="28"/>
           <w:szCs w:val="28"/>
         </w:rPr>
-        <w:t xml:space="preserve">- Система аналитики и </w:t>
-      </w:r>
-      <w:proofErr w:type="spellStart"/>
-      <w:r>
-        <w:rPr>
-          <w:rFonts w:ascii="Times New Roman" w:hAnsi="Times New Roman" w:cs="Times New Roman"/>
-          <w:sz w:val="28"/>
-          <w:szCs w:val="28"/>
-        </w:rPr>
-        <w:t>дашборды</w:t>
-      </w:r>
-      <w:proofErr w:type="spellEnd"/>
-      <w:r>
-        <w:rPr>
-          <w:rFonts w:ascii="Times New Roman" w:hAnsi="Times New Roman" w:cs="Times New Roman"/>
-          <w:sz w:val="28"/>
-          <w:szCs w:val="28"/>
-        </w:rPr>
-        <w:t>.</w:t>
+        <w:t>- Система аналитики и дашборды.</w:t>
       </w:r>
     </w:p>
     <w:p>
@@ -22185,23 +21105,13 @@
                 <w:szCs w:val="28"/>
               </w:rPr>
             </w:pPr>
-            <w:proofErr w:type="spellStart"/>
-            <w:r>
-              <w:rPr>
-                <w:rFonts w:ascii="Times New Roman" w:hAnsi="Times New Roman" w:cs="Times New Roman"/>
-                <w:sz w:val="28"/>
-                <w:szCs w:val="28"/>
-              </w:rPr>
-              <w:t>Еламков</w:t>
-            </w:r>
-            <w:proofErr w:type="spellEnd"/>
-            <w:r>
-              <w:rPr>
-                <w:rFonts w:ascii="Times New Roman" w:hAnsi="Times New Roman" w:cs="Times New Roman"/>
-                <w:sz w:val="28"/>
-                <w:szCs w:val="28"/>
-              </w:rPr>
-              <w:t xml:space="preserve"> Е.Ю</w:t>
+            <w:r>
+              <w:rPr>
+                <w:rFonts w:ascii="Times New Roman" w:hAnsi="Times New Roman" w:cs="Times New Roman"/>
+                <w:sz w:val="28"/>
+                <w:szCs w:val="28"/>
+              </w:rPr>
+              <w:t>Еламков Е.Ю</w:t>
             </w:r>
           </w:p>
         </w:tc>
@@ -22295,25 +21205,7 @@
                 <w:sz w:val="28"/>
                 <w:szCs w:val="28"/>
               </w:rPr>
-              <w:t xml:space="preserve">Шуваев В.С. </w:t>
-            </w:r>
-            <w:proofErr w:type="spellStart"/>
-            <w:r>
-              <w:rPr>
-                <w:rFonts w:ascii="Times New Roman" w:hAnsi="Times New Roman" w:cs="Times New Roman"/>
-                <w:sz w:val="28"/>
-                <w:szCs w:val="28"/>
-              </w:rPr>
-              <w:t>Еламков</w:t>
-            </w:r>
-            <w:proofErr w:type="spellEnd"/>
-            <w:r>
-              <w:rPr>
-                <w:rFonts w:ascii="Times New Roman" w:hAnsi="Times New Roman" w:cs="Times New Roman"/>
-                <w:sz w:val="28"/>
-                <w:szCs w:val="28"/>
-              </w:rPr>
-              <w:t xml:space="preserve"> Е.Ю.</w:t>
+              <w:t>Шуваев В.С. Еламков Е.Ю.</w:t>
             </w:r>
           </w:p>
         </w:tc>
@@ -22453,23 +21345,13 @@
                 <w:szCs w:val="28"/>
               </w:rPr>
             </w:pPr>
-            <w:proofErr w:type="spellStart"/>
-            <w:r>
-              <w:rPr>
-                <w:rFonts w:ascii="Times New Roman" w:hAnsi="Times New Roman" w:cs="Times New Roman"/>
-                <w:sz w:val="28"/>
-                <w:szCs w:val="28"/>
-              </w:rPr>
-              <w:t>Еламков</w:t>
-            </w:r>
-            <w:proofErr w:type="spellEnd"/>
-            <w:r>
-              <w:rPr>
-                <w:rFonts w:ascii="Times New Roman" w:hAnsi="Times New Roman" w:cs="Times New Roman"/>
-                <w:sz w:val="28"/>
-                <w:szCs w:val="28"/>
-              </w:rPr>
-              <w:t xml:space="preserve"> Е.Ю.</w:t>
+            <w:r>
+              <w:rPr>
+                <w:rFonts w:ascii="Times New Roman" w:hAnsi="Times New Roman" w:cs="Times New Roman"/>
+                <w:sz w:val="28"/>
+                <w:szCs w:val="28"/>
+              </w:rPr>
+              <w:t>Еламков Е.Ю.</w:t>
             </w:r>
           </w:p>
         </w:tc>
@@ -22599,23 +21481,13 @@
                 <w:szCs w:val="28"/>
               </w:rPr>
             </w:pPr>
-            <w:proofErr w:type="spellStart"/>
-            <w:r>
-              <w:rPr>
-                <w:rFonts w:ascii="Times New Roman" w:hAnsi="Times New Roman" w:cs="Times New Roman"/>
-                <w:sz w:val="28"/>
-                <w:szCs w:val="28"/>
-              </w:rPr>
-              <w:t>Еламков</w:t>
-            </w:r>
-            <w:proofErr w:type="spellEnd"/>
-            <w:r>
-              <w:rPr>
-                <w:rFonts w:ascii="Times New Roman" w:hAnsi="Times New Roman" w:cs="Times New Roman"/>
-                <w:sz w:val="28"/>
-                <w:szCs w:val="28"/>
-              </w:rPr>
-              <w:t xml:space="preserve"> Е.Ю.</w:t>
+            <w:r>
+              <w:rPr>
+                <w:rFonts w:ascii="Times New Roman" w:hAnsi="Times New Roman" w:cs="Times New Roman"/>
+                <w:sz w:val="28"/>
+                <w:szCs w:val="28"/>
+              </w:rPr>
+              <w:t>Еламков Е.Ю.</w:t>
             </w:r>
           </w:p>
         </w:tc>

--- a/Documents/Техническое задание v0.4.docx
+++ b/Documents/Техническое задание v0.4.docx
@@ -245,7 +245,7 @@
           <w:sz w:val="28"/>
           <w:szCs w:val="28"/>
         </w:rPr>
-        <w:t>3</w:t>
+        <w:t>4</w:t>
       </w:r>
     </w:p>
     <w:p>

--- a/Documents/Техническое задание v0.4.docx
+++ b/Documents/Техническое задание v0.4.docx
@@ -218,7 +218,29 @@
           <w:sz w:val="28"/>
           <w:szCs w:val="28"/>
         </w:rPr>
-        <w:t>HR Resume Bank</w:t>
+        <w:t xml:space="preserve">HR </w:t>
+      </w:r>
+      <w:proofErr w:type="spellStart"/>
+      <w:r>
+        <w:rPr>
+          <w:rFonts w:ascii="Times New Roman" w:hAnsi="Times New Roman" w:cs="Times New Roman"/>
+          <w:b/>
+          <w:bCs/>
+          <w:sz w:val="28"/>
+          <w:szCs w:val="28"/>
+        </w:rPr>
+        <w:t>Resume</w:t>
+      </w:r>
+      <w:proofErr w:type="spellEnd"/>
+      <w:r>
+        <w:rPr>
+          <w:rFonts w:ascii="Times New Roman" w:hAnsi="Times New Roman" w:cs="Times New Roman"/>
+          <w:b/>
+          <w:bCs/>
+          <w:sz w:val="28"/>
+          <w:szCs w:val="28"/>
+        </w:rPr>
+        <w:t xml:space="preserve"> Bank</w:t>
       </w:r>
     </w:p>
     <w:p>
@@ -1432,7 +1454,7 @@
                 <w:noProof/>
                 <w:webHidden/>
               </w:rPr>
-              <w:t>6</w:t>
+              <w:t>7</w:t>
             </w:r>
             <w:r>
               <w:rPr>
@@ -1922,7 +1944,7 @@
                 <w:noProof/>
                 <w:webHidden/>
               </w:rPr>
-              <w:t>10</w:t>
+              <w:t>11</w:t>
             </w:r>
             <w:r>
               <w:rPr>
@@ -2412,7 +2434,7 @@
                 <w:noProof/>
                 <w:webHidden/>
               </w:rPr>
-              <w:t>15</w:t>
+              <w:t>16</w:t>
             </w:r>
             <w:r>
               <w:rPr>
@@ -2832,7 +2854,7 @@
                 <w:noProof/>
                 <w:webHidden/>
               </w:rPr>
-              <w:t>19</w:t>
+              <w:t>20</w:t>
             </w:r>
             <w:r>
               <w:rPr>
@@ -2902,7 +2924,7 @@
                 <w:noProof/>
                 <w:webHidden/>
               </w:rPr>
-              <w:t>19</w:t>
+              <w:t>20</w:t>
             </w:r>
             <w:r>
               <w:rPr>
@@ -3042,7 +3064,7 @@
                 <w:noProof/>
                 <w:webHidden/>
               </w:rPr>
-              <w:t>20</w:t>
+              <w:t>21</w:t>
             </w:r>
             <w:r>
               <w:rPr>
@@ -3275,37 +3297,91 @@
           <w:sz w:val="28"/>
           <w:szCs w:val="28"/>
         </w:rPr>
-        <w:t>ВИ – Вариант Использования или Use Case, описание см. Википедию.</w:t>
-      </w:r>
-    </w:p>
-    <w:p>
-      <w:pPr>
-        <w:spacing w:after="0" w:line="240" w:lineRule="auto"/>
-        <w:jc w:val="both"/>
-        <w:rPr>
-          <w:rFonts w:ascii="Times New Roman" w:hAnsi="Times New Roman" w:cs="Times New Roman"/>
-          <w:sz w:val="28"/>
-          <w:szCs w:val="28"/>
-        </w:rPr>
-      </w:pPr>
-    </w:p>
-    <w:p>
-      <w:pPr>
-        <w:spacing w:after="0" w:line="240" w:lineRule="auto"/>
-        <w:jc w:val="both"/>
-        <w:rPr>
-          <w:rFonts w:ascii="Times New Roman" w:hAnsi="Times New Roman" w:cs="Times New Roman"/>
-          <w:sz w:val="28"/>
-          <w:szCs w:val="28"/>
-        </w:rPr>
-      </w:pPr>
-      <w:r>
-        <w:rPr>
-          <w:rFonts w:ascii="Times New Roman" w:hAnsi="Times New Roman" w:cs="Times New Roman"/>
-          <w:sz w:val="28"/>
-          <w:szCs w:val="28"/>
-        </w:rPr>
-        <w:t>ДВИ – Диаграмма Вариантов Использования или Use Case Diagram.</w:t>
+        <w:t xml:space="preserve">ВИ – Вариант Использования или </w:t>
+      </w:r>
+      <w:proofErr w:type="spellStart"/>
+      <w:r>
+        <w:rPr>
+          <w:rFonts w:ascii="Times New Roman" w:hAnsi="Times New Roman" w:cs="Times New Roman"/>
+          <w:sz w:val="28"/>
+          <w:szCs w:val="28"/>
+        </w:rPr>
+        <w:t>Use</w:t>
+      </w:r>
+      <w:proofErr w:type="spellEnd"/>
+      <w:r>
+        <w:rPr>
+          <w:rFonts w:ascii="Times New Roman" w:hAnsi="Times New Roman" w:cs="Times New Roman"/>
+          <w:sz w:val="28"/>
+          <w:szCs w:val="28"/>
+        </w:rPr>
+        <w:t xml:space="preserve"> Case, описание см. Википедию.</w:t>
+      </w:r>
+    </w:p>
+    <w:p>
+      <w:pPr>
+        <w:spacing w:after="0" w:line="240" w:lineRule="auto"/>
+        <w:jc w:val="both"/>
+        <w:rPr>
+          <w:rFonts w:ascii="Times New Roman" w:hAnsi="Times New Roman" w:cs="Times New Roman"/>
+          <w:sz w:val="28"/>
+          <w:szCs w:val="28"/>
+        </w:rPr>
+      </w:pPr>
+    </w:p>
+    <w:p>
+      <w:pPr>
+        <w:spacing w:after="0" w:line="240" w:lineRule="auto"/>
+        <w:jc w:val="both"/>
+        <w:rPr>
+          <w:rFonts w:ascii="Times New Roman" w:hAnsi="Times New Roman" w:cs="Times New Roman"/>
+          <w:sz w:val="28"/>
+          <w:szCs w:val="28"/>
+        </w:rPr>
+      </w:pPr>
+      <w:r>
+        <w:rPr>
+          <w:rFonts w:ascii="Times New Roman" w:hAnsi="Times New Roman" w:cs="Times New Roman"/>
+          <w:sz w:val="28"/>
+          <w:szCs w:val="28"/>
+        </w:rPr>
+        <w:t xml:space="preserve">ДВИ – Диаграмма Вариантов Использования или </w:t>
+      </w:r>
+      <w:proofErr w:type="spellStart"/>
+      <w:r>
+        <w:rPr>
+          <w:rFonts w:ascii="Times New Roman" w:hAnsi="Times New Roman" w:cs="Times New Roman"/>
+          <w:sz w:val="28"/>
+          <w:szCs w:val="28"/>
+        </w:rPr>
+        <w:t>Use</w:t>
+      </w:r>
+      <w:proofErr w:type="spellEnd"/>
+      <w:r>
+        <w:rPr>
+          <w:rFonts w:ascii="Times New Roman" w:hAnsi="Times New Roman" w:cs="Times New Roman"/>
+          <w:sz w:val="28"/>
+          <w:szCs w:val="28"/>
+        </w:rPr>
+        <w:t xml:space="preserve"> Case </w:t>
+      </w:r>
+      <w:proofErr w:type="spellStart"/>
+      <w:r>
+        <w:rPr>
+          <w:rFonts w:ascii="Times New Roman" w:hAnsi="Times New Roman" w:cs="Times New Roman"/>
+          <w:sz w:val="28"/>
+          <w:szCs w:val="28"/>
+        </w:rPr>
+        <w:t>Diagram</w:t>
+      </w:r>
+      <w:proofErr w:type="spellEnd"/>
+      <w:r>
+        <w:rPr>
+          <w:rFonts w:ascii="Times New Roman" w:hAnsi="Times New Roman" w:cs="Times New Roman"/>
+          <w:sz w:val="28"/>
+          <w:szCs w:val="28"/>
+        </w:rPr>
+        <w:t>.</w:t>
       </w:r>
     </w:p>
     <w:p>
@@ -3534,7 +3610,25 @@
           <w:sz w:val="28"/>
           <w:szCs w:val="28"/>
         </w:rPr>
-        <w:t xml:space="preserve">ОС (Операционная система) – программное обеспечение, управляющее ресурсами компьютера и обеспечивающее работу приложений (например: Windows, Linux, macOS).  </w:t>
+        <w:t xml:space="preserve">ОС (Операционная система) – программное обеспечение, управляющее ресурсами компьютера и обеспечивающее работу приложений (например: Windows, Linux, </w:t>
+      </w:r>
+      <w:proofErr w:type="spellStart"/>
+      <w:r>
+        <w:rPr>
+          <w:rFonts w:ascii="Times New Roman" w:hAnsi="Times New Roman" w:cs="Times New Roman"/>
+          <w:sz w:val="28"/>
+          <w:szCs w:val="28"/>
+        </w:rPr>
+        <w:t>macOS</w:t>
+      </w:r>
+      <w:proofErr w:type="spellEnd"/>
+      <w:r>
+        <w:rPr>
+          <w:rFonts w:ascii="Times New Roman" w:hAnsi="Times New Roman" w:cs="Times New Roman"/>
+          <w:sz w:val="28"/>
+          <w:szCs w:val="28"/>
+        </w:rPr>
+        <w:t xml:space="preserve">).  </w:t>
       </w:r>
     </w:p>
     <w:p>
@@ -3594,7 +3688,25 @@
           <w:sz w:val="28"/>
           <w:szCs w:val="28"/>
         </w:rPr>
-        <w:t xml:space="preserve">БД (База данных) – организованная структура для хранения, поиска и управления данными (например: реляционные, NoSQL).  </w:t>
+        <w:t xml:space="preserve">БД (База данных) – организованная структура для хранения, поиска и управления данными (например: реляционные, </w:t>
+      </w:r>
+      <w:proofErr w:type="spellStart"/>
+      <w:r>
+        <w:rPr>
+          <w:rFonts w:ascii="Times New Roman" w:hAnsi="Times New Roman" w:cs="Times New Roman"/>
+          <w:sz w:val="28"/>
+          <w:szCs w:val="28"/>
+        </w:rPr>
+        <w:t>NoSQL</w:t>
+      </w:r>
+      <w:proofErr w:type="spellEnd"/>
+      <w:r>
+        <w:rPr>
+          <w:rFonts w:ascii="Times New Roman" w:hAnsi="Times New Roman" w:cs="Times New Roman"/>
+          <w:sz w:val="28"/>
+          <w:szCs w:val="28"/>
+        </w:rPr>
+        <w:t xml:space="preserve">).  </w:t>
       </w:r>
     </w:p>
     <w:p>
@@ -3625,7 +3737,43 @@
           <w:szCs w:val="28"/>
         </w:rPr>
         <w:lastRenderedPageBreak/>
-        <w:t xml:space="preserve">СУБД (Система управления базами данных) – ПО для создания, администрирования и взаимодействия с БД (например: PostgreSQL, MySQL, MongoDB).  </w:t>
+        <w:t xml:space="preserve">СУБД (Система управления базами данных) – ПО для создания, администрирования и взаимодействия с БД (например: </w:t>
+      </w:r>
+      <w:proofErr w:type="spellStart"/>
+      <w:r>
+        <w:rPr>
+          <w:rFonts w:ascii="Times New Roman" w:hAnsi="Times New Roman" w:cs="Times New Roman"/>
+          <w:sz w:val="28"/>
+          <w:szCs w:val="28"/>
+        </w:rPr>
+        <w:t>PostgreSQL</w:t>
+      </w:r>
+      <w:proofErr w:type="spellEnd"/>
+      <w:r>
+        <w:rPr>
+          <w:rFonts w:ascii="Times New Roman" w:hAnsi="Times New Roman" w:cs="Times New Roman"/>
+          <w:sz w:val="28"/>
+          <w:szCs w:val="28"/>
+        </w:rPr>
+        <w:t xml:space="preserve">, MySQL, </w:t>
+      </w:r>
+      <w:proofErr w:type="spellStart"/>
+      <w:r>
+        <w:rPr>
+          <w:rFonts w:ascii="Times New Roman" w:hAnsi="Times New Roman" w:cs="Times New Roman"/>
+          <w:sz w:val="28"/>
+          <w:szCs w:val="28"/>
+        </w:rPr>
+        <w:t>MongoDB</w:t>
+      </w:r>
+      <w:proofErr w:type="spellEnd"/>
+      <w:r>
+        <w:rPr>
+          <w:rFonts w:ascii="Times New Roman" w:hAnsi="Times New Roman" w:cs="Times New Roman"/>
+          <w:sz w:val="28"/>
+          <w:szCs w:val="28"/>
+        </w:rPr>
+        <w:t xml:space="preserve">).  </w:t>
       </w:r>
     </w:p>
     <w:p>
@@ -3688,13 +3836,23 @@
           <w:szCs w:val="28"/>
         </w:rPr>
       </w:pPr>
-      <w:r>
-        <w:rPr>
-          <w:rFonts w:ascii="Times New Roman" w:hAnsi="Times New Roman" w:cs="Times New Roman"/>
-          <w:sz w:val="28"/>
-          <w:szCs w:val="28"/>
-        </w:rPr>
-        <w:t>PostgreSQL – мощная реляционная СУБД с открытым исходным кодом, поддерживающая расширяемость и сложные запросы.</w:t>
+      <w:proofErr w:type="spellStart"/>
+      <w:r>
+        <w:rPr>
+          <w:rFonts w:ascii="Times New Roman" w:hAnsi="Times New Roman" w:cs="Times New Roman"/>
+          <w:sz w:val="28"/>
+          <w:szCs w:val="28"/>
+        </w:rPr>
+        <w:t>PostgreSQL</w:t>
+      </w:r>
+      <w:proofErr w:type="spellEnd"/>
+      <w:r>
+        <w:rPr>
+          <w:rFonts w:ascii="Times New Roman" w:hAnsi="Times New Roman" w:cs="Times New Roman"/>
+          <w:sz w:val="28"/>
+          <w:szCs w:val="28"/>
+        </w:rPr>
+        <w:t xml:space="preserve"> – мощная реляционная СУБД с открытым исходным кодом, поддерживающая расширяемость и сложные запросы.</w:t>
       </w:r>
       <w:r>
         <w:rPr>
@@ -3980,13 +4138,23 @@
           <w:szCs w:val="28"/>
         </w:rPr>
       </w:pPr>
-      <w:r>
-        <w:rPr>
-          <w:rFonts w:ascii="Times New Roman" w:hAnsi="Times New Roman" w:cs="Times New Roman"/>
-          <w:sz w:val="28"/>
-          <w:szCs w:val="28"/>
-        </w:rPr>
-        <w:t>Root-доступ — права суперпользователя для администрирования системы.</w:t>
+      <w:proofErr w:type="spellStart"/>
+      <w:r>
+        <w:rPr>
+          <w:rFonts w:ascii="Times New Roman" w:hAnsi="Times New Roman" w:cs="Times New Roman"/>
+          <w:sz w:val="28"/>
+          <w:szCs w:val="28"/>
+        </w:rPr>
+        <w:t>Root</w:t>
+      </w:r>
+      <w:proofErr w:type="spellEnd"/>
+      <w:r>
+        <w:rPr>
+          <w:rFonts w:ascii="Times New Roman" w:hAnsi="Times New Roman" w:cs="Times New Roman"/>
+          <w:sz w:val="28"/>
+          <w:szCs w:val="28"/>
+        </w:rPr>
+        <w:t>-доступ — права суперпользователя для администрирования системы.</w:t>
       </w:r>
     </w:p>
     <w:p>
@@ -4742,6 +4910,7 @@
         </w:rPr>
         <w:t xml:space="preserve">. </w:t>
       </w:r>
+      <w:proofErr w:type="spellStart"/>
       <w:r>
         <w:rPr>
           <w:rFonts w:ascii="Times New Roman" w:hAnsi="Times New Roman" w:cs="Times New Roman"/>
@@ -4753,6 +4922,7 @@
         </w:rPr>
         <w:t>Фронтенд</w:t>
       </w:r>
+      <w:proofErr w:type="spellEnd"/>
       <w:r>
         <w:rPr>
           <w:rFonts w:ascii="Times New Roman" w:hAnsi="Times New Roman" w:cs="Times New Roman"/>
@@ -5227,8 +5397,9 @@
           <w:sz w:val="28"/>
           <w:szCs w:val="28"/>
         </w:rPr>
-        <w:t>), Предпродакшн (</w:t>
-      </w:r>
+        <w:t xml:space="preserve">), </w:t>
+      </w:r>
+      <w:proofErr w:type="spellStart"/>
       <w:r>
         <w:rPr>
           <w:rFonts w:ascii="Times New Roman" w:hAnsi="Times New Roman" w:cs="Times New Roman"/>
@@ -5237,10 +5408,10 @@
           <w:color w:val="auto"/>
           <w:sz w:val="28"/>
           <w:szCs w:val="28"/>
-          <w:lang w:val="en-US"/>
-        </w:rPr>
-        <w:t>s</w:t>
-      </w:r>
+        </w:rPr>
+        <w:t>Предпродакшн</w:t>
+      </w:r>
+      <w:proofErr w:type="spellEnd"/>
       <w:r>
         <w:rPr>
           <w:rFonts w:ascii="Times New Roman" w:hAnsi="Times New Roman" w:cs="Times New Roman"/>
@@ -5249,9 +5420,8 @@
           <w:color w:val="auto"/>
           <w:sz w:val="28"/>
           <w:szCs w:val="28"/>
-          <w:lang w:val="en-US"/>
-        </w:rPr>
-        <w:t>tage</w:t>
+        </w:rPr>
+        <w:t xml:space="preserve"> (</w:t>
       </w:r>
       <w:r>
         <w:rPr>
@@ -5261,8 +5431,9 @@
           <w:color w:val="auto"/>
           <w:sz w:val="28"/>
           <w:szCs w:val="28"/>
-        </w:rPr>
-        <w:t>), Продакшн (</w:t>
+          <w:lang w:val="en-US"/>
+        </w:rPr>
+        <w:t>s</w:t>
       </w:r>
       <w:r>
         <w:rPr>
@@ -5274,7 +5445,7 @@
           <w:szCs w:val="28"/>
           <w:lang w:val="en-US"/>
         </w:rPr>
-        <w:t>master</w:t>
+        <w:t>tage</w:t>
       </w:r>
       <w:r>
         <w:rPr>
@@ -5285,53 +5456,9 @@
           <w:sz w:val="28"/>
           <w:szCs w:val="28"/>
         </w:rPr>
-        <w:t>),</w:t>
-      </w:r>
-    </w:p>
-    <w:p/>
-    <w:p>
-      <w:pPr>
-        <w:pStyle w:val="2"/>
-        <w:spacing w:line="240" w:lineRule="auto"/>
-        <w:jc w:val="both"/>
-        <w:rPr>
-          <w:rFonts w:ascii="Times New Roman" w:hAnsi="Times New Roman" w:cs="Times New Roman"/>
-          <w:sz w:val="28"/>
-          <w:szCs w:val="28"/>
-        </w:rPr>
-      </w:pPr>
-      <w:bookmarkStart w:id="10" w:name="_Toc207398782"/>
-      <w:r>
-        <w:rPr>
-          <w:rFonts w:ascii="Times New Roman" w:hAnsi="Times New Roman" w:cs="Times New Roman"/>
-          <w:sz w:val="28"/>
-          <w:szCs w:val="28"/>
-        </w:rPr>
-        <w:t>2.</w:t>
-      </w:r>
-      <w:r>
-        <w:rPr>
-          <w:rFonts w:ascii="Times New Roman" w:hAnsi="Times New Roman" w:cs="Times New Roman"/>
-          <w:sz w:val="28"/>
-          <w:szCs w:val="28"/>
-        </w:rPr>
-        <w:t>5</w:t>
-      </w:r>
-      <w:r>
-        <w:rPr>
-          <w:rFonts w:ascii="Times New Roman" w:hAnsi="Times New Roman" w:cs="Times New Roman"/>
-          <w:sz w:val="28"/>
-          <w:szCs w:val="28"/>
-        </w:rPr>
-        <w:t>. Основные функциональные возможности Системы</w:t>
-      </w:r>
-      <w:bookmarkEnd w:id="10"/>
-    </w:p>
-    <w:p/>
-    <w:p>
-      <w:pPr>
-        <w:pStyle w:val="3"/>
-        <w:spacing w:before="0" w:line="240" w:lineRule="auto"/>
+        <w:t>), Продакшн (</w:t>
+      </w:r>
+      <w:r>
         <w:rPr>
           <w:rFonts w:ascii="Times New Roman" w:hAnsi="Times New Roman" w:cs="Times New Roman"/>
           <w:b w:val="0"/>
@@ -5339,8 +5466,10 @@
           <w:color w:val="auto"/>
           <w:sz w:val="28"/>
           <w:szCs w:val="28"/>
-        </w:rPr>
-      </w:pPr>
+          <w:lang w:val="en-US"/>
+        </w:rPr>
+        <w:t>master</w:t>
+      </w:r>
       <w:r>
         <w:rPr>
           <w:rFonts w:ascii="Times New Roman" w:hAnsi="Times New Roman" w:cs="Times New Roman"/>
@@ -5350,9 +5479,53 @@
           <w:sz w:val="28"/>
           <w:szCs w:val="28"/>
         </w:rPr>
+        <w:t>),</w:t>
+      </w:r>
+    </w:p>
+    <w:p/>
+    <w:p>
+      <w:pPr>
+        <w:pStyle w:val="2"/>
+        <w:spacing w:line="240" w:lineRule="auto"/>
+        <w:jc w:val="both"/>
+        <w:rPr>
+          <w:rFonts w:ascii="Times New Roman" w:hAnsi="Times New Roman" w:cs="Times New Roman"/>
+          <w:sz w:val="28"/>
+          <w:szCs w:val="28"/>
+        </w:rPr>
+      </w:pPr>
+      <w:bookmarkStart w:id="10" w:name="_Toc207398782"/>
+      <w:r>
+        <w:rPr>
+          <w:rFonts w:ascii="Times New Roman" w:hAnsi="Times New Roman" w:cs="Times New Roman"/>
+          <w:sz w:val="28"/>
+          <w:szCs w:val="28"/>
+        </w:rPr>
         <w:t>2.</w:t>
       </w:r>
       <w:r>
+        <w:rPr>
+          <w:rFonts w:ascii="Times New Roman" w:hAnsi="Times New Roman" w:cs="Times New Roman"/>
+          <w:sz w:val="28"/>
+          <w:szCs w:val="28"/>
+        </w:rPr>
+        <w:t>5</w:t>
+      </w:r>
+      <w:r>
+        <w:rPr>
+          <w:rFonts w:ascii="Times New Roman" w:hAnsi="Times New Roman" w:cs="Times New Roman"/>
+          <w:sz w:val="28"/>
+          <w:szCs w:val="28"/>
+        </w:rPr>
+        <w:t>. Основные функциональные возможности Системы</w:t>
+      </w:r>
+      <w:bookmarkEnd w:id="10"/>
+    </w:p>
+    <w:p/>
+    <w:p>
+      <w:pPr>
+        <w:pStyle w:val="3"/>
+        <w:spacing w:before="0" w:line="240" w:lineRule="auto"/>
         <w:rPr>
           <w:rFonts w:ascii="Times New Roman" w:hAnsi="Times New Roman" w:cs="Times New Roman"/>
           <w:b w:val="0"/>
@@ -5361,8 +5534,7 @@
           <w:sz w:val="28"/>
           <w:szCs w:val="28"/>
         </w:rPr>
-        <w:t>5</w:t>
-      </w:r>
+      </w:pPr>
       <w:r>
         <w:rPr>
           <w:rFonts w:ascii="Times New Roman" w:hAnsi="Times New Roman" w:cs="Times New Roman"/>
@@ -5372,7 +5544,7 @@
           <w:sz w:val="28"/>
           <w:szCs w:val="28"/>
         </w:rPr>
-        <w:t xml:space="preserve">.1. </w:t>
+        <w:t>2.</w:t>
       </w:r>
       <w:r>
         <w:rPr>
@@ -5383,7 +5555,53 @@
           <w:sz w:val="28"/>
           <w:szCs w:val="28"/>
         </w:rPr>
-        <w:t>Управление пользователями и ролями (Root, Администратор, Редактор, Читатель).</w:t>
+        <w:t>5</w:t>
+      </w:r>
+      <w:r>
+        <w:rPr>
+          <w:rFonts w:ascii="Times New Roman" w:hAnsi="Times New Roman" w:cs="Times New Roman"/>
+          <w:b w:val="0"/>
+          <w:bCs w:val="0"/>
+          <w:color w:val="auto"/>
+          <w:sz w:val="28"/>
+          <w:szCs w:val="28"/>
+        </w:rPr>
+        <w:t xml:space="preserve">.1. </w:t>
+      </w:r>
+      <w:r>
+        <w:rPr>
+          <w:rFonts w:ascii="Times New Roman" w:hAnsi="Times New Roman" w:cs="Times New Roman"/>
+          <w:b w:val="0"/>
+          <w:bCs w:val="0"/>
+          <w:color w:val="auto"/>
+          <w:sz w:val="28"/>
+          <w:szCs w:val="28"/>
+        </w:rPr>
+        <w:t>Управление пользователями и ролями (</w:t>
+      </w:r>
+      <w:proofErr w:type="spellStart"/>
+      <w:r>
+        <w:rPr>
+          <w:rFonts w:ascii="Times New Roman" w:hAnsi="Times New Roman" w:cs="Times New Roman"/>
+          <w:b w:val="0"/>
+          <w:bCs w:val="0"/>
+          <w:color w:val="auto"/>
+          <w:sz w:val="28"/>
+          <w:szCs w:val="28"/>
+        </w:rPr>
+        <w:t>Root</w:t>
+      </w:r>
+      <w:proofErr w:type="spellEnd"/>
+      <w:r>
+        <w:rPr>
+          <w:rFonts w:ascii="Times New Roman" w:hAnsi="Times New Roman" w:cs="Times New Roman"/>
+          <w:b w:val="0"/>
+          <w:bCs w:val="0"/>
+          <w:color w:val="auto"/>
+          <w:sz w:val="28"/>
+          <w:szCs w:val="28"/>
+        </w:rPr>
+        <w:t>, Администратор, Редактор, Читатель).</w:t>
       </w:r>
     </w:p>
     <w:p>
@@ -6933,8 +7151,19 @@
           <w:szCs w:val="28"/>
           <w:lang w:eastAsia="en-US"/>
         </w:rPr>
-        <w:t>Скачивание прикрепленных файлов .</w:t>
-      </w:r>
+        <w:t xml:space="preserve">Скачивание прикрепленных </w:t>
+      </w:r>
+      <w:proofErr w:type="gramStart"/>
+      <w:r>
+        <w:rPr>
+          <w:rFonts w:eastAsiaTheme="majorEastAsia"/>
+          <w:sz w:val="28"/>
+          <w:szCs w:val="28"/>
+          <w:lang w:eastAsia="en-US"/>
+        </w:rPr>
+        <w:t>файлов .</w:t>
+      </w:r>
+      <w:proofErr w:type="gramEnd"/>
     </w:p>
     <w:p>
       <w:pPr>
@@ -7023,7 +7252,27 @@
           <w:szCs w:val="28"/>
           <w:lang w:eastAsia="en-US"/>
         </w:rPr>
-        <w:t>Нет доступа к служебной информации (логи, настройки).</w:t>
+        <w:t>Нет доступа к служебной информации (</w:t>
+      </w:r>
+      <w:proofErr w:type="spellStart"/>
+      <w:r>
+        <w:rPr>
+          <w:rFonts w:eastAsiaTheme="majorEastAsia"/>
+          <w:sz w:val="28"/>
+          <w:szCs w:val="28"/>
+          <w:lang w:eastAsia="en-US"/>
+        </w:rPr>
+        <w:t>логи</w:t>
+      </w:r>
+      <w:proofErr w:type="spellEnd"/>
+      <w:r>
+        <w:rPr>
+          <w:rFonts w:eastAsiaTheme="majorEastAsia"/>
+          <w:sz w:val="28"/>
+          <w:szCs w:val="28"/>
+          <w:lang w:eastAsia="en-US"/>
+        </w:rPr>
+        <w:t>, настройки).</w:t>
       </w:r>
     </w:p>
     <w:p>
@@ -8568,6 +8817,7 @@
           <w:lang w:eastAsia="en-US"/>
         </w:rPr>
       </w:pPr>
+      <w:proofErr w:type="spellStart"/>
       <w:r>
         <w:rPr>
           <w:rFonts w:eastAsiaTheme="minorEastAsia"/>
@@ -8575,7 +8825,17 @@
           <w:szCs w:val="28"/>
           <w:lang w:eastAsia="en-US"/>
         </w:rPr>
-        <w:t>Root, Администратор, Редактор, Читатель.</w:t>
+        <w:t>Root</w:t>
+      </w:r>
+      <w:proofErr w:type="spellEnd"/>
+      <w:r>
+        <w:rPr>
+          <w:rFonts w:eastAsiaTheme="minorEastAsia"/>
+          <w:sz w:val="28"/>
+          <w:szCs w:val="28"/>
+          <w:lang w:eastAsia="en-US"/>
+        </w:rPr>
+        <w:t>, Администратор, Редактор, Читатель.</w:t>
       </w:r>
     </w:p>
     <w:p>
@@ -8619,7 +8879,27 @@
           <w:szCs w:val="28"/>
           <w:lang w:eastAsia="en-US"/>
         </w:rPr>
-        <w:t>Двухфакторная аутентификация (2FA) для Root и Администратор.</w:t>
+        <w:t xml:space="preserve">Двухфакторная аутентификация (2FA) для </w:t>
+      </w:r>
+      <w:proofErr w:type="spellStart"/>
+      <w:r>
+        <w:rPr>
+          <w:rFonts w:eastAsiaTheme="minorEastAsia"/>
+          <w:sz w:val="28"/>
+          <w:szCs w:val="28"/>
+          <w:lang w:eastAsia="en-US"/>
+        </w:rPr>
+        <w:t>Root</w:t>
+      </w:r>
+      <w:proofErr w:type="spellEnd"/>
+      <w:r>
+        <w:rPr>
+          <w:rFonts w:eastAsiaTheme="minorEastAsia"/>
+          <w:sz w:val="28"/>
+          <w:szCs w:val="28"/>
+          <w:lang w:eastAsia="en-US"/>
+        </w:rPr>
+        <w:t xml:space="preserve"> и Администратор.</w:t>
       </w:r>
     </w:p>
     <w:p>
@@ -8657,7 +8937,43 @@
           <w:sz w:val="28"/>
           <w:szCs w:val="28"/>
         </w:rPr>
-        <w:t>- Технологии: Django Auth, HTTPS.</w:t>
+        <w:t xml:space="preserve">- Технологии: </w:t>
+      </w:r>
+      <w:proofErr w:type="spellStart"/>
+      <w:r>
+        <w:rPr>
+          <w:rFonts w:ascii="Times New Roman" w:hAnsi="Times New Roman" w:cs="Times New Roman"/>
+          <w:sz w:val="28"/>
+          <w:szCs w:val="28"/>
+        </w:rPr>
+        <w:t>Django</w:t>
+      </w:r>
+      <w:proofErr w:type="spellEnd"/>
+      <w:r>
+        <w:rPr>
+          <w:rFonts w:ascii="Times New Roman" w:hAnsi="Times New Roman" w:cs="Times New Roman"/>
+          <w:sz w:val="28"/>
+          <w:szCs w:val="28"/>
+        </w:rPr>
+        <w:t xml:space="preserve"> </w:t>
+      </w:r>
+      <w:proofErr w:type="spellStart"/>
+      <w:r>
+        <w:rPr>
+          <w:rFonts w:ascii="Times New Roman" w:hAnsi="Times New Roman" w:cs="Times New Roman"/>
+          <w:sz w:val="28"/>
+          <w:szCs w:val="28"/>
+        </w:rPr>
+        <w:t>Auth</w:t>
+      </w:r>
+      <w:proofErr w:type="spellEnd"/>
+      <w:r>
+        <w:rPr>
+          <w:rFonts w:ascii="Times New Roman" w:hAnsi="Times New Roman" w:cs="Times New Roman"/>
+          <w:sz w:val="28"/>
+          <w:szCs w:val="28"/>
+        </w:rPr>
+        <w:t>, HTTPS.</w:t>
       </w:r>
     </w:p>
     <w:p>
@@ -8753,7 +9069,43 @@
           <w:sz w:val="28"/>
           <w:szCs w:val="28"/>
         </w:rPr>
-        <w:t>- Технологии: Django Admin, Postgres.</w:t>
+        <w:t xml:space="preserve">- Технологии: </w:t>
+      </w:r>
+      <w:proofErr w:type="spellStart"/>
+      <w:r>
+        <w:rPr>
+          <w:rFonts w:ascii="Times New Roman" w:hAnsi="Times New Roman" w:cs="Times New Roman"/>
+          <w:sz w:val="28"/>
+          <w:szCs w:val="28"/>
+        </w:rPr>
+        <w:t>Django</w:t>
+      </w:r>
+      <w:proofErr w:type="spellEnd"/>
+      <w:r>
+        <w:rPr>
+          <w:rFonts w:ascii="Times New Roman" w:hAnsi="Times New Roman" w:cs="Times New Roman"/>
+          <w:sz w:val="28"/>
+          <w:szCs w:val="28"/>
+        </w:rPr>
+        <w:t xml:space="preserve"> Admin, </w:t>
+      </w:r>
+      <w:proofErr w:type="spellStart"/>
+      <w:r>
+        <w:rPr>
+          <w:rFonts w:ascii="Times New Roman" w:hAnsi="Times New Roman" w:cs="Times New Roman"/>
+          <w:sz w:val="28"/>
+          <w:szCs w:val="28"/>
+        </w:rPr>
+        <w:t>Postgres</w:t>
+      </w:r>
+      <w:proofErr w:type="spellEnd"/>
+      <w:r>
+        <w:rPr>
+          <w:rFonts w:ascii="Times New Roman" w:hAnsi="Times New Roman" w:cs="Times New Roman"/>
+          <w:sz w:val="28"/>
+          <w:szCs w:val="28"/>
+        </w:rPr>
+        <w:t>.</w:t>
       </w:r>
     </w:p>
     <w:p>
@@ -9077,6 +9429,7 @@
         </w:rPr>
         <w:t>Поддержка полнотекстового поиска (</w:t>
       </w:r>
+      <w:proofErr w:type="spellStart"/>
       <w:r>
         <w:rPr>
           <w:rFonts w:ascii="Times New Roman" w:hAnsi="Times New Roman" w:cs="Times New Roman"/>
@@ -9085,6 +9438,7 @@
         </w:rPr>
         <w:t>Postgres</w:t>
       </w:r>
+      <w:proofErr w:type="spellEnd"/>
       <w:r>
         <w:rPr>
           <w:rFonts w:ascii="Times New Roman" w:hAnsi="Times New Roman" w:cs="Times New Roman"/>
@@ -9093,6 +9447,7 @@
         </w:rPr>
         <w:t xml:space="preserve"> </w:t>
       </w:r>
+      <w:proofErr w:type="spellStart"/>
       <w:r>
         <w:rPr>
           <w:rFonts w:ascii="Times New Roman" w:hAnsi="Times New Roman" w:cs="Times New Roman"/>
@@ -9102,6 +9457,7 @@
         </w:rPr>
         <w:t>pg</w:t>
       </w:r>
+      <w:proofErr w:type="spellEnd"/>
       <w:r>
         <w:rPr>
           <w:rFonts w:ascii="Times New Roman" w:hAnsi="Times New Roman" w:cs="Times New Roman"/>
@@ -9110,6 +9466,7 @@
         </w:rPr>
         <w:t>_</w:t>
       </w:r>
+      <w:proofErr w:type="spellStart"/>
       <w:r>
         <w:rPr>
           <w:rFonts w:ascii="Times New Roman" w:hAnsi="Times New Roman" w:cs="Times New Roman"/>
@@ -9119,6 +9476,7 @@
         </w:rPr>
         <w:t>trgm</w:t>
       </w:r>
+      <w:proofErr w:type="spellEnd"/>
       <w:r>
         <w:rPr>
           <w:rFonts w:ascii="Times New Roman" w:hAnsi="Times New Roman" w:cs="Times New Roman"/>
@@ -9127,6 +9485,7 @@
         </w:rPr>
         <w:t xml:space="preserve">, </w:t>
       </w:r>
+      <w:proofErr w:type="spellStart"/>
       <w:r>
         <w:rPr>
           <w:rFonts w:ascii="Times New Roman" w:hAnsi="Times New Roman" w:cs="Times New Roman"/>
@@ -9136,6 +9495,7 @@
         </w:rPr>
         <w:t>tsvector</w:t>
       </w:r>
+      <w:proofErr w:type="spellEnd"/>
       <w:r>
         <w:rPr>
           <w:rFonts w:ascii="Times New Roman" w:hAnsi="Times New Roman" w:cs="Times New Roman"/>
@@ -9291,7 +9651,25 @@
           <w:sz w:val="28"/>
           <w:szCs w:val="28"/>
         </w:rPr>
-        <w:t>- Технологии: Django ORM, JavaScript (AJAX).</w:t>
+        <w:t xml:space="preserve">- Технологии: </w:t>
+      </w:r>
+      <w:proofErr w:type="spellStart"/>
+      <w:r>
+        <w:rPr>
+          <w:rFonts w:ascii="Times New Roman" w:hAnsi="Times New Roman" w:cs="Times New Roman"/>
+          <w:sz w:val="28"/>
+          <w:szCs w:val="28"/>
+        </w:rPr>
+        <w:t>Django</w:t>
+      </w:r>
+      <w:proofErr w:type="spellEnd"/>
+      <w:r>
+        <w:rPr>
+          <w:rFonts w:ascii="Times New Roman" w:hAnsi="Times New Roman" w:cs="Times New Roman"/>
+          <w:sz w:val="28"/>
+          <w:szCs w:val="28"/>
+        </w:rPr>
+        <w:t xml:space="preserve"> ORM, JavaScript (AJAX).</w:t>
       </w:r>
     </w:p>
     <w:p>
@@ -9368,7 +9746,25 @@
           <w:sz w:val="28"/>
           <w:szCs w:val="28"/>
         </w:rPr>
-        <w:t>- Технологии: Django Storage, AWS S3 (опционально).</w:t>
+        <w:t xml:space="preserve">- Технологии: </w:t>
+      </w:r>
+      <w:proofErr w:type="spellStart"/>
+      <w:r>
+        <w:rPr>
+          <w:rFonts w:ascii="Times New Roman" w:hAnsi="Times New Roman" w:cs="Times New Roman"/>
+          <w:sz w:val="28"/>
+          <w:szCs w:val="28"/>
+        </w:rPr>
+        <w:t>Django</w:t>
+      </w:r>
+      <w:proofErr w:type="spellEnd"/>
+      <w:r>
+        <w:rPr>
+          <w:rFonts w:ascii="Times New Roman" w:hAnsi="Times New Roman" w:cs="Times New Roman"/>
+          <w:sz w:val="28"/>
+          <w:szCs w:val="28"/>
+        </w:rPr>
+        <w:t xml:space="preserve"> Storage, AWS S3 (опционально).</w:t>
       </w:r>
     </w:p>
     <w:p>
@@ -9423,7 +9819,25 @@
           <w:sz w:val="28"/>
           <w:szCs w:val="28"/>
         </w:rPr>
-        <w:t>- Цель: Просматривать действия пользователей</w:t>
+        <w:t>- Цель</w:t>
+      </w:r>
+      <w:proofErr w:type="gramStart"/>
+      <w:r>
+        <w:rPr>
+          <w:rFonts w:ascii="Times New Roman" w:hAnsi="Times New Roman" w:cs="Times New Roman"/>
+          <w:sz w:val="28"/>
+          <w:szCs w:val="28"/>
+        </w:rPr>
+        <w:t>: Просматривать</w:t>
+      </w:r>
+      <w:proofErr w:type="gramEnd"/>
+      <w:r>
+        <w:rPr>
+          <w:rFonts w:ascii="Times New Roman" w:hAnsi="Times New Roman" w:cs="Times New Roman"/>
+          <w:sz w:val="28"/>
+          <w:szCs w:val="28"/>
+        </w:rPr>
+        <w:t xml:space="preserve"> действия пользователей</w:t>
       </w:r>
       <w:r>
         <w:rPr>
@@ -9641,26 +10055,98 @@
           <w:sz w:val="28"/>
           <w:szCs w:val="28"/>
         </w:rPr>
-        <w:t>- Логирование: Запись всех действий пользователей (Django Logging).</w:t>
-      </w:r>
-    </w:p>
-    <w:p>
-      <w:pPr>
-        <w:spacing w:after="0" w:line="240" w:lineRule="auto"/>
-        <w:jc w:val="both"/>
-        <w:rPr>
-          <w:rFonts w:ascii="Times New Roman" w:hAnsi="Times New Roman" w:cs="Times New Roman"/>
-          <w:sz w:val="28"/>
-          <w:szCs w:val="28"/>
-        </w:rPr>
-      </w:pPr>
-      <w:r>
-        <w:rPr>
-          <w:rFonts w:ascii="Times New Roman" w:hAnsi="Times New Roman" w:cs="Times New Roman"/>
-          <w:sz w:val="28"/>
-          <w:szCs w:val="28"/>
-        </w:rPr>
-        <w:t>- Безопасность: Защита от SQL-инъекций, XSS (Django Security Middleware).</w:t>
+        <w:t>- Логирование: Запись всех действий пользователей (</w:t>
+      </w:r>
+      <w:proofErr w:type="spellStart"/>
+      <w:r>
+        <w:rPr>
+          <w:rFonts w:ascii="Times New Roman" w:hAnsi="Times New Roman" w:cs="Times New Roman"/>
+          <w:sz w:val="28"/>
+          <w:szCs w:val="28"/>
+        </w:rPr>
+        <w:t>Django</w:t>
+      </w:r>
+      <w:proofErr w:type="spellEnd"/>
+      <w:r>
+        <w:rPr>
+          <w:rFonts w:ascii="Times New Roman" w:hAnsi="Times New Roman" w:cs="Times New Roman"/>
+          <w:sz w:val="28"/>
+          <w:szCs w:val="28"/>
+        </w:rPr>
+        <w:t xml:space="preserve"> </w:t>
+      </w:r>
+      <w:proofErr w:type="spellStart"/>
+      <w:r>
+        <w:rPr>
+          <w:rFonts w:ascii="Times New Roman" w:hAnsi="Times New Roman" w:cs="Times New Roman"/>
+          <w:sz w:val="28"/>
+          <w:szCs w:val="28"/>
+        </w:rPr>
+        <w:t>Logging</w:t>
+      </w:r>
+      <w:proofErr w:type="spellEnd"/>
+      <w:r>
+        <w:rPr>
+          <w:rFonts w:ascii="Times New Roman" w:hAnsi="Times New Roman" w:cs="Times New Roman"/>
+          <w:sz w:val="28"/>
+          <w:szCs w:val="28"/>
+        </w:rPr>
+        <w:t>).</w:t>
+      </w:r>
+    </w:p>
+    <w:p>
+      <w:pPr>
+        <w:spacing w:after="0" w:line="240" w:lineRule="auto"/>
+        <w:jc w:val="both"/>
+        <w:rPr>
+          <w:rFonts w:ascii="Times New Roman" w:hAnsi="Times New Roman" w:cs="Times New Roman"/>
+          <w:sz w:val="28"/>
+          <w:szCs w:val="28"/>
+        </w:rPr>
+      </w:pPr>
+      <w:r>
+        <w:rPr>
+          <w:rFonts w:ascii="Times New Roman" w:hAnsi="Times New Roman" w:cs="Times New Roman"/>
+          <w:sz w:val="28"/>
+          <w:szCs w:val="28"/>
+        </w:rPr>
+        <w:t>- Безопасность: Защита от SQL-инъекций, XSS (</w:t>
+      </w:r>
+      <w:proofErr w:type="spellStart"/>
+      <w:r>
+        <w:rPr>
+          <w:rFonts w:ascii="Times New Roman" w:hAnsi="Times New Roman" w:cs="Times New Roman"/>
+          <w:sz w:val="28"/>
+          <w:szCs w:val="28"/>
+        </w:rPr>
+        <w:t>Django</w:t>
+      </w:r>
+      <w:proofErr w:type="spellEnd"/>
+      <w:r>
+        <w:rPr>
+          <w:rFonts w:ascii="Times New Roman" w:hAnsi="Times New Roman" w:cs="Times New Roman"/>
+          <w:sz w:val="28"/>
+          <w:szCs w:val="28"/>
+        </w:rPr>
+        <w:t xml:space="preserve"> Security </w:t>
+      </w:r>
+      <w:proofErr w:type="spellStart"/>
+      <w:r>
+        <w:rPr>
+          <w:rFonts w:ascii="Times New Roman" w:hAnsi="Times New Roman" w:cs="Times New Roman"/>
+          <w:sz w:val="28"/>
+          <w:szCs w:val="28"/>
+        </w:rPr>
+        <w:t>Middleware</w:t>
+      </w:r>
+      <w:proofErr w:type="spellEnd"/>
+      <w:r>
+        <w:rPr>
+          <w:rFonts w:ascii="Times New Roman" w:hAnsi="Times New Roman" w:cs="Times New Roman"/>
+          <w:sz w:val="28"/>
+          <w:szCs w:val="28"/>
+        </w:rPr>
+        <w:t>).</w:t>
       </w:r>
     </w:p>
     <w:p>
@@ -10343,7 +10829,16 @@
                 <w:sz w:val="28"/>
                 <w:szCs w:val="28"/>
               </w:rPr>
-              <w:t xml:space="preserve">                                    </w:t>
+              <w:t xml:space="preserve">                                 </w:t>
+            </w:r>
+            <w:proofErr w:type="gramStart"/>
+            <w:r>
+              <w:rPr>
+                <w:rFonts w:ascii="Times New Roman" w:hAnsi="Times New Roman" w:cs="Times New Roman"/>
+                <w:sz w:val="28"/>
+                <w:szCs w:val="28"/>
+              </w:rPr>
+              <w:t xml:space="preserve">   </w:t>
             </w:r>
             <w:r>
               <w:rPr>
@@ -10353,6 +10848,7 @@
               </w:rPr>
               <w:t>(</w:t>
             </w:r>
+            <w:proofErr w:type="gramEnd"/>
             <w:r>
               <w:rPr>
                 <w:rFonts w:ascii="Times New Roman" w:hAnsi="Times New Roman" w:cs="Times New Roman"/>
@@ -11546,7 +12042,16 @@
                 <w:sz w:val="28"/>
                 <w:szCs w:val="28"/>
               </w:rPr>
-              <w:t xml:space="preserve">Необязательное, формат:  </w:t>
+              <w:t xml:space="preserve">Необязательное, </w:t>
+            </w:r>
+            <w:proofErr w:type="gramStart"/>
+            <w:r>
+              <w:rPr>
+                <w:rFonts w:ascii="Times New Roman" w:hAnsi="Times New Roman" w:cs="Times New Roman"/>
+                <w:sz w:val="28"/>
+                <w:szCs w:val="28"/>
+              </w:rPr>
+              <w:t xml:space="preserve">формат:  </w:t>
             </w:r>
             <w:r>
               <w:rPr>
@@ -11555,7 +12060,17 @@
                 <w:szCs w:val="28"/>
                 <w:lang w:val="en-US"/>
               </w:rPr>
-              <w:t>JPEG/PNG</w:t>
+              <w:t>JPEG</w:t>
+            </w:r>
+            <w:proofErr w:type="gramEnd"/>
+            <w:r>
+              <w:rPr>
+                <w:rFonts w:ascii="Times New Roman" w:hAnsi="Times New Roman" w:cs="Times New Roman"/>
+                <w:sz w:val="28"/>
+                <w:szCs w:val="28"/>
+                <w:lang w:val="en-US"/>
+              </w:rPr>
+              <w:t>/PNG</w:t>
             </w:r>
           </w:p>
         </w:tc>
@@ -13912,6 +14427,7 @@
         </w:rPr>
         <w:t xml:space="preserve">   - </w:t>
       </w:r>
+      <w:proofErr w:type="spellStart"/>
       <w:r>
         <w:rPr>
           <w:rFonts w:ascii="Times New Roman" w:hAnsi="Times New Roman" w:cs="Times New Roman"/>
@@ -13922,6 +14438,7 @@
         </w:rPr>
         <w:t>id</w:t>
       </w:r>
+      <w:proofErr w:type="spellEnd"/>
       <w:r>
         <w:rPr>
           <w:rFonts w:ascii="Times New Roman" w:hAnsi="Times New Roman" w:cs="Times New Roman"/>
@@ -13949,6 +14466,7 @@
         </w:rPr>
         <w:t xml:space="preserve">   - </w:t>
       </w:r>
+      <w:proofErr w:type="spellStart"/>
       <w:r>
         <w:rPr>
           <w:rFonts w:ascii="Times New Roman" w:hAnsi="Times New Roman" w:cs="Times New Roman"/>
@@ -13959,6 +14477,7 @@
         </w:rPr>
         <w:t>username</w:t>
       </w:r>
+      <w:proofErr w:type="spellEnd"/>
       <w:r>
         <w:rPr>
           <w:rFonts w:ascii="Times New Roman" w:hAnsi="Times New Roman" w:cs="Times New Roman"/>
@@ -13986,6 +14505,7 @@
         </w:rPr>
         <w:t xml:space="preserve">   - </w:t>
       </w:r>
+      <w:proofErr w:type="spellStart"/>
       <w:r>
         <w:rPr>
           <w:rFonts w:ascii="Times New Roman" w:hAnsi="Times New Roman" w:cs="Times New Roman"/>
@@ -14014,13 +14534,32 @@
         </w:rPr>
         <w:t>hash</w:t>
       </w:r>
-      <w:r>
-        <w:rPr>
-          <w:rFonts w:ascii="Times New Roman" w:hAnsi="Times New Roman" w:cs="Times New Roman"/>
-          <w:sz w:val="28"/>
-          <w:szCs w:val="28"/>
-        </w:rPr>
-        <w:t xml:space="preserve"> - хеш пароля</w:t>
+      <w:proofErr w:type="spellEnd"/>
+      <w:r>
+        <w:rPr>
+          <w:rFonts w:ascii="Times New Roman" w:hAnsi="Times New Roman" w:cs="Times New Roman"/>
+          <w:sz w:val="28"/>
+          <w:szCs w:val="28"/>
+        </w:rPr>
+        <w:t xml:space="preserve"> - </w:t>
+      </w:r>
+      <w:proofErr w:type="spellStart"/>
+      <w:r>
+        <w:rPr>
+          <w:rFonts w:ascii="Times New Roman" w:hAnsi="Times New Roman" w:cs="Times New Roman"/>
+          <w:sz w:val="28"/>
+          <w:szCs w:val="28"/>
+        </w:rPr>
+        <w:t>хеш</w:t>
+      </w:r>
+      <w:proofErr w:type="spellEnd"/>
+      <w:r>
+        <w:rPr>
+          <w:rFonts w:ascii="Times New Roman" w:hAnsi="Times New Roman" w:cs="Times New Roman"/>
+          <w:sz w:val="28"/>
+          <w:szCs w:val="28"/>
+        </w:rPr>
+        <w:t xml:space="preserve"> пароля</w:t>
       </w:r>
     </w:p>
     <w:p>
@@ -14041,6 +14580,7 @@
         </w:rPr>
         <w:t xml:space="preserve">   - </w:t>
       </w:r>
+      <w:proofErr w:type="spellStart"/>
       <w:r>
         <w:rPr>
           <w:rFonts w:ascii="Times New Roman" w:hAnsi="Times New Roman" w:cs="Times New Roman"/>
@@ -14051,6 +14591,7 @@
         </w:rPr>
         <w:t>email</w:t>
       </w:r>
+      <w:proofErr w:type="spellEnd"/>
       <w:r>
         <w:rPr>
           <w:rFonts w:ascii="Times New Roman" w:hAnsi="Times New Roman" w:cs="Times New Roman"/>
@@ -14078,6 +14619,7 @@
         </w:rPr>
         <w:t xml:space="preserve">   - </w:t>
       </w:r>
+      <w:proofErr w:type="spellStart"/>
       <w:r>
         <w:rPr>
           <w:rFonts w:ascii="Times New Roman" w:hAnsi="Times New Roman" w:cs="Times New Roman"/>
@@ -14106,6 +14648,7 @@
         </w:rPr>
         <w:t>at</w:t>
       </w:r>
+      <w:proofErr w:type="spellEnd"/>
       <w:r>
         <w:rPr>
           <w:rFonts w:ascii="Times New Roman" w:hAnsi="Times New Roman" w:cs="Times New Roman"/>
@@ -14133,6 +14676,7 @@
         </w:rPr>
         <w:t xml:space="preserve">   - </w:t>
       </w:r>
+      <w:proofErr w:type="spellStart"/>
       <w:r>
         <w:rPr>
           <w:rFonts w:ascii="Times New Roman" w:hAnsi="Times New Roman" w:cs="Times New Roman"/>
@@ -14161,6 +14705,7 @@
         </w:rPr>
         <w:t>at</w:t>
       </w:r>
+      <w:proofErr w:type="spellEnd"/>
       <w:r>
         <w:rPr>
           <w:rFonts w:ascii="Times New Roman" w:hAnsi="Times New Roman" w:cs="Times New Roman"/>
@@ -14218,6 +14763,7 @@
         </w:rPr>
         <w:t xml:space="preserve">   - </w:t>
       </w:r>
+      <w:proofErr w:type="spellStart"/>
       <w:r>
         <w:rPr>
           <w:rFonts w:ascii="Times New Roman" w:hAnsi="Times New Roman" w:cs="Times New Roman"/>
@@ -14228,6 +14774,7 @@
         </w:rPr>
         <w:t>id</w:t>
       </w:r>
+      <w:proofErr w:type="spellEnd"/>
       <w:r>
         <w:rPr>
           <w:rFonts w:ascii="Times New Roman" w:hAnsi="Times New Roman" w:cs="Times New Roman"/>
@@ -14255,6 +14802,7 @@
         </w:rPr>
         <w:t xml:space="preserve">   - </w:t>
       </w:r>
+      <w:proofErr w:type="spellStart"/>
       <w:r>
         <w:rPr>
           <w:rFonts w:ascii="Times New Roman" w:hAnsi="Times New Roman" w:cs="Times New Roman"/>
@@ -14265,6 +14813,7 @@
         </w:rPr>
         <w:t>user_id</w:t>
       </w:r>
+      <w:proofErr w:type="spellEnd"/>
       <w:r>
         <w:rPr>
           <w:rFonts w:ascii="Times New Roman" w:hAnsi="Times New Roman" w:cs="Times New Roman"/>
@@ -14302,6 +14851,7 @@
         </w:rPr>
         <w:t xml:space="preserve">- </w:t>
       </w:r>
+      <w:proofErr w:type="spellStart"/>
       <w:r>
         <w:rPr>
           <w:rFonts w:ascii="Times New Roman" w:hAnsi="Times New Roman" w:cs="Times New Roman"/>
@@ -14313,6 +14863,7 @@
         </w:rPr>
         <w:t>role_id</w:t>
       </w:r>
+      <w:proofErr w:type="spellEnd"/>
       <w:r>
         <w:rPr>
           <w:rFonts w:ascii="Times New Roman" w:hAnsi="Times New Roman" w:cs="Times New Roman"/>
@@ -14380,6 +14931,7 @@
         </w:rPr>
         <w:t xml:space="preserve">   - </w:t>
       </w:r>
+      <w:proofErr w:type="spellStart"/>
       <w:r>
         <w:rPr>
           <w:rFonts w:ascii="Times New Roman" w:hAnsi="Times New Roman" w:cs="Times New Roman"/>
@@ -14390,6 +14942,7 @@
         </w:rPr>
         <w:t>id</w:t>
       </w:r>
+      <w:proofErr w:type="spellEnd"/>
       <w:r>
         <w:rPr>
           <w:rFonts w:ascii="Times New Roman" w:hAnsi="Times New Roman" w:cs="Times New Roman"/>
@@ -14417,6 +14970,7 @@
         </w:rPr>
         <w:t xml:space="preserve">   - </w:t>
       </w:r>
+      <w:proofErr w:type="spellStart"/>
       <w:r>
         <w:rPr>
           <w:rFonts w:ascii="Times New Roman" w:hAnsi="Times New Roman" w:cs="Times New Roman"/>
@@ -14427,6 +14981,7 @@
         </w:rPr>
         <w:t>name</w:t>
       </w:r>
+      <w:proofErr w:type="spellEnd"/>
       <w:r>
         <w:rPr>
           <w:rFonts w:ascii="Times New Roman" w:hAnsi="Times New Roman" w:cs="Times New Roman"/>
@@ -14454,6 +15009,7 @@
         </w:rPr>
         <w:t xml:space="preserve">   - </w:t>
       </w:r>
+      <w:proofErr w:type="spellStart"/>
       <w:r>
         <w:rPr>
           <w:rFonts w:ascii="Times New Roman" w:hAnsi="Times New Roman" w:cs="Times New Roman"/>
@@ -14464,6 +15020,7 @@
         </w:rPr>
         <w:t>description</w:t>
       </w:r>
+      <w:proofErr w:type="spellEnd"/>
       <w:r>
         <w:rPr>
           <w:rFonts w:ascii="Times New Roman" w:hAnsi="Times New Roman" w:cs="Times New Roman"/>
@@ -14521,6 +15078,7 @@
         </w:rPr>
         <w:t xml:space="preserve">   - </w:t>
       </w:r>
+      <w:proofErr w:type="spellStart"/>
       <w:r>
         <w:rPr>
           <w:rFonts w:ascii="Times New Roman" w:hAnsi="Times New Roman" w:cs="Times New Roman"/>
@@ -14531,6 +15089,7 @@
         </w:rPr>
         <w:t>id</w:t>
       </w:r>
+      <w:proofErr w:type="spellEnd"/>
       <w:r>
         <w:rPr>
           <w:rFonts w:ascii="Times New Roman" w:hAnsi="Times New Roman" w:cs="Times New Roman"/>
@@ -14558,6 +15117,7 @@
         </w:rPr>
         <w:t xml:space="preserve">   - </w:t>
       </w:r>
+      <w:proofErr w:type="spellStart"/>
       <w:r>
         <w:rPr>
           <w:rFonts w:ascii="Times New Roman" w:hAnsi="Times New Roman" w:cs="Times New Roman"/>
@@ -14568,6 +15128,7 @@
         </w:rPr>
         <w:t>name</w:t>
       </w:r>
+      <w:proofErr w:type="spellEnd"/>
       <w:r>
         <w:rPr>
           <w:rFonts w:ascii="Times New Roman" w:hAnsi="Times New Roman" w:cs="Times New Roman"/>
@@ -14758,6 +15319,7 @@
         </w:rPr>
         <w:t xml:space="preserve">- </w:t>
       </w:r>
+      <w:proofErr w:type="spellStart"/>
       <w:r>
         <w:rPr>
           <w:rFonts w:ascii="Times New Roman" w:hAnsi="Times New Roman" w:cs="Times New Roman"/>
@@ -14768,6 +15330,7 @@
         </w:rPr>
         <w:t>id</w:t>
       </w:r>
+      <w:proofErr w:type="spellEnd"/>
       <w:r>
         <w:rPr>
           <w:rFonts w:ascii="Times New Roman" w:hAnsi="Times New Roman" w:cs="Times New Roman"/>
@@ -14795,6 +15358,7 @@
         </w:rPr>
         <w:t xml:space="preserve">   - </w:t>
       </w:r>
+      <w:proofErr w:type="spellStart"/>
       <w:r>
         <w:rPr>
           <w:rFonts w:ascii="Times New Roman" w:hAnsi="Times New Roman" w:cs="Times New Roman"/>
@@ -14805,6 +15369,7 @@
         </w:rPr>
         <w:t>name</w:t>
       </w:r>
+      <w:proofErr w:type="spellEnd"/>
       <w:r>
         <w:rPr>
           <w:rFonts w:ascii="Times New Roman" w:hAnsi="Times New Roman" w:cs="Times New Roman"/>
@@ -14900,6 +15465,7 @@
         </w:rPr>
         <w:t xml:space="preserve">- </w:t>
       </w:r>
+      <w:proofErr w:type="spellStart"/>
       <w:r>
         <w:rPr>
           <w:rFonts w:ascii="Times New Roman" w:hAnsi="Times New Roman" w:cs="Times New Roman"/>
@@ -14911,6 +15477,7 @@
         </w:rPr>
         <w:t>created_by</w:t>
       </w:r>
+      <w:proofErr w:type="spellEnd"/>
       <w:r>
         <w:rPr>
           <w:rFonts w:ascii="Times New Roman" w:hAnsi="Times New Roman" w:cs="Times New Roman"/>
@@ -14956,6 +15523,7 @@
         </w:rPr>
         <w:t xml:space="preserve">- </w:t>
       </w:r>
+      <w:proofErr w:type="spellStart"/>
       <w:r>
         <w:rPr>
           <w:rFonts w:ascii="Times New Roman" w:hAnsi="Times New Roman" w:cs="Times New Roman"/>
@@ -14966,6 +15534,7 @@
         </w:rPr>
         <w:t>created_at</w:t>
       </w:r>
+      <w:proofErr w:type="spellEnd"/>
       <w:r>
         <w:rPr>
           <w:rFonts w:ascii="Times New Roman" w:hAnsi="Times New Roman" w:cs="Times New Roman"/>
@@ -14993,6 +15562,7 @@
         </w:rPr>
         <w:t xml:space="preserve">   - </w:t>
       </w:r>
+      <w:proofErr w:type="spellStart"/>
       <w:r>
         <w:rPr>
           <w:rFonts w:ascii="Times New Roman" w:hAnsi="Times New Roman" w:cs="Times New Roman"/>
@@ -15003,6 +15573,7 @@
         </w:rPr>
         <w:t>updated_at</w:t>
       </w:r>
+      <w:proofErr w:type="spellEnd"/>
       <w:r>
         <w:rPr>
           <w:rFonts w:ascii="Times New Roman" w:hAnsi="Times New Roman" w:cs="Times New Roman"/>
@@ -15133,6 +15704,7 @@
         </w:rPr>
         <w:t xml:space="preserve">- </w:t>
       </w:r>
+      <w:proofErr w:type="spellStart"/>
       <w:r>
         <w:rPr>
           <w:rFonts w:ascii="Times New Roman" w:hAnsi="Times New Roman" w:cs="Times New Roman"/>
@@ -15144,6 +15716,7 @@
         </w:rPr>
         <w:t>template_id</w:t>
       </w:r>
+      <w:proofErr w:type="spellEnd"/>
       <w:r>
         <w:rPr>
           <w:rFonts w:ascii="Times New Roman" w:hAnsi="Times New Roman" w:cs="Times New Roman"/>
@@ -15330,6 +15903,7 @@
         </w:rPr>
         <w:t xml:space="preserve">   - </w:t>
       </w:r>
+      <w:proofErr w:type="spellStart"/>
       <w:r>
         <w:rPr>
           <w:rFonts w:ascii="Times New Roman" w:hAnsi="Times New Roman" w:cs="Times New Roman"/>
@@ -15341,6 +15915,7 @@
         </w:rPr>
         <w:t>is_required</w:t>
       </w:r>
+      <w:proofErr w:type="spellEnd"/>
       <w:r>
         <w:rPr>
           <w:rFonts w:ascii="Times New Roman" w:hAnsi="Times New Roman" w:cs="Times New Roman"/>
@@ -15527,6 +16102,7 @@
         </w:rPr>
         <w:t xml:space="preserve">   - </w:t>
       </w:r>
+      <w:proofErr w:type="spellStart"/>
       <w:r>
         <w:rPr>
           <w:rFonts w:ascii="Times New Roman" w:hAnsi="Times New Roman" w:cs="Times New Roman"/>
@@ -15538,6 +16114,7 @@
         </w:rPr>
         <w:t>template_id</w:t>
       </w:r>
+      <w:proofErr w:type="spellEnd"/>
       <w:r>
         <w:rPr>
           <w:rFonts w:ascii="Times New Roman" w:hAnsi="Times New Roman" w:cs="Times New Roman"/>
@@ -15576,6 +16153,7 @@
         </w:rPr>
         <w:t xml:space="preserve">   - </w:t>
       </w:r>
+      <w:proofErr w:type="spellStart"/>
       <w:r>
         <w:rPr>
           <w:rFonts w:ascii="Times New Roman" w:hAnsi="Times New Roman" w:cs="Times New Roman"/>
@@ -15587,6 +16165,7 @@
         </w:rPr>
         <w:t>created_by</w:t>
       </w:r>
+      <w:proofErr w:type="spellEnd"/>
       <w:r>
         <w:rPr>
           <w:rFonts w:ascii="Times New Roman" w:hAnsi="Times New Roman" w:cs="Times New Roman"/>
@@ -15625,6 +16204,7 @@
         </w:rPr>
         <w:t xml:space="preserve">   - </w:t>
       </w:r>
+      <w:proofErr w:type="spellStart"/>
       <w:r>
         <w:rPr>
           <w:rFonts w:ascii="Times New Roman" w:hAnsi="Times New Roman" w:cs="Times New Roman"/>
@@ -15658,6 +16238,7 @@
         </w:rPr>
         <w:t>at</w:t>
       </w:r>
+      <w:proofErr w:type="spellEnd"/>
       <w:r>
         <w:rPr>
           <w:rFonts w:ascii="Times New Roman" w:hAnsi="Times New Roman" w:cs="Times New Roman"/>
@@ -15720,6 +16301,7 @@
         </w:rPr>
         <w:t xml:space="preserve">- </w:t>
       </w:r>
+      <w:proofErr w:type="spellStart"/>
       <w:r>
         <w:rPr>
           <w:rFonts w:ascii="Times New Roman" w:hAnsi="Times New Roman" w:cs="Times New Roman"/>
@@ -15730,6 +16312,7 @@
         </w:rPr>
         <w:t>updated_at</w:t>
       </w:r>
+      <w:proofErr w:type="spellEnd"/>
       <w:r>
         <w:rPr>
           <w:rFonts w:ascii="Times New Roman" w:hAnsi="Times New Roman" w:cs="Times New Roman"/>
@@ -15787,6 +16370,7 @@
         </w:rPr>
         <w:t xml:space="preserve">   - </w:t>
       </w:r>
+      <w:proofErr w:type="spellStart"/>
       <w:r>
         <w:rPr>
           <w:rFonts w:ascii="Times New Roman" w:hAnsi="Times New Roman" w:cs="Times New Roman"/>
@@ -15797,6 +16381,7 @@
         </w:rPr>
         <w:t>id</w:t>
       </w:r>
+      <w:proofErr w:type="spellEnd"/>
       <w:r>
         <w:rPr>
           <w:rFonts w:ascii="Times New Roman" w:hAnsi="Times New Roman" w:cs="Times New Roman"/>
@@ -15952,6 +16537,7 @@
         </w:rPr>
         <w:t xml:space="preserve">- </w:t>
       </w:r>
+      <w:proofErr w:type="spellStart"/>
       <w:r>
         <w:rPr>
           <w:rFonts w:ascii="Times New Roman" w:hAnsi="Times New Roman" w:cs="Times New Roman"/>
@@ -15963,6 +16549,7 @@
         </w:rPr>
         <w:t>field_id</w:t>
       </w:r>
+      <w:proofErr w:type="spellEnd"/>
       <w:r>
         <w:rPr>
           <w:rFonts w:ascii="Times New Roman" w:hAnsi="Times New Roman" w:cs="Times New Roman"/>
@@ -16008,6 +16595,7 @@
         </w:rPr>
         <w:t xml:space="preserve">- </w:t>
       </w:r>
+      <w:proofErr w:type="spellStart"/>
       <w:r>
         <w:rPr>
           <w:rFonts w:ascii="Times New Roman" w:hAnsi="Times New Roman" w:cs="Times New Roman"/>
@@ -16018,6 +16606,7 @@
         </w:rPr>
         <w:t>value_text</w:t>
       </w:r>
+      <w:proofErr w:type="spellEnd"/>
       <w:r>
         <w:rPr>
           <w:rFonts w:ascii="Times New Roman" w:hAnsi="Times New Roman" w:cs="Times New Roman"/>
@@ -16045,6 +16634,7 @@
         </w:rPr>
         <w:t xml:space="preserve">   - </w:t>
       </w:r>
+      <w:proofErr w:type="spellStart"/>
       <w:r>
         <w:rPr>
           <w:rFonts w:ascii="Times New Roman" w:hAnsi="Times New Roman" w:cs="Times New Roman"/>
@@ -16055,6 +16645,7 @@
         </w:rPr>
         <w:t>value_number</w:t>
       </w:r>
+      <w:proofErr w:type="spellEnd"/>
       <w:r>
         <w:rPr>
           <w:rFonts w:ascii="Times New Roman" w:hAnsi="Times New Roman" w:cs="Times New Roman"/>
@@ -16092,6 +16683,7 @@
         </w:rPr>
         <w:t xml:space="preserve">- </w:t>
       </w:r>
+      <w:proofErr w:type="spellStart"/>
       <w:r>
         <w:rPr>
           <w:rFonts w:ascii="Times New Roman" w:hAnsi="Times New Roman" w:cs="Times New Roman"/>
@@ -16103,6 +16695,7 @@
         </w:rPr>
         <w:t>value_date</w:t>
       </w:r>
+      <w:proofErr w:type="spellEnd"/>
       <w:r>
         <w:rPr>
           <w:rFonts w:ascii="Times New Roman" w:hAnsi="Times New Roman" w:cs="Times New Roman"/>
@@ -16150,6 +16743,7 @@
         </w:rPr>
         <w:t xml:space="preserve">- </w:t>
       </w:r>
+      <w:proofErr w:type="spellStart"/>
       <w:r>
         <w:rPr>
           <w:rFonts w:ascii="Times New Roman" w:hAnsi="Times New Roman" w:cs="Times New Roman"/>
@@ -16161,6 +16755,7 @@
         </w:rPr>
         <w:t>value_boolean</w:t>
       </w:r>
+      <w:proofErr w:type="spellEnd"/>
       <w:r>
         <w:rPr>
           <w:rFonts w:ascii="Times New Roman" w:hAnsi="Times New Roman" w:cs="Times New Roman"/>
@@ -16216,6 +16811,7 @@
         </w:rPr>
         <w:t xml:space="preserve">   - </w:t>
       </w:r>
+      <w:proofErr w:type="spellStart"/>
       <w:r>
         <w:rPr>
           <w:rFonts w:ascii="Times New Roman" w:hAnsi="Times New Roman" w:cs="Times New Roman"/>
@@ -16227,6 +16823,7 @@
         </w:rPr>
         <w:t>file_id</w:t>
       </w:r>
+      <w:proofErr w:type="spellEnd"/>
       <w:r>
         <w:rPr>
           <w:rFonts w:ascii="Times New Roman" w:hAnsi="Times New Roman" w:cs="Times New Roman"/>
@@ -16294,6 +16891,7 @@
         </w:rPr>
         <w:t xml:space="preserve">   - </w:t>
       </w:r>
+      <w:proofErr w:type="spellStart"/>
       <w:r>
         <w:rPr>
           <w:rFonts w:ascii="Times New Roman" w:hAnsi="Times New Roman" w:cs="Times New Roman"/>
@@ -16304,6 +16902,7 @@
         </w:rPr>
         <w:t>id</w:t>
       </w:r>
+      <w:proofErr w:type="spellEnd"/>
       <w:r>
         <w:rPr>
           <w:rFonts w:ascii="Times New Roman" w:hAnsi="Times New Roman" w:cs="Times New Roman"/>
@@ -16331,6 +16930,7 @@
         </w:rPr>
         <w:t xml:space="preserve">   - </w:t>
       </w:r>
+      <w:proofErr w:type="spellStart"/>
       <w:r>
         <w:rPr>
           <w:rFonts w:ascii="Times New Roman" w:hAnsi="Times New Roman" w:cs="Times New Roman"/>
@@ -16341,6 +16941,7 @@
         </w:rPr>
         <w:t>original_name</w:t>
       </w:r>
+      <w:proofErr w:type="spellEnd"/>
       <w:r>
         <w:rPr>
           <w:rFonts w:ascii="Times New Roman" w:hAnsi="Times New Roman" w:cs="Times New Roman"/>
@@ -16368,6 +16969,7 @@
         </w:rPr>
         <w:t xml:space="preserve">   - </w:t>
       </w:r>
+      <w:proofErr w:type="spellStart"/>
       <w:r>
         <w:rPr>
           <w:rFonts w:ascii="Times New Roman" w:hAnsi="Times New Roman" w:cs="Times New Roman"/>
@@ -16378,6 +16980,7 @@
         </w:rPr>
         <w:t>storage_path</w:t>
       </w:r>
+      <w:proofErr w:type="spellEnd"/>
       <w:r>
         <w:rPr>
           <w:rFonts w:ascii="Times New Roman" w:hAnsi="Times New Roman" w:cs="Times New Roman"/>
@@ -16405,6 +17008,7 @@
         </w:rPr>
         <w:t xml:space="preserve">   - </w:t>
       </w:r>
+      <w:proofErr w:type="spellStart"/>
       <w:r>
         <w:rPr>
           <w:rFonts w:ascii="Times New Roman" w:hAnsi="Times New Roman" w:cs="Times New Roman"/>
@@ -16415,6 +17019,7 @@
         </w:rPr>
         <w:t>file_type</w:t>
       </w:r>
+      <w:proofErr w:type="spellEnd"/>
       <w:r>
         <w:rPr>
           <w:rFonts w:ascii="Times New Roman" w:hAnsi="Times New Roman" w:cs="Times New Roman"/>
@@ -16442,6 +17047,7 @@
         </w:rPr>
         <w:t xml:space="preserve">   - </w:t>
       </w:r>
+      <w:proofErr w:type="spellStart"/>
       <w:r>
         <w:rPr>
           <w:rFonts w:ascii="Times New Roman" w:hAnsi="Times New Roman" w:cs="Times New Roman"/>
@@ -16452,6 +17058,7 @@
         </w:rPr>
         <w:t>size_bytes</w:t>
       </w:r>
+      <w:proofErr w:type="spellEnd"/>
       <w:r>
         <w:rPr>
           <w:rFonts w:ascii="Times New Roman" w:hAnsi="Times New Roman" w:cs="Times New Roman"/>
@@ -16671,6 +17278,7 @@
         </w:rPr>
         <w:t xml:space="preserve">- </w:t>
       </w:r>
+      <w:proofErr w:type="spellStart"/>
       <w:r>
         <w:rPr>
           <w:rFonts w:ascii="Times New Roman" w:hAnsi="Times New Roman" w:cs="Times New Roman"/>
@@ -16681,6 +17289,7 @@
         </w:rPr>
         <w:t>checksum</w:t>
       </w:r>
+      <w:proofErr w:type="spellEnd"/>
       <w:r>
         <w:rPr>
           <w:rFonts w:ascii="Times New Roman" w:hAnsi="Times New Roman" w:cs="Times New Roman"/>
@@ -16746,6 +17355,7 @@
         </w:rPr>
         <w:t xml:space="preserve">    - </w:t>
       </w:r>
+      <w:proofErr w:type="spellStart"/>
       <w:r>
         <w:rPr>
           <w:rFonts w:ascii="Times New Roman" w:hAnsi="Times New Roman" w:cs="Times New Roman"/>
@@ -16756,6 +17366,7 @@
         </w:rPr>
         <w:t>id</w:t>
       </w:r>
+      <w:proofErr w:type="spellEnd"/>
       <w:r>
         <w:rPr>
           <w:rFonts w:ascii="Times New Roman" w:hAnsi="Times New Roman" w:cs="Times New Roman"/>
@@ -16783,6 +17394,7 @@
         </w:rPr>
         <w:t xml:space="preserve">    - </w:t>
       </w:r>
+      <w:proofErr w:type="spellStart"/>
       <w:r>
         <w:rPr>
           <w:rFonts w:ascii="Times New Roman" w:hAnsi="Times New Roman" w:cs="Times New Roman"/>
@@ -16793,6 +17405,7 @@
         </w:rPr>
         <w:t>user_id</w:t>
       </w:r>
+      <w:proofErr w:type="spellEnd"/>
       <w:r>
         <w:rPr>
           <w:rFonts w:ascii="Times New Roman" w:hAnsi="Times New Roman" w:cs="Times New Roman"/>
@@ -16820,6 +17433,7 @@
         </w:rPr>
         <w:t xml:space="preserve">    - </w:t>
       </w:r>
+      <w:proofErr w:type="spellStart"/>
       <w:r>
         <w:rPr>
           <w:rFonts w:ascii="Times New Roman" w:hAnsi="Times New Roman" w:cs="Times New Roman"/>
@@ -16830,6 +17444,7 @@
         </w:rPr>
         <w:t>action</w:t>
       </w:r>
+      <w:proofErr w:type="spellEnd"/>
       <w:r>
         <w:rPr>
           <w:rFonts w:ascii="Times New Roman" w:hAnsi="Times New Roman" w:cs="Times New Roman"/>
@@ -16857,6 +17472,7 @@
         </w:rPr>
         <w:t xml:space="preserve">    - </w:t>
       </w:r>
+      <w:proofErr w:type="spellStart"/>
       <w:r>
         <w:rPr>
           <w:rFonts w:ascii="Times New Roman" w:hAnsi="Times New Roman" w:cs="Times New Roman"/>
@@ -16867,6 +17483,7 @@
         </w:rPr>
         <w:t>details</w:t>
       </w:r>
+      <w:proofErr w:type="spellEnd"/>
       <w:r>
         <w:rPr>
           <w:rFonts w:ascii="Times New Roman" w:hAnsi="Times New Roman" w:cs="Times New Roman"/>
@@ -16894,6 +17511,7 @@
         </w:rPr>
         <w:t xml:space="preserve">    - </w:t>
       </w:r>
+      <w:proofErr w:type="spellStart"/>
       <w:r>
         <w:rPr>
           <w:rFonts w:ascii="Times New Roman" w:hAnsi="Times New Roman" w:cs="Times New Roman"/>
@@ -16904,6 +17522,7 @@
         </w:rPr>
         <w:t>timestamp</w:t>
       </w:r>
+      <w:proofErr w:type="spellEnd"/>
       <w:r>
         <w:rPr>
           <w:rFonts w:ascii="Times New Roman" w:hAnsi="Times New Roman" w:cs="Times New Roman"/>
@@ -17508,8 +18127,18 @@
           <w:sz w:val="28"/>
           <w:szCs w:val="28"/>
         </w:rPr>
-        <w:t xml:space="preserve">    - Действия пользователя записываются в логи</w:t>
-      </w:r>
+        <w:t xml:space="preserve">    - Действия пользователя записываются в </w:t>
+      </w:r>
+      <w:proofErr w:type="spellStart"/>
+      <w:r>
+        <w:rPr>
+          <w:rFonts w:ascii="Times New Roman" w:hAnsi="Times New Roman" w:cs="Times New Roman"/>
+          <w:sz w:val="28"/>
+          <w:szCs w:val="28"/>
+        </w:rPr>
+        <w:t>логи</w:t>
+      </w:r>
+      <w:proofErr w:type="spellEnd"/>
     </w:p>
     <w:p>
       <w:pPr>
@@ -17585,14 +18214,10 @@
           <w:sz w:val="28"/>
           <w:szCs w:val="28"/>
         </w:rPr>
-        <w:t>Адаптивный дизайн (Bootstrap).</w:t>
-      </w:r>
-    </w:p>
-    <w:p>
-      <w:pPr>
-        <w:pStyle w:val="3"/>
-        <w:spacing w:before="0" w:line="240" w:lineRule="auto"/>
-        <w:jc w:val="both"/>
+        <w:t>Адаптивный дизайн (</w:t>
+      </w:r>
+      <w:proofErr w:type="spellStart"/>
+      <w:r>
         <w:rPr>
           <w:rFonts w:ascii="Times New Roman" w:hAnsi="Times New Roman" w:cs="Times New Roman"/>
           <w:b w:val="0"/>
@@ -17601,7 +18226,9 @@
           <w:sz w:val="28"/>
           <w:szCs w:val="28"/>
         </w:rPr>
-      </w:pPr>
+        <w:t>Bootstrap</w:t>
+      </w:r>
+      <w:proofErr w:type="spellEnd"/>
       <w:r>
         <w:rPr>
           <w:rFonts w:ascii="Times New Roman" w:hAnsi="Times New Roman" w:cs="Times New Roman"/>
@@ -17611,9 +18238,14 @@
           <w:sz w:val="28"/>
           <w:szCs w:val="28"/>
         </w:rPr>
-        <w:t xml:space="preserve">6.1.2. </w:t>
-      </w:r>
-      <w:r>
+        <w:t>).</w:t>
+      </w:r>
+    </w:p>
+    <w:p>
+      <w:pPr>
+        <w:pStyle w:val="3"/>
+        <w:spacing w:before="0" w:line="240" w:lineRule="auto"/>
+        <w:jc w:val="both"/>
         <w:rPr>
           <w:rFonts w:ascii="Times New Roman" w:hAnsi="Times New Roman" w:cs="Times New Roman"/>
           <w:b w:val="0"/>
@@ -17622,14 +18254,8 @@
           <w:sz w:val="28"/>
           <w:szCs w:val="28"/>
         </w:rPr>
-        <w:t>Подсказки и валидация форм (JavaScript).</w:t>
-      </w:r>
-    </w:p>
-    <w:p>
-      <w:pPr>
-        <w:pStyle w:val="3"/>
-        <w:spacing w:before="0" w:line="240" w:lineRule="auto"/>
-        <w:jc w:val="both"/>
+      </w:pPr>
+      <w:r>
         <w:rPr>
           <w:rFonts w:ascii="Times New Roman" w:hAnsi="Times New Roman" w:cs="Times New Roman"/>
           <w:b w:val="0"/>
@@ -17638,7 +18264,8 @@
           <w:sz w:val="28"/>
           <w:szCs w:val="28"/>
         </w:rPr>
-      </w:pPr>
+        <w:t xml:space="preserve">6.1.2. </w:t>
+      </w:r>
       <w:r>
         <w:rPr>
           <w:rFonts w:ascii="Times New Roman" w:hAnsi="Times New Roman" w:cs="Times New Roman"/>
@@ -17648,9 +18275,14 @@
           <w:sz w:val="28"/>
           <w:szCs w:val="28"/>
         </w:rPr>
-        <w:t>6.1.3. Интерфейс пользователя должен быть мультиязычным, в начале будет два языка: русский и английский</w:t>
-      </w:r>
-      <w:r>
+        <w:t>Подсказки и валидация форм (JavaScript).</w:t>
+      </w:r>
+    </w:p>
+    <w:p>
+      <w:pPr>
+        <w:pStyle w:val="3"/>
+        <w:spacing w:before="0" w:line="240" w:lineRule="auto"/>
+        <w:jc w:val="both"/>
         <w:rPr>
           <w:rFonts w:ascii="Times New Roman" w:hAnsi="Times New Roman" w:cs="Times New Roman"/>
           <w:b w:val="0"/>
@@ -17659,8 +18291,7 @@
           <w:sz w:val="28"/>
           <w:szCs w:val="28"/>
         </w:rPr>
-        <w:t xml:space="preserve"> (опционально)</w:t>
-      </w:r>
+      </w:pPr>
       <w:r>
         <w:rPr>
           <w:rFonts w:ascii="Times New Roman" w:hAnsi="Times New Roman" w:cs="Times New Roman"/>
@@ -17670,6 +18301,28 @@
           <w:sz w:val="28"/>
           <w:szCs w:val="28"/>
         </w:rPr>
+        <w:t>6.1.3. Интерфейс пользователя должен быть мультиязычным, в начале будет два языка: русский и английский</w:t>
+      </w:r>
+      <w:r>
+        <w:rPr>
+          <w:rFonts w:ascii="Times New Roman" w:hAnsi="Times New Roman" w:cs="Times New Roman"/>
+          <w:b w:val="0"/>
+          <w:bCs w:val="0"/>
+          <w:color w:val="auto"/>
+          <w:sz w:val="28"/>
+          <w:szCs w:val="28"/>
+        </w:rPr>
+        <w:t xml:space="preserve"> (опционально)</w:t>
+      </w:r>
+      <w:r>
+        <w:rPr>
+          <w:rFonts w:ascii="Times New Roman" w:hAnsi="Times New Roman" w:cs="Times New Roman"/>
+          <w:b w:val="0"/>
+          <w:bCs w:val="0"/>
+          <w:color w:val="auto"/>
+          <w:sz w:val="28"/>
+          <w:szCs w:val="28"/>
+        </w:rPr>
         <w:t>.</w:t>
       </w:r>
     </w:p>
@@ -17719,7 +18372,25 @@
           <w:sz w:val="28"/>
           <w:szCs w:val="28"/>
         </w:rPr>
-        <w:t>Система должна работать для следующих браузеров последний версии: Mozilla Firefox, Google Chrome, Safari, Opera</w:t>
+        <w:t xml:space="preserve">Система должна работать для следующих браузеров последний версии: Mozilla Firefox, Google </w:t>
+      </w:r>
+      <w:proofErr w:type="spellStart"/>
+      <w:r>
+        <w:rPr>
+          <w:rFonts w:ascii="Times New Roman" w:hAnsi="Times New Roman" w:cs="Times New Roman"/>
+          <w:sz w:val="28"/>
+          <w:szCs w:val="28"/>
+        </w:rPr>
+        <w:t>Chrome</w:t>
+      </w:r>
+      <w:proofErr w:type="spellEnd"/>
+      <w:r>
+        <w:rPr>
+          <w:rFonts w:ascii="Times New Roman" w:hAnsi="Times New Roman" w:cs="Times New Roman"/>
+          <w:sz w:val="28"/>
+          <w:szCs w:val="28"/>
+        </w:rPr>
+        <w:t>, Safari, Opera</w:t>
       </w:r>
       <w:r>
         <w:rPr>
@@ -18214,8 +18885,19 @@
           <w:szCs w:val="28"/>
           <w:u w:val="single"/>
         </w:rPr>
-        <w:t>сессии Django</w:t>
-      </w:r>
+        <w:t xml:space="preserve">сессии </w:t>
+      </w:r>
+      <w:proofErr w:type="spellStart"/>
+      <w:r>
+        <w:rPr>
+          <w:rFonts w:ascii="Times New Roman" w:eastAsiaTheme="majorEastAsia" w:hAnsi="Times New Roman" w:cs="Times New Roman"/>
+          <w:sz w:val="28"/>
+          <w:szCs w:val="28"/>
+          <w:u w:val="single"/>
+        </w:rPr>
+        <w:t>Django</w:t>
+      </w:r>
+      <w:proofErr w:type="spellEnd"/>
       <w:r>
         <w:rPr>
           <w:rFonts w:ascii="Times New Roman" w:eastAsiaTheme="majorEastAsia" w:hAnsi="Times New Roman" w:cs="Times New Roman"/>
@@ -18490,7 +19172,25 @@
           <w:sz w:val="28"/>
           <w:szCs w:val="28"/>
         </w:rPr>
-        <w:t xml:space="preserve">Конфиденциальные данные в БД (например паспортные данные) </w:t>
+        <w:t>Конфиденциальные данные в БД (</w:t>
+      </w:r>
+      <w:proofErr w:type="gramStart"/>
+      <w:r>
+        <w:rPr>
+          <w:rFonts w:ascii="Times New Roman" w:eastAsiaTheme="majorEastAsia" w:hAnsi="Times New Roman" w:cs="Times New Roman"/>
+          <w:sz w:val="28"/>
+          <w:szCs w:val="28"/>
+        </w:rPr>
+        <w:t>например</w:t>
+      </w:r>
+      <w:proofErr w:type="gramEnd"/>
+      <w:r>
+        <w:rPr>
+          <w:rFonts w:ascii="Times New Roman" w:eastAsiaTheme="majorEastAsia" w:hAnsi="Times New Roman" w:cs="Times New Roman"/>
+          <w:sz w:val="28"/>
+          <w:szCs w:val="28"/>
+        </w:rPr>
+        <w:t xml:space="preserve"> паспортные данные) </w:t>
       </w:r>
       <w:r>
         <w:rPr>
@@ -18565,40 +19265,10 @@
           <w:sz w:val="28"/>
           <w:szCs w:val="28"/>
         </w:rPr>
-        <w:t>в хешированном виде (bcrypt).</w:t>
-      </w:r>
-    </w:p>
-    <w:p>
-      <w:pPr>
-        <w:spacing w:after="0" w:line="240" w:lineRule="auto"/>
-        <w:rPr>
-          <w:rFonts w:ascii="Times New Roman" w:eastAsiaTheme="majorEastAsia" w:hAnsi="Times New Roman" w:cs="Times New Roman"/>
-          <w:sz w:val="28"/>
-          <w:szCs w:val="28"/>
-        </w:rPr>
-      </w:pPr>
-      <w:r>
-        <w:rPr>
-          <w:rFonts w:ascii="Times New Roman" w:eastAsiaTheme="majorEastAsia" w:hAnsi="Times New Roman" w:cs="Times New Roman"/>
-          <w:sz w:val="28"/>
-          <w:szCs w:val="28"/>
-        </w:rPr>
-        <w:t>6.4.4.1. С</w:t>
-      </w:r>
-      <w:r>
-        <w:rPr>
-          <w:rFonts w:ascii="Times New Roman" w:eastAsiaTheme="majorEastAsia" w:hAnsi="Times New Roman" w:cs="Times New Roman"/>
-          <w:sz w:val="28"/>
-          <w:szCs w:val="28"/>
-        </w:rPr>
-        <w:t>мены пароля только через Администратора.</w:t>
-      </w:r>
-    </w:p>
-    <w:p>
-      <w:pPr>
-        <w:pStyle w:val="3"/>
-        <w:spacing w:line="240" w:lineRule="auto"/>
-        <w:jc w:val="both"/>
+        <w:t>в хешированном виде (</w:t>
+      </w:r>
+      <w:proofErr w:type="spellStart"/>
+      <w:r>
         <w:rPr>
           <w:rFonts w:ascii="Times New Roman" w:hAnsi="Times New Roman" w:cs="Times New Roman"/>
           <w:b w:val="0"/>
@@ -18607,7 +19277,9 @@
           <w:sz w:val="28"/>
           <w:szCs w:val="28"/>
         </w:rPr>
-      </w:pPr>
+        <w:t>bcrypt</w:t>
+      </w:r>
+      <w:proofErr w:type="spellEnd"/>
       <w:r>
         <w:rPr>
           <w:rFonts w:ascii="Times New Roman" w:hAnsi="Times New Roman" w:cs="Times New Roman"/>
@@ -18617,9 +19289,40 @@
           <w:sz w:val="28"/>
           <w:szCs w:val="28"/>
         </w:rPr>
-        <w:t xml:space="preserve">6.4.5. </w:t>
-      </w:r>
-      <w:r>
+        <w:t>).</w:t>
+      </w:r>
+    </w:p>
+    <w:p>
+      <w:pPr>
+        <w:spacing w:after="0" w:line="240" w:lineRule="auto"/>
+        <w:rPr>
+          <w:rFonts w:ascii="Times New Roman" w:eastAsiaTheme="majorEastAsia" w:hAnsi="Times New Roman" w:cs="Times New Roman"/>
+          <w:sz w:val="28"/>
+          <w:szCs w:val="28"/>
+        </w:rPr>
+      </w:pPr>
+      <w:r>
+        <w:rPr>
+          <w:rFonts w:ascii="Times New Roman" w:eastAsiaTheme="majorEastAsia" w:hAnsi="Times New Roman" w:cs="Times New Roman"/>
+          <w:sz w:val="28"/>
+          <w:szCs w:val="28"/>
+        </w:rPr>
+        <w:t>6.4.4.1. С</w:t>
+      </w:r>
+      <w:r>
+        <w:rPr>
+          <w:rFonts w:ascii="Times New Roman" w:eastAsiaTheme="majorEastAsia" w:hAnsi="Times New Roman" w:cs="Times New Roman"/>
+          <w:sz w:val="28"/>
+          <w:szCs w:val="28"/>
+        </w:rPr>
+        <w:t>мены пароля только через Администратора.</w:t>
+      </w:r>
+    </w:p>
+    <w:p>
+      <w:pPr>
+        <w:pStyle w:val="3"/>
+        <w:spacing w:line="240" w:lineRule="auto"/>
+        <w:jc w:val="both"/>
         <w:rPr>
           <w:rFonts w:ascii="Times New Roman" w:hAnsi="Times New Roman" w:cs="Times New Roman"/>
           <w:b w:val="0"/>
@@ -18628,6 +19331,27 @@
           <w:sz w:val="28"/>
           <w:szCs w:val="28"/>
         </w:rPr>
+      </w:pPr>
+      <w:r>
+        <w:rPr>
+          <w:rFonts w:ascii="Times New Roman" w:hAnsi="Times New Roman" w:cs="Times New Roman"/>
+          <w:b w:val="0"/>
+          <w:bCs w:val="0"/>
+          <w:color w:val="auto"/>
+          <w:sz w:val="28"/>
+          <w:szCs w:val="28"/>
+        </w:rPr>
+        <w:t xml:space="preserve">6.4.5. </w:t>
+      </w:r>
+      <w:r>
+        <w:rPr>
+          <w:rFonts w:ascii="Times New Roman" w:hAnsi="Times New Roman" w:cs="Times New Roman"/>
+          <w:b w:val="0"/>
+          <w:bCs w:val="0"/>
+          <w:color w:val="auto"/>
+          <w:sz w:val="28"/>
+          <w:szCs w:val="28"/>
+        </w:rPr>
         <w:t xml:space="preserve">  </w:t>
       </w:r>
       <w:r>
@@ -18640,6 +19364,7 @@
         </w:rPr>
         <w:t>E</w:t>
       </w:r>
+      <w:proofErr w:type="spellStart"/>
       <w:r>
         <w:rPr>
           <w:rFonts w:ascii="Times New Roman" w:hAnsi="Times New Roman" w:cs="Times New Roman"/>
@@ -18649,6 +19374,7 @@
         </w:rPr>
         <w:t>жедневное</w:t>
       </w:r>
+      <w:proofErr w:type="spellEnd"/>
       <w:r>
         <w:rPr>
           <w:rFonts w:ascii="Times New Roman" w:hAnsi="Times New Roman" w:cs="Times New Roman"/>
@@ -19179,7 +19905,55 @@
           <w:sz w:val="28"/>
           <w:szCs w:val="28"/>
         </w:rPr>
-        <w:t>6.5.2. Группы (Team, UserGroup, DepartmentGroup)</w:t>
+        <w:t xml:space="preserve">6.5.2. Группы (Team, </w:t>
+      </w:r>
+      <w:proofErr w:type="spellStart"/>
+      <w:r>
+        <w:rPr>
+          <w:rFonts w:ascii="Times New Roman" w:hAnsi="Times New Roman" w:cs="Times New Roman"/>
+          <w:b w:val="0"/>
+          <w:bCs w:val="0"/>
+          <w:color w:val="auto"/>
+          <w:sz w:val="28"/>
+          <w:szCs w:val="28"/>
+        </w:rPr>
+        <w:t>UserGroup</w:t>
+      </w:r>
+      <w:proofErr w:type="spellEnd"/>
+      <w:r>
+        <w:rPr>
+          <w:rFonts w:ascii="Times New Roman" w:hAnsi="Times New Roman" w:cs="Times New Roman"/>
+          <w:b w:val="0"/>
+          <w:bCs w:val="0"/>
+          <w:color w:val="auto"/>
+          <w:sz w:val="28"/>
+          <w:szCs w:val="28"/>
+        </w:rPr>
+        <w:t xml:space="preserve">, </w:t>
+      </w:r>
+      <w:proofErr w:type="spellStart"/>
+      <w:r>
+        <w:rPr>
+          <w:rFonts w:ascii="Times New Roman" w:hAnsi="Times New Roman" w:cs="Times New Roman"/>
+          <w:b w:val="0"/>
+          <w:bCs w:val="0"/>
+          <w:color w:val="auto"/>
+          <w:sz w:val="28"/>
+          <w:szCs w:val="28"/>
+        </w:rPr>
+        <w:t>DepartmentGroup</w:t>
+      </w:r>
+      <w:proofErr w:type="spellEnd"/>
+      <w:r>
+        <w:rPr>
+          <w:rFonts w:ascii="Times New Roman" w:hAnsi="Times New Roman" w:cs="Times New Roman"/>
+          <w:b w:val="0"/>
+          <w:bCs w:val="0"/>
+          <w:color w:val="auto"/>
+          <w:sz w:val="28"/>
+          <w:szCs w:val="28"/>
+        </w:rPr>
+        <w:t>)</w:t>
       </w:r>
     </w:p>
     <w:p>
@@ -19247,6 +20021,7 @@
         </w:rPr>
         <w:t>Пользователь ↔ Группа (</w:t>
       </w:r>
+      <w:proofErr w:type="spellStart"/>
       <w:r>
         <w:rPr>
           <w:rStyle w:val="HTML"/>
@@ -19256,6 +20031,7 @@
         </w:rPr>
         <w:t>UserGroup</w:t>
       </w:r>
+      <w:proofErr w:type="spellEnd"/>
       <w:r>
         <w:rPr>
           <w:sz w:val="28"/>
@@ -19285,6 +20061,7 @@
         </w:rPr>
         <w:t>Группа ↔ Департамент (</w:t>
       </w:r>
+      <w:proofErr w:type="spellStart"/>
       <w:r>
         <w:rPr>
           <w:rStyle w:val="HTML"/>
@@ -19294,6 +20071,7 @@
         </w:rPr>
         <w:t>DepartmentGroup</w:t>
       </w:r>
+      <w:proofErr w:type="spellEnd"/>
       <w:r>
         <w:rPr>
           <w:sz w:val="28"/>
@@ -19445,7 +20223,31 @@
           <w:sz w:val="28"/>
           <w:szCs w:val="28"/>
         </w:rPr>
-        <w:t>6.5.4. RolePermission (Многие-ко-многим)</w:t>
+        <w:t xml:space="preserve">6.5.4. </w:t>
+      </w:r>
+      <w:proofErr w:type="spellStart"/>
+      <w:r>
+        <w:rPr>
+          <w:rFonts w:ascii="Times New Roman" w:hAnsi="Times New Roman" w:cs="Times New Roman"/>
+          <w:b w:val="0"/>
+          <w:bCs w:val="0"/>
+          <w:color w:val="auto"/>
+          <w:sz w:val="28"/>
+          <w:szCs w:val="28"/>
+        </w:rPr>
+        <w:t>RolePermission</w:t>
+      </w:r>
+      <w:proofErr w:type="spellEnd"/>
+      <w:r>
+        <w:rPr>
+          <w:rFonts w:ascii="Times New Roman" w:hAnsi="Times New Roman" w:cs="Times New Roman"/>
+          <w:b w:val="0"/>
+          <w:bCs w:val="0"/>
+          <w:color w:val="auto"/>
+          <w:sz w:val="28"/>
+          <w:szCs w:val="28"/>
+        </w:rPr>
+        <w:t xml:space="preserve"> (Многие-ко-многим)</w:t>
       </w:r>
     </w:p>
     <w:p>
@@ -19567,7 +20369,25 @@
           <w:sz w:val="28"/>
           <w:szCs w:val="28"/>
         </w:rPr>
-        <w:t xml:space="preserve">7.1.2. Исходный код (репозиторий Git с историей коммитов).  </w:t>
+        <w:t xml:space="preserve">7.1.2. Исходный код (репозиторий </w:t>
+      </w:r>
+      <w:proofErr w:type="spellStart"/>
+      <w:r>
+        <w:rPr>
+          <w:rFonts w:ascii="Times New Roman" w:hAnsi="Times New Roman" w:cs="Times New Roman"/>
+          <w:sz w:val="28"/>
+          <w:szCs w:val="28"/>
+        </w:rPr>
+        <w:t>Git</w:t>
+      </w:r>
+      <w:proofErr w:type="spellEnd"/>
+      <w:r>
+        <w:rPr>
+          <w:rFonts w:ascii="Times New Roman" w:hAnsi="Times New Roman" w:cs="Times New Roman"/>
+          <w:sz w:val="28"/>
+          <w:szCs w:val="28"/>
+        </w:rPr>
+        <w:t xml:space="preserve"> с историей коммитов).  </w:t>
       </w:r>
     </w:p>
     <w:p>
@@ -19587,7 +20407,25 @@
           <w:sz w:val="28"/>
           <w:szCs w:val="28"/>
         </w:rPr>
-        <w:t xml:space="preserve">7.1.3. Исполняемые модули (Docker-образы или бинарные файлы).  </w:t>
+        <w:t>7.1.3. Исполняемые модули (</w:t>
+      </w:r>
+      <w:proofErr w:type="spellStart"/>
+      <w:r>
+        <w:rPr>
+          <w:rFonts w:ascii="Times New Roman" w:hAnsi="Times New Roman" w:cs="Times New Roman"/>
+          <w:sz w:val="28"/>
+          <w:szCs w:val="28"/>
+        </w:rPr>
+        <w:t>Docker</w:t>
+      </w:r>
+      <w:proofErr w:type="spellEnd"/>
+      <w:r>
+        <w:rPr>
+          <w:rFonts w:ascii="Times New Roman" w:hAnsi="Times New Roman" w:cs="Times New Roman"/>
+          <w:sz w:val="28"/>
+          <w:szCs w:val="28"/>
+        </w:rPr>
+        <w:t xml:space="preserve">-образы или бинарные файлы).  </w:t>
       </w:r>
     </w:p>
     <w:p>
@@ -19627,7 +20465,43 @@
           <w:sz w:val="28"/>
           <w:szCs w:val="28"/>
         </w:rPr>
-        <w:t xml:space="preserve">7.1.4.1 Покрытие функциональных требований: 100% ключевых use cases (на основе разделов 3.2 и 4).  </w:t>
+        <w:t xml:space="preserve">7.1.4.1 Покрытие функциональных требований: 100% ключевых </w:t>
+      </w:r>
+      <w:proofErr w:type="spellStart"/>
+      <w:r>
+        <w:rPr>
+          <w:rFonts w:ascii="Times New Roman" w:hAnsi="Times New Roman" w:cs="Times New Roman"/>
+          <w:sz w:val="28"/>
+          <w:szCs w:val="28"/>
+        </w:rPr>
+        <w:t>use</w:t>
+      </w:r>
+      <w:proofErr w:type="spellEnd"/>
+      <w:r>
+        <w:rPr>
+          <w:rFonts w:ascii="Times New Roman" w:hAnsi="Times New Roman" w:cs="Times New Roman"/>
+          <w:sz w:val="28"/>
+          <w:szCs w:val="28"/>
+        </w:rPr>
+        <w:t xml:space="preserve"> </w:t>
+      </w:r>
+      <w:proofErr w:type="spellStart"/>
+      <w:r>
+        <w:rPr>
+          <w:rFonts w:ascii="Times New Roman" w:hAnsi="Times New Roman" w:cs="Times New Roman"/>
+          <w:sz w:val="28"/>
+          <w:szCs w:val="28"/>
+        </w:rPr>
+        <w:t>cases</w:t>
+      </w:r>
+      <w:proofErr w:type="spellEnd"/>
+      <w:r>
+        <w:rPr>
+          <w:rFonts w:ascii="Times New Roman" w:hAnsi="Times New Roman" w:cs="Times New Roman"/>
+          <w:sz w:val="28"/>
+          <w:szCs w:val="28"/>
+        </w:rPr>
+        <w:t xml:space="preserve"> (на основе разделов 3.2 и 4).  </w:t>
       </w:r>
     </w:p>
     <w:p>
@@ -19679,8 +20553,42 @@
           <w:sz w:val="28"/>
           <w:szCs w:val="28"/>
         </w:rPr>
-        <w:t xml:space="preserve"> pytest --cov</w:t>
-      </w:r>
+        <w:t xml:space="preserve"> </w:t>
+      </w:r>
+      <w:proofErr w:type="spellStart"/>
+      <w:r>
+        <w:rPr>
+          <w:rFonts w:ascii="Times New Roman" w:hAnsi="Times New Roman" w:cs="Times New Roman"/>
+          <w:i/>
+          <w:iCs/>
+          <w:sz w:val="28"/>
+          <w:szCs w:val="28"/>
+        </w:rPr>
+        <w:t>pytest</w:t>
+      </w:r>
+      <w:proofErr w:type="spellEnd"/>
+      <w:r>
+        <w:rPr>
+          <w:rFonts w:ascii="Times New Roman" w:hAnsi="Times New Roman" w:cs="Times New Roman"/>
+          <w:i/>
+          <w:iCs/>
+          <w:sz w:val="28"/>
+          <w:szCs w:val="28"/>
+        </w:rPr>
+        <w:t xml:space="preserve"> --</w:t>
+      </w:r>
+      <w:proofErr w:type="spellStart"/>
+      <w:r>
+        <w:rPr>
+          <w:rFonts w:ascii="Times New Roman" w:hAnsi="Times New Roman" w:cs="Times New Roman"/>
+          <w:i/>
+          <w:iCs/>
+          <w:sz w:val="28"/>
+          <w:szCs w:val="28"/>
+        </w:rPr>
+        <w:t>cov</w:t>
+      </w:r>
+      <w:proofErr w:type="spellEnd"/>
       <w:r>
         <w:rPr>
           <w:rFonts w:ascii="Times New Roman" w:hAnsi="Times New Roman" w:cs="Times New Roman"/>
@@ -19708,7 +20616,43 @@
           <w:sz w:val="28"/>
           <w:szCs w:val="28"/>
         </w:rPr>
-        <w:t xml:space="preserve">- Интеграционные тесты: Проверка API и БД (например, через Postman/Testcontainers).  </w:t>
+        <w:t xml:space="preserve">- Интеграционные тесты: Проверка API и БД (например, через </w:t>
+      </w:r>
+      <w:proofErr w:type="spellStart"/>
+      <w:r>
+        <w:rPr>
+          <w:rFonts w:ascii="Times New Roman" w:hAnsi="Times New Roman" w:cs="Times New Roman"/>
+          <w:sz w:val="28"/>
+          <w:szCs w:val="28"/>
+        </w:rPr>
+        <w:t>Postman</w:t>
+      </w:r>
+      <w:proofErr w:type="spellEnd"/>
+      <w:r>
+        <w:rPr>
+          <w:rFonts w:ascii="Times New Roman" w:hAnsi="Times New Roman" w:cs="Times New Roman"/>
+          <w:sz w:val="28"/>
+          <w:szCs w:val="28"/>
+        </w:rPr>
+        <w:t>/</w:t>
+      </w:r>
+      <w:proofErr w:type="spellStart"/>
+      <w:r>
+        <w:rPr>
+          <w:rFonts w:ascii="Times New Roman" w:hAnsi="Times New Roman" w:cs="Times New Roman"/>
+          <w:sz w:val="28"/>
+          <w:szCs w:val="28"/>
+        </w:rPr>
+        <w:t>Testcontainers</w:t>
+      </w:r>
+      <w:proofErr w:type="spellEnd"/>
+      <w:r>
+        <w:rPr>
+          <w:rFonts w:ascii="Times New Roman" w:hAnsi="Times New Roman" w:cs="Times New Roman"/>
+          <w:sz w:val="28"/>
+          <w:szCs w:val="28"/>
+        </w:rPr>
+        <w:t xml:space="preserve">).  </w:t>
       </w:r>
     </w:p>
     <w:p>
@@ -19729,7 +20673,43 @@
           <w:sz w:val="28"/>
           <w:szCs w:val="28"/>
         </w:rPr>
-        <w:t xml:space="preserve">- UI-тесты: 100% критических сценариев (Selenium/Cypress).  </w:t>
+        <w:t>- UI-тесты: 100% критических сценариев (</w:t>
+      </w:r>
+      <w:proofErr w:type="spellStart"/>
+      <w:r>
+        <w:rPr>
+          <w:rFonts w:ascii="Times New Roman" w:hAnsi="Times New Roman" w:cs="Times New Roman"/>
+          <w:sz w:val="28"/>
+          <w:szCs w:val="28"/>
+        </w:rPr>
+        <w:t>Selenium</w:t>
+      </w:r>
+      <w:proofErr w:type="spellEnd"/>
+      <w:r>
+        <w:rPr>
+          <w:rFonts w:ascii="Times New Roman" w:hAnsi="Times New Roman" w:cs="Times New Roman"/>
+          <w:sz w:val="28"/>
+          <w:szCs w:val="28"/>
+        </w:rPr>
+        <w:t>/</w:t>
+      </w:r>
+      <w:proofErr w:type="spellStart"/>
+      <w:r>
+        <w:rPr>
+          <w:rFonts w:ascii="Times New Roman" w:hAnsi="Times New Roman" w:cs="Times New Roman"/>
+          <w:sz w:val="28"/>
+          <w:szCs w:val="28"/>
+        </w:rPr>
+        <w:t>Cypress</w:t>
+      </w:r>
+      <w:proofErr w:type="spellEnd"/>
+      <w:r>
+        <w:rPr>
+          <w:rFonts w:ascii="Times New Roman" w:hAnsi="Times New Roman" w:cs="Times New Roman"/>
+          <w:sz w:val="28"/>
+          <w:szCs w:val="28"/>
+        </w:rPr>
+        <w:t xml:space="preserve">).  </w:t>
       </w:r>
     </w:p>
     <w:p>
@@ -19769,7 +20749,25 @@
           <w:sz w:val="28"/>
           <w:szCs w:val="28"/>
         </w:rPr>
-        <w:t xml:space="preserve">- Проверка на 3+ браузерах (Chrome, Firefox, Edge).  </w:t>
+        <w:t>- Проверка на 3+ браузерах (</w:t>
+      </w:r>
+      <w:proofErr w:type="spellStart"/>
+      <w:r>
+        <w:rPr>
+          <w:rFonts w:ascii="Times New Roman" w:hAnsi="Times New Roman" w:cs="Times New Roman"/>
+          <w:sz w:val="28"/>
+          <w:szCs w:val="28"/>
+        </w:rPr>
+        <w:t>Chrome</w:t>
+      </w:r>
+      <w:proofErr w:type="spellEnd"/>
+      <w:r>
+        <w:rPr>
+          <w:rFonts w:ascii="Times New Roman" w:hAnsi="Times New Roman" w:cs="Times New Roman"/>
+          <w:sz w:val="28"/>
+          <w:szCs w:val="28"/>
+        </w:rPr>
+        <w:t xml:space="preserve">, Firefox, Edge).  </w:t>
       </w:r>
     </w:p>
     <w:p>
@@ -20058,8 +21056,39 @@
           <w:szCs w:val="28"/>
           <w:lang w:val="en-US"/>
         </w:rPr>
-        <w:t>Flake8, black, isort, MyPy</w:t>
-      </w:r>
+        <w:t xml:space="preserve">Flake8, black, </w:t>
+      </w:r>
+      <w:proofErr w:type="spellStart"/>
+      <w:r>
+        <w:rPr>
+          <w:rFonts w:ascii="Times New Roman" w:hAnsi="Times New Roman" w:cs="Times New Roman"/>
+          <w:sz w:val="28"/>
+          <w:szCs w:val="28"/>
+          <w:lang w:val="en-US"/>
+        </w:rPr>
+        <w:t>isort</w:t>
+      </w:r>
+      <w:proofErr w:type="spellEnd"/>
+      <w:r>
+        <w:rPr>
+          <w:rFonts w:ascii="Times New Roman" w:hAnsi="Times New Roman" w:cs="Times New Roman"/>
+          <w:sz w:val="28"/>
+          <w:szCs w:val="28"/>
+          <w:lang w:val="en-US"/>
+        </w:rPr>
+        <w:t xml:space="preserve">, </w:t>
+      </w:r>
+      <w:proofErr w:type="spellStart"/>
+      <w:r>
+        <w:rPr>
+          <w:rFonts w:ascii="Times New Roman" w:hAnsi="Times New Roman" w:cs="Times New Roman"/>
+          <w:sz w:val="28"/>
+          <w:szCs w:val="28"/>
+          <w:lang w:val="en-US"/>
+        </w:rPr>
+        <w:t>MyPy</w:t>
+      </w:r>
+      <w:proofErr w:type="spellEnd"/>
     </w:p>
     <w:p>
       <w:pPr>
@@ -20208,6 +21237,7 @@
         </w:rPr>
         <w:t xml:space="preserve"> </w:t>
       </w:r>
+      <w:proofErr w:type="spellStart"/>
       <w:r>
         <w:rPr>
           <w:rFonts w:ascii="Times New Roman" w:hAnsi="Times New Roman" w:cs="Times New Roman"/>
@@ -20217,6 +21247,7 @@
         </w:rPr>
         <w:t>Dockerfile</w:t>
       </w:r>
+      <w:proofErr w:type="spellEnd"/>
       <w:r>
         <w:rPr>
           <w:rFonts w:ascii="Times New Roman" w:hAnsi="Times New Roman" w:cs="Times New Roman"/>
@@ -20250,8 +21281,19 @@
           <w:szCs w:val="28"/>
           <w:lang w:val="en-US"/>
         </w:rPr>
-        <w:t>docker-compose.yml</w:t>
-      </w:r>
+        <w:t>docker-</w:t>
+      </w:r>
+      <w:proofErr w:type="spellStart"/>
+      <w:r>
+        <w:rPr>
+          <w:rFonts w:ascii="Times New Roman" w:hAnsi="Times New Roman" w:cs="Times New Roman"/>
+          <w:sz w:val="28"/>
+          <w:szCs w:val="28"/>
+          <w:lang w:val="en-US"/>
+        </w:rPr>
+        <w:t>compose.yml</w:t>
+      </w:r>
+      <w:proofErr w:type="spellEnd"/>
       <w:r>
         <w:rPr>
           <w:rFonts w:ascii="Times New Roman" w:hAnsi="Times New Roman" w:cs="Times New Roman"/>
@@ -20649,6 +21691,7 @@
         </w:rPr>
         <w:t xml:space="preserve">и </w:t>
       </w:r>
+      <w:proofErr w:type="spellStart"/>
       <w:r>
         <w:rPr>
           <w:rFonts w:ascii="Times New Roman" w:hAnsi="Times New Roman" w:cs="Times New Roman"/>
@@ -20658,6 +21701,7 @@
         </w:rPr>
         <w:t>GraphQL</w:t>
       </w:r>
+      <w:proofErr w:type="spellEnd"/>
       <w:r>
         <w:rPr>
           <w:rFonts w:ascii="Times New Roman" w:hAnsi="Times New Roman" w:cs="Times New Roman"/>
@@ -20683,7 +21727,25 @@
           <w:sz w:val="28"/>
           <w:szCs w:val="28"/>
         </w:rPr>
-        <w:t xml:space="preserve">- ElasticSearch </w:t>
+        <w:t xml:space="preserve">- </w:t>
+      </w:r>
+      <w:proofErr w:type="spellStart"/>
+      <w:r>
+        <w:rPr>
+          <w:rFonts w:ascii="Times New Roman" w:hAnsi="Times New Roman" w:cs="Times New Roman"/>
+          <w:sz w:val="28"/>
+          <w:szCs w:val="28"/>
+        </w:rPr>
+        <w:t>ElasticSearch</w:t>
+      </w:r>
+      <w:proofErr w:type="spellEnd"/>
+      <w:r>
+        <w:rPr>
+          <w:rFonts w:ascii="Times New Roman" w:hAnsi="Times New Roman" w:cs="Times New Roman"/>
+          <w:sz w:val="28"/>
+          <w:szCs w:val="28"/>
+        </w:rPr>
+        <w:t xml:space="preserve"> </w:t>
       </w:r>
       <w:r>
         <w:rPr>
@@ -20860,7 +21922,25 @@
           <w:sz w:val="28"/>
           <w:szCs w:val="28"/>
         </w:rPr>
-        <w:t>- Система аналитики и дашборды.</w:t>
+        <w:t xml:space="preserve">- Система аналитики и </w:t>
+      </w:r>
+      <w:proofErr w:type="spellStart"/>
+      <w:r>
+        <w:rPr>
+          <w:rFonts w:ascii="Times New Roman" w:hAnsi="Times New Roman" w:cs="Times New Roman"/>
+          <w:sz w:val="28"/>
+          <w:szCs w:val="28"/>
+        </w:rPr>
+        <w:t>дашборды</w:t>
+      </w:r>
+      <w:proofErr w:type="spellEnd"/>
+      <w:r>
+        <w:rPr>
+          <w:rFonts w:ascii="Times New Roman" w:hAnsi="Times New Roman" w:cs="Times New Roman"/>
+          <w:sz w:val="28"/>
+          <w:szCs w:val="28"/>
+        </w:rPr>
+        <w:t>.</w:t>
       </w:r>
     </w:p>
     <w:p>
@@ -21105,13 +22185,23 @@
                 <w:szCs w:val="28"/>
               </w:rPr>
             </w:pPr>
-            <w:r>
-              <w:rPr>
-                <w:rFonts w:ascii="Times New Roman" w:hAnsi="Times New Roman" w:cs="Times New Roman"/>
-                <w:sz w:val="28"/>
-                <w:szCs w:val="28"/>
-              </w:rPr>
-              <w:t>Еламков Е.Ю</w:t>
+            <w:proofErr w:type="spellStart"/>
+            <w:r>
+              <w:rPr>
+                <w:rFonts w:ascii="Times New Roman" w:hAnsi="Times New Roman" w:cs="Times New Roman"/>
+                <w:sz w:val="28"/>
+                <w:szCs w:val="28"/>
+              </w:rPr>
+              <w:t>Еламков</w:t>
+            </w:r>
+            <w:proofErr w:type="spellEnd"/>
+            <w:r>
+              <w:rPr>
+                <w:rFonts w:ascii="Times New Roman" w:hAnsi="Times New Roman" w:cs="Times New Roman"/>
+                <w:sz w:val="28"/>
+                <w:szCs w:val="28"/>
+              </w:rPr>
+              <w:t xml:space="preserve"> Е.Ю</w:t>
             </w:r>
           </w:p>
         </w:tc>
@@ -21205,7 +22295,25 @@
                 <w:sz w:val="28"/>
                 <w:szCs w:val="28"/>
               </w:rPr>
-              <w:t>Шуваев В.С. Еламков Е.Ю.</w:t>
+              <w:t xml:space="preserve">Шуваев В.С. </w:t>
+            </w:r>
+            <w:proofErr w:type="spellStart"/>
+            <w:r>
+              <w:rPr>
+                <w:rFonts w:ascii="Times New Roman" w:hAnsi="Times New Roman" w:cs="Times New Roman"/>
+                <w:sz w:val="28"/>
+                <w:szCs w:val="28"/>
+              </w:rPr>
+              <w:t>Еламков</w:t>
+            </w:r>
+            <w:proofErr w:type="spellEnd"/>
+            <w:r>
+              <w:rPr>
+                <w:rFonts w:ascii="Times New Roman" w:hAnsi="Times New Roman" w:cs="Times New Roman"/>
+                <w:sz w:val="28"/>
+                <w:szCs w:val="28"/>
+              </w:rPr>
+              <w:t xml:space="preserve"> Е.Ю.</w:t>
             </w:r>
           </w:p>
         </w:tc>
@@ -21345,13 +22453,23 @@
                 <w:szCs w:val="28"/>
               </w:rPr>
             </w:pPr>
-            <w:r>
-              <w:rPr>
-                <w:rFonts w:ascii="Times New Roman" w:hAnsi="Times New Roman" w:cs="Times New Roman"/>
-                <w:sz w:val="28"/>
-                <w:szCs w:val="28"/>
-              </w:rPr>
-              <w:t>Еламков Е.Ю.</w:t>
+            <w:proofErr w:type="spellStart"/>
+            <w:r>
+              <w:rPr>
+                <w:rFonts w:ascii="Times New Roman" w:hAnsi="Times New Roman" w:cs="Times New Roman"/>
+                <w:sz w:val="28"/>
+                <w:szCs w:val="28"/>
+              </w:rPr>
+              <w:t>Еламков</w:t>
+            </w:r>
+            <w:proofErr w:type="spellEnd"/>
+            <w:r>
+              <w:rPr>
+                <w:rFonts w:ascii="Times New Roman" w:hAnsi="Times New Roman" w:cs="Times New Roman"/>
+                <w:sz w:val="28"/>
+                <w:szCs w:val="28"/>
+              </w:rPr>
+              <w:t xml:space="preserve"> Е.Ю.</w:t>
             </w:r>
           </w:p>
         </w:tc>
@@ -21481,13 +22599,23 @@
                 <w:szCs w:val="28"/>
               </w:rPr>
             </w:pPr>
-            <w:r>
-              <w:rPr>
-                <w:rFonts w:ascii="Times New Roman" w:hAnsi="Times New Roman" w:cs="Times New Roman"/>
-                <w:sz w:val="28"/>
-                <w:szCs w:val="28"/>
-              </w:rPr>
-              <w:t>Еламков Е.Ю.</w:t>
+            <w:proofErr w:type="spellStart"/>
+            <w:r>
+              <w:rPr>
+                <w:rFonts w:ascii="Times New Roman" w:hAnsi="Times New Roman" w:cs="Times New Roman"/>
+                <w:sz w:val="28"/>
+                <w:szCs w:val="28"/>
+              </w:rPr>
+              <w:t>Еламков</w:t>
+            </w:r>
+            <w:proofErr w:type="spellEnd"/>
+            <w:r>
+              <w:rPr>
+                <w:rFonts w:ascii="Times New Roman" w:hAnsi="Times New Roman" w:cs="Times New Roman"/>
+                <w:sz w:val="28"/>
+                <w:szCs w:val="28"/>
+              </w:rPr>
+              <w:t xml:space="preserve"> Е.Ю.</w:t>
             </w:r>
           </w:p>
         </w:tc>
@@ -21544,6 +22672,395 @@
                 <w:szCs w:val="28"/>
               </w:rPr>
               <w:t>»</w:t>
+            </w:r>
+          </w:p>
+        </w:tc>
+      </w:tr>
+      <w:tr>
+        <w:tc>
+          <w:tcPr>
+            <w:tcW w:w="1476" w:type="dxa"/>
+          </w:tcPr>
+          <w:p>
+            <w:pPr>
+              <w:jc w:val="both"/>
+              <w:rPr>
+                <w:rFonts w:ascii="Times New Roman" w:hAnsi="Times New Roman" w:cs="Times New Roman"/>
+                <w:sz w:val="28"/>
+                <w:szCs w:val="28"/>
+              </w:rPr>
+            </w:pPr>
+            <w:r>
+              <w:rPr>
+                <w:rFonts w:ascii="Times New Roman" w:hAnsi="Times New Roman" w:cs="Times New Roman"/>
+                <w:sz w:val="28"/>
+                <w:szCs w:val="28"/>
+              </w:rPr>
+              <w:t>17.09.2025</w:t>
+            </w:r>
+          </w:p>
+        </w:tc>
+        <w:tc>
+          <w:tcPr>
+            <w:tcW w:w="1120" w:type="dxa"/>
+          </w:tcPr>
+          <w:p>
+            <w:pPr>
+              <w:jc w:val="both"/>
+              <w:rPr>
+                <w:rFonts w:ascii="Times New Roman" w:hAnsi="Times New Roman" w:cs="Times New Roman"/>
+                <w:sz w:val="28"/>
+                <w:szCs w:val="28"/>
+              </w:rPr>
+            </w:pPr>
+            <w:r>
+              <w:rPr>
+                <w:rFonts w:ascii="Times New Roman" w:hAnsi="Times New Roman" w:cs="Times New Roman"/>
+                <w:sz w:val="28"/>
+                <w:szCs w:val="28"/>
+              </w:rPr>
+              <w:t>0.5</w:t>
+            </w:r>
+          </w:p>
+        </w:tc>
+        <w:tc>
+          <w:tcPr>
+            <w:tcW w:w="1935" w:type="dxa"/>
+          </w:tcPr>
+          <w:p>
+            <w:pPr>
+              <w:jc w:val="both"/>
+              <w:rPr>
+                <w:rFonts w:ascii="Times New Roman" w:hAnsi="Times New Roman" w:cs="Times New Roman"/>
+                <w:sz w:val="28"/>
+                <w:szCs w:val="28"/>
+              </w:rPr>
+            </w:pPr>
+            <w:r>
+              <w:rPr>
+                <w:rFonts w:ascii="Times New Roman" w:hAnsi="Times New Roman" w:cs="Times New Roman"/>
+                <w:sz w:val="28"/>
+                <w:szCs w:val="28"/>
+              </w:rPr>
+              <w:t>Шуваев В.С.</w:t>
+            </w:r>
+          </w:p>
+        </w:tc>
+        <w:tc>
+          <w:tcPr>
+            <w:tcW w:w="4814" w:type="dxa"/>
+          </w:tcPr>
+          <w:p>
+            <w:pPr>
+              <w:jc w:val="both"/>
+              <w:rPr>
+                <w:rFonts w:ascii="Times New Roman" w:hAnsi="Times New Roman" w:cs="Times New Roman"/>
+                <w:sz w:val="28"/>
+                <w:szCs w:val="28"/>
+              </w:rPr>
+            </w:pPr>
+            <w:r>
+              <w:rPr>
+                <w:rFonts w:ascii="Times New Roman" w:hAnsi="Times New Roman" w:cs="Times New Roman"/>
+                <w:sz w:val="28"/>
+                <w:szCs w:val="28"/>
+              </w:rPr>
+              <w:t>1.</w:t>
+            </w:r>
+            <w:r>
+              <w:rPr>
+                <w:rFonts w:ascii="Times New Roman" w:hAnsi="Times New Roman" w:cs="Times New Roman"/>
+                <w:sz w:val="28"/>
+                <w:szCs w:val="28"/>
+              </w:rPr>
+              <w:t>Расширенный поиск:</w:t>
+            </w:r>
+          </w:p>
+          <w:p>
+            <w:pPr>
+              <w:jc w:val="both"/>
+              <w:rPr>
+                <w:rFonts w:ascii="Times New Roman" w:hAnsi="Times New Roman" w:cs="Times New Roman"/>
+                <w:sz w:val="28"/>
+                <w:szCs w:val="28"/>
+              </w:rPr>
+            </w:pPr>
+            <w:r>
+              <w:rPr>
+                <w:rFonts w:ascii="Times New Roman" w:hAnsi="Times New Roman" w:cs="Times New Roman"/>
+                <w:sz w:val="28"/>
+                <w:szCs w:val="28"/>
+              </w:rPr>
+              <w:t xml:space="preserve">- </w:t>
+            </w:r>
+            <w:r>
+              <w:rPr>
+                <w:rFonts w:ascii="Times New Roman" w:hAnsi="Times New Roman" w:cs="Times New Roman"/>
+                <w:sz w:val="28"/>
+                <w:szCs w:val="28"/>
+              </w:rPr>
+              <w:t>Показывать</w:t>
+            </w:r>
+            <w:r>
+              <w:rPr>
+                <w:rFonts w:ascii="Times New Roman" w:hAnsi="Times New Roman" w:cs="Times New Roman"/>
+                <w:sz w:val="28"/>
+                <w:szCs w:val="28"/>
+              </w:rPr>
+              <w:t xml:space="preserve"> на странице</w:t>
+            </w:r>
+            <w:r>
+              <w:rPr>
+                <w:rFonts w:ascii="Times New Roman" w:hAnsi="Times New Roman" w:cs="Times New Roman"/>
+                <w:sz w:val="28"/>
+                <w:szCs w:val="28"/>
+              </w:rPr>
+              <w:t xml:space="preserve">: </w:t>
+            </w:r>
+          </w:p>
+          <w:p>
+            <w:pPr>
+              <w:jc w:val="both"/>
+              <w:rPr>
+                <w:rFonts w:ascii="Times New Roman" w:hAnsi="Times New Roman" w:cs="Times New Roman"/>
+                <w:sz w:val="28"/>
+                <w:szCs w:val="28"/>
+              </w:rPr>
+            </w:pPr>
+            <w:r>
+              <w:rPr>
+                <w:rFonts w:ascii="Times New Roman" w:hAnsi="Times New Roman" w:cs="Times New Roman"/>
+                <w:sz w:val="28"/>
+                <w:szCs w:val="28"/>
+              </w:rPr>
+              <w:t>Резюме -&gt; Карточка -&gt;</w:t>
+            </w:r>
+            <w:r>
+              <w:rPr>
+                <w:rFonts w:ascii="Times New Roman" w:hAnsi="Times New Roman" w:cs="Times New Roman"/>
+                <w:sz w:val="28"/>
+                <w:szCs w:val="28"/>
+              </w:rPr>
+              <w:t xml:space="preserve"> </w:t>
+            </w:r>
+            <w:proofErr w:type="spellStart"/>
+            <w:r>
+              <w:rPr>
+                <w:rFonts w:ascii="Times New Roman" w:hAnsi="Times New Roman" w:cs="Times New Roman"/>
+                <w:sz w:val="28"/>
+                <w:szCs w:val="28"/>
+              </w:rPr>
+              <w:t>Main_name</w:t>
+            </w:r>
+            <w:proofErr w:type="spellEnd"/>
+            <w:r>
+              <w:rPr>
+                <w:rFonts w:ascii="Times New Roman" w:hAnsi="Times New Roman" w:cs="Times New Roman"/>
+                <w:sz w:val="28"/>
+                <w:szCs w:val="28"/>
+              </w:rPr>
+              <w:t xml:space="preserve"> </w:t>
+            </w:r>
+            <w:proofErr w:type="gramStart"/>
+            <w:r>
+              <w:rPr>
+                <w:rFonts w:ascii="Times New Roman" w:hAnsi="Times New Roman" w:cs="Times New Roman"/>
+                <w:sz w:val="28"/>
+                <w:szCs w:val="28"/>
+              </w:rPr>
+              <w:t>- &gt;</w:t>
+            </w:r>
+            <w:proofErr w:type="gramEnd"/>
+            <w:r>
+              <w:rPr>
+                <w:rFonts w:ascii="Times New Roman" w:hAnsi="Times New Roman" w:cs="Times New Roman"/>
+                <w:sz w:val="28"/>
+                <w:szCs w:val="28"/>
+              </w:rPr>
+              <w:t xml:space="preserve"> (Имя поля) -&gt; (Контекст)</w:t>
+            </w:r>
+          </w:p>
+          <w:p>
+            <w:pPr>
+              <w:jc w:val="both"/>
+              <w:rPr>
+                <w:rFonts w:ascii="Times New Roman" w:hAnsi="Times New Roman" w:cs="Times New Roman"/>
+                <w:sz w:val="28"/>
+                <w:szCs w:val="28"/>
+              </w:rPr>
+            </w:pPr>
+            <w:r>
+              <w:rPr>
+                <w:rFonts w:ascii="Times New Roman" w:hAnsi="Times New Roman" w:cs="Times New Roman"/>
+                <w:sz w:val="28"/>
+                <w:szCs w:val="28"/>
+              </w:rPr>
+              <w:t xml:space="preserve">2. </w:t>
+            </w:r>
+            <w:r>
+              <w:rPr>
+                <w:rFonts w:ascii="Times New Roman" w:hAnsi="Times New Roman" w:cs="Times New Roman"/>
+                <w:sz w:val="28"/>
+                <w:szCs w:val="28"/>
+              </w:rPr>
+              <w:t>Шаблон:</w:t>
+            </w:r>
+          </w:p>
+          <w:p>
+            <w:pPr>
+              <w:jc w:val="both"/>
+              <w:rPr>
+                <w:rFonts w:ascii="Times New Roman" w:hAnsi="Times New Roman" w:cs="Times New Roman"/>
+                <w:sz w:val="28"/>
+                <w:szCs w:val="28"/>
+              </w:rPr>
+            </w:pPr>
+            <w:r>
+              <w:rPr>
+                <w:rFonts w:ascii="Times New Roman" w:hAnsi="Times New Roman" w:cs="Times New Roman"/>
+                <w:sz w:val="28"/>
+                <w:szCs w:val="28"/>
+              </w:rPr>
+              <w:t xml:space="preserve">- </w:t>
+            </w:r>
+            <w:r>
+              <w:rPr>
+                <w:rFonts w:ascii="Times New Roman" w:hAnsi="Times New Roman" w:cs="Times New Roman"/>
+                <w:sz w:val="28"/>
+                <w:szCs w:val="28"/>
+              </w:rPr>
+              <w:t xml:space="preserve">Поля шаблона добавить </w:t>
+            </w:r>
+            <w:proofErr w:type="spellStart"/>
+            <w:r>
+              <w:rPr>
+                <w:rFonts w:ascii="Times New Roman" w:hAnsi="Times New Roman" w:cs="Times New Roman"/>
+                <w:sz w:val="28"/>
+                <w:szCs w:val="28"/>
+              </w:rPr>
+              <w:t>bool</w:t>
+            </w:r>
+            <w:proofErr w:type="spellEnd"/>
+            <w:r>
+              <w:rPr>
+                <w:rFonts w:ascii="Times New Roman" w:hAnsi="Times New Roman" w:cs="Times New Roman"/>
+                <w:sz w:val="28"/>
+                <w:szCs w:val="28"/>
+              </w:rPr>
+              <w:t xml:space="preserve"> поле «Показывать на главный экран»</w:t>
+            </w:r>
+          </w:p>
+          <w:p>
+            <w:pPr>
+              <w:jc w:val="both"/>
+              <w:rPr>
+                <w:rFonts w:ascii="Times New Roman" w:hAnsi="Times New Roman" w:cs="Times New Roman"/>
+                <w:sz w:val="28"/>
+                <w:szCs w:val="28"/>
+              </w:rPr>
+            </w:pPr>
+            <w:r>
+              <w:rPr>
+                <w:rFonts w:ascii="Times New Roman" w:hAnsi="Times New Roman" w:cs="Times New Roman"/>
+                <w:sz w:val="28"/>
+                <w:szCs w:val="28"/>
+              </w:rPr>
+              <w:t xml:space="preserve">- Показывать поля </w:t>
+            </w:r>
+            <w:proofErr w:type="gramStart"/>
+            <w:r>
+              <w:rPr>
+                <w:rFonts w:ascii="Times New Roman" w:hAnsi="Times New Roman" w:cs="Times New Roman"/>
+                <w:sz w:val="28"/>
+                <w:szCs w:val="28"/>
+              </w:rPr>
+              <w:t>в том порядке</w:t>
+            </w:r>
+            <w:proofErr w:type="gramEnd"/>
+            <w:r>
+              <w:rPr>
+                <w:rFonts w:ascii="Times New Roman" w:hAnsi="Times New Roman" w:cs="Times New Roman"/>
+                <w:sz w:val="28"/>
+                <w:szCs w:val="28"/>
+              </w:rPr>
+              <w:t xml:space="preserve"> в котором определил «Администратор»</w:t>
+            </w:r>
+          </w:p>
+          <w:p>
+            <w:pPr>
+              <w:jc w:val="both"/>
+              <w:rPr>
+                <w:rFonts w:ascii="Times New Roman" w:hAnsi="Times New Roman" w:cs="Times New Roman"/>
+                <w:sz w:val="28"/>
+                <w:szCs w:val="28"/>
+              </w:rPr>
+            </w:pPr>
+            <w:r>
+              <w:rPr>
+                <w:rFonts w:ascii="Times New Roman" w:hAnsi="Times New Roman" w:cs="Times New Roman"/>
+                <w:sz w:val="28"/>
+                <w:szCs w:val="28"/>
+              </w:rPr>
+              <w:t xml:space="preserve">3. </w:t>
+            </w:r>
+            <w:r>
+              <w:rPr>
+                <w:rFonts w:ascii="Times New Roman" w:hAnsi="Times New Roman" w:cs="Times New Roman"/>
+                <w:sz w:val="28"/>
+                <w:szCs w:val="28"/>
+                <w:lang w:val="en-US"/>
+              </w:rPr>
+              <w:t>Footer</w:t>
+            </w:r>
+            <w:r>
+              <w:rPr>
+                <w:rFonts w:ascii="Times New Roman" w:hAnsi="Times New Roman" w:cs="Times New Roman"/>
+                <w:sz w:val="28"/>
+                <w:szCs w:val="28"/>
+              </w:rPr>
+              <w:t xml:space="preserve"> (</w:t>
+            </w:r>
+            <w:r>
+              <w:rPr>
+                <w:rFonts w:ascii="Times New Roman" w:hAnsi="Times New Roman" w:cs="Times New Roman"/>
+                <w:sz w:val="28"/>
+                <w:szCs w:val="28"/>
+              </w:rPr>
+              <w:t>Подвал</w:t>
+            </w:r>
+            <w:r>
+              <w:rPr>
+                <w:rFonts w:ascii="Times New Roman" w:hAnsi="Times New Roman" w:cs="Times New Roman"/>
+                <w:sz w:val="28"/>
+                <w:szCs w:val="28"/>
+              </w:rPr>
+              <w:t>)</w:t>
+            </w:r>
+            <w:r>
+              <w:rPr>
+                <w:rFonts w:ascii="Times New Roman" w:hAnsi="Times New Roman" w:cs="Times New Roman"/>
+                <w:sz w:val="28"/>
+                <w:szCs w:val="28"/>
+              </w:rPr>
+              <w:t xml:space="preserve"> - убрать подпись «Доступ разрешен только авторизованным сотрудникам»</w:t>
+            </w:r>
+          </w:p>
+          <w:p>
+            <w:pPr>
+              <w:jc w:val="both"/>
+              <w:rPr>
+                <w:rFonts w:ascii="Times New Roman" w:hAnsi="Times New Roman" w:cs="Times New Roman"/>
+                <w:sz w:val="28"/>
+                <w:szCs w:val="28"/>
+              </w:rPr>
+            </w:pPr>
+            <w:r>
+              <w:rPr>
+                <w:rFonts w:ascii="Times New Roman" w:hAnsi="Times New Roman" w:cs="Times New Roman"/>
+                <w:sz w:val="28"/>
+                <w:szCs w:val="28"/>
+              </w:rPr>
+              <w:t>4. Добавить возможность «Печать», «Отправить», «Сохранить» карточки</w:t>
             </w:r>
           </w:p>
         </w:tc>
@@ -21920,124 +23437,7 @@
           </w:p>
         </w:tc>
       </w:tr>
-      <w:tr>
-        <w:tc>
-          <w:tcPr>
-            <w:tcW w:w="1476" w:type="dxa"/>
-          </w:tcPr>
-          <w:p>
-            <w:pPr>
-              <w:jc w:val="both"/>
-              <w:rPr>
-                <w:rFonts w:ascii="Times New Roman" w:hAnsi="Times New Roman" w:cs="Times New Roman"/>
-                <w:sz w:val="28"/>
-                <w:szCs w:val="28"/>
-              </w:rPr>
-            </w:pPr>
-          </w:p>
-        </w:tc>
-        <w:tc>
-          <w:tcPr>
-            <w:tcW w:w="1120" w:type="dxa"/>
-          </w:tcPr>
-          <w:p>
-            <w:pPr>
-              <w:jc w:val="both"/>
-              <w:rPr>
-                <w:rFonts w:ascii="Times New Roman" w:hAnsi="Times New Roman" w:cs="Times New Roman"/>
-                <w:sz w:val="28"/>
-                <w:szCs w:val="28"/>
-              </w:rPr>
-            </w:pPr>
-          </w:p>
-        </w:tc>
-        <w:tc>
-          <w:tcPr>
-            <w:tcW w:w="1935" w:type="dxa"/>
-          </w:tcPr>
-          <w:p>
-            <w:pPr>
-              <w:jc w:val="both"/>
-              <w:rPr>
-                <w:rFonts w:ascii="Times New Roman" w:hAnsi="Times New Roman" w:cs="Times New Roman"/>
-                <w:sz w:val="28"/>
-                <w:szCs w:val="28"/>
-              </w:rPr>
-            </w:pPr>
-          </w:p>
-        </w:tc>
-        <w:tc>
-          <w:tcPr>
-            <w:tcW w:w="4814" w:type="dxa"/>
-          </w:tcPr>
-          <w:p>
-            <w:pPr>
-              <w:jc w:val="both"/>
-              <w:rPr>
-                <w:rFonts w:ascii="Times New Roman" w:hAnsi="Times New Roman" w:cs="Times New Roman"/>
-                <w:sz w:val="28"/>
-                <w:szCs w:val="28"/>
-              </w:rPr>
-            </w:pPr>
-          </w:p>
-        </w:tc>
-      </w:tr>
     </w:tbl>
-    <w:p>
-      <w:pPr>
-        <w:spacing w:after="0" w:line="240" w:lineRule="auto"/>
-        <w:jc w:val="both"/>
-        <w:rPr>
-          <w:rFonts w:ascii="Times New Roman" w:hAnsi="Times New Roman" w:cs="Times New Roman"/>
-          <w:sz w:val="28"/>
-          <w:szCs w:val="28"/>
-        </w:rPr>
-      </w:pPr>
-    </w:p>
-    <w:p>
-      <w:pPr>
-        <w:spacing w:after="0" w:line="240" w:lineRule="auto"/>
-        <w:jc w:val="both"/>
-        <w:rPr>
-          <w:rFonts w:ascii="Times New Roman" w:hAnsi="Times New Roman" w:cs="Times New Roman"/>
-          <w:sz w:val="28"/>
-          <w:szCs w:val="28"/>
-        </w:rPr>
-      </w:pPr>
-    </w:p>
-    <w:p>
-      <w:pPr>
-        <w:spacing w:after="0" w:line="240" w:lineRule="auto"/>
-        <w:jc w:val="both"/>
-        <w:rPr>
-          <w:rFonts w:ascii="Times New Roman" w:hAnsi="Times New Roman" w:cs="Times New Roman"/>
-          <w:sz w:val="28"/>
-          <w:szCs w:val="28"/>
-        </w:rPr>
-      </w:pPr>
-    </w:p>
-    <w:p>
-      <w:pPr>
-        <w:spacing w:after="0" w:line="240" w:lineRule="auto"/>
-        <w:jc w:val="both"/>
-        <w:rPr>
-          <w:rFonts w:ascii="Times New Roman" w:hAnsi="Times New Roman" w:cs="Times New Roman"/>
-          <w:sz w:val="28"/>
-          <w:szCs w:val="28"/>
-        </w:rPr>
-      </w:pPr>
-    </w:p>
-    <w:p>
-      <w:pPr>
-        <w:spacing w:after="0" w:line="240" w:lineRule="auto"/>
-        <w:jc w:val="both"/>
-        <w:rPr>
-          <w:rFonts w:ascii="Times New Roman" w:hAnsi="Times New Roman" w:cs="Times New Roman"/>
-          <w:sz w:val="28"/>
-          <w:szCs w:val="28"/>
-        </w:rPr>
-      </w:pPr>
-    </w:p>
     <w:p>
       <w:pPr>
         <w:spacing w:after="0" w:line="240" w:lineRule="auto"/>
@@ -22267,7 +23667,6 @@
           <w:bCs w:val="0"/>
           <w:color w:val="auto"/>
         </w:rPr>
-        <w:lastRenderedPageBreak/>
         <w:t>Приложение А. Макеты интерфейсов</w:t>
       </w:r>
       <w:bookmarkEnd w:id="31"/>

--- a/Documents/Техническое задание v0.4.docx
+++ b/Documents/Техническое задание v0.4.docx
@@ -266,8 +266,9 @@
           <w:rFonts w:ascii="Times New Roman" w:hAnsi="Times New Roman" w:cs="Times New Roman"/>
           <w:sz w:val="28"/>
           <w:szCs w:val="28"/>
-        </w:rPr>
-        <w:t>4</w:t>
+          <w:lang w:val="en-US"/>
+        </w:rPr>
+        <w:t>5.1.</w:t>
       </w:r>
     </w:p>
     <w:p>
@@ -636,7 +637,7 @@
             </w:rPr>
             <w:fldChar w:fldCharType="separate"/>
           </w:r>
-          <w:hyperlink w:anchor="_Toc207398772" w:history="1">
+          <w:hyperlink w:anchor="_Toc210386473" w:history="1">
             <w:r>
               <w:rPr>
                 <w:rStyle w:val="af4"/>
@@ -664,7 +665,7 @@
                 <w:noProof/>
                 <w:webHidden/>
               </w:rPr>
-              <w:instrText xml:space="preserve"> PAGEREF _Toc207398772 \h </w:instrText>
+              <w:instrText xml:space="preserve"> PAGEREF _Toc210386473 \h </w:instrText>
             </w:r>
             <w:r>
               <w:rPr>
@@ -706,7 +707,7 @@
               <w:lang w:eastAsia="ru-RU"/>
             </w:rPr>
           </w:pPr>
-          <w:hyperlink w:anchor="_Toc207398773" w:history="1">
+          <w:hyperlink w:anchor="_Toc210386474" w:history="1">
             <w:r>
               <w:rPr>
                 <w:rStyle w:val="af4"/>
@@ -734,7 +735,7 @@
                 <w:noProof/>
                 <w:webHidden/>
               </w:rPr>
-              <w:instrText xml:space="preserve"> PAGEREF _Toc207398773 \h </w:instrText>
+              <w:instrText xml:space="preserve"> PAGEREF _Toc210386474 \h </w:instrText>
             </w:r>
             <w:r>
               <w:rPr>
@@ -776,7 +777,7 @@
               <w:lang w:eastAsia="ru-RU"/>
             </w:rPr>
           </w:pPr>
-          <w:hyperlink w:anchor="_Toc207398774" w:history="1">
+          <w:hyperlink w:anchor="_Toc210386475" w:history="1">
             <w:r>
               <w:rPr>
                 <w:rStyle w:val="af4"/>
@@ -804,7 +805,7 @@
                 <w:noProof/>
                 <w:webHidden/>
               </w:rPr>
-              <w:instrText xml:space="preserve"> PAGEREF _Toc207398774 \h </w:instrText>
+              <w:instrText xml:space="preserve"> PAGEREF _Toc210386475 \h </w:instrText>
             </w:r>
             <w:r>
               <w:rPr>
@@ -846,7 +847,7 @@
               <w:lang w:eastAsia="ru-RU"/>
             </w:rPr>
           </w:pPr>
-          <w:hyperlink w:anchor="_Toc207398775" w:history="1">
+          <w:hyperlink w:anchor="_Toc210386476" w:history="1">
             <w:r>
               <w:rPr>
                 <w:rStyle w:val="af4"/>
@@ -874,7 +875,7 @@
                 <w:noProof/>
                 <w:webHidden/>
               </w:rPr>
-              <w:instrText xml:space="preserve"> PAGEREF _Toc207398775 \h </w:instrText>
+              <w:instrText xml:space="preserve"> PAGEREF _Toc210386476 \h </w:instrText>
             </w:r>
             <w:r>
               <w:rPr>
@@ -916,7 +917,7 @@
               <w:lang w:eastAsia="ru-RU"/>
             </w:rPr>
           </w:pPr>
-          <w:hyperlink w:anchor="_Toc207398776" w:history="1">
+          <w:hyperlink w:anchor="_Toc210386477" w:history="1">
             <w:r>
               <w:rPr>
                 <w:rStyle w:val="af4"/>
@@ -944,7 +945,7 @@
                 <w:noProof/>
                 <w:webHidden/>
               </w:rPr>
-              <w:instrText xml:space="preserve"> PAGEREF _Toc207398776 \h </w:instrText>
+              <w:instrText xml:space="preserve"> PAGEREF _Toc210386477 \h </w:instrText>
             </w:r>
             <w:r>
               <w:rPr>
@@ -986,7 +987,7 @@
               <w:lang w:eastAsia="ru-RU"/>
             </w:rPr>
           </w:pPr>
-          <w:hyperlink w:anchor="_Toc207398777" w:history="1">
+          <w:hyperlink w:anchor="_Toc210386478" w:history="1">
             <w:r>
               <w:rPr>
                 <w:rStyle w:val="af4"/>
@@ -1014,7 +1015,7 @@
                 <w:noProof/>
                 <w:webHidden/>
               </w:rPr>
-              <w:instrText xml:space="preserve"> PAGEREF _Toc207398777 \h </w:instrText>
+              <w:instrText xml:space="preserve"> PAGEREF _Toc210386478 \h </w:instrText>
             </w:r>
             <w:r>
               <w:rPr>
@@ -1056,7 +1057,7 @@
               <w:lang w:eastAsia="ru-RU"/>
             </w:rPr>
           </w:pPr>
-          <w:hyperlink w:anchor="_Toc207398778" w:history="1">
+          <w:hyperlink w:anchor="_Toc210386479" w:history="1">
             <w:r>
               <w:rPr>
                 <w:rStyle w:val="af4"/>
@@ -1084,7 +1085,7 @@
                 <w:noProof/>
                 <w:webHidden/>
               </w:rPr>
-              <w:instrText xml:space="preserve"> PAGEREF _Toc207398778 \h </w:instrText>
+              <w:instrText xml:space="preserve"> PAGEREF _Toc210386479 \h </w:instrText>
             </w:r>
             <w:r>
               <w:rPr>
@@ -1126,7 +1127,7 @@
               <w:lang w:eastAsia="ru-RU"/>
             </w:rPr>
           </w:pPr>
-          <w:hyperlink w:anchor="_Toc207398779" w:history="1">
+          <w:hyperlink w:anchor="_Toc210386480" w:history="1">
             <w:r>
               <w:rPr>
                 <w:rStyle w:val="af4"/>
@@ -1154,7 +1155,7 @@
                 <w:noProof/>
                 <w:webHidden/>
               </w:rPr>
-              <w:instrText xml:space="preserve"> PAGEREF _Toc207398779 \h </w:instrText>
+              <w:instrText xml:space="preserve"> PAGEREF _Toc210386480 \h </w:instrText>
             </w:r>
             <w:r>
               <w:rPr>
@@ -1196,7 +1197,7 @@
               <w:lang w:eastAsia="ru-RU"/>
             </w:rPr>
           </w:pPr>
-          <w:hyperlink w:anchor="_Toc207398780" w:history="1">
+          <w:hyperlink w:anchor="_Toc210386481" w:history="1">
             <w:r>
               <w:rPr>
                 <w:rStyle w:val="af4"/>
@@ -1224,7 +1225,7 @@
                 <w:noProof/>
                 <w:webHidden/>
               </w:rPr>
-              <w:instrText xml:space="preserve"> PAGEREF _Toc207398780 \h </w:instrText>
+              <w:instrText xml:space="preserve"> PAGEREF _Toc210386481 \h </w:instrText>
             </w:r>
             <w:r>
               <w:rPr>
@@ -1266,7 +1267,7 @@
               <w:lang w:eastAsia="ru-RU"/>
             </w:rPr>
           </w:pPr>
-          <w:hyperlink w:anchor="_Toc207398781" w:history="1">
+          <w:hyperlink w:anchor="_Toc210386482" w:history="1">
             <w:r>
               <w:rPr>
                 <w:rStyle w:val="af4"/>
@@ -1294,7 +1295,7 @@
                 <w:noProof/>
                 <w:webHidden/>
               </w:rPr>
-              <w:instrText xml:space="preserve"> PAGEREF _Toc207398781 \h </w:instrText>
+              <w:instrText xml:space="preserve"> PAGEREF _Toc210386482 \h </w:instrText>
             </w:r>
             <w:r>
               <w:rPr>
@@ -1336,7 +1337,7 @@
               <w:lang w:eastAsia="ru-RU"/>
             </w:rPr>
           </w:pPr>
-          <w:hyperlink w:anchor="_Toc207398782" w:history="1">
+          <w:hyperlink w:anchor="_Toc210386483" w:history="1">
             <w:r>
               <w:rPr>
                 <w:rStyle w:val="af4"/>
@@ -1364,7 +1365,7 @@
                 <w:noProof/>
                 <w:webHidden/>
               </w:rPr>
-              <w:instrText xml:space="preserve"> PAGEREF _Toc207398782 \h </w:instrText>
+              <w:instrText xml:space="preserve"> PAGEREF _Toc210386483 \h </w:instrText>
             </w:r>
             <w:r>
               <w:rPr>
@@ -1406,7 +1407,7 @@
               <w:lang w:eastAsia="ru-RU"/>
             </w:rPr>
           </w:pPr>
-          <w:hyperlink w:anchor="_Toc207398783" w:history="1">
+          <w:hyperlink w:anchor="_Toc210386484" w:history="1">
             <w:r>
               <w:rPr>
                 <w:rStyle w:val="af4"/>
@@ -1434,7 +1435,7 @@
                 <w:noProof/>
                 <w:webHidden/>
               </w:rPr>
-              <w:instrText xml:space="preserve"> PAGEREF _Toc207398783 \h </w:instrText>
+              <w:instrText xml:space="preserve"> PAGEREF _Toc210386484 \h </w:instrText>
             </w:r>
             <w:r>
               <w:rPr>
@@ -1476,7 +1477,7 @@
               <w:lang w:eastAsia="ru-RU"/>
             </w:rPr>
           </w:pPr>
-          <w:hyperlink w:anchor="_Toc207398784" w:history="1">
+          <w:hyperlink w:anchor="_Toc210386485" w:history="1">
             <w:r>
               <w:rPr>
                 <w:rStyle w:val="af4"/>
@@ -1504,7 +1505,7 @@
                 <w:noProof/>
                 <w:webHidden/>
               </w:rPr>
-              <w:instrText xml:space="preserve"> PAGEREF _Toc207398784 \h </w:instrText>
+              <w:instrText xml:space="preserve"> PAGEREF _Toc210386485 \h </w:instrText>
             </w:r>
             <w:r>
               <w:rPr>
@@ -1546,7 +1547,7 @@
               <w:lang w:eastAsia="ru-RU"/>
             </w:rPr>
           </w:pPr>
-          <w:hyperlink w:anchor="_Toc207398785" w:history="1">
+          <w:hyperlink w:anchor="_Toc210386486" w:history="1">
             <w:r>
               <w:rPr>
                 <w:rStyle w:val="af4"/>
@@ -1574,7 +1575,7 @@
                 <w:noProof/>
                 <w:webHidden/>
               </w:rPr>
-              <w:instrText xml:space="preserve"> PAGEREF _Toc207398785 \h </w:instrText>
+              <w:instrText xml:space="preserve"> PAGEREF _Toc210386486 \h </w:instrText>
             </w:r>
             <w:r>
               <w:rPr>
@@ -1616,7 +1617,7 @@
               <w:lang w:eastAsia="ru-RU"/>
             </w:rPr>
           </w:pPr>
-          <w:hyperlink w:anchor="_Toc207398786" w:history="1">
+          <w:hyperlink w:anchor="_Toc210386487" w:history="1">
             <w:r>
               <w:rPr>
                 <w:rStyle w:val="af4"/>
@@ -1644,7 +1645,7 @@
                 <w:noProof/>
                 <w:webHidden/>
               </w:rPr>
-              <w:instrText xml:space="preserve"> PAGEREF _Toc207398786 \h </w:instrText>
+              <w:instrText xml:space="preserve"> PAGEREF _Toc210386487 \h </w:instrText>
             </w:r>
             <w:r>
               <w:rPr>
@@ -1686,7 +1687,7 @@
               <w:lang w:eastAsia="ru-RU"/>
             </w:rPr>
           </w:pPr>
-          <w:hyperlink w:anchor="_Toc207398787" w:history="1">
+          <w:hyperlink w:anchor="_Toc210386488" w:history="1">
             <w:r>
               <w:rPr>
                 <w:rStyle w:val="af4"/>
@@ -1714,7 +1715,7 @@
                 <w:noProof/>
                 <w:webHidden/>
               </w:rPr>
-              <w:instrText xml:space="preserve"> PAGEREF _Toc207398787 \h </w:instrText>
+              <w:instrText xml:space="preserve"> PAGEREF _Toc210386488 \h </w:instrText>
             </w:r>
             <w:r>
               <w:rPr>
@@ -1756,7 +1757,7 @@
               <w:lang w:eastAsia="ru-RU"/>
             </w:rPr>
           </w:pPr>
-          <w:hyperlink w:anchor="_Toc207398788" w:history="1">
+          <w:hyperlink w:anchor="_Toc210386489" w:history="1">
             <w:r>
               <w:rPr>
                 <w:rStyle w:val="af4"/>
@@ -1784,7 +1785,7 @@
                 <w:noProof/>
                 <w:webHidden/>
               </w:rPr>
-              <w:instrText xml:space="preserve"> PAGEREF _Toc207398788 \h </w:instrText>
+              <w:instrText xml:space="preserve"> PAGEREF _Toc210386489 \h </w:instrText>
             </w:r>
             <w:r>
               <w:rPr>
@@ -1826,7 +1827,7 @@
               <w:lang w:eastAsia="ru-RU"/>
             </w:rPr>
           </w:pPr>
-          <w:hyperlink w:anchor="_Toc207398789" w:history="1">
+          <w:hyperlink w:anchor="_Toc210386490" w:history="1">
             <w:r>
               <w:rPr>
                 <w:rStyle w:val="af4"/>
@@ -1854,7 +1855,7 @@
                 <w:noProof/>
                 <w:webHidden/>
               </w:rPr>
-              <w:instrText xml:space="preserve"> PAGEREF _Toc207398789 \h </w:instrText>
+              <w:instrText xml:space="preserve"> PAGEREF _Toc210386490 \h </w:instrText>
             </w:r>
             <w:r>
               <w:rPr>
@@ -1896,7 +1897,7 @@
               <w:lang w:eastAsia="ru-RU"/>
             </w:rPr>
           </w:pPr>
-          <w:hyperlink w:anchor="_Toc207398790" w:history="1">
+          <w:hyperlink w:anchor="_Toc210386491" w:history="1">
             <w:r>
               <w:rPr>
                 <w:rStyle w:val="af4"/>
@@ -1924,7 +1925,7 @@
                 <w:noProof/>
                 <w:webHidden/>
               </w:rPr>
-              <w:instrText xml:space="preserve"> PAGEREF _Toc207398790 \h </w:instrText>
+              <w:instrText xml:space="preserve"> PAGEREF _Toc210386491 \h </w:instrText>
             </w:r>
             <w:r>
               <w:rPr>
@@ -1966,7 +1967,7 @@
               <w:lang w:eastAsia="ru-RU"/>
             </w:rPr>
           </w:pPr>
-          <w:hyperlink w:anchor="_Toc207398791" w:history="1">
+          <w:hyperlink w:anchor="_Toc210386492" w:history="1">
             <w:r>
               <w:rPr>
                 <w:rStyle w:val="af4"/>
@@ -1994,7 +1995,7 @@
                 <w:noProof/>
                 <w:webHidden/>
               </w:rPr>
-              <w:instrText xml:space="preserve"> PAGEREF _Toc207398791 \h </w:instrText>
+              <w:instrText xml:space="preserve"> PAGEREF _Toc210386492 \h </w:instrText>
             </w:r>
             <w:r>
               <w:rPr>
@@ -2014,7 +2015,7 @@
                 <w:noProof/>
                 <w:webHidden/>
               </w:rPr>
-              <w:t>11</w:t>
+              <w:t>12</w:t>
             </w:r>
             <w:r>
               <w:rPr>
@@ -2036,7 +2037,7 @@
               <w:lang w:eastAsia="ru-RU"/>
             </w:rPr>
           </w:pPr>
-          <w:hyperlink w:anchor="_Toc207398792" w:history="1">
+          <w:hyperlink w:anchor="_Toc210386493" w:history="1">
             <w:r>
               <w:rPr>
                 <w:rStyle w:val="af4"/>
@@ -2064,7 +2065,7 @@
                 <w:noProof/>
                 <w:webHidden/>
               </w:rPr>
-              <w:instrText xml:space="preserve"> PAGEREF _Toc207398792 \h </w:instrText>
+              <w:instrText xml:space="preserve"> PAGEREF _Toc210386493 \h </w:instrText>
             </w:r>
             <w:r>
               <w:rPr>
@@ -2106,7 +2107,7 @@
               <w:lang w:eastAsia="ru-RU"/>
             </w:rPr>
           </w:pPr>
-          <w:hyperlink w:anchor="_Toc207398793" w:history="1">
+          <w:hyperlink w:anchor="_Toc210386494" w:history="1">
             <w:r>
               <w:rPr>
                 <w:rStyle w:val="af4"/>
@@ -2134,7 +2135,7 @@
                 <w:noProof/>
                 <w:webHidden/>
               </w:rPr>
-              <w:instrText xml:space="preserve"> PAGEREF _Toc207398793 \h </w:instrText>
+              <w:instrText xml:space="preserve"> PAGEREF _Toc210386494 \h </w:instrText>
             </w:r>
             <w:r>
               <w:rPr>
@@ -2154,7 +2155,7 @@
                 <w:noProof/>
                 <w:webHidden/>
               </w:rPr>
-              <w:t>15</w:t>
+              <w:t>16</w:t>
             </w:r>
             <w:r>
               <w:rPr>
@@ -2176,7 +2177,7 @@
               <w:lang w:eastAsia="ru-RU"/>
             </w:rPr>
           </w:pPr>
-          <w:hyperlink w:anchor="_Toc207398794" w:history="1">
+          <w:hyperlink w:anchor="_Toc210386495" w:history="1">
             <w:r>
               <w:rPr>
                 <w:rStyle w:val="af4"/>
@@ -2204,7 +2205,7 @@
                 <w:noProof/>
                 <w:webHidden/>
               </w:rPr>
-              <w:instrText xml:space="preserve"> PAGEREF _Toc207398794 \h </w:instrText>
+              <w:instrText xml:space="preserve"> PAGEREF _Toc210386495 \h </w:instrText>
             </w:r>
             <w:r>
               <w:rPr>
@@ -2224,7 +2225,7 @@
                 <w:noProof/>
                 <w:webHidden/>
               </w:rPr>
-              <w:t>15</w:t>
+              <w:t>16</w:t>
             </w:r>
             <w:r>
               <w:rPr>
@@ -2246,7 +2247,7 @@
               <w:lang w:eastAsia="ru-RU"/>
             </w:rPr>
           </w:pPr>
-          <w:hyperlink w:anchor="_Toc207398795" w:history="1">
+          <w:hyperlink w:anchor="_Toc210386496" w:history="1">
             <w:r>
               <w:rPr>
                 <w:rStyle w:val="af4"/>
@@ -2274,7 +2275,7 @@
                 <w:noProof/>
                 <w:webHidden/>
               </w:rPr>
-              <w:instrText xml:space="preserve"> PAGEREF _Toc207398795 \h </w:instrText>
+              <w:instrText xml:space="preserve"> PAGEREF _Toc210386496 \h </w:instrText>
             </w:r>
             <w:r>
               <w:rPr>
@@ -2294,7 +2295,7 @@
                 <w:noProof/>
                 <w:webHidden/>
               </w:rPr>
-              <w:t>15</w:t>
+              <w:t>16</w:t>
             </w:r>
             <w:r>
               <w:rPr>
@@ -2316,7 +2317,7 @@
               <w:lang w:eastAsia="ru-RU"/>
             </w:rPr>
           </w:pPr>
-          <w:hyperlink w:anchor="_Toc207398796" w:history="1">
+          <w:hyperlink w:anchor="_Toc210386497" w:history="1">
             <w:r>
               <w:rPr>
                 <w:rStyle w:val="af4"/>
@@ -2344,7 +2345,7 @@
                 <w:noProof/>
                 <w:webHidden/>
               </w:rPr>
-              <w:instrText xml:space="preserve"> PAGEREF _Toc207398796 \h </w:instrText>
+              <w:instrText xml:space="preserve"> PAGEREF _Toc210386497 \h </w:instrText>
             </w:r>
             <w:r>
               <w:rPr>
@@ -2364,7 +2365,7 @@
                 <w:noProof/>
                 <w:webHidden/>
               </w:rPr>
-              <w:t>15</w:t>
+              <w:t>16</w:t>
             </w:r>
             <w:r>
               <w:rPr>
@@ -2386,7 +2387,7 @@
               <w:lang w:eastAsia="ru-RU"/>
             </w:rPr>
           </w:pPr>
-          <w:hyperlink w:anchor="_Toc207398797" w:history="1">
+          <w:hyperlink w:anchor="_Toc210386498" w:history="1">
             <w:r>
               <w:rPr>
                 <w:rStyle w:val="af4"/>
@@ -2414,7 +2415,7 @@
                 <w:noProof/>
                 <w:webHidden/>
               </w:rPr>
-              <w:instrText xml:space="preserve"> PAGEREF _Toc207398797 \h </w:instrText>
+              <w:instrText xml:space="preserve"> PAGEREF _Toc210386498 \h </w:instrText>
             </w:r>
             <w:r>
               <w:rPr>
@@ -2456,7 +2457,7 @@
               <w:lang w:eastAsia="ru-RU"/>
             </w:rPr>
           </w:pPr>
-          <w:hyperlink w:anchor="_Toc207398798" w:history="1">
+          <w:hyperlink w:anchor="_Toc210386499" w:history="1">
             <w:r>
               <w:rPr>
                 <w:rStyle w:val="af4"/>
@@ -2484,7 +2485,7 @@
                 <w:noProof/>
                 <w:webHidden/>
               </w:rPr>
-              <w:instrText xml:space="preserve"> PAGEREF _Toc207398798 \h </w:instrText>
+              <w:instrText xml:space="preserve"> PAGEREF _Toc210386499 \h </w:instrText>
             </w:r>
             <w:r>
               <w:rPr>
@@ -2504,7 +2505,7 @@
                 <w:noProof/>
                 <w:webHidden/>
               </w:rPr>
-              <w:t>16</w:t>
+              <w:t>17</w:t>
             </w:r>
             <w:r>
               <w:rPr>
@@ -2526,7 +2527,7 @@
               <w:lang w:eastAsia="ru-RU"/>
             </w:rPr>
           </w:pPr>
-          <w:hyperlink w:anchor="_Toc207398799" w:history="1">
+          <w:hyperlink w:anchor="_Toc210386500" w:history="1">
             <w:r>
               <w:rPr>
                 <w:rStyle w:val="af4"/>
@@ -2554,7 +2555,7 @@
                 <w:noProof/>
                 <w:webHidden/>
               </w:rPr>
-              <w:instrText xml:space="preserve"> PAGEREF _Toc207398799 \h </w:instrText>
+              <w:instrText xml:space="preserve"> PAGEREF _Toc210386500 \h </w:instrText>
             </w:r>
             <w:r>
               <w:rPr>
@@ -2574,7 +2575,7 @@
                 <w:noProof/>
                 <w:webHidden/>
               </w:rPr>
-              <w:t>17</w:t>
+              <w:t>18</w:t>
             </w:r>
             <w:r>
               <w:rPr>
@@ -2596,7 +2597,7 @@
               <w:lang w:eastAsia="ru-RU"/>
             </w:rPr>
           </w:pPr>
-          <w:hyperlink w:anchor="_Toc207398800" w:history="1">
+          <w:hyperlink w:anchor="_Toc210386501" w:history="1">
             <w:r>
               <w:rPr>
                 <w:rStyle w:val="af4"/>
@@ -2624,7 +2625,7 @@
                 <w:noProof/>
                 <w:webHidden/>
               </w:rPr>
-              <w:instrText xml:space="preserve"> PAGEREF _Toc207398800 \h </w:instrText>
+              <w:instrText xml:space="preserve"> PAGEREF _Toc210386501 \h </w:instrText>
             </w:r>
             <w:r>
               <w:rPr>
@@ -2644,7 +2645,7 @@
                 <w:noProof/>
                 <w:webHidden/>
               </w:rPr>
-              <w:t>18</w:t>
+              <w:t>19</w:t>
             </w:r>
             <w:r>
               <w:rPr>
@@ -2666,7 +2667,7 @@
               <w:lang w:eastAsia="ru-RU"/>
             </w:rPr>
           </w:pPr>
-          <w:hyperlink w:anchor="_Toc207398801" w:history="1">
+          <w:hyperlink w:anchor="_Toc210386502" w:history="1">
             <w:r>
               <w:rPr>
                 <w:rStyle w:val="af4"/>
@@ -2694,7 +2695,7 @@
                 <w:noProof/>
                 <w:webHidden/>
               </w:rPr>
-              <w:instrText xml:space="preserve"> PAGEREF _Toc207398801 \h </w:instrText>
+              <w:instrText xml:space="preserve"> PAGEREF _Toc210386502 \h </w:instrText>
             </w:r>
             <w:r>
               <w:rPr>
@@ -2714,7 +2715,7 @@
                 <w:noProof/>
                 <w:webHidden/>
               </w:rPr>
-              <w:t>18</w:t>
+              <w:t>19</w:t>
             </w:r>
             <w:r>
               <w:rPr>
@@ -2736,7 +2737,7 @@
               <w:lang w:eastAsia="ru-RU"/>
             </w:rPr>
           </w:pPr>
-          <w:hyperlink w:anchor="_Toc207398802" w:history="1">
+          <w:hyperlink w:anchor="_Toc210386503" w:history="1">
             <w:r>
               <w:rPr>
                 <w:rStyle w:val="af4"/>
@@ -2764,7 +2765,7 @@
                 <w:noProof/>
                 <w:webHidden/>
               </w:rPr>
-              <w:instrText xml:space="preserve"> PAGEREF _Toc207398802 \h </w:instrText>
+              <w:instrText xml:space="preserve"> PAGEREF _Toc210386503 \h </w:instrText>
             </w:r>
             <w:r>
               <w:rPr>
@@ -2784,7 +2785,7 @@
                 <w:noProof/>
                 <w:webHidden/>
               </w:rPr>
-              <w:t>18</w:t>
+              <w:t>19</w:t>
             </w:r>
             <w:r>
               <w:rPr>
@@ -2806,7 +2807,7 @@
               <w:lang w:eastAsia="ru-RU"/>
             </w:rPr>
           </w:pPr>
-          <w:hyperlink w:anchor="_Toc207398803" w:history="1">
+          <w:hyperlink w:anchor="_Toc210386504" w:history="1">
             <w:r>
               <w:rPr>
                 <w:rStyle w:val="af4"/>
@@ -2834,7 +2835,7 @@
                 <w:noProof/>
                 <w:webHidden/>
               </w:rPr>
-              <w:instrText xml:space="preserve"> PAGEREF _Toc207398803 \h </w:instrText>
+              <w:instrText xml:space="preserve"> PAGEREF _Toc210386504 \h </w:instrText>
             </w:r>
             <w:r>
               <w:rPr>
@@ -2854,7 +2855,7 @@
                 <w:noProof/>
                 <w:webHidden/>
               </w:rPr>
-              <w:t>20</w:t>
+              <w:t>21</w:t>
             </w:r>
             <w:r>
               <w:rPr>
@@ -2876,7 +2877,7 @@
               <w:lang w:eastAsia="ru-RU"/>
             </w:rPr>
           </w:pPr>
-          <w:hyperlink w:anchor="_Toc207398804" w:history="1">
+          <w:hyperlink w:anchor="_Toc210386505" w:history="1">
             <w:r>
               <w:rPr>
                 <w:rStyle w:val="af4"/>
@@ -2904,7 +2905,7 @@
                 <w:noProof/>
                 <w:webHidden/>
               </w:rPr>
-              <w:instrText xml:space="preserve"> PAGEREF _Toc207398804 \h </w:instrText>
+              <w:instrText xml:space="preserve"> PAGEREF _Toc210386505 \h </w:instrText>
             </w:r>
             <w:r>
               <w:rPr>
@@ -2924,7 +2925,7 @@
                 <w:noProof/>
                 <w:webHidden/>
               </w:rPr>
-              <w:t>20</w:t>
+              <w:t>21</w:t>
             </w:r>
             <w:r>
               <w:rPr>
@@ -2946,7 +2947,7 @@
               <w:lang w:eastAsia="ru-RU"/>
             </w:rPr>
           </w:pPr>
-          <w:hyperlink w:anchor="_Toc207398805" w:history="1">
+          <w:hyperlink w:anchor="_Toc210386506" w:history="1">
             <w:r>
               <w:rPr>
                 <w:rStyle w:val="af4"/>
@@ -2974,7 +2975,7 @@
                 <w:noProof/>
                 <w:webHidden/>
               </w:rPr>
-              <w:instrText xml:space="preserve"> PAGEREF _Toc207398805 \h </w:instrText>
+              <w:instrText xml:space="preserve"> PAGEREF _Toc210386506 \h </w:instrText>
             </w:r>
             <w:r>
               <w:rPr>
@@ -2994,7 +2995,7 @@
                 <w:noProof/>
                 <w:webHidden/>
               </w:rPr>
-              <w:t>20</w:t>
+              <w:t>21</w:t>
             </w:r>
             <w:r>
               <w:rPr>
@@ -3016,7 +3017,7 @@
               <w:lang w:eastAsia="ru-RU"/>
             </w:rPr>
           </w:pPr>
-          <w:hyperlink w:anchor="_Toc207398806" w:history="1">
+          <w:hyperlink w:anchor="_Toc210386507" w:history="1">
             <w:r>
               <w:rPr>
                 <w:rStyle w:val="af4"/>
@@ -3044,7 +3045,7 @@
                 <w:noProof/>
                 <w:webHidden/>
               </w:rPr>
-              <w:instrText xml:space="preserve"> PAGEREF _Toc207398806 \h </w:instrText>
+              <w:instrText xml:space="preserve"> PAGEREF _Toc210386507 \h </w:instrText>
             </w:r>
             <w:r>
               <w:rPr>
@@ -3064,7 +3065,77 @@
                 <w:noProof/>
                 <w:webHidden/>
               </w:rPr>
-              <w:t>21</w:t>
+              <w:t>22</w:t>
+            </w:r>
+            <w:r>
+              <w:rPr>
+                <w:noProof/>
+                <w:webHidden/>
+              </w:rPr>
+              <w:fldChar w:fldCharType="end"/>
+            </w:r>
+          </w:hyperlink>
+        </w:p>
+        <w:p>
+          <w:pPr>
+            <w:pStyle w:val="23"/>
+            <w:tabs>
+              <w:tab w:val="right" w:leader="dot" w:pos="9345"/>
+            </w:tabs>
+            <w:rPr>
+              <w:noProof/>
+              <w:lang w:eastAsia="ru-RU"/>
+            </w:rPr>
+          </w:pPr>
+          <w:hyperlink w:anchor="_Toc210386508" w:history="1">
+            <w:r>
+              <w:rPr>
+                <w:rStyle w:val="af4"/>
+                <w:rFonts w:ascii="Times New Roman" w:hAnsi="Times New Roman" w:cs="Times New Roman"/>
+                <w:noProof/>
+              </w:rPr>
+              <w:t>А.4. Интерфейс Административной панели</w:t>
+            </w:r>
+            <w:r>
+              <w:rPr>
+                <w:noProof/>
+                <w:webHidden/>
+              </w:rPr>
+              <w:tab/>
+            </w:r>
+            <w:r>
+              <w:rPr>
+                <w:noProof/>
+                <w:webHidden/>
+              </w:rPr>
+              <w:fldChar w:fldCharType="begin"/>
+            </w:r>
+            <w:r>
+              <w:rPr>
+                <w:noProof/>
+                <w:webHidden/>
+              </w:rPr>
+              <w:instrText xml:space="preserve"> PAGEREF _Toc210386508 \h </w:instrText>
+            </w:r>
+            <w:r>
+              <w:rPr>
+                <w:noProof/>
+                <w:webHidden/>
+              </w:rPr>
+            </w:r>
+            <w:r>
+              <w:rPr>
+                <w:noProof/>
+                <w:webHidden/>
+              </w:rPr>
+              <w:fldChar w:fldCharType="separate"/>
+            </w:r>
+            <w:r>
+              <w:rPr>
+                <w:noProof/>
+                <w:webHidden/>
+              </w:rPr>
+              <w:t>23</w:t>
             </w:r>
             <w:r>
               <w:rPr>
@@ -3091,7 +3162,6 @@
               <w:sz w:val="28"/>
               <w:szCs w:val="28"/>
             </w:rPr>
-            <w:lastRenderedPageBreak/>
             <w:fldChar w:fldCharType="end"/>
           </w:r>
         </w:p>
@@ -3106,7 +3176,7 @@
           <w:rFonts w:ascii="Times New Roman" w:hAnsi="Times New Roman" w:cs="Times New Roman"/>
         </w:rPr>
       </w:pPr>
-      <w:bookmarkStart w:id="0" w:name="_Toc207398772"/>
+      <w:bookmarkStart w:id="0" w:name="_Toc210386473"/>
       <w:r>
         <w:rPr>
           <w:rFonts w:ascii="Times New Roman" w:hAnsi="Times New Roman" w:cs="Times New Roman"/>
@@ -3126,7 +3196,7 @@
           <w:szCs w:val="28"/>
         </w:rPr>
       </w:pPr>
-      <w:bookmarkStart w:id="1" w:name="_Toc207398773"/>
+      <w:bookmarkStart w:id="1" w:name="_Toc210386474"/>
       <w:r>
         <w:rPr>
           <w:rFonts w:ascii="Times New Roman" w:hAnsi="Times New Roman" w:cs="Times New Roman"/>
@@ -3485,7 +3555,7 @@
           <w:szCs w:val="28"/>
         </w:rPr>
       </w:pPr>
-      <w:bookmarkStart w:id="2" w:name="_Toc207398774"/>
+      <w:bookmarkStart w:id="2" w:name="_Toc210386475"/>
       <w:r>
         <w:rPr>
           <w:rFonts w:ascii="Times New Roman" w:hAnsi="Times New Roman" w:cs="Times New Roman"/>
@@ -3556,7 +3626,7 @@
           <w:szCs w:val="28"/>
         </w:rPr>
       </w:pPr>
-      <w:bookmarkStart w:id="3" w:name="_Toc207398775"/>
+      <w:bookmarkStart w:id="3" w:name="_Toc210386476"/>
       <w:r>
         <w:rPr>
           <w:rFonts w:ascii="Times New Roman" w:hAnsi="Times New Roman" w:cs="Times New Roman"/>
@@ -4101,7 +4171,7 @@
           <w:szCs w:val="28"/>
         </w:rPr>
       </w:pPr>
-      <w:bookmarkStart w:id="4" w:name="_Toc207398776"/>
+      <w:bookmarkStart w:id="4" w:name="_Toc210386477"/>
       <w:r>
         <w:rPr>
           <w:rFonts w:ascii="Times New Roman" w:hAnsi="Times New Roman" w:cs="Times New Roman"/>
@@ -4196,7 +4266,7 @@
           <w:rFonts w:ascii="Times New Roman" w:hAnsi="Times New Roman" w:cs="Times New Roman"/>
         </w:rPr>
       </w:pPr>
-      <w:bookmarkStart w:id="5" w:name="_Toc207398777"/>
+      <w:bookmarkStart w:id="5" w:name="_Toc210386478"/>
       <w:r>
         <w:rPr>
           <w:rFonts w:ascii="Times New Roman" w:hAnsi="Times New Roman" w:cs="Times New Roman"/>
@@ -4216,7 +4286,7 @@
           <w:szCs w:val="28"/>
         </w:rPr>
       </w:pPr>
-      <w:bookmarkStart w:id="6" w:name="_Toc207398778"/>
+      <w:bookmarkStart w:id="6" w:name="_Toc210386479"/>
       <w:r>
         <w:rPr>
           <w:rFonts w:ascii="Times New Roman" w:hAnsi="Times New Roman" w:cs="Times New Roman"/>
@@ -4451,7 +4521,7 @@
           <w:szCs w:val="28"/>
         </w:rPr>
       </w:pPr>
-      <w:bookmarkStart w:id="7" w:name="_Toc207398779"/>
+      <w:bookmarkStart w:id="7" w:name="_Toc210386480"/>
       <w:r>
         <w:rPr>
           <w:rFonts w:ascii="Times New Roman" w:hAnsi="Times New Roman" w:cs="Times New Roman"/>
@@ -4619,7 +4689,7 @@
           <w:szCs w:val="28"/>
         </w:rPr>
       </w:pPr>
-      <w:bookmarkStart w:id="8" w:name="_Toc207398780"/>
+      <w:bookmarkStart w:id="8" w:name="_Toc210386481"/>
       <w:r>
         <w:rPr>
           <w:rFonts w:ascii="Times New Roman" w:hAnsi="Times New Roman" w:cs="Times New Roman"/>
@@ -5253,7 +5323,7 @@
           <w:szCs w:val="28"/>
         </w:rPr>
       </w:pPr>
-      <w:bookmarkStart w:id="9" w:name="_Toc207398781"/>
+      <w:bookmarkStart w:id="9" w:name="_Toc210386482"/>
       <w:r>
         <w:rPr>
           <w:rFonts w:ascii="Times New Roman" w:hAnsi="Times New Roman" w:cs="Times New Roman"/>
@@ -5494,7 +5564,7 @@
           <w:szCs w:val="28"/>
         </w:rPr>
       </w:pPr>
-      <w:bookmarkStart w:id="10" w:name="_Toc207398782"/>
+      <w:bookmarkStart w:id="10" w:name="_Toc210386483"/>
       <w:r>
         <w:rPr>
           <w:rFonts w:ascii="Times New Roman" w:hAnsi="Times New Roman" w:cs="Times New Roman"/>
@@ -6332,6 +6402,7 @@
           <w:rFonts w:eastAsiaTheme="majorEastAsia"/>
           <w:sz w:val="28"/>
           <w:szCs w:val="28"/>
+          <w:highlight w:val="yellow"/>
           <w:lang w:eastAsia="en-US"/>
         </w:rPr>
       </w:pPr>
@@ -6340,9 +6411,42 @@
           <w:rFonts w:eastAsiaTheme="majorEastAsia"/>
           <w:sz w:val="28"/>
           <w:szCs w:val="28"/>
+          <w:highlight w:val="yellow"/>
           <w:lang w:eastAsia="en-US"/>
         </w:rPr>
-        <w:t>Подтверждение удаление файлов из профилей сотрудников.</w:t>
+        <w:t xml:space="preserve">Подтверждение удаление файлов из профилей </w:t>
+      </w:r>
+      <w:proofErr w:type="gramStart"/>
+      <w:r>
+        <w:rPr>
+          <w:rFonts w:eastAsiaTheme="majorEastAsia"/>
+          <w:sz w:val="28"/>
+          <w:szCs w:val="28"/>
+          <w:highlight w:val="yellow"/>
+          <w:lang w:eastAsia="en-US"/>
+        </w:rPr>
+        <w:t>сотрудников.</w:t>
+      </w:r>
+      <w:r>
+        <w:rPr>
+          <w:rFonts w:eastAsiaTheme="majorEastAsia"/>
+          <w:sz w:val="28"/>
+          <w:szCs w:val="28"/>
+          <w:highlight w:val="yellow"/>
+          <w:lang w:eastAsia="en-US"/>
+        </w:rPr>
+        <w:t>(</w:t>
+      </w:r>
+      <w:proofErr w:type="gramEnd"/>
+      <w:r>
+        <w:rPr>
+          <w:rFonts w:eastAsiaTheme="majorEastAsia"/>
+          <w:sz w:val="28"/>
+          <w:szCs w:val="28"/>
+          <w:highlight w:val="yellow"/>
+          <w:lang w:eastAsia="en-US"/>
+        </w:rPr>
+        <w:t>отменен)</w:t>
       </w:r>
     </w:p>
     <w:p>
@@ -6403,6 +6507,45 @@
           <w:lang w:eastAsia="en-US"/>
         </w:rPr>
         <w:t>Настройка фильтров поиска и категории данных.</w:t>
+      </w:r>
+    </w:p>
+    <w:p>
+      <w:pPr>
+        <w:pStyle w:val="ds-markdown-paragraph"/>
+        <w:spacing w:before="0" w:beforeAutospacing="0" w:after="0" w:afterAutospacing="0"/>
+        <w:ind w:left="709"/>
+        <w:jc w:val="both"/>
+        <w:rPr>
+          <w:sz w:val="28"/>
+          <w:szCs w:val="28"/>
+        </w:rPr>
+      </w:pPr>
+      <w:r>
+        <w:rPr>
+          <w:rFonts w:eastAsiaTheme="majorEastAsia"/>
+          <w:sz w:val="28"/>
+          <w:szCs w:val="28"/>
+          <w:lang w:eastAsia="en-US"/>
+        </w:rPr>
+        <w:t xml:space="preserve">Поиск по Наименовании карточки и </w:t>
+      </w:r>
+      <w:r>
+        <w:rPr>
+          <w:rFonts w:eastAsiaTheme="majorEastAsia"/>
+          <w:sz w:val="28"/>
+          <w:szCs w:val="28"/>
+          <w:lang w:val="en-US" w:eastAsia="en-US"/>
+        </w:rPr>
+        <w:t>id</w:t>
+      </w:r>
+      <w:r>
+        <w:rPr>
+          <w:rFonts w:eastAsiaTheme="majorEastAsia"/>
+          <w:sz w:val="28"/>
+          <w:szCs w:val="28"/>
+          <w:lang w:eastAsia="en-US"/>
+        </w:rPr>
+        <w:t xml:space="preserve"> карточки.</w:t>
       </w:r>
     </w:p>
     <w:p>
@@ -7589,7 +7732,7 @@
           <w:szCs w:val="28"/>
         </w:rPr>
       </w:pPr>
-      <w:bookmarkStart w:id="11" w:name="_Toc207398783"/>
+      <w:bookmarkStart w:id="11" w:name="_Toc210386484"/>
       <w:r>
         <w:rPr>
           <w:rFonts w:ascii="Times New Roman" w:hAnsi="Times New Roman" w:cs="Times New Roman"/>
@@ -7650,7 +7793,7 @@
           <w:rFonts w:ascii="Times New Roman" w:hAnsi="Times New Roman" w:cs="Times New Roman"/>
         </w:rPr>
       </w:pPr>
-      <w:bookmarkStart w:id="12" w:name="_Toc207398784"/>
+      <w:bookmarkStart w:id="12" w:name="_Toc210386485"/>
       <w:r>
         <w:rPr>
           <w:rFonts w:ascii="Times New Roman" w:hAnsi="Times New Roman" w:cs="Times New Roman"/>
@@ -7670,7 +7813,7 @@
           <w:szCs w:val="28"/>
         </w:rPr>
       </w:pPr>
-      <w:bookmarkStart w:id="13" w:name="_Toc207398785"/>
+      <w:bookmarkStart w:id="13" w:name="_Toc210386486"/>
       <w:r>
         <w:rPr>
           <w:rFonts w:ascii="Times New Roman" w:hAnsi="Times New Roman" w:cs="Times New Roman"/>
@@ -8734,7 +8877,7 @@
           <w:szCs w:val="28"/>
         </w:rPr>
       </w:pPr>
-      <w:bookmarkStart w:id="14" w:name="_Toc207398786"/>
+      <w:bookmarkStart w:id="14" w:name="_Toc210386487"/>
       <w:r>
         <w:rPr>
           <w:rFonts w:ascii="Times New Roman" w:hAnsi="Times New Roman" w:cs="Times New Roman"/>
@@ -10009,6 +10152,400 @@
     </w:p>
     <w:p>
       <w:pPr>
+        <w:pStyle w:val="3"/>
+        <w:spacing w:line="240" w:lineRule="auto"/>
+        <w:jc w:val="both"/>
+        <w:rPr>
+          <w:rFonts w:ascii="Times New Roman" w:hAnsi="Times New Roman" w:cs="Times New Roman"/>
+          <w:sz w:val="28"/>
+          <w:szCs w:val="28"/>
+        </w:rPr>
+      </w:pPr>
+      <w:r>
+        <w:rPr>
+          <w:rFonts w:ascii="Times New Roman" w:hAnsi="Times New Roman" w:cs="Times New Roman"/>
+          <w:sz w:val="28"/>
+          <w:szCs w:val="28"/>
+        </w:rPr>
+        <w:t>3.2.</w:t>
+      </w:r>
+      <w:r>
+        <w:rPr>
+          <w:rFonts w:ascii="Times New Roman" w:hAnsi="Times New Roman" w:cs="Times New Roman"/>
+          <w:sz w:val="28"/>
+          <w:szCs w:val="28"/>
+        </w:rPr>
+        <w:t>7</w:t>
+      </w:r>
+      <w:r>
+        <w:rPr>
+          <w:rFonts w:ascii="Times New Roman" w:hAnsi="Times New Roman" w:cs="Times New Roman"/>
+          <w:sz w:val="28"/>
+          <w:szCs w:val="28"/>
+        </w:rPr>
+        <w:t>. ВИ «</w:t>
+      </w:r>
+      <w:r>
+        <w:rPr>
+          <w:rFonts w:ascii="Times New Roman" w:hAnsi="Times New Roman" w:cs="Times New Roman"/>
+          <w:sz w:val="28"/>
+          <w:szCs w:val="28"/>
+        </w:rPr>
+        <w:t>Административная панель</w:t>
+      </w:r>
+      <w:r>
+        <w:rPr>
+          <w:rFonts w:ascii="Times New Roman" w:hAnsi="Times New Roman" w:cs="Times New Roman"/>
+          <w:sz w:val="28"/>
+          <w:szCs w:val="28"/>
+        </w:rPr>
+        <w:t>»</w:t>
+      </w:r>
+    </w:p>
+    <w:p>
+      <w:pPr>
+        <w:spacing w:after="0" w:line="240" w:lineRule="auto"/>
+        <w:jc w:val="both"/>
+        <w:rPr>
+          <w:rFonts w:ascii="Times New Roman" w:hAnsi="Times New Roman" w:cs="Times New Roman"/>
+          <w:sz w:val="28"/>
+          <w:szCs w:val="28"/>
+        </w:rPr>
+      </w:pPr>
+      <w:r>
+        <w:rPr>
+          <w:rFonts w:ascii="Times New Roman" w:hAnsi="Times New Roman" w:cs="Times New Roman"/>
+          <w:sz w:val="28"/>
+          <w:szCs w:val="28"/>
+        </w:rPr>
+        <w:t>- Цель</w:t>
+      </w:r>
+      <w:proofErr w:type="gramStart"/>
+      <w:r>
+        <w:rPr>
+          <w:rFonts w:ascii="Times New Roman" w:hAnsi="Times New Roman" w:cs="Times New Roman"/>
+          <w:sz w:val="28"/>
+          <w:szCs w:val="28"/>
+        </w:rPr>
+        <w:t xml:space="preserve">: </w:t>
+      </w:r>
+      <w:r>
+        <w:rPr>
+          <w:rFonts w:ascii="Times New Roman" w:hAnsi="Times New Roman" w:cs="Times New Roman"/>
+          <w:sz w:val="28"/>
+          <w:szCs w:val="28"/>
+        </w:rPr>
+        <w:t>Создавать</w:t>
+      </w:r>
+      <w:proofErr w:type="gramEnd"/>
+      <w:r>
+        <w:rPr>
+          <w:rFonts w:ascii="Times New Roman" w:hAnsi="Times New Roman" w:cs="Times New Roman"/>
+          <w:sz w:val="28"/>
+          <w:szCs w:val="28"/>
+        </w:rPr>
+        <w:t xml:space="preserve"> шаблоны карточек, удалять карточки, п</w:t>
+      </w:r>
+      <w:r>
+        <w:rPr>
+          <w:rFonts w:ascii="Times New Roman" w:hAnsi="Times New Roman" w:cs="Times New Roman"/>
+          <w:sz w:val="28"/>
+          <w:szCs w:val="28"/>
+        </w:rPr>
+        <w:t>росматривать действия пользователей</w:t>
+      </w:r>
+      <w:r>
+        <w:rPr>
+          <w:rFonts w:ascii="Times New Roman" w:hAnsi="Times New Roman" w:cs="Times New Roman"/>
+          <w:sz w:val="28"/>
+          <w:szCs w:val="28"/>
+        </w:rPr>
+        <w:t xml:space="preserve">, </w:t>
+      </w:r>
+    </w:p>
+    <w:p>
+      <w:pPr>
+        <w:spacing w:after="0" w:line="240" w:lineRule="auto"/>
+        <w:jc w:val="both"/>
+        <w:rPr>
+          <w:rFonts w:ascii="Times New Roman" w:hAnsi="Times New Roman" w:cs="Times New Roman"/>
+          <w:sz w:val="28"/>
+          <w:szCs w:val="28"/>
+        </w:rPr>
+      </w:pPr>
+      <w:r>
+        <w:rPr>
+          <w:rFonts w:ascii="Times New Roman" w:hAnsi="Times New Roman" w:cs="Times New Roman"/>
+          <w:sz w:val="28"/>
+          <w:szCs w:val="28"/>
+        </w:rPr>
+        <w:t xml:space="preserve">- Описание: </w:t>
+      </w:r>
+    </w:p>
+    <w:p>
+      <w:pPr>
+        <w:spacing w:after="0" w:line="240" w:lineRule="auto"/>
+        <w:jc w:val="both"/>
+        <w:rPr>
+          <w:rFonts w:ascii="Times New Roman" w:hAnsi="Times New Roman" w:cs="Times New Roman"/>
+          <w:sz w:val="28"/>
+          <w:szCs w:val="28"/>
+        </w:rPr>
+      </w:pPr>
+      <w:r>
+        <w:rPr>
+          <w:rFonts w:ascii="Times New Roman" w:hAnsi="Times New Roman" w:cs="Times New Roman"/>
+          <w:sz w:val="28"/>
+          <w:szCs w:val="28"/>
+        </w:rPr>
+        <w:tab/>
+        <w:t>Создание шаблонов карточки</w:t>
+      </w:r>
+    </w:p>
+    <w:p>
+      <w:pPr>
+        <w:spacing w:after="0" w:line="240" w:lineRule="auto"/>
+        <w:jc w:val="both"/>
+        <w:rPr>
+          <w:rFonts w:ascii="Times New Roman" w:hAnsi="Times New Roman" w:cs="Times New Roman"/>
+          <w:sz w:val="28"/>
+          <w:szCs w:val="28"/>
+        </w:rPr>
+      </w:pPr>
+      <w:r>
+        <w:rPr>
+          <w:rFonts w:ascii="Times New Roman" w:hAnsi="Times New Roman" w:cs="Times New Roman"/>
+          <w:sz w:val="28"/>
+          <w:szCs w:val="28"/>
+        </w:rPr>
+        <w:tab/>
+        <w:t>Создание полей шаблонов карточки</w:t>
+      </w:r>
+    </w:p>
+    <w:p>
+      <w:pPr>
+        <w:spacing w:after="0" w:line="240" w:lineRule="auto"/>
+        <w:jc w:val="both"/>
+        <w:rPr>
+          <w:rFonts w:ascii="Times New Roman" w:hAnsi="Times New Roman" w:cs="Times New Roman"/>
+          <w:sz w:val="28"/>
+          <w:szCs w:val="28"/>
+        </w:rPr>
+      </w:pPr>
+      <w:r>
+        <w:rPr>
+          <w:rFonts w:ascii="Times New Roman" w:hAnsi="Times New Roman" w:cs="Times New Roman"/>
+          <w:sz w:val="28"/>
+          <w:szCs w:val="28"/>
+        </w:rPr>
+        <w:tab/>
+        <w:t xml:space="preserve">Поиск карточки по наименованию и </w:t>
+      </w:r>
+      <w:r>
+        <w:rPr>
+          <w:rFonts w:ascii="Times New Roman" w:hAnsi="Times New Roman" w:cs="Times New Roman"/>
+          <w:sz w:val="28"/>
+          <w:szCs w:val="28"/>
+          <w:lang w:val="en-US"/>
+        </w:rPr>
+        <w:t>id</w:t>
+      </w:r>
+      <w:r>
+        <w:rPr>
+          <w:rFonts w:ascii="Times New Roman" w:hAnsi="Times New Roman" w:cs="Times New Roman"/>
+          <w:sz w:val="28"/>
+          <w:szCs w:val="28"/>
+        </w:rPr>
+        <w:t xml:space="preserve"> </w:t>
+      </w:r>
+      <w:r>
+        <w:rPr>
+          <w:rFonts w:ascii="Times New Roman" w:hAnsi="Times New Roman" w:cs="Times New Roman"/>
+          <w:sz w:val="28"/>
+          <w:szCs w:val="28"/>
+        </w:rPr>
+        <w:t>карточки</w:t>
+      </w:r>
+    </w:p>
+    <w:p>
+      <w:pPr>
+        <w:spacing w:after="0" w:line="240" w:lineRule="auto"/>
+        <w:jc w:val="both"/>
+        <w:rPr>
+          <w:rFonts w:ascii="Times New Roman" w:hAnsi="Times New Roman" w:cs="Times New Roman"/>
+          <w:sz w:val="28"/>
+          <w:szCs w:val="28"/>
+        </w:rPr>
+      </w:pPr>
+      <w:r>
+        <w:rPr>
+          <w:rFonts w:ascii="Times New Roman" w:hAnsi="Times New Roman" w:cs="Times New Roman"/>
+          <w:sz w:val="28"/>
+          <w:szCs w:val="28"/>
+        </w:rPr>
+        <w:tab/>
+        <w:t>Удаление карточки</w:t>
+      </w:r>
+    </w:p>
+    <w:p>
+      <w:pPr>
+        <w:spacing w:after="0" w:line="240" w:lineRule="auto"/>
+        <w:ind w:firstLine="708"/>
+        <w:jc w:val="both"/>
+        <w:rPr>
+          <w:rFonts w:ascii="Times New Roman" w:hAnsi="Times New Roman" w:cs="Times New Roman"/>
+          <w:sz w:val="28"/>
+          <w:szCs w:val="28"/>
+        </w:rPr>
+      </w:pPr>
+      <w:r>
+        <w:rPr>
+          <w:rFonts w:ascii="Times New Roman" w:hAnsi="Times New Roman" w:cs="Times New Roman"/>
+          <w:sz w:val="28"/>
+          <w:szCs w:val="28"/>
+        </w:rPr>
+        <w:t>Логирование действий пользователей.</w:t>
+      </w:r>
+    </w:p>
+    <w:p>
+      <w:pPr>
+        <w:spacing w:after="0" w:line="240" w:lineRule="auto"/>
+        <w:ind w:firstLine="708"/>
+        <w:jc w:val="both"/>
+        <w:rPr>
+          <w:rFonts w:ascii="Times New Roman" w:hAnsi="Times New Roman" w:cs="Times New Roman"/>
+          <w:sz w:val="28"/>
+          <w:szCs w:val="28"/>
+        </w:rPr>
+      </w:pPr>
+      <w:r>
+        <w:rPr>
+          <w:rFonts w:ascii="Times New Roman" w:hAnsi="Times New Roman" w:cs="Times New Roman"/>
+          <w:sz w:val="28"/>
+          <w:szCs w:val="28"/>
+        </w:rPr>
+        <w:t xml:space="preserve">Логирование </w:t>
+      </w:r>
+      <w:r>
+        <w:rPr>
+          <w:rFonts w:ascii="Times New Roman" w:hAnsi="Times New Roman" w:cs="Times New Roman"/>
+          <w:sz w:val="28"/>
+          <w:szCs w:val="28"/>
+          <w:lang w:val="en-US"/>
+        </w:rPr>
+        <w:t>API</w:t>
+      </w:r>
+      <w:r>
+        <w:rPr>
+          <w:rFonts w:ascii="Times New Roman" w:hAnsi="Times New Roman" w:cs="Times New Roman"/>
+          <w:sz w:val="28"/>
+          <w:szCs w:val="28"/>
+        </w:rPr>
+        <w:t xml:space="preserve"> </w:t>
+      </w:r>
+      <w:r>
+        <w:rPr>
+          <w:rFonts w:ascii="Times New Roman" w:hAnsi="Times New Roman" w:cs="Times New Roman"/>
+          <w:sz w:val="28"/>
+          <w:szCs w:val="28"/>
+        </w:rPr>
+        <w:t>запросов.</w:t>
+      </w:r>
+    </w:p>
+    <w:p>
+      <w:pPr>
+        <w:spacing w:after="0" w:line="240" w:lineRule="auto"/>
+        <w:ind w:firstLine="708"/>
+        <w:jc w:val="both"/>
+        <w:rPr>
+          <w:rFonts w:ascii="Times New Roman" w:hAnsi="Times New Roman" w:cs="Times New Roman"/>
+          <w:sz w:val="28"/>
+          <w:szCs w:val="28"/>
+        </w:rPr>
+      </w:pPr>
+      <w:r>
+        <w:rPr>
+          <w:rFonts w:ascii="Times New Roman" w:hAnsi="Times New Roman" w:cs="Times New Roman"/>
+          <w:sz w:val="28"/>
+          <w:szCs w:val="28"/>
+        </w:rPr>
+        <w:t>Отдельный канал для логов безопасности.</w:t>
+      </w:r>
+    </w:p>
+    <w:p>
+      <w:pPr>
+        <w:spacing w:after="0" w:line="240" w:lineRule="auto"/>
+        <w:jc w:val="both"/>
+        <w:rPr>
+          <w:rFonts w:ascii="Times New Roman" w:hAnsi="Times New Roman" w:cs="Times New Roman"/>
+          <w:sz w:val="28"/>
+          <w:szCs w:val="28"/>
+        </w:rPr>
+      </w:pPr>
+      <w:r>
+        <w:rPr>
+          <w:rFonts w:ascii="Times New Roman" w:hAnsi="Times New Roman" w:cs="Times New Roman"/>
+          <w:sz w:val="28"/>
+          <w:szCs w:val="28"/>
+        </w:rPr>
+        <w:t>- Роли: Администратор.</w:t>
+      </w:r>
+    </w:p>
+    <w:p>
+      <w:pPr>
+        <w:spacing w:after="0" w:line="240" w:lineRule="auto"/>
+        <w:jc w:val="both"/>
+        <w:rPr>
+          <w:rFonts w:ascii="Times New Roman" w:hAnsi="Times New Roman" w:cs="Times New Roman"/>
+          <w:sz w:val="28"/>
+          <w:szCs w:val="28"/>
+        </w:rPr>
+      </w:pPr>
+      <w:r>
+        <w:rPr>
+          <w:rFonts w:ascii="Times New Roman" w:hAnsi="Times New Roman" w:cs="Times New Roman"/>
+          <w:sz w:val="28"/>
+          <w:szCs w:val="28"/>
+        </w:rPr>
+        <w:t xml:space="preserve">- Технологии: </w:t>
+      </w:r>
+      <w:r>
+        <w:rPr>
+          <w:rFonts w:ascii="Times New Roman" w:hAnsi="Times New Roman" w:cs="Times New Roman"/>
+          <w:sz w:val="28"/>
+          <w:szCs w:val="28"/>
+          <w:lang w:val="en-US"/>
+        </w:rPr>
+        <w:t>Django</w:t>
+      </w:r>
+      <w:r>
+        <w:rPr>
+          <w:rFonts w:ascii="Times New Roman" w:hAnsi="Times New Roman" w:cs="Times New Roman"/>
+          <w:sz w:val="28"/>
+          <w:szCs w:val="28"/>
+        </w:rPr>
+        <w:t xml:space="preserve"> </w:t>
+      </w:r>
+      <w:r>
+        <w:rPr>
+          <w:rFonts w:ascii="Times New Roman" w:hAnsi="Times New Roman" w:cs="Times New Roman"/>
+          <w:sz w:val="28"/>
+          <w:szCs w:val="28"/>
+          <w:lang w:val="en-US"/>
+        </w:rPr>
+        <w:t>Admin</w:t>
+      </w:r>
+      <w:r>
+        <w:rPr>
+          <w:rFonts w:ascii="Times New Roman" w:hAnsi="Times New Roman" w:cs="Times New Roman"/>
+          <w:sz w:val="28"/>
+          <w:szCs w:val="28"/>
+        </w:rPr>
+        <w:t>.</w:t>
+      </w:r>
+    </w:p>
+    <w:p>
+      <w:pPr>
         <w:spacing w:line="240" w:lineRule="auto"/>
         <w:rPr>
           <w:rFonts w:ascii="Times New Roman" w:hAnsi="Times New Roman" w:cs="Times New Roman"/>
@@ -10028,7 +10565,7 @@
           <w:szCs w:val="28"/>
         </w:rPr>
       </w:pPr>
-      <w:bookmarkStart w:id="15" w:name="_Toc207398787"/>
+      <w:bookmarkStart w:id="15" w:name="_Toc210386488"/>
       <w:r>
         <w:rPr>
           <w:rFonts w:ascii="Times New Roman" w:hAnsi="Times New Roman" w:cs="Times New Roman"/>
@@ -10177,7 +10714,7 @@
           <w:rFonts w:ascii="Times New Roman" w:hAnsi="Times New Roman" w:cs="Times New Roman"/>
         </w:rPr>
       </w:pPr>
-      <w:bookmarkStart w:id="16" w:name="_Toc207398788"/>
+      <w:bookmarkStart w:id="16" w:name="_Toc210386489"/>
       <w:r>
         <w:rPr>
           <w:rFonts w:ascii="Times New Roman" w:hAnsi="Times New Roman" w:cs="Times New Roman"/>
@@ -10197,7 +10734,7 @@
           <w:szCs w:val="28"/>
         </w:rPr>
       </w:pPr>
-      <w:bookmarkStart w:id="17" w:name="_Toc207398789"/>
+      <w:bookmarkStart w:id="17" w:name="_Toc210386490"/>
       <w:r>
         <w:rPr>
           <w:rFonts w:ascii="Times New Roman" w:hAnsi="Times New Roman" w:cs="Times New Roman"/>
@@ -10452,6 +10989,7 @@
                 <w:sz w:val="28"/>
                 <w:szCs w:val="28"/>
               </w:rPr>
+              <w:lastRenderedPageBreak/>
               <w:t>1</w:t>
             </w:r>
           </w:p>
@@ -11451,7 +11989,7 @@
           <w:szCs w:val="28"/>
         </w:rPr>
       </w:pPr>
-      <w:bookmarkStart w:id="18" w:name="_Toc207398790"/>
+      <w:bookmarkStart w:id="18" w:name="_Toc210386491"/>
       <w:r>
         <w:rPr>
           <w:rFonts w:ascii="Times New Roman" w:hAnsi="Times New Roman" w:cs="Times New Roman"/>
@@ -12929,7 +13467,7 @@
           <w:szCs w:val="28"/>
         </w:rPr>
       </w:pPr>
-      <w:bookmarkStart w:id="19" w:name="_Toc207398791"/>
+      <w:bookmarkStart w:id="19" w:name="_Toc210386492"/>
       <w:r>
         <w:rPr>
           <w:rFonts w:ascii="Times New Roman" w:hAnsi="Times New Roman" w:cs="Times New Roman"/>
@@ -14194,7 +14732,7 @@
           <w:rFonts w:ascii="Times New Roman" w:hAnsi="Times New Roman" w:cs="Times New Roman"/>
         </w:rPr>
       </w:pPr>
-      <w:bookmarkStart w:id="20" w:name="_Toc207398792"/>
+      <w:bookmarkStart w:id="20" w:name="_Toc210386493"/>
       <w:r>
         <w:rPr>
           <w:rFonts w:ascii="Times New Roman" w:hAnsi="Times New Roman" w:cs="Times New Roman"/>
@@ -14233,6 +14771,7 @@
         <w:rPr>
           <w:noProof/>
         </w:rPr>
+        <w:lastRenderedPageBreak/>
         <w:drawing>
           <wp:inline distT="0" distB="0" distL="0" distR="0" wp14:anchorId="236D6231" wp14:editId="2AB91765">
             <wp:extent cx="5274128" cy="3981953"/>
@@ -14968,6 +15507,7 @@
           <w:sz w:val="28"/>
           <w:szCs w:val="28"/>
         </w:rPr>
+        <w:lastRenderedPageBreak/>
         <w:t xml:space="preserve">   - </w:t>
       </w:r>
       <w:proofErr w:type="spellStart"/>
@@ -15802,9 +16342,1135 @@
           <w:szCs w:val="28"/>
           <w:lang w:val="en-US"/>
         </w:rPr>
+        <w:t xml:space="preserve">   - </w:t>
+      </w:r>
+      <w:r>
+        <w:rPr>
+          <w:rFonts w:ascii="Times New Roman" w:hAnsi="Times New Roman" w:cs="Times New Roman"/>
+          <w:i/>
+          <w:iCs/>
+          <w:sz w:val="28"/>
+          <w:szCs w:val="28"/>
+          <w:lang w:val="en-US"/>
+        </w:rPr>
+        <w:t>type</w:t>
+      </w:r>
+      <w:r>
+        <w:rPr>
+          <w:rFonts w:ascii="Times New Roman" w:hAnsi="Times New Roman" w:cs="Times New Roman"/>
+          <w:sz w:val="28"/>
+          <w:szCs w:val="28"/>
+          <w:lang w:val="en-US"/>
+        </w:rPr>
+        <w:t xml:space="preserve"> - </w:t>
+      </w:r>
+      <w:r>
+        <w:rPr>
+          <w:rFonts w:ascii="Times New Roman" w:hAnsi="Times New Roman" w:cs="Times New Roman"/>
+          <w:sz w:val="28"/>
+          <w:szCs w:val="28"/>
+        </w:rPr>
+        <w:t>тип</w:t>
+      </w:r>
+    </w:p>
+    <w:p>
+      <w:pPr>
+        <w:spacing w:after="0" w:line="240" w:lineRule="auto"/>
+        <w:jc w:val="both"/>
+        <w:rPr>
+          <w:rFonts w:ascii="Times New Roman" w:hAnsi="Times New Roman" w:cs="Times New Roman"/>
+          <w:sz w:val="28"/>
+          <w:szCs w:val="28"/>
+          <w:lang w:val="en-US"/>
+        </w:rPr>
+      </w:pPr>
+      <w:r>
+        <w:rPr>
+          <w:rFonts w:ascii="Times New Roman" w:hAnsi="Times New Roman" w:cs="Times New Roman"/>
+          <w:sz w:val="28"/>
+          <w:szCs w:val="28"/>
+          <w:lang w:val="en-US"/>
+        </w:rPr>
+        <w:t xml:space="preserve">   - </w:t>
+      </w:r>
+      <w:r>
+        <w:rPr>
+          <w:rFonts w:ascii="Times New Roman" w:hAnsi="Times New Roman" w:cs="Times New Roman"/>
+          <w:i/>
+          <w:iCs/>
+          <w:sz w:val="28"/>
+          <w:szCs w:val="28"/>
+          <w:lang w:val="en-US"/>
+        </w:rPr>
+        <w:t>description</w:t>
+      </w:r>
+      <w:r>
+        <w:rPr>
+          <w:rFonts w:ascii="Times New Roman" w:hAnsi="Times New Roman" w:cs="Times New Roman"/>
+          <w:sz w:val="28"/>
+          <w:szCs w:val="28"/>
+          <w:lang w:val="en-US"/>
+        </w:rPr>
+        <w:t xml:space="preserve"> - </w:t>
+      </w:r>
+      <w:r>
+        <w:rPr>
+          <w:rFonts w:ascii="Times New Roman" w:hAnsi="Times New Roman" w:cs="Times New Roman"/>
+          <w:sz w:val="28"/>
+          <w:szCs w:val="28"/>
+        </w:rPr>
+        <w:t>описание</w:t>
+      </w:r>
+    </w:p>
+    <w:p>
+      <w:pPr>
+        <w:spacing w:after="0" w:line="240" w:lineRule="auto"/>
+        <w:jc w:val="both"/>
+        <w:rPr>
+          <w:rFonts w:ascii="Times New Roman" w:hAnsi="Times New Roman" w:cs="Times New Roman"/>
+          <w:sz w:val="28"/>
+          <w:szCs w:val="28"/>
+          <w:lang w:val="en-US"/>
+        </w:rPr>
+      </w:pPr>
+      <w:r>
+        <w:rPr>
+          <w:rFonts w:ascii="Times New Roman" w:hAnsi="Times New Roman" w:cs="Times New Roman"/>
+          <w:sz w:val="28"/>
+          <w:szCs w:val="28"/>
+          <w:lang w:val="en-US"/>
+        </w:rPr>
+        <w:t xml:space="preserve">   - </w:t>
+      </w:r>
+      <w:proofErr w:type="spellStart"/>
+      <w:r>
+        <w:rPr>
+          <w:rFonts w:ascii="Times New Roman" w:hAnsi="Times New Roman" w:cs="Times New Roman"/>
+          <w:i/>
+          <w:iCs/>
+          <w:sz w:val="28"/>
+          <w:szCs w:val="28"/>
+          <w:lang w:val="en-US"/>
+        </w:rPr>
+        <w:t>is_required</w:t>
+      </w:r>
+      <w:proofErr w:type="spellEnd"/>
+      <w:r>
+        <w:rPr>
+          <w:rFonts w:ascii="Times New Roman" w:hAnsi="Times New Roman" w:cs="Times New Roman"/>
+          <w:sz w:val="28"/>
+          <w:szCs w:val="28"/>
+          <w:lang w:val="en-US"/>
+        </w:rPr>
+        <w:t xml:space="preserve"> - </w:t>
+      </w:r>
+      <w:r>
+        <w:rPr>
+          <w:rFonts w:ascii="Times New Roman" w:hAnsi="Times New Roman" w:cs="Times New Roman"/>
+          <w:sz w:val="28"/>
+          <w:szCs w:val="28"/>
+        </w:rPr>
+        <w:t>обязательное</w:t>
+      </w:r>
+    </w:p>
+    <w:p>
+      <w:pPr>
+        <w:spacing w:after="0" w:line="240" w:lineRule="auto"/>
+        <w:jc w:val="both"/>
+        <w:rPr>
+          <w:rFonts w:ascii="Times New Roman" w:hAnsi="Times New Roman" w:cs="Times New Roman"/>
+          <w:sz w:val="28"/>
+          <w:szCs w:val="28"/>
+          <w:lang w:val="en-US"/>
+        </w:rPr>
+      </w:pPr>
+      <w:r>
+        <w:rPr>
+          <w:rFonts w:ascii="Times New Roman" w:hAnsi="Times New Roman" w:cs="Times New Roman"/>
+          <w:sz w:val="28"/>
+          <w:szCs w:val="28"/>
+          <w:lang w:val="en-US"/>
+        </w:rPr>
+        <w:t xml:space="preserve">   - </w:t>
+      </w:r>
+      <w:r>
+        <w:rPr>
+          <w:rFonts w:ascii="Times New Roman" w:hAnsi="Times New Roman" w:cs="Times New Roman"/>
+          <w:i/>
+          <w:iCs/>
+          <w:sz w:val="28"/>
+          <w:szCs w:val="28"/>
+          <w:lang w:val="en-US"/>
+        </w:rPr>
+        <w:t>order</w:t>
+      </w:r>
+      <w:r>
+        <w:rPr>
+          <w:rFonts w:ascii="Times New Roman" w:hAnsi="Times New Roman" w:cs="Times New Roman"/>
+          <w:sz w:val="28"/>
+          <w:szCs w:val="28"/>
+          <w:lang w:val="en-US"/>
+        </w:rPr>
+        <w:t xml:space="preserve"> - </w:t>
+      </w:r>
+      <w:r>
+        <w:rPr>
+          <w:rFonts w:ascii="Times New Roman" w:hAnsi="Times New Roman" w:cs="Times New Roman"/>
+          <w:sz w:val="28"/>
+          <w:szCs w:val="28"/>
+        </w:rPr>
+        <w:t>порядок</w:t>
+      </w:r>
+    </w:p>
+    <w:p>
+      <w:pPr>
+        <w:spacing w:after="0" w:line="240" w:lineRule="auto"/>
+        <w:jc w:val="both"/>
+        <w:rPr>
+          <w:rFonts w:ascii="Times New Roman" w:hAnsi="Times New Roman" w:cs="Times New Roman"/>
+          <w:sz w:val="28"/>
+          <w:szCs w:val="28"/>
+          <w:lang w:val="en-US"/>
+        </w:rPr>
+      </w:pPr>
+    </w:p>
+    <w:p>
+      <w:pPr>
+        <w:spacing w:after="0" w:line="240" w:lineRule="auto"/>
+        <w:jc w:val="both"/>
+        <w:rPr>
+          <w:rFonts w:ascii="Times New Roman" w:hAnsi="Times New Roman" w:cs="Times New Roman"/>
+          <w:sz w:val="28"/>
+          <w:szCs w:val="28"/>
+          <w:lang w:val="en-US"/>
+        </w:rPr>
+      </w:pPr>
+      <w:r>
+        <w:rPr>
+          <w:rFonts w:ascii="Times New Roman" w:hAnsi="Times New Roman" w:cs="Times New Roman"/>
+          <w:sz w:val="28"/>
+          <w:szCs w:val="28"/>
+          <w:lang w:val="en-US"/>
+        </w:rPr>
+        <w:t>7. ENTITY (</w:t>
+      </w:r>
+      <w:r>
+        <w:rPr>
+          <w:rFonts w:ascii="Times New Roman" w:hAnsi="Times New Roman" w:cs="Times New Roman"/>
+          <w:sz w:val="28"/>
+          <w:szCs w:val="28"/>
+        </w:rPr>
+        <w:t>Сущность</w:t>
+      </w:r>
+      <w:r>
+        <w:rPr>
+          <w:rFonts w:ascii="Times New Roman" w:hAnsi="Times New Roman" w:cs="Times New Roman"/>
+          <w:sz w:val="28"/>
+          <w:szCs w:val="28"/>
+          <w:lang w:val="en-US"/>
+        </w:rPr>
+        <w:t>)</w:t>
+      </w:r>
+    </w:p>
+    <w:p>
+      <w:pPr>
+        <w:spacing w:after="0" w:line="240" w:lineRule="auto"/>
+        <w:jc w:val="both"/>
+        <w:rPr>
+          <w:rFonts w:ascii="Times New Roman" w:hAnsi="Times New Roman" w:cs="Times New Roman"/>
+          <w:sz w:val="28"/>
+          <w:szCs w:val="28"/>
+          <w:lang w:val="en-US"/>
+        </w:rPr>
+      </w:pPr>
+      <w:r>
+        <w:rPr>
+          <w:rFonts w:ascii="Times New Roman" w:hAnsi="Times New Roman" w:cs="Times New Roman"/>
+          <w:sz w:val="28"/>
+          <w:szCs w:val="28"/>
+          <w:lang w:val="en-US"/>
+        </w:rPr>
+        <w:t xml:space="preserve">   - </w:t>
+      </w:r>
+      <w:r>
+        <w:rPr>
+          <w:rFonts w:ascii="Times New Roman" w:hAnsi="Times New Roman" w:cs="Times New Roman"/>
+          <w:i/>
+          <w:iCs/>
+          <w:sz w:val="28"/>
+          <w:szCs w:val="28"/>
+          <w:lang w:val="en-US"/>
+        </w:rPr>
+        <w:t>id</w:t>
+      </w:r>
+      <w:r>
+        <w:rPr>
+          <w:rFonts w:ascii="Times New Roman" w:hAnsi="Times New Roman" w:cs="Times New Roman"/>
+          <w:sz w:val="28"/>
+          <w:szCs w:val="28"/>
+          <w:lang w:val="en-US"/>
+        </w:rPr>
+        <w:t xml:space="preserve"> (PK) - </w:t>
+      </w:r>
+      <w:r>
+        <w:rPr>
+          <w:rFonts w:ascii="Times New Roman" w:hAnsi="Times New Roman" w:cs="Times New Roman"/>
+          <w:sz w:val="28"/>
+          <w:szCs w:val="28"/>
+        </w:rPr>
+        <w:t>идентификатор</w:t>
+      </w:r>
+    </w:p>
+    <w:p>
+      <w:pPr>
+        <w:spacing w:after="0" w:line="240" w:lineRule="auto"/>
+        <w:jc w:val="both"/>
+        <w:rPr>
+          <w:rFonts w:ascii="Times New Roman" w:hAnsi="Times New Roman" w:cs="Times New Roman"/>
+          <w:sz w:val="28"/>
+          <w:szCs w:val="28"/>
+          <w:lang w:val="en-US"/>
+        </w:rPr>
+      </w:pPr>
+      <w:r>
+        <w:rPr>
+          <w:rFonts w:ascii="Times New Roman" w:hAnsi="Times New Roman" w:cs="Times New Roman"/>
+          <w:sz w:val="28"/>
+          <w:szCs w:val="28"/>
+          <w:lang w:val="en-US"/>
+        </w:rPr>
+        <w:t xml:space="preserve">   - </w:t>
+      </w:r>
+      <w:proofErr w:type="spellStart"/>
+      <w:r>
+        <w:rPr>
+          <w:rFonts w:ascii="Times New Roman" w:hAnsi="Times New Roman" w:cs="Times New Roman"/>
+          <w:i/>
+          <w:iCs/>
+          <w:sz w:val="28"/>
+          <w:szCs w:val="28"/>
+          <w:lang w:val="en-US"/>
+        </w:rPr>
+        <w:t>template_id</w:t>
+      </w:r>
+      <w:proofErr w:type="spellEnd"/>
+      <w:r>
+        <w:rPr>
+          <w:rFonts w:ascii="Times New Roman" w:hAnsi="Times New Roman" w:cs="Times New Roman"/>
+          <w:sz w:val="28"/>
+          <w:szCs w:val="28"/>
+          <w:lang w:val="en-US"/>
+        </w:rPr>
+        <w:t xml:space="preserve"> (FK → TEMPLATE) - ID </w:t>
+      </w:r>
+      <w:r>
+        <w:rPr>
+          <w:rFonts w:ascii="Times New Roman" w:hAnsi="Times New Roman" w:cs="Times New Roman"/>
+          <w:sz w:val="28"/>
+          <w:szCs w:val="28"/>
+        </w:rPr>
+        <w:t>шаблона</w:t>
+      </w:r>
+    </w:p>
+    <w:p>
+      <w:pPr>
+        <w:spacing w:after="0" w:line="240" w:lineRule="auto"/>
+        <w:jc w:val="both"/>
+        <w:rPr>
+          <w:rFonts w:ascii="Times New Roman" w:hAnsi="Times New Roman" w:cs="Times New Roman"/>
+          <w:sz w:val="28"/>
+          <w:szCs w:val="28"/>
+          <w:lang w:val="en-US"/>
+        </w:rPr>
+      </w:pPr>
+      <w:r>
+        <w:rPr>
+          <w:rFonts w:ascii="Times New Roman" w:hAnsi="Times New Roman" w:cs="Times New Roman"/>
+          <w:sz w:val="28"/>
+          <w:szCs w:val="28"/>
+          <w:lang w:val="en-US"/>
+        </w:rPr>
+        <w:t xml:space="preserve">   - </w:t>
+      </w:r>
+      <w:proofErr w:type="spellStart"/>
+      <w:r>
+        <w:rPr>
+          <w:rFonts w:ascii="Times New Roman" w:hAnsi="Times New Roman" w:cs="Times New Roman"/>
+          <w:i/>
+          <w:iCs/>
+          <w:sz w:val="28"/>
+          <w:szCs w:val="28"/>
+          <w:lang w:val="en-US"/>
+        </w:rPr>
+        <w:t>created_by</w:t>
+      </w:r>
+      <w:proofErr w:type="spellEnd"/>
+      <w:r>
+        <w:rPr>
+          <w:rFonts w:ascii="Times New Roman" w:hAnsi="Times New Roman" w:cs="Times New Roman"/>
+          <w:sz w:val="28"/>
+          <w:szCs w:val="28"/>
+          <w:lang w:val="en-US"/>
+        </w:rPr>
+        <w:t xml:space="preserve"> (FK → USER) - </w:t>
+      </w:r>
+      <w:r>
+        <w:rPr>
+          <w:rFonts w:ascii="Times New Roman" w:hAnsi="Times New Roman" w:cs="Times New Roman"/>
+          <w:sz w:val="28"/>
+          <w:szCs w:val="28"/>
+        </w:rPr>
+        <w:t>создатель</w:t>
+      </w:r>
+    </w:p>
+    <w:p>
+      <w:pPr>
+        <w:spacing w:after="0" w:line="240" w:lineRule="auto"/>
+        <w:jc w:val="both"/>
+        <w:rPr>
+          <w:rFonts w:ascii="Times New Roman" w:hAnsi="Times New Roman" w:cs="Times New Roman"/>
+          <w:sz w:val="28"/>
+          <w:szCs w:val="28"/>
+          <w:lang w:val="en-US"/>
+        </w:rPr>
+      </w:pPr>
+      <w:r>
+        <w:rPr>
+          <w:rFonts w:ascii="Times New Roman" w:hAnsi="Times New Roman" w:cs="Times New Roman"/>
+          <w:sz w:val="28"/>
+          <w:szCs w:val="28"/>
+          <w:lang w:val="en-US"/>
+        </w:rPr>
+        <w:t xml:space="preserve">   - </w:t>
+      </w:r>
+      <w:proofErr w:type="spellStart"/>
+      <w:r>
+        <w:rPr>
+          <w:rFonts w:ascii="Times New Roman" w:hAnsi="Times New Roman" w:cs="Times New Roman"/>
+          <w:i/>
+          <w:iCs/>
+          <w:sz w:val="28"/>
+          <w:szCs w:val="28"/>
+          <w:lang w:val="en-US"/>
+        </w:rPr>
+        <w:t>created</w:t>
+      </w:r>
+      <w:r>
+        <w:rPr>
+          <w:rFonts w:ascii="Times New Roman" w:hAnsi="Times New Roman" w:cs="Times New Roman"/>
+          <w:i/>
+          <w:iCs/>
+          <w:sz w:val="28"/>
+          <w:szCs w:val="28"/>
+          <w:lang w:val="en-US"/>
+        </w:rPr>
+        <w:t>_</w:t>
+      </w:r>
+      <w:r>
+        <w:rPr>
+          <w:rFonts w:ascii="Times New Roman" w:hAnsi="Times New Roman" w:cs="Times New Roman"/>
+          <w:i/>
+          <w:iCs/>
+          <w:sz w:val="28"/>
+          <w:szCs w:val="28"/>
+          <w:lang w:val="en-US"/>
+        </w:rPr>
+        <w:t>at</w:t>
+      </w:r>
+      <w:proofErr w:type="spellEnd"/>
+      <w:r>
+        <w:rPr>
+          <w:rFonts w:ascii="Times New Roman" w:hAnsi="Times New Roman" w:cs="Times New Roman"/>
+          <w:sz w:val="28"/>
+          <w:szCs w:val="28"/>
+          <w:lang w:val="en-US"/>
+        </w:rPr>
+        <w:t xml:space="preserve"> - </w:t>
+      </w:r>
+      <w:r>
+        <w:rPr>
+          <w:rFonts w:ascii="Times New Roman" w:hAnsi="Times New Roman" w:cs="Times New Roman"/>
+          <w:sz w:val="28"/>
+          <w:szCs w:val="28"/>
+        </w:rPr>
+        <w:t>дата</w:t>
+      </w:r>
+      <w:r>
+        <w:rPr>
+          <w:rFonts w:ascii="Times New Roman" w:hAnsi="Times New Roman" w:cs="Times New Roman"/>
+          <w:sz w:val="28"/>
+          <w:szCs w:val="28"/>
+          <w:lang w:val="en-US"/>
+        </w:rPr>
+        <w:t xml:space="preserve"> </w:t>
+      </w:r>
+      <w:r>
+        <w:rPr>
+          <w:rFonts w:ascii="Times New Roman" w:hAnsi="Times New Roman" w:cs="Times New Roman"/>
+          <w:sz w:val="28"/>
+          <w:szCs w:val="28"/>
+        </w:rPr>
+        <w:t>создания</w:t>
+      </w:r>
+    </w:p>
+    <w:p>
+      <w:pPr>
+        <w:spacing w:after="0" w:line="240" w:lineRule="auto"/>
+        <w:jc w:val="both"/>
+        <w:rPr>
+          <w:rFonts w:ascii="Times New Roman" w:hAnsi="Times New Roman" w:cs="Times New Roman"/>
+          <w:sz w:val="28"/>
+          <w:szCs w:val="28"/>
+        </w:rPr>
+      </w:pPr>
+      <w:r>
+        <w:rPr>
+          <w:rFonts w:ascii="Times New Roman" w:hAnsi="Times New Roman" w:cs="Times New Roman"/>
+          <w:sz w:val="28"/>
+          <w:szCs w:val="28"/>
+          <w:lang w:val="en-US"/>
+        </w:rPr>
+        <w:t xml:space="preserve">   </w:t>
+      </w:r>
+      <w:r>
+        <w:rPr>
+          <w:rFonts w:ascii="Times New Roman" w:hAnsi="Times New Roman" w:cs="Times New Roman"/>
+          <w:sz w:val="28"/>
+          <w:szCs w:val="28"/>
+        </w:rPr>
+        <w:t xml:space="preserve">- </w:t>
+      </w:r>
+      <w:proofErr w:type="spellStart"/>
+      <w:r>
+        <w:rPr>
+          <w:rFonts w:ascii="Times New Roman" w:hAnsi="Times New Roman" w:cs="Times New Roman"/>
+          <w:i/>
+          <w:iCs/>
+          <w:sz w:val="28"/>
+          <w:szCs w:val="28"/>
+        </w:rPr>
+        <w:t>updated_at</w:t>
+      </w:r>
+      <w:proofErr w:type="spellEnd"/>
+      <w:r>
+        <w:rPr>
+          <w:rFonts w:ascii="Times New Roman" w:hAnsi="Times New Roman" w:cs="Times New Roman"/>
+          <w:sz w:val="28"/>
+          <w:szCs w:val="28"/>
+        </w:rPr>
+        <w:t xml:space="preserve"> - дата обновления</w:t>
+      </w:r>
+    </w:p>
+    <w:p>
+      <w:pPr>
+        <w:spacing w:after="0" w:line="240" w:lineRule="auto"/>
+        <w:jc w:val="both"/>
+        <w:rPr>
+          <w:rFonts w:ascii="Times New Roman" w:hAnsi="Times New Roman" w:cs="Times New Roman"/>
+          <w:sz w:val="28"/>
+          <w:szCs w:val="28"/>
+        </w:rPr>
+      </w:pPr>
+    </w:p>
+    <w:p>
+      <w:pPr>
+        <w:spacing w:after="0" w:line="240" w:lineRule="auto"/>
+        <w:jc w:val="both"/>
+        <w:rPr>
+          <w:rFonts w:ascii="Times New Roman" w:hAnsi="Times New Roman" w:cs="Times New Roman"/>
+          <w:sz w:val="28"/>
+          <w:szCs w:val="28"/>
+        </w:rPr>
+      </w:pPr>
+      <w:r>
+        <w:rPr>
+          <w:rFonts w:ascii="Times New Roman" w:hAnsi="Times New Roman" w:cs="Times New Roman"/>
+          <w:sz w:val="28"/>
+          <w:szCs w:val="28"/>
+        </w:rPr>
+        <w:t>8. ENTITY_DATA (Данные сущности)</w:t>
+      </w:r>
+    </w:p>
+    <w:p>
+      <w:pPr>
+        <w:spacing w:after="0" w:line="240" w:lineRule="auto"/>
+        <w:jc w:val="both"/>
+        <w:rPr>
+          <w:rFonts w:ascii="Times New Roman" w:hAnsi="Times New Roman" w:cs="Times New Roman"/>
+          <w:sz w:val="28"/>
+          <w:szCs w:val="28"/>
+        </w:rPr>
+      </w:pPr>
+      <w:r>
+        <w:rPr>
+          <w:rFonts w:ascii="Times New Roman" w:hAnsi="Times New Roman" w:cs="Times New Roman"/>
+          <w:sz w:val="28"/>
+          <w:szCs w:val="28"/>
+        </w:rPr>
+        <w:t xml:space="preserve">   - </w:t>
+      </w:r>
+      <w:proofErr w:type="spellStart"/>
+      <w:r>
+        <w:rPr>
+          <w:rFonts w:ascii="Times New Roman" w:hAnsi="Times New Roman" w:cs="Times New Roman"/>
+          <w:i/>
+          <w:iCs/>
+          <w:sz w:val="28"/>
+          <w:szCs w:val="28"/>
+        </w:rPr>
+        <w:t>id</w:t>
+      </w:r>
+      <w:proofErr w:type="spellEnd"/>
+      <w:r>
+        <w:rPr>
+          <w:rFonts w:ascii="Times New Roman" w:hAnsi="Times New Roman" w:cs="Times New Roman"/>
+          <w:sz w:val="28"/>
+          <w:szCs w:val="28"/>
+        </w:rPr>
+        <w:t xml:space="preserve"> (PK) - идентификатор</w:t>
+      </w:r>
+    </w:p>
+    <w:p>
+      <w:pPr>
+        <w:spacing w:after="0" w:line="240" w:lineRule="auto"/>
+        <w:jc w:val="both"/>
+        <w:rPr>
+          <w:rFonts w:ascii="Times New Roman" w:hAnsi="Times New Roman" w:cs="Times New Roman"/>
+          <w:sz w:val="28"/>
+          <w:szCs w:val="28"/>
+        </w:rPr>
+      </w:pPr>
+      <w:r>
+        <w:rPr>
+          <w:rFonts w:ascii="Times New Roman" w:hAnsi="Times New Roman" w:cs="Times New Roman"/>
+          <w:sz w:val="28"/>
+          <w:szCs w:val="28"/>
+        </w:rPr>
+        <w:t xml:space="preserve">   - </w:t>
+      </w:r>
+      <w:r>
+        <w:rPr>
+          <w:rFonts w:ascii="Times New Roman" w:hAnsi="Times New Roman" w:cs="Times New Roman"/>
+          <w:i/>
+          <w:iCs/>
+          <w:sz w:val="28"/>
+          <w:szCs w:val="28"/>
+          <w:lang w:val="en-US"/>
+        </w:rPr>
+        <w:t>entity</w:t>
+      </w:r>
+      <w:r>
+        <w:rPr>
+          <w:rFonts w:ascii="Times New Roman" w:hAnsi="Times New Roman" w:cs="Times New Roman"/>
+          <w:i/>
+          <w:iCs/>
+          <w:sz w:val="28"/>
+          <w:szCs w:val="28"/>
+        </w:rPr>
+        <w:t>_</w:t>
+      </w:r>
+      <w:r>
+        <w:rPr>
+          <w:rFonts w:ascii="Times New Roman" w:hAnsi="Times New Roman" w:cs="Times New Roman"/>
+          <w:i/>
+          <w:iCs/>
+          <w:sz w:val="28"/>
+          <w:szCs w:val="28"/>
+          <w:lang w:val="en-US"/>
+        </w:rPr>
+        <w:t>id</w:t>
+      </w:r>
+      <w:r>
+        <w:rPr>
+          <w:rFonts w:ascii="Times New Roman" w:hAnsi="Times New Roman" w:cs="Times New Roman"/>
+          <w:sz w:val="28"/>
+          <w:szCs w:val="28"/>
+        </w:rPr>
+        <w:t xml:space="preserve"> (</w:t>
+      </w:r>
+      <w:r>
+        <w:rPr>
+          <w:rFonts w:ascii="Times New Roman" w:hAnsi="Times New Roman" w:cs="Times New Roman"/>
+          <w:sz w:val="28"/>
+          <w:szCs w:val="28"/>
+          <w:lang w:val="en-US"/>
+        </w:rPr>
+        <w:t>FK</w:t>
+      </w:r>
+      <w:r>
+        <w:rPr>
+          <w:rFonts w:ascii="Times New Roman" w:hAnsi="Times New Roman" w:cs="Times New Roman"/>
+          <w:sz w:val="28"/>
+          <w:szCs w:val="28"/>
+        </w:rPr>
+        <w:t xml:space="preserve"> → </w:t>
+      </w:r>
+      <w:r>
+        <w:rPr>
+          <w:rFonts w:ascii="Times New Roman" w:hAnsi="Times New Roman" w:cs="Times New Roman"/>
+          <w:sz w:val="28"/>
+          <w:szCs w:val="28"/>
+          <w:lang w:val="en-US"/>
+        </w:rPr>
+        <w:t>ENTITY</w:t>
+      </w:r>
+      <w:r>
+        <w:rPr>
+          <w:rFonts w:ascii="Times New Roman" w:hAnsi="Times New Roman" w:cs="Times New Roman"/>
+          <w:sz w:val="28"/>
+          <w:szCs w:val="28"/>
+        </w:rPr>
+        <w:t xml:space="preserve">) - </w:t>
+      </w:r>
+      <w:r>
+        <w:rPr>
+          <w:rFonts w:ascii="Times New Roman" w:hAnsi="Times New Roman" w:cs="Times New Roman"/>
+          <w:sz w:val="28"/>
+          <w:szCs w:val="28"/>
+          <w:lang w:val="en-US"/>
+        </w:rPr>
+        <w:t>ID</w:t>
+      </w:r>
+      <w:r>
+        <w:rPr>
+          <w:rFonts w:ascii="Times New Roman" w:hAnsi="Times New Roman" w:cs="Times New Roman"/>
+          <w:sz w:val="28"/>
+          <w:szCs w:val="28"/>
+        </w:rPr>
+        <w:t xml:space="preserve"> </w:t>
+      </w:r>
+      <w:r>
+        <w:rPr>
+          <w:rFonts w:ascii="Times New Roman" w:hAnsi="Times New Roman" w:cs="Times New Roman"/>
+          <w:sz w:val="28"/>
+          <w:szCs w:val="28"/>
+        </w:rPr>
+        <w:t>сущности</w:t>
+      </w:r>
+    </w:p>
+    <w:p>
+      <w:pPr>
+        <w:spacing w:after="0" w:line="240" w:lineRule="auto"/>
+        <w:jc w:val="both"/>
+        <w:rPr>
+          <w:rFonts w:ascii="Times New Roman" w:hAnsi="Times New Roman" w:cs="Times New Roman"/>
+          <w:sz w:val="28"/>
+          <w:szCs w:val="28"/>
+          <w:lang w:val="en-US"/>
+        </w:rPr>
+      </w:pPr>
+      <w:r>
+        <w:rPr>
+          <w:rFonts w:ascii="Times New Roman" w:hAnsi="Times New Roman" w:cs="Times New Roman"/>
+          <w:sz w:val="28"/>
+          <w:szCs w:val="28"/>
+        </w:rPr>
+        <w:t xml:space="preserve">   </w:t>
+      </w:r>
+      <w:r>
+        <w:rPr>
+          <w:rFonts w:ascii="Times New Roman" w:hAnsi="Times New Roman" w:cs="Times New Roman"/>
+          <w:sz w:val="28"/>
+          <w:szCs w:val="28"/>
+          <w:lang w:val="en-US"/>
+        </w:rPr>
+        <w:t xml:space="preserve">- </w:t>
+      </w:r>
+      <w:proofErr w:type="spellStart"/>
+      <w:r>
+        <w:rPr>
+          <w:rFonts w:ascii="Times New Roman" w:hAnsi="Times New Roman" w:cs="Times New Roman"/>
+          <w:i/>
+          <w:iCs/>
+          <w:sz w:val="28"/>
+          <w:szCs w:val="28"/>
+          <w:lang w:val="en-US"/>
+        </w:rPr>
+        <w:t>field_id</w:t>
+      </w:r>
+      <w:proofErr w:type="spellEnd"/>
+      <w:r>
+        <w:rPr>
+          <w:rFonts w:ascii="Times New Roman" w:hAnsi="Times New Roman" w:cs="Times New Roman"/>
+          <w:sz w:val="28"/>
+          <w:szCs w:val="28"/>
+          <w:lang w:val="en-US"/>
+        </w:rPr>
+        <w:t xml:space="preserve"> (FK → TEMPLATE_FIELD) - ID </w:t>
+      </w:r>
+      <w:r>
+        <w:rPr>
+          <w:rFonts w:ascii="Times New Roman" w:hAnsi="Times New Roman" w:cs="Times New Roman"/>
+          <w:sz w:val="28"/>
+          <w:szCs w:val="28"/>
+        </w:rPr>
+        <w:t>поля</w:t>
+      </w:r>
+    </w:p>
+    <w:p>
+      <w:pPr>
+        <w:spacing w:after="0" w:line="240" w:lineRule="auto"/>
+        <w:jc w:val="both"/>
+        <w:rPr>
+          <w:rFonts w:ascii="Times New Roman" w:hAnsi="Times New Roman" w:cs="Times New Roman"/>
+          <w:sz w:val="28"/>
+          <w:szCs w:val="28"/>
+        </w:rPr>
+      </w:pPr>
+      <w:r>
+        <w:rPr>
+          <w:rFonts w:ascii="Times New Roman" w:hAnsi="Times New Roman" w:cs="Times New Roman"/>
+          <w:sz w:val="28"/>
+          <w:szCs w:val="28"/>
+          <w:lang w:val="en-US"/>
+        </w:rPr>
+        <w:t xml:space="preserve">   </w:t>
+      </w:r>
+      <w:r>
+        <w:rPr>
+          <w:rFonts w:ascii="Times New Roman" w:hAnsi="Times New Roman" w:cs="Times New Roman"/>
+          <w:sz w:val="28"/>
+          <w:szCs w:val="28"/>
+        </w:rPr>
+        <w:t xml:space="preserve">- </w:t>
+      </w:r>
+      <w:proofErr w:type="spellStart"/>
+      <w:r>
+        <w:rPr>
+          <w:rFonts w:ascii="Times New Roman" w:hAnsi="Times New Roman" w:cs="Times New Roman"/>
+          <w:i/>
+          <w:iCs/>
+          <w:sz w:val="28"/>
+          <w:szCs w:val="28"/>
+        </w:rPr>
+        <w:t>value_text</w:t>
+      </w:r>
+      <w:proofErr w:type="spellEnd"/>
+      <w:r>
+        <w:rPr>
+          <w:rFonts w:ascii="Times New Roman" w:hAnsi="Times New Roman" w:cs="Times New Roman"/>
+          <w:sz w:val="28"/>
+          <w:szCs w:val="28"/>
+        </w:rPr>
+        <w:t xml:space="preserve"> - текстовое значение</w:t>
+      </w:r>
+    </w:p>
+    <w:p>
+      <w:pPr>
+        <w:spacing w:after="0" w:line="240" w:lineRule="auto"/>
+        <w:jc w:val="both"/>
+        <w:rPr>
+          <w:rFonts w:ascii="Times New Roman" w:hAnsi="Times New Roman" w:cs="Times New Roman"/>
+          <w:sz w:val="28"/>
+          <w:szCs w:val="28"/>
+        </w:rPr>
+      </w:pPr>
+      <w:r>
+        <w:rPr>
+          <w:rFonts w:ascii="Times New Roman" w:hAnsi="Times New Roman" w:cs="Times New Roman"/>
+          <w:sz w:val="28"/>
+          <w:szCs w:val="28"/>
+        </w:rPr>
+        <w:t xml:space="preserve">   - </w:t>
+      </w:r>
+      <w:proofErr w:type="spellStart"/>
+      <w:r>
+        <w:rPr>
+          <w:rFonts w:ascii="Times New Roman" w:hAnsi="Times New Roman" w:cs="Times New Roman"/>
+          <w:i/>
+          <w:iCs/>
+          <w:sz w:val="28"/>
+          <w:szCs w:val="28"/>
+        </w:rPr>
+        <w:t>value_number</w:t>
+      </w:r>
+      <w:proofErr w:type="spellEnd"/>
+      <w:r>
+        <w:rPr>
+          <w:rFonts w:ascii="Times New Roman" w:hAnsi="Times New Roman" w:cs="Times New Roman"/>
+          <w:sz w:val="28"/>
+          <w:szCs w:val="28"/>
+        </w:rPr>
+        <w:t xml:space="preserve"> - числовое значение</w:t>
+      </w:r>
+    </w:p>
+    <w:p>
+      <w:pPr>
+        <w:spacing w:after="0" w:line="240" w:lineRule="auto"/>
+        <w:jc w:val="both"/>
+        <w:rPr>
+          <w:rFonts w:ascii="Times New Roman" w:hAnsi="Times New Roman" w:cs="Times New Roman"/>
+          <w:sz w:val="28"/>
+          <w:szCs w:val="28"/>
+          <w:lang w:val="en-US"/>
+        </w:rPr>
+      </w:pPr>
+      <w:r>
+        <w:rPr>
+          <w:rFonts w:ascii="Times New Roman" w:hAnsi="Times New Roman" w:cs="Times New Roman"/>
+          <w:sz w:val="28"/>
+          <w:szCs w:val="28"/>
+        </w:rPr>
+        <w:t xml:space="preserve">   </w:t>
+      </w:r>
+      <w:r>
+        <w:rPr>
+          <w:rFonts w:ascii="Times New Roman" w:hAnsi="Times New Roman" w:cs="Times New Roman"/>
+          <w:sz w:val="28"/>
+          <w:szCs w:val="28"/>
+          <w:lang w:val="en-US"/>
+        </w:rPr>
+        <w:t xml:space="preserve">- </w:t>
+      </w:r>
+      <w:proofErr w:type="spellStart"/>
+      <w:r>
+        <w:rPr>
+          <w:rFonts w:ascii="Times New Roman" w:hAnsi="Times New Roman" w:cs="Times New Roman"/>
+          <w:i/>
+          <w:iCs/>
+          <w:sz w:val="28"/>
+          <w:szCs w:val="28"/>
+          <w:lang w:val="en-US"/>
+        </w:rPr>
+        <w:t>value_date</w:t>
+      </w:r>
+      <w:proofErr w:type="spellEnd"/>
+      <w:r>
+        <w:rPr>
+          <w:rFonts w:ascii="Times New Roman" w:hAnsi="Times New Roman" w:cs="Times New Roman"/>
+          <w:sz w:val="28"/>
+          <w:szCs w:val="28"/>
+          <w:lang w:val="en-US"/>
+        </w:rPr>
+        <w:t xml:space="preserve"> - </w:t>
+      </w:r>
+      <w:r>
+        <w:rPr>
+          <w:rFonts w:ascii="Times New Roman" w:hAnsi="Times New Roman" w:cs="Times New Roman"/>
+          <w:sz w:val="28"/>
+          <w:szCs w:val="28"/>
+        </w:rPr>
+        <w:t>дата</w:t>
+      </w:r>
+    </w:p>
+    <w:p>
+      <w:pPr>
+        <w:spacing w:after="0" w:line="240" w:lineRule="auto"/>
+        <w:jc w:val="both"/>
+        <w:rPr>
+          <w:rFonts w:ascii="Times New Roman" w:hAnsi="Times New Roman" w:cs="Times New Roman"/>
+          <w:sz w:val="28"/>
+          <w:szCs w:val="28"/>
+          <w:lang w:val="en-US"/>
+        </w:rPr>
+      </w:pPr>
+      <w:r>
+        <w:rPr>
+          <w:rFonts w:ascii="Times New Roman" w:hAnsi="Times New Roman" w:cs="Times New Roman"/>
+          <w:sz w:val="28"/>
+          <w:szCs w:val="28"/>
+          <w:lang w:val="en-US"/>
+        </w:rPr>
+        <w:t xml:space="preserve">   </w:t>
+      </w:r>
+      <w:r>
+        <w:rPr>
+          <w:rFonts w:ascii="Times New Roman" w:hAnsi="Times New Roman" w:cs="Times New Roman"/>
+          <w:sz w:val="28"/>
+          <w:szCs w:val="28"/>
+          <w:lang w:val="en-US"/>
+        </w:rPr>
+        <w:t xml:space="preserve">- </w:t>
+      </w:r>
+      <w:proofErr w:type="spellStart"/>
+      <w:r>
+        <w:rPr>
+          <w:rFonts w:ascii="Times New Roman" w:hAnsi="Times New Roman" w:cs="Times New Roman"/>
+          <w:i/>
+          <w:iCs/>
+          <w:sz w:val="28"/>
+          <w:szCs w:val="28"/>
+          <w:lang w:val="en-US"/>
+        </w:rPr>
+        <w:t>value_boolean</w:t>
+      </w:r>
+      <w:proofErr w:type="spellEnd"/>
+      <w:r>
+        <w:rPr>
+          <w:rFonts w:ascii="Times New Roman" w:hAnsi="Times New Roman" w:cs="Times New Roman"/>
+          <w:sz w:val="28"/>
+          <w:szCs w:val="28"/>
+          <w:lang w:val="en-US"/>
+        </w:rPr>
+        <w:t xml:space="preserve"> - </w:t>
+      </w:r>
+      <w:r>
+        <w:rPr>
+          <w:rFonts w:ascii="Times New Roman" w:hAnsi="Times New Roman" w:cs="Times New Roman"/>
+          <w:sz w:val="28"/>
+          <w:szCs w:val="28"/>
+        </w:rPr>
+        <w:t>булево</w:t>
+      </w:r>
+      <w:r>
+        <w:rPr>
+          <w:rFonts w:ascii="Times New Roman" w:hAnsi="Times New Roman" w:cs="Times New Roman"/>
+          <w:sz w:val="28"/>
+          <w:szCs w:val="28"/>
+          <w:lang w:val="en-US"/>
+        </w:rPr>
+        <w:t xml:space="preserve"> </w:t>
+      </w:r>
+      <w:r>
+        <w:rPr>
+          <w:rFonts w:ascii="Times New Roman" w:hAnsi="Times New Roman" w:cs="Times New Roman"/>
+          <w:sz w:val="28"/>
+          <w:szCs w:val="28"/>
+        </w:rPr>
+        <w:t>значение</w:t>
+      </w:r>
+    </w:p>
+    <w:p>
+      <w:pPr>
+        <w:spacing w:after="0" w:line="240" w:lineRule="auto"/>
+        <w:jc w:val="both"/>
+        <w:rPr>
+          <w:rFonts w:ascii="Times New Roman" w:hAnsi="Times New Roman" w:cs="Times New Roman"/>
+          <w:sz w:val="28"/>
+          <w:szCs w:val="28"/>
+          <w:lang w:val="en-US"/>
+        </w:rPr>
+      </w:pPr>
+      <w:r>
+        <w:rPr>
+          <w:rFonts w:ascii="Times New Roman" w:hAnsi="Times New Roman" w:cs="Times New Roman"/>
+          <w:sz w:val="28"/>
+          <w:szCs w:val="28"/>
+          <w:lang w:val="en-US"/>
+        </w:rPr>
+        <w:t xml:space="preserve">   - </w:t>
+      </w:r>
+      <w:proofErr w:type="spellStart"/>
+      <w:r>
+        <w:rPr>
+          <w:rFonts w:ascii="Times New Roman" w:hAnsi="Times New Roman" w:cs="Times New Roman"/>
+          <w:i/>
+          <w:iCs/>
+          <w:sz w:val="28"/>
+          <w:szCs w:val="28"/>
+          <w:lang w:val="en-US"/>
+        </w:rPr>
+        <w:t>file_id</w:t>
+      </w:r>
+      <w:proofErr w:type="spellEnd"/>
+      <w:r>
+        <w:rPr>
+          <w:rFonts w:ascii="Times New Roman" w:hAnsi="Times New Roman" w:cs="Times New Roman"/>
+          <w:sz w:val="28"/>
+          <w:szCs w:val="28"/>
+          <w:lang w:val="en-US"/>
+        </w:rPr>
+        <w:t xml:space="preserve"> (FK → FILE_STORAGE) - ID </w:t>
+      </w:r>
+      <w:r>
+        <w:rPr>
+          <w:rFonts w:ascii="Times New Roman" w:hAnsi="Times New Roman" w:cs="Times New Roman"/>
+          <w:sz w:val="28"/>
+          <w:szCs w:val="28"/>
+        </w:rPr>
+        <w:t>файла</w:t>
+      </w:r>
+    </w:p>
+    <w:p>
+      <w:pPr>
+        <w:spacing w:after="0" w:line="240" w:lineRule="auto"/>
+        <w:jc w:val="both"/>
+        <w:rPr>
+          <w:rFonts w:ascii="Times New Roman" w:hAnsi="Times New Roman" w:cs="Times New Roman"/>
+          <w:sz w:val="28"/>
+          <w:szCs w:val="28"/>
+          <w:lang w:val="en-US"/>
+        </w:rPr>
+      </w:pPr>
+    </w:p>
+    <w:p>
+      <w:pPr>
+        <w:spacing w:after="0" w:line="240" w:lineRule="auto"/>
+        <w:jc w:val="both"/>
+        <w:rPr>
+          <w:rFonts w:ascii="Times New Roman" w:hAnsi="Times New Roman" w:cs="Times New Roman"/>
+          <w:sz w:val="28"/>
+          <w:szCs w:val="28"/>
+        </w:rPr>
+      </w:pPr>
+      <w:r>
+        <w:rPr>
+          <w:rFonts w:ascii="Times New Roman" w:hAnsi="Times New Roman" w:cs="Times New Roman"/>
+          <w:sz w:val="28"/>
+          <w:szCs w:val="28"/>
+        </w:rPr>
+        <w:t>9. FILE_STORAGE (Хранилище файлов)</w:t>
+      </w:r>
+    </w:p>
+    <w:p>
+      <w:pPr>
+        <w:spacing w:after="0" w:line="240" w:lineRule="auto"/>
+        <w:jc w:val="both"/>
+        <w:rPr>
+          <w:rFonts w:ascii="Times New Roman" w:hAnsi="Times New Roman" w:cs="Times New Roman"/>
+          <w:sz w:val="28"/>
+          <w:szCs w:val="28"/>
+        </w:rPr>
+      </w:pPr>
+      <w:r>
+        <w:rPr>
+          <w:rFonts w:ascii="Times New Roman" w:hAnsi="Times New Roman" w:cs="Times New Roman"/>
+          <w:sz w:val="28"/>
+          <w:szCs w:val="28"/>
+        </w:rPr>
+        <w:t xml:space="preserve">   - </w:t>
+      </w:r>
+      <w:proofErr w:type="spellStart"/>
+      <w:r>
+        <w:rPr>
+          <w:rFonts w:ascii="Times New Roman" w:hAnsi="Times New Roman" w:cs="Times New Roman"/>
+          <w:i/>
+          <w:iCs/>
+          <w:sz w:val="28"/>
+          <w:szCs w:val="28"/>
+        </w:rPr>
+        <w:t>id</w:t>
+      </w:r>
+      <w:proofErr w:type="spellEnd"/>
+      <w:r>
+        <w:rPr>
+          <w:rFonts w:ascii="Times New Roman" w:hAnsi="Times New Roman" w:cs="Times New Roman"/>
+          <w:sz w:val="28"/>
+          <w:szCs w:val="28"/>
+        </w:rPr>
+        <w:t xml:space="preserve"> (PK) - идентификатор</w:t>
+      </w:r>
+    </w:p>
+    <w:p>
+      <w:pPr>
+        <w:spacing w:after="0" w:line="240" w:lineRule="auto"/>
+        <w:jc w:val="both"/>
+        <w:rPr>
+          <w:rFonts w:ascii="Times New Roman" w:hAnsi="Times New Roman" w:cs="Times New Roman"/>
+          <w:sz w:val="28"/>
+          <w:szCs w:val="28"/>
+        </w:rPr>
+      </w:pPr>
+      <w:r>
+        <w:rPr>
+          <w:rFonts w:ascii="Times New Roman" w:hAnsi="Times New Roman" w:cs="Times New Roman"/>
+          <w:sz w:val="28"/>
+          <w:szCs w:val="28"/>
+        </w:rPr>
         <w:lastRenderedPageBreak/>
         <w:t xml:space="preserve">   - </w:t>
       </w:r>
+      <w:proofErr w:type="spellStart"/>
       <w:r>
         <w:rPr>
           <w:rFonts w:ascii="Times New Roman" w:hAnsi="Times New Roman" w:cs="Times New Roman"/>
@@ -15812,48 +17478,38 @@
           <w:iCs/>
           <w:sz w:val="28"/>
           <w:szCs w:val="28"/>
-          <w:lang w:val="en-US"/>
-        </w:rPr>
-        <w:t>type</w:t>
-      </w:r>
-      <w:r>
-        <w:rPr>
-          <w:rFonts w:ascii="Times New Roman" w:hAnsi="Times New Roman" w:cs="Times New Roman"/>
-          <w:sz w:val="28"/>
-          <w:szCs w:val="28"/>
-          <w:lang w:val="en-US"/>
-        </w:rPr>
-        <w:t xml:space="preserve"> - </w:t>
-      </w:r>
-      <w:r>
-        <w:rPr>
-          <w:rFonts w:ascii="Times New Roman" w:hAnsi="Times New Roman" w:cs="Times New Roman"/>
-          <w:sz w:val="28"/>
-          <w:szCs w:val="28"/>
-        </w:rPr>
-        <w:t>тип</w:t>
-      </w:r>
-    </w:p>
-    <w:p>
-      <w:pPr>
-        <w:spacing w:after="0" w:line="240" w:lineRule="auto"/>
-        <w:jc w:val="both"/>
-        <w:rPr>
-          <w:rFonts w:ascii="Times New Roman" w:hAnsi="Times New Roman" w:cs="Times New Roman"/>
-          <w:sz w:val="28"/>
-          <w:szCs w:val="28"/>
-          <w:lang w:val="en-US"/>
-        </w:rPr>
-      </w:pPr>
-      <w:r>
-        <w:rPr>
-          <w:rFonts w:ascii="Times New Roman" w:hAnsi="Times New Roman" w:cs="Times New Roman"/>
-          <w:sz w:val="28"/>
-          <w:szCs w:val="28"/>
-          <w:lang w:val="en-US"/>
+        </w:rPr>
+        <w:t>original_name</w:t>
+      </w:r>
+      <w:proofErr w:type="spellEnd"/>
+      <w:r>
+        <w:rPr>
+          <w:rFonts w:ascii="Times New Roman" w:hAnsi="Times New Roman" w:cs="Times New Roman"/>
+          <w:sz w:val="28"/>
+          <w:szCs w:val="28"/>
+        </w:rPr>
+        <w:t xml:space="preserve"> - оригинальное имя</w:t>
+      </w:r>
+    </w:p>
+    <w:p>
+      <w:pPr>
+        <w:spacing w:after="0" w:line="240" w:lineRule="auto"/>
+        <w:jc w:val="both"/>
+        <w:rPr>
+          <w:rFonts w:ascii="Times New Roman" w:hAnsi="Times New Roman" w:cs="Times New Roman"/>
+          <w:sz w:val="28"/>
+          <w:szCs w:val="28"/>
+        </w:rPr>
+      </w:pPr>
+      <w:r>
+        <w:rPr>
+          <w:rFonts w:ascii="Times New Roman" w:hAnsi="Times New Roman" w:cs="Times New Roman"/>
+          <w:sz w:val="28"/>
+          <w:szCs w:val="28"/>
         </w:rPr>
         <w:t xml:space="preserve">   - </w:t>
       </w:r>
+      <w:proofErr w:type="spellStart"/>
       <w:r>
         <w:rPr>
           <w:rFonts w:ascii="Times New Roman" w:hAnsi="Times New Roman" w:cs="Times New Roman"/>
@@ -15861,45 +17517,34 @@
           <w:iCs/>
           <w:sz w:val="28"/>
           <w:szCs w:val="28"/>
-          <w:lang w:val="en-US"/>
-        </w:rPr>
-        <w:t>description</w:t>
-      </w:r>
-      <w:r>
-        <w:rPr>
-          <w:rFonts w:ascii="Times New Roman" w:hAnsi="Times New Roman" w:cs="Times New Roman"/>
-          <w:sz w:val="28"/>
-          <w:szCs w:val="28"/>
-          <w:lang w:val="en-US"/>
-        </w:rPr>
-        <w:t xml:space="preserve"> - </w:t>
-      </w:r>
-      <w:r>
-        <w:rPr>
-          <w:rFonts w:ascii="Times New Roman" w:hAnsi="Times New Roman" w:cs="Times New Roman"/>
-          <w:sz w:val="28"/>
-          <w:szCs w:val="28"/>
-        </w:rPr>
-        <w:t>описание</w:t>
-      </w:r>
-    </w:p>
-    <w:p>
-      <w:pPr>
-        <w:spacing w:after="0" w:line="240" w:lineRule="auto"/>
-        <w:jc w:val="both"/>
-        <w:rPr>
-          <w:rFonts w:ascii="Times New Roman" w:hAnsi="Times New Roman" w:cs="Times New Roman"/>
-          <w:sz w:val="28"/>
-          <w:szCs w:val="28"/>
-          <w:lang w:val="en-US"/>
-        </w:rPr>
-      </w:pPr>
-      <w:r>
-        <w:rPr>
-          <w:rFonts w:ascii="Times New Roman" w:hAnsi="Times New Roman" w:cs="Times New Roman"/>
-          <w:sz w:val="28"/>
-          <w:szCs w:val="28"/>
-          <w:lang w:val="en-US"/>
+        </w:rPr>
+        <w:t>storage_path</w:t>
+      </w:r>
+      <w:proofErr w:type="spellEnd"/>
+      <w:r>
+        <w:rPr>
+          <w:rFonts w:ascii="Times New Roman" w:hAnsi="Times New Roman" w:cs="Times New Roman"/>
+          <w:sz w:val="28"/>
+          <w:szCs w:val="28"/>
+        </w:rPr>
+        <w:t xml:space="preserve"> - путь хранения</w:t>
+      </w:r>
+    </w:p>
+    <w:p>
+      <w:pPr>
+        <w:spacing w:after="0" w:line="240" w:lineRule="auto"/>
+        <w:jc w:val="both"/>
+        <w:rPr>
+          <w:rFonts w:ascii="Times New Roman" w:hAnsi="Times New Roman" w:cs="Times New Roman"/>
+          <w:sz w:val="28"/>
+          <w:szCs w:val="28"/>
+        </w:rPr>
+      </w:pPr>
+      <w:r>
+        <w:rPr>
+          <w:rFonts w:ascii="Times New Roman" w:hAnsi="Times New Roman" w:cs="Times New Roman"/>
+          <w:sz w:val="28"/>
+          <w:szCs w:val="28"/>
         </w:rPr>
         <w:t xml:space="preserve">   - </w:t>
       </w:r>
@@ -15911,9 +17556,8 @@
           <w:iCs/>
           <w:sz w:val="28"/>
           <w:szCs w:val="28"/>
-          <w:lang w:val="en-US"/>
-        </w:rPr>
-        <w:t>is_required</w:t>
+        </w:rPr>
+        <w:t>file_type</w:t>
       </w:r>
       <w:proofErr w:type="spellEnd"/>
       <w:r>
@@ -15921,39 +17565,29 @@
           <w:rFonts w:ascii="Times New Roman" w:hAnsi="Times New Roman" w:cs="Times New Roman"/>
           <w:sz w:val="28"/>
           <w:szCs w:val="28"/>
-          <w:lang w:val="en-US"/>
-        </w:rPr>
-        <w:t xml:space="preserve"> - </w:t>
-      </w:r>
-      <w:r>
-        <w:rPr>
-          <w:rFonts w:ascii="Times New Roman" w:hAnsi="Times New Roman" w:cs="Times New Roman"/>
-          <w:sz w:val="28"/>
-          <w:szCs w:val="28"/>
-        </w:rPr>
-        <w:t>обязательное</w:t>
-      </w:r>
-    </w:p>
-    <w:p>
-      <w:pPr>
-        <w:spacing w:after="0" w:line="240" w:lineRule="auto"/>
-        <w:jc w:val="both"/>
-        <w:rPr>
-          <w:rFonts w:ascii="Times New Roman" w:hAnsi="Times New Roman" w:cs="Times New Roman"/>
-          <w:sz w:val="28"/>
-          <w:szCs w:val="28"/>
-          <w:lang w:val="en-US"/>
-        </w:rPr>
-      </w:pPr>
-      <w:r>
-        <w:rPr>
-          <w:rFonts w:ascii="Times New Roman" w:hAnsi="Times New Roman" w:cs="Times New Roman"/>
-          <w:sz w:val="28"/>
-          <w:szCs w:val="28"/>
-          <w:lang w:val="en-US"/>
+        </w:rPr>
+        <w:t xml:space="preserve"> - тип файла</w:t>
+      </w:r>
+    </w:p>
+    <w:p>
+      <w:pPr>
+        <w:spacing w:after="0" w:line="240" w:lineRule="auto"/>
+        <w:jc w:val="both"/>
+        <w:rPr>
+          <w:rFonts w:ascii="Times New Roman" w:hAnsi="Times New Roman" w:cs="Times New Roman"/>
+          <w:sz w:val="28"/>
+          <w:szCs w:val="28"/>
+        </w:rPr>
+      </w:pPr>
+      <w:r>
+        <w:rPr>
+          <w:rFonts w:ascii="Times New Roman" w:hAnsi="Times New Roman" w:cs="Times New Roman"/>
+          <w:sz w:val="28"/>
+          <w:szCs w:val="28"/>
         </w:rPr>
         <w:t xml:space="preserve">   - </w:t>
       </w:r>
+      <w:proofErr w:type="spellStart"/>
       <w:r>
         <w:rPr>
           <w:rFonts w:ascii="Times New Roman" w:hAnsi="Times New Roman" w:cs="Times New Roman"/>
@@ -15961,95 +17595,34 @@
           <w:iCs/>
           <w:sz w:val="28"/>
           <w:szCs w:val="28"/>
-          <w:lang w:val="en-US"/>
-        </w:rPr>
-        <w:t>order</w:t>
-      </w:r>
-      <w:r>
-        <w:rPr>
-          <w:rFonts w:ascii="Times New Roman" w:hAnsi="Times New Roman" w:cs="Times New Roman"/>
-          <w:sz w:val="28"/>
-          <w:szCs w:val="28"/>
-          <w:lang w:val="en-US"/>
-        </w:rPr>
-        <w:t xml:space="preserve"> - </w:t>
-      </w:r>
-      <w:r>
-        <w:rPr>
-          <w:rFonts w:ascii="Times New Roman" w:hAnsi="Times New Roman" w:cs="Times New Roman"/>
-          <w:sz w:val="28"/>
-          <w:szCs w:val="28"/>
-        </w:rPr>
-        <w:t>порядок</w:t>
-      </w:r>
-    </w:p>
-    <w:p>
-      <w:pPr>
-        <w:spacing w:after="0" w:line="240" w:lineRule="auto"/>
-        <w:jc w:val="both"/>
-        <w:rPr>
-          <w:rFonts w:ascii="Times New Roman" w:hAnsi="Times New Roman" w:cs="Times New Roman"/>
-          <w:sz w:val="28"/>
-          <w:szCs w:val="28"/>
-          <w:lang w:val="en-US"/>
-        </w:rPr>
-      </w:pPr>
-    </w:p>
-    <w:p>
-      <w:pPr>
-        <w:spacing w:after="0" w:line="240" w:lineRule="auto"/>
-        <w:jc w:val="both"/>
-        <w:rPr>
-          <w:rFonts w:ascii="Times New Roman" w:hAnsi="Times New Roman" w:cs="Times New Roman"/>
-          <w:sz w:val="28"/>
-          <w:szCs w:val="28"/>
-          <w:lang w:val="en-US"/>
-        </w:rPr>
-      </w:pPr>
-      <w:r>
-        <w:rPr>
-          <w:rFonts w:ascii="Times New Roman" w:hAnsi="Times New Roman" w:cs="Times New Roman"/>
-          <w:sz w:val="28"/>
-          <w:szCs w:val="28"/>
-          <w:lang w:val="en-US"/>
-        </w:rPr>
-        <w:t>7. ENTITY (</w:t>
-      </w:r>
-      <w:r>
-        <w:rPr>
-          <w:rFonts w:ascii="Times New Roman" w:hAnsi="Times New Roman" w:cs="Times New Roman"/>
-          <w:sz w:val="28"/>
-          <w:szCs w:val="28"/>
-        </w:rPr>
-        <w:t>Сущность</w:t>
-      </w:r>
-      <w:r>
-        <w:rPr>
-          <w:rFonts w:ascii="Times New Roman" w:hAnsi="Times New Roman" w:cs="Times New Roman"/>
-          <w:sz w:val="28"/>
-          <w:szCs w:val="28"/>
-          <w:lang w:val="en-US"/>
-        </w:rPr>
-        <w:t>)</w:t>
-      </w:r>
-    </w:p>
-    <w:p>
-      <w:pPr>
-        <w:spacing w:after="0" w:line="240" w:lineRule="auto"/>
-        <w:jc w:val="both"/>
-        <w:rPr>
-          <w:rFonts w:ascii="Times New Roman" w:hAnsi="Times New Roman" w:cs="Times New Roman"/>
-          <w:sz w:val="28"/>
-          <w:szCs w:val="28"/>
-          <w:lang w:val="en-US"/>
-        </w:rPr>
-      </w:pPr>
-      <w:r>
-        <w:rPr>
-          <w:rFonts w:ascii="Times New Roman" w:hAnsi="Times New Roman" w:cs="Times New Roman"/>
-          <w:sz w:val="28"/>
-          <w:szCs w:val="28"/>
-          <w:lang w:val="en-US"/>
+        </w:rPr>
+        <w:t>size_bytes</w:t>
+      </w:r>
+      <w:proofErr w:type="spellEnd"/>
+      <w:r>
+        <w:rPr>
+          <w:rFonts w:ascii="Times New Roman" w:hAnsi="Times New Roman" w:cs="Times New Roman"/>
+          <w:sz w:val="28"/>
+          <w:szCs w:val="28"/>
+        </w:rPr>
+        <w:t xml:space="preserve"> - размер в байтах</w:t>
+      </w:r>
+    </w:p>
+    <w:p>
+      <w:pPr>
+        <w:spacing w:after="0" w:line="240" w:lineRule="auto"/>
+        <w:jc w:val="both"/>
+        <w:rPr>
+          <w:rFonts w:ascii="Times New Roman" w:hAnsi="Times New Roman" w:cs="Times New Roman"/>
+          <w:sz w:val="28"/>
+          <w:szCs w:val="28"/>
+        </w:rPr>
+      </w:pPr>
+      <w:r>
+        <w:rPr>
+          <w:rFonts w:ascii="Times New Roman" w:hAnsi="Times New Roman" w:cs="Times New Roman"/>
+          <w:sz w:val="28"/>
+          <w:szCs w:val="28"/>
         </w:rPr>
         <w:t xml:space="preserve">   - </w:t>
       </w:r>
@@ -16062,47 +17635,8 @@
           <w:szCs w:val="28"/>
           <w:lang w:val="en-US"/>
         </w:rPr>
-        <w:t>id</w:t>
-      </w:r>
-      <w:r>
-        <w:rPr>
-          <w:rFonts w:ascii="Times New Roman" w:hAnsi="Times New Roman" w:cs="Times New Roman"/>
-          <w:sz w:val="28"/>
-          <w:szCs w:val="28"/>
-          <w:lang w:val="en-US"/>
-        </w:rPr>
-        <w:t xml:space="preserve"> (PK) - </w:t>
-      </w:r>
-      <w:r>
-        <w:rPr>
-          <w:rFonts w:ascii="Times New Roman" w:hAnsi="Times New Roman" w:cs="Times New Roman"/>
-          <w:sz w:val="28"/>
-          <w:szCs w:val="28"/>
-        </w:rPr>
-        <w:t>идентификатор</w:t>
-      </w:r>
-    </w:p>
-    <w:p>
-      <w:pPr>
-        <w:spacing w:after="0" w:line="240" w:lineRule="auto"/>
-        <w:jc w:val="both"/>
-        <w:rPr>
-          <w:rFonts w:ascii="Times New Roman" w:hAnsi="Times New Roman" w:cs="Times New Roman"/>
-          <w:sz w:val="28"/>
-          <w:szCs w:val="28"/>
-          <w:lang w:val="en-US"/>
-        </w:rPr>
-      </w:pPr>
-      <w:r>
-        <w:rPr>
-          <w:rFonts w:ascii="Times New Roman" w:hAnsi="Times New Roman" w:cs="Times New Roman"/>
-          <w:sz w:val="28"/>
-          <w:szCs w:val="28"/>
-          <w:lang w:val="en-US"/>
-        </w:rPr>
-        <w:t xml:space="preserve">   - </w:t>
-      </w:r>
-      <w:proofErr w:type="spellStart"/>
+        <w:t>uploaded</w:t>
+      </w:r>
       <w:r>
         <w:rPr>
           <w:rFonts w:ascii="Times New Roman" w:hAnsi="Times New Roman" w:cs="Times New Roman"/>
@@ -16110,50 +17644,9 @@
           <w:iCs/>
           <w:sz w:val="28"/>
           <w:szCs w:val="28"/>
-          <w:lang w:val="en-US"/>
-        </w:rPr>
-        <w:t>template_id</w:t>
-      </w:r>
-      <w:proofErr w:type="spellEnd"/>
-      <w:r>
-        <w:rPr>
-          <w:rFonts w:ascii="Times New Roman" w:hAnsi="Times New Roman" w:cs="Times New Roman"/>
-          <w:sz w:val="28"/>
-          <w:szCs w:val="28"/>
-          <w:lang w:val="en-US"/>
-        </w:rPr>
-        <w:t xml:space="preserve"> (FK → TEMPLATE) - ID </w:t>
-      </w:r>
-      <w:r>
-        <w:rPr>
-          <w:rFonts w:ascii="Times New Roman" w:hAnsi="Times New Roman" w:cs="Times New Roman"/>
-          <w:sz w:val="28"/>
-          <w:szCs w:val="28"/>
-        </w:rPr>
-        <w:t>шаблона</w:t>
-      </w:r>
-    </w:p>
-    <w:p>
-      <w:pPr>
-        <w:spacing w:after="0" w:line="240" w:lineRule="auto"/>
-        <w:jc w:val="both"/>
-        <w:rPr>
-          <w:rFonts w:ascii="Times New Roman" w:hAnsi="Times New Roman" w:cs="Times New Roman"/>
-          <w:sz w:val="28"/>
-          <w:szCs w:val="28"/>
-          <w:lang w:val="en-US"/>
-        </w:rPr>
-      </w:pPr>
-      <w:r>
-        <w:rPr>
-          <w:rFonts w:ascii="Times New Roman" w:hAnsi="Times New Roman" w:cs="Times New Roman"/>
-          <w:sz w:val="28"/>
-          <w:szCs w:val="28"/>
-          <w:lang w:val="en-US"/>
-        </w:rPr>
-        <w:t xml:space="preserve">   - </w:t>
-      </w:r>
-      <w:proofErr w:type="spellStart"/>
+        </w:rPr>
+        <w:t>_</w:t>
+      </w:r>
       <w:r>
         <w:rPr>
           <w:rFonts w:ascii="Times New Roman" w:hAnsi="Times New Roman" w:cs="Times New Roman"/>
@@ -16163,9 +17656,16 @@
           <w:szCs w:val="28"/>
           <w:lang w:val="en-US"/>
         </w:rPr>
-        <w:t>created_by</w:t>
-      </w:r>
-      <w:proofErr w:type="spellEnd"/>
+        <w:t>by</w:t>
+      </w:r>
+      <w:r>
+        <w:rPr>
+          <w:rFonts w:ascii="Times New Roman" w:hAnsi="Times New Roman" w:cs="Times New Roman"/>
+          <w:sz w:val="28"/>
+          <w:szCs w:val="28"/>
+        </w:rPr>
+        <w:t xml:space="preserve"> (</w:t>
+      </w:r>
       <w:r>
         <w:rPr>
           <w:rFonts w:ascii="Times New Roman" w:hAnsi="Times New Roman" w:cs="Times New Roman"/>
@@ -16173,38 +17673,60 @@
           <w:szCs w:val="28"/>
           <w:lang w:val="en-US"/>
         </w:rPr>
-        <w:t xml:space="preserve"> (FK → USER) - </w:t>
-      </w:r>
-      <w:r>
-        <w:rPr>
-          <w:rFonts w:ascii="Times New Roman" w:hAnsi="Times New Roman" w:cs="Times New Roman"/>
-          <w:sz w:val="28"/>
-          <w:szCs w:val="28"/>
-        </w:rPr>
-        <w:t>создатель</w:t>
-      </w:r>
-    </w:p>
-    <w:p>
-      <w:pPr>
-        <w:spacing w:after="0" w:line="240" w:lineRule="auto"/>
-        <w:jc w:val="both"/>
+        <w:t>FK</w:t>
+      </w:r>
+      <w:r>
+        <w:rPr>
+          <w:rFonts w:ascii="Times New Roman" w:hAnsi="Times New Roman" w:cs="Times New Roman"/>
+          <w:sz w:val="28"/>
+          <w:szCs w:val="28"/>
+        </w:rPr>
+        <w:t xml:space="preserve"> → </w:t>
+      </w:r>
+      <w:r>
         <w:rPr>
           <w:rFonts w:ascii="Times New Roman" w:hAnsi="Times New Roman" w:cs="Times New Roman"/>
           <w:sz w:val="28"/>
           <w:szCs w:val="28"/>
           <w:lang w:val="en-US"/>
         </w:rPr>
-      </w:pPr>
-      <w:r>
-        <w:rPr>
-          <w:rFonts w:ascii="Times New Roman" w:hAnsi="Times New Roman" w:cs="Times New Roman"/>
-          <w:sz w:val="28"/>
-          <w:szCs w:val="28"/>
-          <w:lang w:val="en-US"/>
+        <w:t>USER</w:t>
+      </w:r>
+      <w:r>
+        <w:rPr>
+          <w:rFonts w:ascii="Times New Roman" w:hAnsi="Times New Roman" w:cs="Times New Roman"/>
+          <w:sz w:val="28"/>
+          <w:szCs w:val="28"/>
+        </w:rPr>
+        <w:t xml:space="preserve">) - </w:t>
+      </w:r>
+      <w:r>
+        <w:rPr>
+          <w:rFonts w:ascii="Times New Roman" w:hAnsi="Times New Roman" w:cs="Times New Roman"/>
+          <w:sz w:val="28"/>
+          <w:szCs w:val="28"/>
+        </w:rPr>
+        <w:t>загрузивший</w:t>
+      </w:r>
+    </w:p>
+    <w:p>
+      <w:pPr>
+        <w:spacing w:after="0" w:line="240" w:lineRule="auto"/>
+        <w:jc w:val="both"/>
+        <w:rPr>
+          <w:rFonts w:ascii="Times New Roman" w:hAnsi="Times New Roman" w:cs="Times New Roman"/>
+          <w:sz w:val="28"/>
+          <w:szCs w:val="28"/>
+        </w:rPr>
+      </w:pPr>
+      <w:r>
+        <w:rPr>
+          <w:rFonts w:ascii="Times New Roman" w:hAnsi="Times New Roman" w:cs="Times New Roman"/>
+          <w:sz w:val="28"/>
+          <w:szCs w:val="28"/>
         </w:rPr>
         <w:t xml:space="preserve">   - </w:t>
       </w:r>
-      <w:proofErr w:type="spellStart"/>
       <w:r>
         <w:rPr>
           <w:rFonts w:ascii="Times New Roman" w:hAnsi="Times New Roman" w:cs="Times New Roman"/>
@@ -16214,7 +17736,7 @@
           <w:szCs w:val="28"/>
           <w:lang w:val="en-US"/>
         </w:rPr>
-        <w:t>created</w:t>
+        <w:t>uploaded</w:t>
       </w:r>
       <w:r>
         <w:rPr>
@@ -16223,7 +17745,6 @@
           <w:iCs/>
           <w:sz w:val="28"/>
           <w:szCs w:val="28"/>
-          <w:lang w:val="en-US"/>
         </w:rPr>
         <w:t>_</w:t>
       </w:r>
@@ -16238,13 +17759,11 @@
         </w:rPr>
         <w:t>at</w:t>
       </w:r>
-      <w:proofErr w:type="spellEnd"/>
-      <w:r>
-        <w:rPr>
-          <w:rFonts w:ascii="Times New Roman" w:hAnsi="Times New Roman" w:cs="Times New Roman"/>
-          <w:sz w:val="28"/>
-          <w:szCs w:val="28"/>
-          <w:lang w:val="en-US"/>
+      <w:r>
+        <w:rPr>
+          <w:rFonts w:ascii="Times New Roman" w:hAnsi="Times New Roman" w:cs="Times New Roman"/>
+          <w:sz w:val="28"/>
+          <w:szCs w:val="28"/>
         </w:rPr>
         <w:t xml:space="preserve"> - </w:t>
       </w:r>
@@ -16261,7 +17780,6 @@
           <w:rFonts w:ascii="Times New Roman" w:hAnsi="Times New Roman" w:cs="Times New Roman"/>
           <w:sz w:val="28"/>
           <w:szCs w:val="28"/>
-          <w:lang w:val="en-US"/>
         </w:rPr>
         <w:t xml:space="preserve"> </w:t>
       </w:r>
@@ -16271,25 +17789,24 @@
           <w:sz w:val="28"/>
           <w:szCs w:val="28"/>
         </w:rPr>
-        <w:t>создания</w:t>
-      </w:r>
-    </w:p>
-    <w:p>
-      <w:pPr>
-        <w:spacing w:after="0" w:line="240" w:lineRule="auto"/>
-        <w:jc w:val="both"/>
-        <w:rPr>
-          <w:rFonts w:ascii="Times New Roman" w:hAnsi="Times New Roman" w:cs="Times New Roman"/>
-          <w:sz w:val="28"/>
-          <w:szCs w:val="28"/>
-        </w:rPr>
-      </w:pPr>
-      <w:r>
-        <w:rPr>
-          <w:rFonts w:ascii="Times New Roman" w:hAnsi="Times New Roman" w:cs="Times New Roman"/>
-          <w:sz w:val="28"/>
-          <w:szCs w:val="28"/>
-          <w:lang w:val="en-US"/>
+        <w:t>загрузки</w:t>
+      </w:r>
+    </w:p>
+    <w:p>
+      <w:pPr>
+        <w:spacing w:after="0" w:line="240" w:lineRule="auto"/>
+        <w:jc w:val="both"/>
+        <w:rPr>
+          <w:rFonts w:ascii="Times New Roman" w:hAnsi="Times New Roman" w:cs="Times New Roman"/>
+          <w:sz w:val="28"/>
+          <w:szCs w:val="28"/>
+        </w:rPr>
+      </w:pPr>
+      <w:r>
+        <w:rPr>
+          <w:rFonts w:ascii="Times New Roman" w:hAnsi="Times New Roman" w:cs="Times New Roman"/>
+          <w:sz w:val="28"/>
+          <w:szCs w:val="28"/>
         </w:rPr>
         <w:t xml:space="preserve">   </w:t>
       </w:r>
@@ -16310,7 +17827,7 @@
           <w:sz w:val="28"/>
           <w:szCs w:val="28"/>
         </w:rPr>
-        <w:t>updated_at</w:t>
+        <w:t>checksum</w:t>
       </w:r>
       <w:proofErr w:type="spellEnd"/>
       <w:r>
@@ -16319,56 +17836,64 @@
           <w:sz w:val="28"/>
           <w:szCs w:val="28"/>
         </w:rPr>
-        <w:t xml:space="preserve"> - дата обновления</w:t>
-      </w:r>
-    </w:p>
-    <w:p>
-      <w:pPr>
-        <w:spacing w:after="0" w:line="240" w:lineRule="auto"/>
-        <w:jc w:val="both"/>
-        <w:rPr>
-          <w:rFonts w:ascii="Times New Roman" w:hAnsi="Times New Roman" w:cs="Times New Roman"/>
-          <w:sz w:val="28"/>
-          <w:szCs w:val="28"/>
-        </w:rPr>
-      </w:pPr>
-    </w:p>
-    <w:p>
-      <w:pPr>
-        <w:spacing w:after="0" w:line="240" w:lineRule="auto"/>
-        <w:jc w:val="both"/>
-        <w:rPr>
-          <w:rFonts w:ascii="Times New Roman" w:hAnsi="Times New Roman" w:cs="Times New Roman"/>
-          <w:sz w:val="28"/>
-          <w:szCs w:val="28"/>
-        </w:rPr>
-      </w:pPr>
-      <w:r>
-        <w:rPr>
-          <w:rFonts w:ascii="Times New Roman" w:hAnsi="Times New Roman" w:cs="Times New Roman"/>
-          <w:sz w:val="28"/>
-          <w:szCs w:val="28"/>
-        </w:rPr>
-        <w:t>8. ENTITY_DATA (Данные сущности)</w:t>
-      </w:r>
-    </w:p>
-    <w:p>
-      <w:pPr>
-        <w:spacing w:after="0" w:line="240" w:lineRule="auto"/>
-        <w:jc w:val="both"/>
-        <w:rPr>
-          <w:rFonts w:ascii="Times New Roman" w:hAnsi="Times New Roman" w:cs="Times New Roman"/>
-          <w:sz w:val="28"/>
-          <w:szCs w:val="28"/>
-        </w:rPr>
-      </w:pPr>
-      <w:r>
-        <w:rPr>
-          <w:rFonts w:ascii="Times New Roman" w:hAnsi="Times New Roman" w:cs="Times New Roman"/>
-          <w:sz w:val="28"/>
-          <w:szCs w:val="28"/>
-        </w:rPr>
-        <w:t xml:space="preserve">   - </w:t>
+        <w:t xml:space="preserve"> - контрольная сумма</w:t>
+      </w:r>
+    </w:p>
+    <w:p>
+      <w:pPr>
+        <w:spacing w:after="0" w:line="240" w:lineRule="auto"/>
+        <w:jc w:val="both"/>
+        <w:rPr>
+          <w:rFonts w:ascii="Times New Roman" w:hAnsi="Times New Roman" w:cs="Times New Roman"/>
+          <w:sz w:val="28"/>
+          <w:szCs w:val="28"/>
+        </w:rPr>
+      </w:pPr>
+    </w:p>
+    <w:p>
+      <w:pPr>
+        <w:spacing w:after="0" w:line="240" w:lineRule="auto"/>
+        <w:jc w:val="both"/>
+        <w:rPr>
+          <w:rFonts w:ascii="Times New Roman" w:hAnsi="Times New Roman" w:cs="Times New Roman"/>
+          <w:sz w:val="28"/>
+          <w:szCs w:val="28"/>
+        </w:rPr>
+      </w:pPr>
+      <w:r>
+        <w:rPr>
+          <w:rFonts w:ascii="Times New Roman" w:hAnsi="Times New Roman" w:cs="Times New Roman"/>
+          <w:sz w:val="28"/>
+          <w:szCs w:val="28"/>
+        </w:rPr>
+        <w:t>10. LOG (Лог)</w:t>
+      </w:r>
+      <w:r>
+        <w:rPr>
+          <w:rFonts w:ascii="Times New Roman" w:hAnsi="Times New Roman" w:cs="Times New Roman"/>
+          <w:sz w:val="28"/>
+          <w:szCs w:val="28"/>
+        </w:rPr>
+        <w:t>: разделение бизнес-логов и технических логово.</w:t>
+      </w:r>
+    </w:p>
+    <w:p>
+      <w:pPr>
+        <w:spacing w:after="0" w:line="240" w:lineRule="auto"/>
+        <w:jc w:val="both"/>
+        <w:rPr>
+          <w:rFonts w:ascii="Times New Roman" w:hAnsi="Times New Roman" w:cs="Times New Roman"/>
+          <w:sz w:val="28"/>
+          <w:szCs w:val="28"/>
+        </w:rPr>
+      </w:pPr>
+      <w:r>
+        <w:rPr>
+          <w:rFonts w:ascii="Times New Roman" w:hAnsi="Times New Roman" w:cs="Times New Roman"/>
+          <w:sz w:val="28"/>
+          <w:szCs w:val="28"/>
+        </w:rPr>
+        <w:t xml:space="preserve">    - </w:t>
       </w:r>
       <w:proofErr w:type="spellStart"/>
       <w:r>
@@ -16407,8 +17932,9 @@
           <w:sz w:val="28"/>
           <w:szCs w:val="28"/>
         </w:rPr>
-        <w:t xml:space="preserve">   - </w:t>
-      </w:r>
+        <w:t xml:space="preserve">    - </w:t>
+      </w:r>
+      <w:proofErr w:type="spellStart"/>
       <w:r>
         <w:rPr>
           <w:rFonts w:ascii="Times New Roman" w:hAnsi="Times New Roman" w:cs="Times New Roman"/>
@@ -16416,10 +17942,38 @@
           <w:iCs/>
           <w:sz w:val="28"/>
           <w:szCs w:val="28"/>
-          <w:lang w:val="en-US"/>
-        </w:rPr>
-        <w:t>entity</w:t>
-      </w:r>
+        </w:rPr>
+        <w:t>user_id</w:t>
+      </w:r>
+      <w:proofErr w:type="spellEnd"/>
+      <w:r>
+        <w:rPr>
+          <w:rFonts w:ascii="Times New Roman" w:hAnsi="Times New Roman" w:cs="Times New Roman"/>
+          <w:sz w:val="28"/>
+          <w:szCs w:val="28"/>
+        </w:rPr>
+        <w:t xml:space="preserve"> (FK → USER) - ID пользователя</w:t>
+      </w:r>
+    </w:p>
+    <w:p>
+      <w:pPr>
+        <w:spacing w:after="0" w:line="240" w:lineRule="auto"/>
+        <w:jc w:val="both"/>
+        <w:rPr>
+          <w:rFonts w:ascii="Times New Roman" w:hAnsi="Times New Roman" w:cs="Times New Roman"/>
+          <w:sz w:val="28"/>
+          <w:szCs w:val="28"/>
+        </w:rPr>
+      </w:pPr>
+      <w:r>
+        <w:rPr>
+          <w:rFonts w:ascii="Times New Roman" w:hAnsi="Times New Roman" w:cs="Times New Roman"/>
+          <w:sz w:val="28"/>
+          <w:szCs w:val="28"/>
+        </w:rPr>
+        <w:t xml:space="preserve">    - </w:t>
+      </w:r>
+      <w:proofErr w:type="spellStart"/>
       <w:r>
         <w:rPr>
           <w:rFonts w:ascii="Times New Roman" w:hAnsi="Times New Roman" w:cs="Times New Roman"/>
@@ -16428,8 +17982,37 @@
           <w:sz w:val="28"/>
           <w:szCs w:val="28"/>
         </w:rPr>
-        <w:t>_</w:t>
-      </w:r>
+        <w:t>action</w:t>
+      </w:r>
+      <w:proofErr w:type="spellEnd"/>
+      <w:r>
+        <w:rPr>
+          <w:rFonts w:ascii="Times New Roman" w:hAnsi="Times New Roman" w:cs="Times New Roman"/>
+          <w:sz w:val="28"/>
+          <w:szCs w:val="28"/>
+        </w:rPr>
+        <w:t xml:space="preserve"> - действие</w:t>
+      </w:r>
+    </w:p>
+    <w:p>
+      <w:pPr>
+        <w:spacing w:after="0" w:line="240" w:lineRule="auto"/>
+        <w:jc w:val="both"/>
+        <w:rPr>
+          <w:rFonts w:ascii="Times New Roman" w:hAnsi="Times New Roman" w:cs="Times New Roman"/>
+          <w:sz w:val="28"/>
+          <w:szCs w:val="28"/>
+        </w:rPr>
+      </w:pPr>
+      <w:r>
+        <w:rPr>
+          <w:rFonts w:ascii="Times New Roman" w:hAnsi="Times New Roman" w:cs="Times New Roman"/>
+          <w:sz w:val="28"/>
+          <w:szCs w:val="28"/>
+        </w:rPr>
+        <w:t xml:space="preserve">    - </w:t>
+      </w:r>
+      <w:proofErr w:type="spellStart"/>
       <w:r>
         <w:rPr>
           <w:rFonts w:ascii="Times New Roman" w:hAnsi="Times New Roman" w:cs="Times New Roman"/>
@@ -16437,105 +18020,36 @@
           <w:iCs/>
           <w:sz w:val="28"/>
           <w:szCs w:val="28"/>
-          <w:lang w:val="en-US"/>
-        </w:rPr>
-        <w:t>id</w:t>
-      </w:r>
-      <w:r>
-        <w:rPr>
-          <w:rFonts w:ascii="Times New Roman" w:hAnsi="Times New Roman" w:cs="Times New Roman"/>
-          <w:sz w:val="28"/>
-          <w:szCs w:val="28"/>
-        </w:rPr>
-        <w:t xml:space="preserve"> (</w:t>
-      </w:r>
-      <w:r>
-        <w:rPr>
-          <w:rFonts w:ascii="Times New Roman" w:hAnsi="Times New Roman" w:cs="Times New Roman"/>
-          <w:sz w:val="28"/>
-          <w:szCs w:val="28"/>
-          <w:lang w:val="en-US"/>
-        </w:rPr>
-        <w:t>FK</w:t>
-      </w:r>
-      <w:r>
-        <w:rPr>
-          <w:rFonts w:ascii="Times New Roman" w:hAnsi="Times New Roman" w:cs="Times New Roman"/>
-          <w:sz w:val="28"/>
-          <w:szCs w:val="28"/>
-        </w:rPr>
-        <w:t xml:space="preserve"> → </w:t>
-      </w:r>
-      <w:r>
-        <w:rPr>
-          <w:rFonts w:ascii="Times New Roman" w:hAnsi="Times New Roman" w:cs="Times New Roman"/>
-          <w:sz w:val="28"/>
-          <w:szCs w:val="28"/>
-          <w:lang w:val="en-US"/>
-        </w:rPr>
-        <w:t>ENTITY</w:t>
-      </w:r>
-      <w:r>
-        <w:rPr>
-          <w:rFonts w:ascii="Times New Roman" w:hAnsi="Times New Roman" w:cs="Times New Roman"/>
-          <w:sz w:val="28"/>
-          <w:szCs w:val="28"/>
-        </w:rPr>
-        <w:t xml:space="preserve">) - </w:t>
-      </w:r>
-      <w:r>
-        <w:rPr>
-          <w:rFonts w:ascii="Times New Roman" w:hAnsi="Times New Roman" w:cs="Times New Roman"/>
-          <w:sz w:val="28"/>
-          <w:szCs w:val="28"/>
-          <w:lang w:val="en-US"/>
-        </w:rPr>
-        <w:t>ID</w:t>
-      </w:r>
-      <w:r>
-        <w:rPr>
-          <w:rFonts w:ascii="Times New Roman" w:hAnsi="Times New Roman" w:cs="Times New Roman"/>
-          <w:sz w:val="28"/>
-          <w:szCs w:val="28"/>
-        </w:rPr>
-        <w:t xml:space="preserve"> </w:t>
-      </w:r>
-      <w:r>
-        <w:rPr>
-          <w:rFonts w:ascii="Times New Roman" w:hAnsi="Times New Roman" w:cs="Times New Roman"/>
-          <w:sz w:val="28"/>
-          <w:szCs w:val="28"/>
-        </w:rPr>
-        <w:t>сущности</w:t>
-      </w:r>
-    </w:p>
-    <w:p>
-      <w:pPr>
-        <w:spacing w:after="0" w:line="240" w:lineRule="auto"/>
-        <w:jc w:val="both"/>
-        <w:rPr>
-          <w:rFonts w:ascii="Times New Roman" w:hAnsi="Times New Roman" w:cs="Times New Roman"/>
-          <w:sz w:val="28"/>
-          <w:szCs w:val="28"/>
-          <w:lang w:val="en-US"/>
-        </w:rPr>
-      </w:pPr>
-      <w:r>
-        <w:rPr>
-          <w:rFonts w:ascii="Times New Roman" w:hAnsi="Times New Roman" w:cs="Times New Roman"/>
-          <w:sz w:val="28"/>
-          <w:szCs w:val="28"/>
-        </w:rPr>
-        <w:t xml:space="preserve">   </w:t>
-      </w:r>
-      <w:r>
-        <w:rPr>
-          <w:rFonts w:ascii="Times New Roman" w:hAnsi="Times New Roman" w:cs="Times New Roman"/>
-          <w:sz w:val="28"/>
-          <w:szCs w:val="28"/>
-          <w:lang w:val="en-US"/>
-        </w:rPr>
-        <w:t xml:space="preserve">- </w:t>
+        </w:rPr>
+        <w:t>details</w:t>
+      </w:r>
+      <w:proofErr w:type="spellEnd"/>
+      <w:r>
+        <w:rPr>
+          <w:rFonts w:ascii="Times New Roman" w:hAnsi="Times New Roman" w:cs="Times New Roman"/>
+          <w:sz w:val="28"/>
+          <w:szCs w:val="28"/>
+        </w:rPr>
+        <w:t xml:space="preserve"> - детали</w:t>
+      </w:r>
+    </w:p>
+    <w:p>
+      <w:pPr>
+        <w:spacing w:after="0" w:line="240" w:lineRule="auto"/>
+        <w:jc w:val="both"/>
+        <w:rPr>
+          <w:rFonts w:ascii="Times New Roman" w:hAnsi="Times New Roman" w:cs="Times New Roman"/>
+          <w:sz w:val="28"/>
+          <w:szCs w:val="28"/>
+        </w:rPr>
+      </w:pPr>
+      <w:r>
+        <w:rPr>
+          <w:rFonts w:ascii="Times New Roman" w:hAnsi="Times New Roman" w:cs="Times New Roman"/>
+          <w:sz w:val="28"/>
+          <w:szCs w:val="28"/>
+        </w:rPr>
+        <w:t xml:space="preserve">    - </w:t>
       </w:r>
       <w:proofErr w:type="spellStart"/>
       <w:r>
@@ -16545,9 +18059,8 @@
           <w:iCs/>
           <w:sz w:val="28"/>
           <w:szCs w:val="28"/>
-          <w:lang w:val="en-US"/>
-        </w:rPr>
-        <w:t>field_id</w:t>
+        </w:rPr>
+        <w:t>timestamp</w:t>
       </w:r>
       <w:proofErr w:type="spellEnd"/>
       <w:r>
@@ -16555,979 +18068,6 @@
           <w:rFonts w:ascii="Times New Roman" w:hAnsi="Times New Roman" w:cs="Times New Roman"/>
           <w:sz w:val="28"/>
           <w:szCs w:val="28"/>
-          <w:lang w:val="en-US"/>
-        </w:rPr>
-        <w:t xml:space="preserve"> (FK → TEMPLATE_FIELD) - ID </w:t>
-      </w:r>
-      <w:r>
-        <w:rPr>
-          <w:rFonts w:ascii="Times New Roman" w:hAnsi="Times New Roman" w:cs="Times New Roman"/>
-          <w:sz w:val="28"/>
-          <w:szCs w:val="28"/>
-        </w:rPr>
-        <w:t>поля</w:t>
-      </w:r>
-    </w:p>
-    <w:p>
-      <w:pPr>
-        <w:spacing w:after="0" w:line="240" w:lineRule="auto"/>
-        <w:jc w:val="both"/>
-        <w:rPr>
-          <w:rFonts w:ascii="Times New Roman" w:hAnsi="Times New Roman" w:cs="Times New Roman"/>
-          <w:sz w:val="28"/>
-          <w:szCs w:val="28"/>
-        </w:rPr>
-      </w:pPr>
-      <w:r>
-        <w:rPr>
-          <w:rFonts w:ascii="Times New Roman" w:hAnsi="Times New Roman" w:cs="Times New Roman"/>
-          <w:sz w:val="28"/>
-          <w:szCs w:val="28"/>
-          <w:lang w:val="en-US"/>
-        </w:rPr>
-        <w:t xml:space="preserve">   </w:t>
-      </w:r>
-      <w:r>
-        <w:rPr>
-          <w:rFonts w:ascii="Times New Roman" w:hAnsi="Times New Roman" w:cs="Times New Roman"/>
-          <w:sz w:val="28"/>
-          <w:szCs w:val="28"/>
-        </w:rPr>
-        <w:t xml:space="preserve">- </w:t>
-      </w:r>
-      <w:proofErr w:type="spellStart"/>
-      <w:r>
-        <w:rPr>
-          <w:rFonts w:ascii="Times New Roman" w:hAnsi="Times New Roman" w:cs="Times New Roman"/>
-          <w:i/>
-          <w:iCs/>
-          <w:sz w:val="28"/>
-          <w:szCs w:val="28"/>
-        </w:rPr>
-        <w:t>value_text</w:t>
-      </w:r>
-      <w:proofErr w:type="spellEnd"/>
-      <w:r>
-        <w:rPr>
-          <w:rFonts w:ascii="Times New Roman" w:hAnsi="Times New Roman" w:cs="Times New Roman"/>
-          <w:sz w:val="28"/>
-          <w:szCs w:val="28"/>
-        </w:rPr>
-        <w:t xml:space="preserve"> - текстовое значение</w:t>
-      </w:r>
-    </w:p>
-    <w:p>
-      <w:pPr>
-        <w:spacing w:after="0" w:line="240" w:lineRule="auto"/>
-        <w:jc w:val="both"/>
-        <w:rPr>
-          <w:rFonts w:ascii="Times New Roman" w:hAnsi="Times New Roman" w:cs="Times New Roman"/>
-          <w:sz w:val="28"/>
-          <w:szCs w:val="28"/>
-        </w:rPr>
-      </w:pPr>
-      <w:r>
-        <w:rPr>
-          <w:rFonts w:ascii="Times New Roman" w:hAnsi="Times New Roman" w:cs="Times New Roman"/>
-          <w:sz w:val="28"/>
-          <w:szCs w:val="28"/>
-        </w:rPr>
-        <w:t xml:space="preserve">   - </w:t>
-      </w:r>
-      <w:proofErr w:type="spellStart"/>
-      <w:r>
-        <w:rPr>
-          <w:rFonts w:ascii="Times New Roman" w:hAnsi="Times New Roman" w:cs="Times New Roman"/>
-          <w:i/>
-          <w:iCs/>
-          <w:sz w:val="28"/>
-          <w:szCs w:val="28"/>
-        </w:rPr>
-        <w:t>value_number</w:t>
-      </w:r>
-      <w:proofErr w:type="spellEnd"/>
-      <w:r>
-        <w:rPr>
-          <w:rFonts w:ascii="Times New Roman" w:hAnsi="Times New Roman" w:cs="Times New Roman"/>
-          <w:sz w:val="28"/>
-          <w:szCs w:val="28"/>
-        </w:rPr>
-        <w:t xml:space="preserve"> - числовое значение</w:t>
-      </w:r>
-    </w:p>
-    <w:p>
-      <w:pPr>
-        <w:spacing w:after="0" w:line="240" w:lineRule="auto"/>
-        <w:jc w:val="both"/>
-        <w:rPr>
-          <w:rFonts w:ascii="Times New Roman" w:hAnsi="Times New Roman" w:cs="Times New Roman"/>
-          <w:sz w:val="28"/>
-          <w:szCs w:val="28"/>
-          <w:lang w:val="en-US"/>
-        </w:rPr>
-      </w:pPr>
-      <w:r>
-        <w:rPr>
-          <w:rFonts w:ascii="Times New Roman" w:hAnsi="Times New Roman" w:cs="Times New Roman"/>
-          <w:sz w:val="28"/>
-          <w:szCs w:val="28"/>
-        </w:rPr>
-        <w:t xml:space="preserve">   </w:t>
-      </w:r>
-      <w:r>
-        <w:rPr>
-          <w:rFonts w:ascii="Times New Roman" w:hAnsi="Times New Roman" w:cs="Times New Roman"/>
-          <w:sz w:val="28"/>
-          <w:szCs w:val="28"/>
-          <w:lang w:val="en-US"/>
-        </w:rPr>
-        <w:t xml:space="preserve">- </w:t>
-      </w:r>
-      <w:proofErr w:type="spellStart"/>
-      <w:r>
-        <w:rPr>
-          <w:rFonts w:ascii="Times New Roman" w:hAnsi="Times New Roman" w:cs="Times New Roman"/>
-          <w:i/>
-          <w:iCs/>
-          <w:sz w:val="28"/>
-          <w:szCs w:val="28"/>
-          <w:lang w:val="en-US"/>
-        </w:rPr>
-        <w:t>value_date</w:t>
-      </w:r>
-      <w:proofErr w:type="spellEnd"/>
-      <w:r>
-        <w:rPr>
-          <w:rFonts w:ascii="Times New Roman" w:hAnsi="Times New Roman" w:cs="Times New Roman"/>
-          <w:sz w:val="28"/>
-          <w:szCs w:val="28"/>
-          <w:lang w:val="en-US"/>
-        </w:rPr>
-        <w:t xml:space="preserve"> - </w:t>
-      </w:r>
-      <w:r>
-        <w:rPr>
-          <w:rFonts w:ascii="Times New Roman" w:hAnsi="Times New Roman" w:cs="Times New Roman"/>
-          <w:sz w:val="28"/>
-          <w:szCs w:val="28"/>
-        </w:rPr>
-        <w:t>дата</w:t>
-      </w:r>
-    </w:p>
-    <w:p>
-      <w:pPr>
-        <w:spacing w:after="0" w:line="240" w:lineRule="auto"/>
-        <w:jc w:val="both"/>
-        <w:rPr>
-          <w:rFonts w:ascii="Times New Roman" w:hAnsi="Times New Roman" w:cs="Times New Roman"/>
-          <w:sz w:val="28"/>
-          <w:szCs w:val="28"/>
-          <w:lang w:val="en-US"/>
-        </w:rPr>
-      </w:pPr>
-      <w:r>
-        <w:rPr>
-          <w:rFonts w:ascii="Times New Roman" w:hAnsi="Times New Roman" w:cs="Times New Roman"/>
-          <w:sz w:val="28"/>
-          <w:szCs w:val="28"/>
-          <w:lang w:val="en-US"/>
-        </w:rPr>
-        <w:t xml:space="preserve">   </w:t>
-      </w:r>
-      <w:r>
-        <w:rPr>
-          <w:rFonts w:ascii="Times New Roman" w:hAnsi="Times New Roman" w:cs="Times New Roman"/>
-          <w:sz w:val="28"/>
-          <w:szCs w:val="28"/>
-          <w:lang w:val="en-US"/>
-        </w:rPr>
-        <w:t xml:space="preserve">- </w:t>
-      </w:r>
-      <w:proofErr w:type="spellStart"/>
-      <w:r>
-        <w:rPr>
-          <w:rFonts w:ascii="Times New Roman" w:hAnsi="Times New Roman" w:cs="Times New Roman"/>
-          <w:i/>
-          <w:iCs/>
-          <w:sz w:val="28"/>
-          <w:szCs w:val="28"/>
-          <w:lang w:val="en-US"/>
-        </w:rPr>
-        <w:t>value_boolean</w:t>
-      </w:r>
-      <w:proofErr w:type="spellEnd"/>
-      <w:r>
-        <w:rPr>
-          <w:rFonts w:ascii="Times New Roman" w:hAnsi="Times New Roman" w:cs="Times New Roman"/>
-          <w:sz w:val="28"/>
-          <w:szCs w:val="28"/>
-          <w:lang w:val="en-US"/>
-        </w:rPr>
-        <w:t xml:space="preserve"> - </w:t>
-      </w:r>
-      <w:r>
-        <w:rPr>
-          <w:rFonts w:ascii="Times New Roman" w:hAnsi="Times New Roman" w:cs="Times New Roman"/>
-          <w:sz w:val="28"/>
-          <w:szCs w:val="28"/>
-        </w:rPr>
-        <w:t>булево</w:t>
-      </w:r>
-      <w:r>
-        <w:rPr>
-          <w:rFonts w:ascii="Times New Roman" w:hAnsi="Times New Roman" w:cs="Times New Roman"/>
-          <w:sz w:val="28"/>
-          <w:szCs w:val="28"/>
-          <w:lang w:val="en-US"/>
-        </w:rPr>
-        <w:t xml:space="preserve"> </w:t>
-      </w:r>
-      <w:r>
-        <w:rPr>
-          <w:rFonts w:ascii="Times New Roman" w:hAnsi="Times New Roman" w:cs="Times New Roman"/>
-          <w:sz w:val="28"/>
-          <w:szCs w:val="28"/>
-        </w:rPr>
-        <w:t>значение</w:t>
-      </w:r>
-    </w:p>
-    <w:p>
-      <w:pPr>
-        <w:spacing w:after="0" w:line="240" w:lineRule="auto"/>
-        <w:jc w:val="both"/>
-        <w:rPr>
-          <w:rFonts w:ascii="Times New Roman" w:hAnsi="Times New Roman" w:cs="Times New Roman"/>
-          <w:sz w:val="28"/>
-          <w:szCs w:val="28"/>
-          <w:lang w:val="en-US"/>
-        </w:rPr>
-      </w:pPr>
-      <w:r>
-        <w:rPr>
-          <w:rFonts w:ascii="Times New Roman" w:hAnsi="Times New Roman" w:cs="Times New Roman"/>
-          <w:sz w:val="28"/>
-          <w:szCs w:val="28"/>
-          <w:lang w:val="en-US"/>
-        </w:rPr>
-        <w:t xml:space="preserve">   - </w:t>
-      </w:r>
-      <w:proofErr w:type="spellStart"/>
-      <w:r>
-        <w:rPr>
-          <w:rFonts w:ascii="Times New Roman" w:hAnsi="Times New Roman" w:cs="Times New Roman"/>
-          <w:i/>
-          <w:iCs/>
-          <w:sz w:val="28"/>
-          <w:szCs w:val="28"/>
-          <w:lang w:val="en-US"/>
-        </w:rPr>
-        <w:t>file_id</w:t>
-      </w:r>
-      <w:proofErr w:type="spellEnd"/>
-      <w:r>
-        <w:rPr>
-          <w:rFonts w:ascii="Times New Roman" w:hAnsi="Times New Roman" w:cs="Times New Roman"/>
-          <w:sz w:val="28"/>
-          <w:szCs w:val="28"/>
-          <w:lang w:val="en-US"/>
-        </w:rPr>
-        <w:t xml:space="preserve"> (FK → FILE_STORAGE) - ID </w:t>
-      </w:r>
-      <w:r>
-        <w:rPr>
-          <w:rFonts w:ascii="Times New Roman" w:hAnsi="Times New Roman" w:cs="Times New Roman"/>
-          <w:sz w:val="28"/>
-          <w:szCs w:val="28"/>
-        </w:rPr>
-        <w:t>файла</w:t>
-      </w:r>
-    </w:p>
-    <w:p>
-      <w:pPr>
-        <w:spacing w:after="0" w:line="240" w:lineRule="auto"/>
-        <w:jc w:val="both"/>
-        <w:rPr>
-          <w:rFonts w:ascii="Times New Roman" w:hAnsi="Times New Roman" w:cs="Times New Roman"/>
-          <w:sz w:val="28"/>
-          <w:szCs w:val="28"/>
-          <w:lang w:val="en-US"/>
-        </w:rPr>
-      </w:pPr>
-    </w:p>
-    <w:p>
-      <w:pPr>
-        <w:spacing w:after="0" w:line="240" w:lineRule="auto"/>
-        <w:jc w:val="both"/>
-        <w:rPr>
-          <w:rFonts w:ascii="Times New Roman" w:hAnsi="Times New Roman" w:cs="Times New Roman"/>
-          <w:sz w:val="28"/>
-          <w:szCs w:val="28"/>
-        </w:rPr>
-      </w:pPr>
-      <w:r>
-        <w:rPr>
-          <w:rFonts w:ascii="Times New Roman" w:hAnsi="Times New Roman" w:cs="Times New Roman"/>
-          <w:sz w:val="28"/>
-          <w:szCs w:val="28"/>
-        </w:rPr>
-        <w:t>9. FILE_STORAGE (Хранилище файлов)</w:t>
-      </w:r>
-    </w:p>
-    <w:p>
-      <w:pPr>
-        <w:spacing w:after="0" w:line="240" w:lineRule="auto"/>
-        <w:jc w:val="both"/>
-        <w:rPr>
-          <w:rFonts w:ascii="Times New Roman" w:hAnsi="Times New Roman" w:cs="Times New Roman"/>
-          <w:sz w:val="28"/>
-          <w:szCs w:val="28"/>
-        </w:rPr>
-      </w:pPr>
-      <w:r>
-        <w:rPr>
-          <w:rFonts w:ascii="Times New Roman" w:hAnsi="Times New Roman" w:cs="Times New Roman"/>
-          <w:sz w:val="28"/>
-          <w:szCs w:val="28"/>
-        </w:rPr>
-        <w:t xml:space="preserve">   - </w:t>
-      </w:r>
-      <w:proofErr w:type="spellStart"/>
-      <w:r>
-        <w:rPr>
-          <w:rFonts w:ascii="Times New Roman" w:hAnsi="Times New Roman" w:cs="Times New Roman"/>
-          <w:i/>
-          <w:iCs/>
-          <w:sz w:val="28"/>
-          <w:szCs w:val="28"/>
-        </w:rPr>
-        <w:t>id</w:t>
-      </w:r>
-      <w:proofErr w:type="spellEnd"/>
-      <w:r>
-        <w:rPr>
-          <w:rFonts w:ascii="Times New Roman" w:hAnsi="Times New Roman" w:cs="Times New Roman"/>
-          <w:sz w:val="28"/>
-          <w:szCs w:val="28"/>
-        </w:rPr>
-        <w:t xml:space="preserve"> (PK) - идентификатор</w:t>
-      </w:r>
-    </w:p>
-    <w:p>
-      <w:pPr>
-        <w:spacing w:after="0" w:line="240" w:lineRule="auto"/>
-        <w:jc w:val="both"/>
-        <w:rPr>
-          <w:rFonts w:ascii="Times New Roman" w:hAnsi="Times New Roman" w:cs="Times New Roman"/>
-          <w:sz w:val="28"/>
-          <w:szCs w:val="28"/>
-        </w:rPr>
-      </w:pPr>
-      <w:r>
-        <w:rPr>
-          <w:rFonts w:ascii="Times New Roman" w:hAnsi="Times New Roman" w:cs="Times New Roman"/>
-          <w:sz w:val="28"/>
-          <w:szCs w:val="28"/>
-        </w:rPr>
-        <w:t xml:space="preserve">   - </w:t>
-      </w:r>
-      <w:proofErr w:type="spellStart"/>
-      <w:r>
-        <w:rPr>
-          <w:rFonts w:ascii="Times New Roman" w:hAnsi="Times New Roman" w:cs="Times New Roman"/>
-          <w:i/>
-          <w:iCs/>
-          <w:sz w:val="28"/>
-          <w:szCs w:val="28"/>
-        </w:rPr>
-        <w:t>original_name</w:t>
-      </w:r>
-      <w:proofErr w:type="spellEnd"/>
-      <w:r>
-        <w:rPr>
-          <w:rFonts w:ascii="Times New Roman" w:hAnsi="Times New Roman" w:cs="Times New Roman"/>
-          <w:sz w:val="28"/>
-          <w:szCs w:val="28"/>
-        </w:rPr>
-        <w:t xml:space="preserve"> - оригинальное имя</w:t>
-      </w:r>
-    </w:p>
-    <w:p>
-      <w:pPr>
-        <w:spacing w:after="0" w:line="240" w:lineRule="auto"/>
-        <w:jc w:val="both"/>
-        <w:rPr>
-          <w:rFonts w:ascii="Times New Roman" w:hAnsi="Times New Roman" w:cs="Times New Roman"/>
-          <w:sz w:val="28"/>
-          <w:szCs w:val="28"/>
-        </w:rPr>
-      </w:pPr>
-      <w:r>
-        <w:rPr>
-          <w:rFonts w:ascii="Times New Roman" w:hAnsi="Times New Roman" w:cs="Times New Roman"/>
-          <w:sz w:val="28"/>
-          <w:szCs w:val="28"/>
-        </w:rPr>
-        <w:t xml:space="preserve">   - </w:t>
-      </w:r>
-      <w:proofErr w:type="spellStart"/>
-      <w:r>
-        <w:rPr>
-          <w:rFonts w:ascii="Times New Roman" w:hAnsi="Times New Roman" w:cs="Times New Roman"/>
-          <w:i/>
-          <w:iCs/>
-          <w:sz w:val="28"/>
-          <w:szCs w:val="28"/>
-        </w:rPr>
-        <w:t>storage_path</w:t>
-      </w:r>
-      <w:proofErr w:type="spellEnd"/>
-      <w:r>
-        <w:rPr>
-          <w:rFonts w:ascii="Times New Roman" w:hAnsi="Times New Roman" w:cs="Times New Roman"/>
-          <w:sz w:val="28"/>
-          <w:szCs w:val="28"/>
-        </w:rPr>
-        <w:t xml:space="preserve"> - путь хранения</w:t>
-      </w:r>
-    </w:p>
-    <w:p>
-      <w:pPr>
-        <w:spacing w:after="0" w:line="240" w:lineRule="auto"/>
-        <w:jc w:val="both"/>
-        <w:rPr>
-          <w:rFonts w:ascii="Times New Roman" w:hAnsi="Times New Roman" w:cs="Times New Roman"/>
-          <w:sz w:val="28"/>
-          <w:szCs w:val="28"/>
-        </w:rPr>
-      </w:pPr>
-      <w:r>
-        <w:rPr>
-          <w:rFonts w:ascii="Times New Roman" w:hAnsi="Times New Roman" w:cs="Times New Roman"/>
-          <w:sz w:val="28"/>
-          <w:szCs w:val="28"/>
-        </w:rPr>
-        <w:t xml:space="preserve">   - </w:t>
-      </w:r>
-      <w:proofErr w:type="spellStart"/>
-      <w:r>
-        <w:rPr>
-          <w:rFonts w:ascii="Times New Roman" w:hAnsi="Times New Roman" w:cs="Times New Roman"/>
-          <w:i/>
-          <w:iCs/>
-          <w:sz w:val="28"/>
-          <w:szCs w:val="28"/>
-        </w:rPr>
-        <w:t>file_type</w:t>
-      </w:r>
-      <w:proofErr w:type="spellEnd"/>
-      <w:r>
-        <w:rPr>
-          <w:rFonts w:ascii="Times New Roman" w:hAnsi="Times New Roman" w:cs="Times New Roman"/>
-          <w:sz w:val="28"/>
-          <w:szCs w:val="28"/>
-        </w:rPr>
-        <w:t xml:space="preserve"> - тип файла</w:t>
-      </w:r>
-    </w:p>
-    <w:p>
-      <w:pPr>
-        <w:spacing w:after="0" w:line="240" w:lineRule="auto"/>
-        <w:jc w:val="both"/>
-        <w:rPr>
-          <w:rFonts w:ascii="Times New Roman" w:hAnsi="Times New Roman" w:cs="Times New Roman"/>
-          <w:sz w:val="28"/>
-          <w:szCs w:val="28"/>
-        </w:rPr>
-      </w:pPr>
-      <w:r>
-        <w:rPr>
-          <w:rFonts w:ascii="Times New Roman" w:hAnsi="Times New Roman" w:cs="Times New Roman"/>
-          <w:sz w:val="28"/>
-          <w:szCs w:val="28"/>
-        </w:rPr>
-        <w:t xml:space="preserve">   - </w:t>
-      </w:r>
-      <w:proofErr w:type="spellStart"/>
-      <w:r>
-        <w:rPr>
-          <w:rFonts w:ascii="Times New Roman" w:hAnsi="Times New Roman" w:cs="Times New Roman"/>
-          <w:i/>
-          <w:iCs/>
-          <w:sz w:val="28"/>
-          <w:szCs w:val="28"/>
-        </w:rPr>
-        <w:t>size_bytes</w:t>
-      </w:r>
-      <w:proofErr w:type="spellEnd"/>
-      <w:r>
-        <w:rPr>
-          <w:rFonts w:ascii="Times New Roman" w:hAnsi="Times New Roman" w:cs="Times New Roman"/>
-          <w:sz w:val="28"/>
-          <w:szCs w:val="28"/>
-        </w:rPr>
-        <w:t xml:space="preserve"> - размер в байтах</w:t>
-      </w:r>
-    </w:p>
-    <w:p>
-      <w:pPr>
-        <w:spacing w:after="0" w:line="240" w:lineRule="auto"/>
-        <w:jc w:val="both"/>
-        <w:rPr>
-          <w:rFonts w:ascii="Times New Roman" w:hAnsi="Times New Roman" w:cs="Times New Roman"/>
-          <w:sz w:val="28"/>
-          <w:szCs w:val="28"/>
-        </w:rPr>
-      </w:pPr>
-      <w:r>
-        <w:rPr>
-          <w:rFonts w:ascii="Times New Roman" w:hAnsi="Times New Roman" w:cs="Times New Roman"/>
-          <w:sz w:val="28"/>
-          <w:szCs w:val="28"/>
-        </w:rPr>
-        <w:t xml:space="preserve">   - </w:t>
-      </w:r>
-      <w:r>
-        <w:rPr>
-          <w:rFonts w:ascii="Times New Roman" w:hAnsi="Times New Roman" w:cs="Times New Roman"/>
-          <w:i/>
-          <w:iCs/>
-          <w:sz w:val="28"/>
-          <w:szCs w:val="28"/>
-          <w:lang w:val="en-US"/>
-        </w:rPr>
-        <w:t>uploaded</w:t>
-      </w:r>
-      <w:r>
-        <w:rPr>
-          <w:rFonts w:ascii="Times New Roman" w:hAnsi="Times New Roman" w:cs="Times New Roman"/>
-          <w:i/>
-          <w:iCs/>
-          <w:sz w:val="28"/>
-          <w:szCs w:val="28"/>
-        </w:rPr>
-        <w:t>_</w:t>
-      </w:r>
-      <w:r>
-        <w:rPr>
-          <w:rFonts w:ascii="Times New Roman" w:hAnsi="Times New Roman" w:cs="Times New Roman"/>
-          <w:i/>
-          <w:iCs/>
-          <w:sz w:val="28"/>
-          <w:szCs w:val="28"/>
-          <w:lang w:val="en-US"/>
-        </w:rPr>
-        <w:t>by</w:t>
-      </w:r>
-      <w:r>
-        <w:rPr>
-          <w:rFonts w:ascii="Times New Roman" w:hAnsi="Times New Roman" w:cs="Times New Roman"/>
-          <w:sz w:val="28"/>
-          <w:szCs w:val="28"/>
-        </w:rPr>
-        <w:t xml:space="preserve"> (</w:t>
-      </w:r>
-      <w:r>
-        <w:rPr>
-          <w:rFonts w:ascii="Times New Roman" w:hAnsi="Times New Roman" w:cs="Times New Roman"/>
-          <w:sz w:val="28"/>
-          <w:szCs w:val="28"/>
-          <w:lang w:val="en-US"/>
-        </w:rPr>
-        <w:t>FK</w:t>
-      </w:r>
-      <w:r>
-        <w:rPr>
-          <w:rFonts w:ascii="Times New Roman" w:hAnsi="Times New Roman" w:cs="Times New Roman"/>
-          <w:sz w:val="28"/>
-          <w:szCs w:val="28"/>
-        </w:rPr>
-        <w:t xml:space="preserve"> → </w:t>
-      </w:r>
-      <w:r>
-        <w:rPr>
-          <w:rFonts w:ascii="Times New Roman" w:hAnsi="Times New Roman" w:cs="Times New Roman"/>
-          <w:sz w:val="28"/>
-          <w:szCs w:val="28"/>
-          <w:lang w:val="en-US"/>
-        </w:rPr>
-        <w:t>USER</w:t>
-      </w:r>
-      <w:r>
-        <w:rPr>
-          <w:rFonts w:ascii="Times New Roman" w:hAnsi="Times New Roman" w:cs="Times New Roman"/>
-          <w:sz w:val="28"/>
-          <w:szCs w:val="28"/>
-        </w:rPr>
-        <w:t xml:space="preserve">) - </w:t>
-      </w:r>
-      <w:r>
-        <w:rPr>
-          <w:rFonts w:ascii="Times New Roman" w:hAnsi="Times New Roman" w:cs="Times New Roman"/>
-          <w:sz w:val="28"/>
-          <w:szCs w:val="28"/>
-        </w:rPr>
-        <w:t>загрузивший</w:t>
-      </w:r>
-    </w:p>
-    <w:p>
-      <w:pPr>
-        <w:spacing w:after="0" w:line="240" w:lineRule="auto"/>
-        <w:jc w:val="both"/>
-        <w:rPr>
-          <w:rFonts w:ascii="Times New Roman" w:hAnsi="Times New Roman" w:cs="Times New Roman"/>
-          <w:sz w:val="28"/>
-          <w:szCs w:val="28"/>
-        </w:rPr>
-      </w:pPr>
-      <w:r>
-        <w:rPr>
-          <w:rFonts w:ascii="Times New Roman" w:hAnsi="Times New Roman" w:cs="Times New Roman"/>
-          <w:sz w:val="28"/>
-          <w:szCs w:val="28"/>
-        </w:rPr>
-        <w:t xml:space="preserve">   - </w:t>
-      </w:r>
-      <w:r>
-        <w:rPr>
-          <w:rFonts w:ascii="Times New Roman" w:hAnsi="Times New Roman" w:cs="Times New Roman"/>
-          <w:i/>
-          <w:iCs/>
-          <w:sz w:val="28"/>
-          <w:szCs w:val="28"/>
-          <w:lang w:val="en-US"/>
-        </w:rPr>
-        <w:t>uploaded</w:t>
-      </w:r>
-      <w:r>
-        <w:rPr>
-          <w:rFonts w:ascii="Times New Roman" w:hAnsi="Times New Roman" w:cs="Times New Roman"/>
-          <w:i/>
-          <w:iCs/>
-          <w:sz w:val="28"/>
-          <w:szCs w:val="28"/>
-        </w:rPr>
-        <w:t>_</w:t>
-      </w:r>
-      <w:r>
-        <w:rPr>
-          <w:rFonts w:ascii="Times New Roman" w:hAnsi="Times New Roman" w:cs="Times New Roman"/>
-          <w:i/>
-          <w:iCs/>
-          <w:sz w:val="28"/>
-          <w:szCs w:val="28"/>
-          <w:lang w:val="en-US"/>
-        </w:rPr>
-        <w:t>at</w:t>
-      </w:r>
-      <w:r>
-        <w:rPr>
-          <w:rFonts w:ascii="Times New Roman" w:hAnsi="Times New Roman" w:cs="Times New Roman"/>
-          <w:sz w:val="28"/>
-          <w:szCs w:val="28"/>
-        </w:rPr>
-        <w:t xml:space="preserve"> - </w:t>
-      </w:r>
-      <w:r>
-        <w:rPr>
-          <w:rFonts w:ascii="Times New Roman" w:hAnsi="Times New Roman" w:cs="Times New Roman"/>
-          <w:sz w:val="28"/>
-          <w:szCs w:val="28"/>
-        </w:rPr>
-        <w:t>дата</w:t>
-      </w:r>
-      <w:r>
-        <w:rPr>
-          <w:rFonts w:ascii="Times New Roman" w:hAnsi="Times New Roman" w:cs="Times New Roman"/>
-          <w:sz w:val="28"/>
-          <w:szCs w:val="28"/>
-        </w:rPr>
-        <w:t xml:space="preserve"> </w:t>
-      </w:r>
-      <w:r>
-        <w:rPr>
-          <w:rFonts w:ascii="Times New Roman" w:hAnsi="Times New Roman" w:cs="Times New Roman"/>
-          <w:sz w:val="28"/>
-          <w:szCs w:val="28"/>
-        </w:rPr>
-        <w:t>загрузки</w:t>
-      </w:r>
-    </w:p>
-    <w:p>
-      <w:pPr>
-        <w:spacing w:after="0" w:line="240" w:lineRule="auto"/>
-        <w:jc w:val="both"/>
-        <w:rPr>
-          <w:rFonts w:ascii="Times New Roman" w:hAnsi="Times New Roman" w:cs="Times New Roman"/>
-          <w:sz w:val="28"/>
-          <w:szCs w:val="28"/>
-        </w:rPr>
-      </w:pPr>
-      <w:r>
-        <w:rPr>
-          <w:rFonts w:ascii="Times New Roman" w:hAnsi="Times New Roman" w:cs="Times New Roman"/>
-          <w:sz w:val="28"/>
-          <w:szCs w:val="28"/>
-        </w:rPr>
-        <w:t xml:space="preserve">   </w:t>
-      </w:r>
-      <w:r>
-        <w:rPr>
-          <w:rFonts w:ascii="Times New Roman" w:hAnsi="Times New Roman" w:cs="Times New Roman"/>
-          <w:sz w:val="28"/>
-          <w:szCs w:val="28"/>
-        </w:rPr>
-        <w:t xml:space="preserve">- </w:t>
-      </w:r>
-      <w:proofErr w:type="spellStart"/>
-      <w:r>
-        <w:rPr>
-          <w:rFonts w:ascii="Times New Roman" w:hAnsi="Times New Roman" w:cs="Times New Roman"/>
-          <w:i/>
-          <w:iCs/>
-          <w:sz w:val="28"/>
-          <w:szCs w:val="28"/>
-        </w:rPr>
-        <w:t>checksum</w:t>
-      </w:r>
-      <w:proofErr w:type="spellEnd"/>
-      <w:r>
-        <w:rPr>
-          <w:rFonts w:ascii="Times New Roman" w:hAnsi="Times New Roman" w:cs="Times New Roman"/>
-          <w:sz w:val="28"/>
-          <w:szCs w:val="28"/>
-        </w:rPr>
-        <w:t xml:space="preserve"> - контрольная сумма</w:t>
-      </w:r>
-    </w:p>
-    <w:p>
-      <w:pPr>
-        <w:spacing w:after="0" w:line="240" w:lineRule="auto"/>
-        <w:jc w:val="both"/>
-        <w:rPr>
-          <w:rFonts w:ascii="Times New Roman" w:hAnsi="Times New Roman" w:cs="Times New Roman"/>
-          <w:sz w:val="28"/>
-          <w:szCs w:val="28"/>
-        </w:rPr>
-      </w:pPr>
-    </w:p>
-    <w:p>
-      <w:pPr>
-        <w:spacing w:after="0" w:line="240" w:lineRule="auto"/>
-        <w:jc w:val="both"/>
-        <w:rPr>
-          <w:rFonts w:ascii="Times New Roman" w:hAnsi="Times New Roman" w:cs="Times New Roman"/>
-          <w:sz w:val="28"/>
-          <w:szCs w:val="28"/>
-        </w:rPr>
-      </w:pPr>
-      <w:r>
-        <w:rPr>
-          <w:rFonts w:ascii="Times New Roman" w:hAnsi="Times New Roman" w:cs="Times New Roman"/>
-          <w:sz w:val="28"/>
-          <w:szCs w:val="28"/>
-        </w:rPr>
-        <w:t>10. LOG (Лог)</w:t>
-      </w:r>
-      <w:r>
-        <w:rPr>
-          <w:rFonts w:ascii="Times New Roman" w:hAnsi="Times New Roman" w:cs="Times New Roman"/>
-          <w:sz w:val="28"/>
-          <w:szCs w:val="28"/>
-        </w:rPr>
-        <w:t>: разделение бизнес-логов и технических логово.</w:t>
-      </w:r>
-    </w:p>
-    <w:p>
-      <w:pPr>
-        <w:spacing w:after="0" w:line="240" w:lineRule="auto"/>
-        <w:jc w:val="both"/>
-        <w:rPr>
-          <w:rFonts w:ascii="Times New Roman" w:hAnsi="Times New Roman" w:cs="Times New Roman"/>
-          <w:sz w:val="28"/>
-          <w:szCs w:val="28"/>
-        </w:rPr>
-      </w:pPr>
-      <w:r>
-        <w:rPr>
-          <w:rFonts w:ascii="Times New Roman" w:hAnsi="Times New Roman" w:cs="Times New Roman"/>
-          <w:sz w:val="28"/>
-          <w:szCs w:val="28"/>
-        </w:rPr>
-        <w:t xml:space="preserve">    - </w:t>
-      </w:r>
-      <w:proofErr w:type="spellStart"/>
-      <w:r>
-        <w:rPr>
-          <w:rFonts w:ascii="Times New Roman" w:hAnsi="Times New Roman" w:cs="Times New Roman"/>
-          <w:i/>
-          <w:iCs/>
-          <w:sz w:val="28"/>
-          <w:szCs w:val="28"/>
-        </w:rPr>
-        <w:t>id</w:t>
-      </w:r>
-      <w:proofErr w:type="spellEnd"/>
-      <w:r>
-        <w:rPr>
-          <w:rFonts w:ascii="Times New Roman" w:hAnsi="Times New Roman" w:cs="Times New Roman"/>
-          <w:sz w:val="28"/>
-          <w:szCs w:val="28"/>
-        </w:rPr>
-        <w:t xml:space="preserve"> (PK) - идентификатор</w:t>
-      </w:r>
-    </w:p>
-    <w:p>
-      <w:pPr>
-        <w:spacing w:after="0" w:line="240" w:lineRule="auto"/>
-        <w:jc w:val="both"/>
-        <w:rPr>
-          <w:rFonts w:ascii="Times New Roman" w:hAnsi="Times New Roman" w:cs="Times New Roman"/>
-          <w:sz w:val="28"/>
-          <w:szCs w:val="28"/>
-        </w:rPr>
-      </w:pPr>
-      <w:r>
-        <w:rPr>
-          <w:rFonts w:ascii="Times New Roman" w:hAnsi="Times New Roman" w:cs="Times New Roman"/>
-          <w:sz w:val="28"/>
-          <w:szCs w:val="28"/>
-        </w:rPr>
-        <w:t xml:space="preserve">    - </w:t>
-      </w:r>
-      <w:proofErr w:type="spellStart"/>
-      <w:r>
-        <w:rPr>
-          <w:rFonts w:ascii="Times New Roman" w:hAnsi="Times New Roman" w:cs="Times New Roman"/>
-          <w:i/>
-          <w:iCs/>
-          <w:sz w:val="28"/>
-          <w:szCs w:val="28"/>
-        </w:rPr>
-        <w:t>user_id</w:t>
-      </w:r>
-      <w:proofErr w:type="spellEnd"/>
-      <w:r>
-        <w:rPr>
-          <w:rFonts w:ascii="Times New Roman" w:hAnsi="Times New Roman" w:cs="Times New Roman"/>
-          <w:sz w:val="28"/>
-          <w:szCs w:val="28"/>
-        </w:rPr>
-        <w:t xml:space="preserve"> (FK → USER) - ID пользователя</w:t>
-      </w:r>
-    </w:p>
-    <w:p>
-      <w:pPr>
-        <w:spacing w:after="0" w:line="240" w:lineRule="auto"/>
-        <w:jc w:val="both"/>
-        <w:rPr>
-          <w:rFonts w:ascii="Times New Roman" w:hAnsi="Times New Roman" w:cs="Times New Roman"/>
-          <w:sz w:val="28"/>
-          <w:szCs w:val="28"/>
-        </w:rPr>
-      </w:pPr>
-      <w:r>
-        <w:rPr>
-          <w:rFonts w:ascii="Times New Roman" w:hAnsi="Times New Roman" w:cs="Times New Roman"/>
-          <w:sz w:val="28"/>
-          <w:szCs w:val="28"/>
-        </w:rPr>
-        <w:t xml:space="preserve">    - </w:t>
-      </w:r>
-      <w:proofErr w:type="spellStart"/>
-      <w:r>
-        <w:rPr>
-          <w:rFonts w:ascii="Times New Roman" w:hAnsi="Times New Roman" w:cs="Times New Roman"/>
-          <w:i/>
-          <w:iCs/>
-          <w:sz w:val="28"/>
-          <w:szCs w:val="28"/>
-        </w:rPr>
-        <w:t>action</w:t>
-      </w:r>
-      <w:proofErr w:type="spellEnd"/>
-      <w:r>
-        <w:rPr>
-          <w:rFonts w:ascii="Times New Roman" w:hAnsi="Times New Roman" w:cs="Times New Roman"/>
-          <w:sz w:val="28"/>
-          <w:szCs w:val="28"/>
-        </w:rPr>
-        <w:t xml:space="preserve"> - действие</w:t>
-      </w:r>
-    </w:p>
-    <w:p>
-      <w:pPr>
-        <w:spacing w:after="0" w:line="240" w:lineRule="auto"/>
-        <w:jc w:val="both"/>
-        <w:rPr>
-          <w:rFonts w:ascii="Times New Roman" w:hAnsi="Times New Roman" w:cs="Times New Roman"/>
-          <w:sz w:val="28"/>
-          <w:szCs w:val="28"/>
-        </w:rPr>
-      </w:pPr>
-      <w:r>
-        <w:rPr>
-          <w:rFonts w:ascii="Times New Roman" w:hAnsi="Times New Roman" w:cs="Times New Roman"/>
-          <w:sz w:val="28"/>
-          <w:szCs w:val="28"/>
-        </w:rPr>
-        <w:t xml:space="preserve">    - </w:t>
-      </w:r>
-      <w:proofErr w:type="spellStart"/>
-      <w:r>
-        <w:rPr>
-          <w:rFonts w:ascii="Times New Roman" w:hAnsi="Times New Roman" w:cs="Times New Roman"/>
-          <w:i/>
-          <w:iCs/>
-          <w:sz w:val="28"/>
-          <w:szCs w:val="28"/>
-        </w:rPr>
-        <w:t>details</w:t>
-      </w:r>
-      <w:proofErr w:type="spellEnd"/>
-      <w:r>
-        <w:rPr>
-          <w:rFonts w:ascii="Times New Roman" w:hAnsi="Times New Roman" w:cs="Times New Roman"/>
-          <w:sz w:val="28"/>
-          <w:szCs w:val="28"/>
-        </w:rPr>
-        <w:t xml:space="preserve"> - детали</w:t>
-      </w:r>
-    </w:p>
-    <w:p>
-      <w:pPr>
-        <w:spacing w:after="0" w:line="240" w:lineRule="auto"/>
-        <w:jc w:val="both"/>
-        <w:rPr>
-          <w:rFonts w:ascii="Times New Roman" w:hAnsi="Times New Roman" w:cs="Times New Roman"/>
-          <w:sz w:val="28"/>
-          <w:szCs w:val="28"/>
-        </w:rPr>
-      </w:pPr>
-      <w:r>
-        <w:rPr>
-          <w:rFonts w:ascii="Times New Roman" w:hAnsi="Times New Roman" w:cs="Times New Roman"/>
-          <w:sz w:val="28"/>
-          <w:szCs w:val="28"/>
-        </w:rPr>
-        <w:t xml:space="preserve">    - </w:t>
-      </w:r>
-      <w:proofErr w:type="spellStart"/>
-      <w:r>
-        <w:rPr>
-          <w:rFonts w:ascii="Times New Roman" w:hAnsi="Times New Roman" w:cs="Times New Roman"/>
-          <w:i/>
-          <w:iCs/>
-          <w:sz w:val="28"/>
-          <w:szCs w:val="28"/>
-        </w:rPr>
-        <w:t>timestamp</w:t>
-      </w:r>
-      <w:proofErr w:type="spellEnd"/>
-      <w:r>
-        <w:rPr>
-          <w:rFonts w:ascii="Times New Roman" w:hAnsi="Times New Roman" w:cs="Times New Roman"/>
-          <w:sz w:val="28"/>
-          <w:szCs w:val="28"/>
         </w:rPr>
         <w:t xml:space="preserve"> - временная метка</w:t>
       </w:r>
@@ -17697,7 +18237,6 @@
           <w:sz w:val="28"/>
           <w:szCs w:val="28"/>
         </w:rPr>
-        <w:lastRenderedPageBreak/>
         <w:t xml:space="preserve">   - Роль может включать несколько разрешений</w:t>
       </w:r>
     </w:p>
@@ -18149,11 +18688,12 @@
           <w:rFonts w:ascii="Times New Roman" w:hAnsi="Times New Roman" w:cs="Times New Roman"/>
         </w:rPr>
       </w:pPr>
-      <w:bookmarkStart w:id="21" w:name="_Toc207398793"/>
-      <w:r>
-        <w:rPr>
-          <w:rFonts w:ascii="Times New Roman" w:hAnsi="Times New Roman" w:cs="Times New Roman"/>
-        </w:rPr>
+      <w:bookmarkStart w:id="21" w:name="_Toc210386494"/>
+      <w:r>
+        <w:rPr>
+          <w:rFonts w:ascii="Times New Roman" w:hAnsi="Times New Roman" w:cs="Times New Roman"/>
+        </w:rPr>
+        <w:lastRenderedPageBreak/>
         <w:t>6. Нефункциональные требования</w:t>
       </w:r>
       <w:bookmarkEnd w:id="21"/>
@@ -18169,7 +18709,7 @@
           <w:szCs w:val="28"/>
         </w:rPr>
       </w:pPr>
-      <w:bookmarkStart w:id="22" w:name="_Toc207398794"/>
+      <w:bookmarkStart w:id="22" w:name="_Toc210386495"/>
       <w:r>
         <w:rPr>
           <w:rFonts w:ascii="Times New Roman" w:hAnsi="Times New Roman" w:cs="Times New Roman"/>
@@ -18337,7 +18877,7 @@
           <w:szCs w:val="28"/>
         </w:rPr>
       </w:pPr>
-      <w:bookmarkStart w:id="23" w:name="_Toc207398795"/>
+      <w:bookmarkStart w:id="23" w:name="_Toc210386496"/>
       <w:r>
         <w:rPr>
           <w:rFonts w:ascii="Times New Roman" w:hAnsi="Times New Roman" w:cs="Times New Roman"/>
@@ -18412,7 +18952,7 @@
           <w:szCs w:val="28"/>
         </w:rPr>
       </w:pPr>
-      <w:bookmarkStart w:id="24" w:name="_Toc207398796"/>
+      <w:bookmarkStart w:id="24" w:name="_Toc210386497"/>
       <w:r>
         <w:rPr>
           <w:rFonts w:ascii="Times New Roman" w:hAnsi="Times New Roman" w:cs="Times New Roman"/>
@@ -18766,14 +19306,13 @@
           <w:szCs w:val="28"/>
         </w:rPr>
       </w:pPr>
-      <w:bookmarkStart w:id="25" w:name="_Toc207398797"/>
-      <w:r>
-        <w:rPr>
-          <w:rFonts w:ascii="Times New Roman" w:hAnsi="Times New Roman" w:cs="Times New Roman"/>
-          <w:sz w:val="28"/>
-          <w:szCs w:val="28"/>
-        </w:rPr>
-        <w:lastRenderedPageBreak/>
+      <w:bookmarkStart w:id="25" w:name="_Toc210386498"/>
+      <w:r>
+        <w:rPr>
+          <w:rFonts w:ascii="Times New Roman" w:hAnsi="Times New Roman" w:cs="Times New Roman"/>
+          <w:sz w:val="28"/>
+          <w:szCs w:val="28"/>
+        </w:rPr>
         <w:t>6.4. Требования к безопасности</w:t>
       </w:r>
       <w:bookmarkEnd w:id="25"/>
@@ -19232,6 +19771,7 @@
           <w:sz w:val="28"/>
           <w:szCs w:val="28"/>
         </w:rPr>
+        <w:lastRenderedPageBreak/>
         <w:t xml:space="preserve">6.4.4. </w:t>
       </w:r>
       <w:r>
@@ -19754,7 +20294,7 @@
           <w:szCs w:val="28"/>
         </w:rPr>
       </w:pPr>
-      <w:bookmarkStart w:id="26" w:name="_Toc207398798"/>
+      <w:bookmarkStart w:id="26" w:name="_Toc210386499"/>
       <w:r>
         <w:rPr>
           <w:rFonts w:ascii="Times New Roman" w:hAnsi="Times New Roman" w:cs="Times New Roman"/>
@@ -19878,7 +20418,6 @@
           <w:sz w:val="28"/>
           <w:szCs w:val="28"/>
         </w:rPr>
-        <w:lastRenderedPageBreak/>
         <w:t>Роли пользователей могут быть ограничены рамками конкретного департамента.</w:t>
       </w:r>
     </w:p>
@@ -20223,6 +20762,7 @@
           <w:sz w:val="28"/>
           <w:szCs w:val="28"/>
         </w:rPr>
+        <w:lastRenderedPageBreak/>
         <w:t xml:space="preserve">6.5.4. </w:t>
       </w:r>
       <w:proofErr w:type="spellStart"/>
@@ -20303,7 +20843,7 @@
           <w:rFonts w:ascii="Times New Roman" w:hAnsi="Times New Roman" w:cs="Times New Roman"/>
         </w:rPr>
       </w:pPr>
-      <w:bookmarkStart w:id="27" w:name="_Toc207398799"/>
+      <w:bookmarkStart w:id="27" w:name="_Toc210386500"/>
       <w:r>
         <w:rPr>
           <w:rFonts w:ascii="Times New Roman" w:hAnsi="Times New Roman" w:cs="Times New Roman"/>
@@ -20919,7 +21459,6 @@
           <w:sz w:val="28"/>
           <w:szCs w:val="28"/>
         </w:rPr>
-        <w:lastRenderedPageBreak/>
         <w:t xml:space="preserve">- Руководство администратора (настройка, бэкапы).  </w:t>
       </w:r>
     </w:p>
@@ -21437,11 +21976,12 @@
           <w:rFonts w:ascii="Times New Roman" w:hAnsi="Times New Roman" w:cs="Times New Roman"/>
         </w:rPr>
       </w:pPr>
-      <w:bookmarkStart w:id="28" w:name="_Toc207398800"/>
-      <w:r>
-        <w:rPr>
-          <w:rFonts w:ascii="Times New Roman" w:hAnsi="Times New Roman" w:cs="Times New Roman"/>
-        </w:rPr>
+      <w:bookmarkStart w:id="28" w:name="_Toc210386501"/>
+      <w:r>
+        <w:rPr>
+          <w:rFonts w:ascii="Times New Roman" w:hAnsi="Times New Roman" w:cs="Times New Roman"/>
+        </w:rPr>
+        <w:lastRenderedPageBreak/>
         <w:t>8. Список неописанного и вопросы</w:t>
       </w:r>
       <w:bookmarkEnd w:id="28"/>
@@ -21622,7 +22162,7 @@
           <w:rFonts w:ascii="Times New Roman" w:hAnsi="Times New Roman" w:cs="Times New Roman"/>
         </w:rPr>
       </w:pPr>
-      <w:bookmarkStart w:id="29" w:name="_Toc207398801"/>
+      <w:bookmarkStart w:id="29" w:name="_Toc210386502"/>
       <w:r>
         <w:rPr>
           <w:rFonts w:ascii="Times New Roman" w:hAnsi="Times New Roman" w:cs="Times New Roman"/>
@@ -21971,7 +22511,7 @@
           <w:rFonts w:ascii="Times New Roman" w:hAnsi="Times New Roman" w:cs="Times New Roman"/>
         </w:rPr>
       </w:pPr>
-      <w:bookmarkStart w:id="30" w:name="_Toc207398802"/>
+      <w:bookmarkStart w:id="30" w:name="_Toc210386503"/>
       <w:r>
         <w:rPr>
           <w:rFonts w:ascii="Times New Roman" w:hAnsi="Times New Roman" w:cs="Times New Roman"/>
@@ -22404,7 +22944,6 @@
                 <w:sz w:val="28"/>
                 <w:szCs w:val="28"/>
               </w:rPr>
-              <w:lastRenderedPageBreak/>
               <w:t>28.08.2025</w:t>
             </w:r>
           </w:p>
@@ -22765,15 +23304,7 @@
                 <w:sz w:val="28"/>
                 <w:szCs w:val="28"/>
               </w:rPr>
-              <w:t>1.</w:t>
-            </w:r>
-            <w:r>
-              <w:rPr>
-                <w:rFonts w:ascii="Times New Roman" w:hAnsi="Times New Roman" w:cs="Times New Roman"/>
-                <w:sz w:val="28"/>
-                <w:szCs w:val="28"/>
-              </w:rPr>
-              <w:t>Расширенный поиск:</w:t>
+              <w:t>1.Расширенный поиск:</w:t>
             </w:r>
           </w:p>
           <w:p>
@@ -22791,15 +23322,7 @@
                 <w:sz w:val="28"/>
                 <w:szCs w:val="28"/>
               </w:rPr>
-              <w:t xml:space="preserve">- </w:t>
-            </w:r>
-            <w:r>
-              <w:rPr>
-                <w:rFonts w:ascii="Times New Roman" w:hAnsi="Times New Roman" w:cs="Times New Roman"/>
-                <w:sz w:val="28"/>
-                <w:szCs w:val="28"/>
-              </w:rPr>
-              <w:t>Показывать</w:t>
+              <w:t>- Показывать</w:t>
             </w:r>
             <w:r>
               <w:rPr>
@@ -22895,15 +23418,7 @@
                 <w:sz w:val="28"/>
                 <w:szCs w:val="28"/>
               </w:rPr>
-              <w:t xml:space="preserve">2. </w:t>
-            </w:r>
-            <w:r>
-              <w:rPr>
-                <w:rFonts w:ascii="Times New Roman" w:hAnsi="Times New Roman" w:cs="Times New Roman"/>
-                <w:sz w:val="28"/>
-                <w:szCs w:val="28"/>
-              </w:rPr>
-              <w:t>Шаблон:</w:t>
+              <w:t>2. Шаблон:</w:t>
             </w:r>
           </w:p>
           <w:p>
@@ -22921,15 +23436,7 @@
                 <w:sz w:val="28"/>
                 <w:szCs w:val="28"/>
               </w:rPr>
-              <w:t xml:space="preserve">- </w:t>
-            </w:r>
-            <w:r>
-              <w:rPr>
-                <w:rFonts w:ascii="Times New Roman" w:hAnsi="Times New Roman" w:cs="Times New Roman"/>
-                <w:sz w:val="28"/>
-                <w:szCs w:val="28"/>
-              </w:rPr>
-              <w:t xml:space="preserve">Поля шаблона добавить </w:t>
+              <w:t xml:space="preserve">- Поля шаблона добавить </w:t>
             </w:r>
             <w:proofErr w:type="spellStart"/>
             <w:r>
@@ -23034,15 +23541,7 @@
                 <w:sz w:val="28"/>
                 <w:szCs w:val="28"/>
               </w:rPr>
-              <w:t>)</w:t>
-            </w:r>
-            <w:r>
-              <w:rPr>
-                <w:rFonts w:ascii="Times New Roman" w:hAnsi="Times New Roman" w:cs="Times New Roman"/>
-                <w:sz w:val="28"/>
-                <w:szCs w:val="28"/>
-              </w:rPr>
-              <w:t xml:space="preserve"> - убрать подпись «Доступ разрешен только авторизованным сотрудникам»</w:t>
+              <w:t>) - убрать подпись «Доступ разрешен только авторизованным сотрудникам»</w:t>
             </w:r>
           </w:p>
           <w:p>
@@ -23060,6 +23559,7 @@
                 <w:sz w:val="28"/>
                 <w:szCs w:val="28"/>
               </w:rPr>
+              <w:lastRenderedPageBreak/>
               <w:t>4. Добавить возможность «Печать», «Отправить», «Сохранить» карточки</w:t>
             </w:r>
           </w:p>
@@ -23079,6 +23579,15 @@
                 <w:szCs w:val="28"/>
               </w:rPr>
             </w:pPr>
+            <w:r>
+              <w:rPr>
+                <w:rFonts w:ascii="Times New Roman" w:hAnsi="Times New Roman" w:cs="Times New Roman"/>
+                <w:sz w:val="28"/>
+                <w:szCs w:val="28"/>
+              </w:rPr>
+              <w:lastRenderedPageBreak/>
+              <w:t>03.10.2025</w:t>
+            </w:r>
           </w:p>
         </w:tc>
         <w:tc>
@@ -23094,6 +23603,14 @@
                 <w:szCs w:val="28"/>
               </w:rPr>
             </w:pPr>
+            <w:r>
+              <w:rPr>
+                <w:rFonts w:ascii="Times New Roman" w:hAnsi="Times New Roman" w:cs="Times New Roman"/>
+                <w:sz w:val="28"/>
+                <w:szCs w:val="28"/>
+              </w:rPr>
+              <w:t>0.5.1</w:t>
+            </w:r>
           </w:p>
         </w:tc>
         <w:tc>
@@ -23115,6 +23632,152 @@
           <w:tcPr>
             <w:tcW w:w="4814" w:type="dxa"/>
           </w:tcPr>
+          <w:p>
+            <w:pPr>
+              <w:pStyle w:val="4"/>
+              <w:jc w:val="both"/>
+              <w:outlineLvl w:val="3"/>
+              <w:rPr>
+                <w:rFonts w:ascii="Times New Roman" w:hAnsi="Times New Roman" w:cs="Times New Roman"/>
+                <w:b w:val="0"/>
+                <w:bCs w:val="0"/>
+                <w:i w:val="0"/>
+                <w:iCs w:val="0"/>
+                <w:color w:val="auto"/>
+                <w:sz w:val="28"/>
+                <w:szCs w:val="28"/>
+              </w:rPr>
+            </w:pPr>
+            <w:r>
+              <w:rPr>
+                <w:rFonts w:ascii="Times New Roman" w:hAnsi="Times New Roman" w:cs="Times New Roman"/>
+                <w:b w:val="0"/>
+                <w:bCs w:val="0"/>
+                <w:i w:val="0"/>
+                <w:iCs w:val="0"/>
+                <w:color w:val="auto"/>
+                <w:sz w:val="28"/>
+                <w:szCs w:val="28"/>
+              </w:rPr>
+              <w:t>2.</w:t>
+            </w:r>
+            <w:r>
+              <w:rPr>
+                <w:rFonts w:ascii="Times New Roman" w:hAnsi="Times New Roman" w:cs="Times New Roman"/>
+                <w:b w:val="0"/>
+                <w:bCs w:val="0"/>
+                <w:i w:val="0"/>
+                <w:iCs w:val="0"/>
+                <w:color w:val="auto"/>
+                <w:sz w:val="28"/>
+                <w:szCs w:val="28"/>
+              </w:rPr>
+              <w:t>5</w:t>
+            </w:r>
+            <w:r>
+              <w:rPr>
+                <w:rFonts w:ascii="Times New Roman" w:hAnsi="Times New Roman" w:cs="Times New Roman"/>
+                <w:b w:val="0"/>
+                <w:bCs w:val="0"/>
+                <w:i w:val="0"/>
+                <w:iCs w:val="0"/>
+                <w:color w:val="auto"/>
+                <w:sz w:val="28"/>
+                <w:szCs w:val="28"/>
+              </w:rPr>
+              <w:t xml:space="preserve">.1.2. Администратор </w:t>
+            </w:r>
+            <w:r>
+              <w:rPr>
+                <w:rFonts w:ascii="Times New Roman" w:hAnsi="Times New Roman" w:cs="Times New Roman"/>
+                <w:b w:val="0"/>
+                <w:bCs w:val="0"/>
+                <w:i w:val="0"/>
+                <w:iCs w:val="0"/>
+                <w:color w:val="auto"/>
+                <w:sz w:val="28"/>
+                <w:szCs w:val="28"/>
+              </w:rPr>
+              <w:t>(</w:t>
+            </w:r>
+            <w:r>
+              <w:rPr>
+                <w:rFonts w:ascii="Times New Roman" w:hAnsi="Times New Roman" w:cs="Times New Roman"/>
+                <w:b w:val="0"/>
+                <w:bCs w:val="0"/>
+                <w:i w:val="0"/>
+                <w:iCs w:val="0"/>
+                <w:color w:val="auto"/>
+                <w:sz w:val="28"/>
+                <w:szCs w:val="28"/>
+                <w:lang w:val="en-US"/>
+              </w:rPr>
+              <w:t>Admin</w:t>
+            </w:r>
+            <w:r>
+              <w:rPr>
+                <w:rFonts w:ascii="Times New Roman" w:hAnsi="Times New Roman" w:cs="Times New Roman"/>
+                <w:b w:val="0"/>
+                <w:bCs w:val="0"/>
+                <w:i w:val="0"/>
+                <w:iCs w:val="0"/>
+                <w:color w:val="auto"/>
+                <w:sz w:val="28"/>
+                <w:szCs w:val="28"/>
+              </w:rPr>
+              <w:t>)</w:t>
+            </w:r>
+          </w:p>
+          <w:p>
+            <w:pPr>
+              <w:pStyle w:val="ds-markdown-paragraph"/>
+              <w:spacing w:before="0" w:beforeAutospacing="0" w:after="0" w:afterAutospacing="0"/>
+              <w:jc w:val="both"/>
+              <w:rPr>
+                <w:rFonts w:eastAsiaTheme="majorEastAsia"/>
+                <w:sz w:val="28"/>
+                <w:szCs w:val="28"/>
+                <w:lang w:eastAsia="en-US"/>
+              </w:rPr>
+            </w:pPr>
+            <w:r>
+              <w:rPr>
+                <w:rFonts w:eastAsiaTheme="majorEastAsia"/>
+                <w:sz w:val="28"/>
+                <w:szCs w:val="28"/>
+                <w:lang w:eastAsia="en-US"/>
+              </w:rPr>
+              <w:t>Подтверждение удаление файлов из профилей сотрудников.</w:t>
+            </w:r>
+            <w:r>
+              <w:rPr>
+                <w:rFonts w:eastAsiaTheme="majorEastAsia"/>
+                <w:sz w:val="28"/>
+                <w:szCs w:val="28"/>
+                <w:lang w:eastAsia="en-US"/>
+              </w:rPr>
+              <w:t xml:space="preserve"> – </w:t>
+            </w:r>
+            <w:r>
+              <w:rPr>
+                <w:rFonts w:eastAsiaTheme="majorEastAsia"/>
+                <w:sz w:val="28"/>
+                <w:szCs w:val="28"/>
+                <w:u w:val="single"/>
+                <w:lang w:eastAsia="en-US"/>
+              </w:rPr>
+              <w:t>отменен.</w:t>
+            </w:r>
+            <w:r>
+              <w:rPr>
+                <w:rFonts w:eastAsiaTheme="majorEastAsia"/>
+                <w:sz w:val="28"/>
+                <w:szCs w:val="28"/>
+                <w:lang w:eastAsia="en-US"/>
+              </w:rPr>
+              <w:t xml:space="preserve"> Удаление файлов разрешено до Редактора</w:t>
+            </w:r>
+          </w:p>
           <w:p>
             <w:pPr>
               <w:jc w:val="both"/>
@@ -23659,7 +24322,7 @@
           <w:color w:val="auto"/>
         </w:rPr>
       </w:pPr>
-      <w:bookmarkStart w:id="31" w:name="_Toc207398803"/>
+      <w:bookmarkStart w:id="31" w:name="_Toc210386504"/>
       <w:r>
         <w:rPr>
           <w:rFonts w:ascii="Times New Roman" w:hAnsi="Times New Roman" w:cs="Times New Roman"/>
@@ -23667,6 +24330,7 @@
           <w:bCs w:val="0"/>
           <w:color w:val="auto"/>
         </w:rPr>
+        <w:lastRenderedPageBreak/>
         <w:t>Приложение А. Макеты интерфейсов</w:t>
       </w:r>
       <w:bookmarkEnd w:id="31"/>
@@ -23682,7 +24346,7 @@
           <w:szCs w:val="28"/>
         </w:rPr>
       </w:pPr>
-      <w:bookmarkStart w:id="32" w:name="_Toc207398804"/>
+      <w:bookmarkStart w:id="32" w:name="_Toc210386505"/>
       <w:r>
         <w:rPr>
           <w:rFonts w:ascii="Times New Roman" w:hAnsi="Times New Roman" w:cs="Times New Roman"/>
@@ -23781,7 +24445,7 @@
           <w:szCs w:val="28"/>
         </w:rPr>
       </w:pPr>
-      <w:bookmarkStart w:id="33" w:name="_Toc207398805"/>
+      <w:bookmarkStart w:id="33" w:name="_Toc210386506"/>
       <w:r>
         <w:rPr>
           <w:rFonts w:ascii="Times New Roman" w:hAnsi="Times New Roman" w:cs="Times New Roman"/>
@@ -23879,7 +24543,7 @@
           <w:szCs w:val="28"/>
         </w:rPr>
       </w:pPr>
-      <w:bookmarkStart w:id="34" w:name="_Toc207398806"/>
+      <w:bookmarkStart w:id="34" w:name="_Toc210386507"/>
       <w:r>
         <w:rPr>
           <w:rFonts w:ascii="Times New Roman" w:hAnsi="Times New Roman" w:cs="Times New Roman"/>
@@ -23946,9 +24610,7 @@
         <w:spacing w:after="0" w:line="240" w:lineRule="auto"/>
         <w:jc w:val="center"/>
         <w:rPr>
-          <w:rFonts w:ascii="Times New Roman" w:hAnsi="Times New Roman" w:cs="Times New Roman"/>
-          <w:sz w:val="28"/>
-          <w:szCs w:val="28"/>
+          <w:noProof/>
         </w:rPr>
       </w:pPr>
       <w:r>
@@ -23989,6 +24651,288 @@
                     <a:xfrm>
                       <a:off x="0" y="0"/>
                       <a:ext cx="5066802" cy="3785342"/>
+                    </a:xfrm>
+                    <a:prstGeom prst="rect">
+                      <a:avLst/>
+                    </a:prstGeom>
+                    <a:noFill/>
+                    <a:ln>
+                      <a:noFill/>
+                    </a:ln>
+                  </pic:spPr>
+                </pic:pic>
+              </a:graphicData>
+            </a:graphic>
+          </wp:inline>
+        </w:drawing>
+      </w:r>
+    </w:p>
+    <w:p>
+      <w:pPr>
+        <w:rPr>
+          <w:noProof/>
+        </w:rPr>
+      </w:pPr>
+    </w:p>
+    <w:p>
+      <w:pPr>
+        <w:rPr>
+          <w:noProof/>
+        </w:rPr>
+      </w:pPr>
+    </w:p>
+    <w:p>
+      <w:pPr>
+        <w:rPr>
+          <w:noProof/>
+        </w:rPr>
+      </w:pPr>
+    </w:p>
+    <w:p>
+      <w:pPr>
+        <w:rPr>
+          <w:noProof/>
+        </w:rPr>
+      </w:pPr>
+    </w:p>
+    <w:p>
+      <w:pPr>
+        <w:rPr>
+          <w:noProof/>
+        </w:rPr>
+      </w:pPr>
+    </w:p>
+    <w:p>
+      <w:pPr>
+        <w:rPr>
+          <w:noProof/>
+        </w:rPr>
+      </w:pPr>
+    </w:p>
+    <w:p>
+      <w:pPr>
+        <w:rPr>
+          <w:noProof/>
+        </w:rPr>
+      </w:pPr>
+    </w:p>
+    <w:p>
+      <w:pPr>
+        <w:rPr>
+          <w:noProof/>
+        </w:rPr>
+      </w:pPr>
+    </w:p>
+    <w:p>
+      <w:pPr>
+        <w:rPr>
+          <w:noProof/>
+        </w:rPr>
+      </w:pPr>
+    </w:p>
+    <w:p>
+      <w:pPr>
+        <w:rPr>
+          <w:noProof/>
+        </w:rPr>
+      </w:pPr>
+    </w:p>
+    <w:p>
+      <w:pPr>
+        <w:rPr>
+          <w:noProof/>
+        </w:rPr>
+      </w:pPr>
+    </w:p>
+    <w:p>
+      <w:pPr>
+        <w:rPr>
+          <w:noProof/>
+        </w:rPr>
+      </w:pPr>
+    </w:p>
+    <w:p>
+      <w:pPr>
+        <w:rPr>
+          <w:noProof/>
+        </w:rPr>
+      </w:pPr>
+    </w:p>
+    <w:p>
+      <w:pPr>
+        <w:rPr>
+          <w:noProof/>
+        </w:rPr>
+      </w:pPr>
+    </w:p>
+    <w:p>
+      <w:pPr>
+        <w:pStyle w:val="2"/>
+        <w:jc w:val="center"/>
+        <w:rPr>
+          <w:rFonts w:ascii="Times New Roman" w:hAnsi="Times New Roman" w:cs="Times New Roman"/>
+          <w:color w:val="auto"/>
+          <w:sz w:val="28"/>
+          <w:szCs w:val="28"/>
+        </w:rPr>
+      </w:pPr>
+      <w:bookmarkStart w:id="35" w:name="_Toc210386508"/>
+      <w:r>
+        <w:rPr>
+          <w:rFonts w:ascii="Times New Roman" w:hAnsi="Times New Roman" w:cs="Times New Roman"/>
+          <w:color w:val="auto"/>
+          <w:sz w:val="28"/>
+          <w:szCs w:val="28"/>
+        </w:rPr>
+        <w:lastRenderedPageBreak/>
+        <w:t>А.</w:t>
+      </w:r>
+      <w:r>
+        <w:rPr>
+          <w:rFonts w:ascii="Times New Roman" w:hAnsi="Times New Roman" w:cs="Times New Roman"/>
+          <w:color w:val="auto"/>
+          <w:sz w:val="28"/>
+          <w:szCs w:val="28"/>
+        </w:rPr>
+        <w:t>4</w:t>
+      </w:r>
+      <w:r>
+        <w:rPr>
+          <w:rFonts w:ascii="Times New Roman" w:hAnsi="Times New Roman" w:cs="Times New Roman"/>
+          <w:color w:val="auto"/>
+          <w:sz w:val="28"/>
+          <w:szCs w:val="28"/>
+        </w:rPr>
+        <w:t xml:space="preserve">. </w:t>
+      </w:r>
+      <w:r>
+        <w:rPr>
+          <w:rFonts w:ascii="Times New Roman" w:hAnsi="Times New Roman" w:cs="Times New Roman"/>
+          <w:color w:val="auto"/>
+          <w:sz w:val="28"/>
+          <w:szCs w:val="28"/>
+        </w:rPr>
+        <w:t>Интерфейс Административной панели</w:t>
+      </w:r>
+      <w:bookmarkEnd w:id="35"/>
+    </w:p>
+    <w:p/>
+    <w:p>
+      <w:pPr>
+        <w:tabs>
+          <w:tab w:val="left" w:pos="7663"/>
+        </w:tabs>
+        <w:jc w:val="center"/>
+        <w:rPr>
+          <w:rFonts w:ascii="Times New Roman" w:hAnsi="Times New Roman" w:cs="Times New Roman"/>
+          <w:sz w:val="28"/>
+          <w:szCs w:val="28"/>
+        </w:rPr>
+      </w:pPr>
+      <w:r>
+        <w:rPr>
+          <w:noProof/>
+        </w:rPr>
+        <w:drawing>
+          <wp:inline distT="0" distB="0" distL="0" distR="0" wp14:anchorId="46803902" wp14:editId="00FA19DF">
+            <wp:extent cx="5599794" cy="4248780"/>
+            <wp:effectExtent l="0" t="0" r="1270" b="0"/>
+            <wp:docPr id="12" name="Рисунок 12"/>
+            <wp:cNvGraphicFramePr>
+              <a:graphicFrameLocks xmlns:a="http://schemas.openxmlformats.org/drawingml/2006/main" noChangeAspect="1"/>
+            </wp:cNvGraphicFramePr>
+            <a:graphic xmlns:a="http://schemas.openxmlformats.org/drawingml/2006/main">
+              <a:graphicData uri="http://schemas.openxmlformats.org/drawingml/2006/picture">
+                <pic:pic xmlns:pic="http://schemas.openxmlformats.org/drawingml/2006/picture">
+                  <pic:nvPicPr>
+                    <pic:cNvPr id="0" name="Picture 1"/>
+                    <pic:cNvPicPr>
+                      <a:picLocks noChangeAspect="1" noChangeArrowheads="1"/>
+                    </pic:cNvPicPr>
+                  </pic:nvPicPr>
+                  <pic:blipFill>
+                    <a:blip r:embed="rId17" cstate="print">
+                      <a:extLst>
+                        <a:ext uri="{28A0092B-C50C-407E-A947-70E740481C1C}">
+                          <a14:useLocalDpi xmlns:a14="http://schemas.microsoft.com/office/drawing/2010/main" val="0"/>
+                        </a:ext>
+                      </a:extLst>
+                    </a:blip>
+                    <a:srcRect/>
+                    <a:stretch>
+                      <a:fillRect/>
+                    </a:stretch>
+                  </pic:blipFill>
+                  <pic:spPr bwMode="auto">
+                    <a:xfrm>
+                      <a:off x="0" y="0"/>
+                      <a:ext cx="5617353" cy="4262103"/>
+                    </a:xfrm>
+                    <a:prstGeom prst="rect">
+                      <a:avLst/>
+                    </a:prstGeom>
+                    <a:noFill/>
+                    <a:ln>
+                      <a:noFill/>
+                    </a:ln>
+                  </pic:spPr>
+                </pic:pic>
+              </a:graphicData>
+            </a:graphic>
+          </wp:inline>
+        </w:drawing>
+      </w:r>
+    </w:p>
+    <w:p>
+      <w:pPr>
+        <w:tabs>
+          <w:tab w:val="left" w:pos="7663"/>
+        </w:tabs>
+        <w:jc w:val="center"/>
+        <w:rPr>
+          <w:rFonts w:ascii="Times New Roman" w:hAnsi="Times New Roman" w:cs="Times New Roman"/>
+          <w:sz w:val="28"/>
+          <w:szCs w:val="28"/>
+        </w:rPr>
+      </w:pPr>
+      <w:r>
+        <w:rPr>
+          <w:noProof/>
+        </w:rPr>
+        <w:drawing>
+          <wp:inline distT="0" distB="0" distL="0" distR="0" wp14:anchorId="3321E94A" wp14:editId="3DD14930">
+            <wp:extent cx="5585645" cy="4238045"/>
+            <wp:effectExtent l="0" t="0" r="0" b="0"/>
+            <wp:docPr id="13" name="Рисунок 13"/>
+            <wp:cNvGraphicFramePr>
+              <a:graphicFrameLocks xmlns:a="http://schemas.openxmlformats.org/drawingml/2006/main" noChangeAspect="1"/>
+            </wp:cNvGraphicFramePr>
+            <a:graphic xmlns:a="http://schemas.openxmlformats.org/drawingml/2006/main">
+              <a:graphicData uri="http://schemas.openxmlformats.org/drawingml/2006/picture">
+                <pic:pic xmlns:pic="http://schemas.openxmlformats.org/drawingml/2006/picture">
+                  <pic:nvPicPr>
+                    <pic:cNvPr id="0" name="Picture 3"/>
+                    <pic:cNvPicPr>
+                      <a:picLocks noChangeAspect="1" noChangeArrowheads="1"/>
+                    </pic:cNvPicPr>
+                  </pic:nvPicPr>
+                  <pic:blipFill>
+                    <a:blip r:embed="rId18" cstate="print">
+                      <a:extLst>
+                        <a:ext uri="{28A0092B-C50C-407E-A947-70E740481C1C}">
+                          <a14:useLocalDpi xmlns:a14="http://schemas.microsoft.com/office/drawing/2010/main" val="0"/>
+                        </a:ext>
+                      </a:extLst>
+                    </a:blip>
+                    <a:srcRect/>
+                    <a:stretch>
+                      <a:fillRect/>
+                    </a:stretch>
+                  </pic:blipFill>
+                  <pic:spPr bwMode="auto">
+                    <a:xfrm>
+                      <a:off x="0" y="0"/>
+                      <a:ext cx="5616351" cy="4261343"/>
                     </a:xfrm>
                     <a:prstGeom prst="rect">
                       <a:avLst/>
@@ -25482,7 +26426,7 @@
   <w:style w:type="paragraph" w:default="1" w:styleId="a">
     <w:name w:val="Normal"/>
     <w:qFormat/>
-    <w:rsid w:val="005961A1"/>
+    <w:rsid w:val="00592275"/>
   </w:style>
   <w:style w:type="paragraph" w:styleId="1">
     <w:name w:val="heading 1"/>
@@ -25695,7 +26639,6 @@
   <w:style w:type="character" w:default="1" w:styleId="a0">
     <w:name w:val="Default Paragraph Font"/>
     <w:uiPriority w:val="1"/>
-    <w:semiHidden/>
     <w:unhideWhenUsed/>
   </w:style>
   <w:style w:type="table" w:default="1" w:styleId="a1">

--- a/Documents/Техническое задание v0.4.docx
+++ b/Documents/Техническое задание v0.4.docx
@@ -266,7 +266,6 @@
           <w:rFonts w:ascii="Times New Roman" w:hAnsi="Times New Roman" w:cs="Times New Roman"/>
           <w:sz w:val="28"/>
           <w:szCs w:val="28"/>
-          <w:lang w:val="en-US"/>
         </w:rPr>
         <w:t>5.1.</w:t>
       </w:r>
@@ -6402,7 +6401,6 @@
           <w:rFonts w:eastAsiaTheme="majorEastAsia"/>
           <w:sz w:val="28"/>
           <w:szCs w:val="28"/>
-          <w:highlight w:val="yellow"/>
           <w:lang w:eastAsia="en-US"/>
         </w:rPr>
       </w:pPr>
@@ -6411,39 +6409,24 @@
           <w:rFonts w:eastAsiaTheme="majorEastAsia"/>
           <w:sz w:val="28"/>
           <w:szCs w:val="28"/>
-          <w:highlight w:val="yellow"/>
           <w:lang w:eastAsia="en-US"/>
         </w:rPr>
         <w:t xml:space="preserve">Подтверждение удаление файлов из профилей </w:t>
       </w:r>
-      <w:proofErr w:type="gramStart"/>
       <w:r>
         <w:rPr>
           <w:rFonts w:eastAsiaTheme="majorEastAsia"/>
           <w:sz w:val="28"/>
           <w:szCs w:val="28"/>
-          <w:highlight w:val="yellow"/>
           <w:lang w:eastAsia="en-US"/>
         </w:rPr>
-        <w:t>сотрудников.</w:t>
+        <w:t>сотрудников. (</w:t>
       </w:r>
       <w:r>
         <w:rPr>
           <w:rFonts w:eastAsiaTheme="majorEastAsia"/>
           <w:sz w:val="28"/>
           <w:szCs w:val="28"/>
-          <w:highlight w:val="yellow"/>
-          <w:lang w:eastAsia="en-US"/>
-        </w:rPr>
-        <w:t>(</w:t>
-      </w:r>
-      <w:proofErr w:type="gramEnd"/>
-      <w:r>
-        <w:rPr>
-          <w:rFonts w:eastAsiaTheme="majorEastAsia"/>
-          <w:sz w:val="28"/>
-          <w:szCs w:val="28"/>
-          <w:highlight w:val="yellow"/>
           <w:lang w:eastAsia="en-US"/>
         </w:rPr>
         <w:t>отменен)</w:t>
@@ -7294,9 +7277,8 @@
           <w:szCs w:val="28"/>
           <w:lang w:eastAsia="en-US"/>
         </w:rPr>
-        <w:t xml:space="preserve">Скачивание прикрепленных </w:t>
-      </w:r>
-      <w:proofErr w:type="gramStart"/>
+        <w:t>Скачивание прикрепленных файло</w:t>
+      </w:r>
       <w:r>
         <w:rPr>
           <w:rFonts w:eastAsiaTheme="majorEastAsia"/>
@@ -7304,9 +7286,17 @@
           <w:szCs w:val="28"/>
           <w:lang w:eastAsia="en-US"/>
         </w:rPr>
-        <w:t>файлов .</w:t>
-      </w:r>
-      <w:proofErr w:type="gramEnd"/>
+        <w:t>в</w:t>
+      </w:r>
+      <w:r>
+        <w:rPr>
+          <w:rFonts w:eastAsiaTheme="majorEastAsia"/>
+          <w:sz w:val="28"/>
+          <w:szCs w:val="28"/>
+          <w:lang w:eastAsia="en-US"/>
+        </w:rPr>
+        <w:t>.</w:t>
+      </w:r>
     </w:p>
     <w:p>
       <w:pPr>
@@ -23626,6 +23616,24 @@
                 <w:szCs w:val="28"/>
               </w:rPr>
             </w:pPr>
+            <w:proofErr w:type="spellStart"/>
+            <w:r>
+              <w:rPr>
+                <w:rFonts w:ascii="Times New Roman" w:hAnsi="Times New Roman" w:cs="Times New Roman"/>
+                <w:sz w:val="28"/>
+                <w:szCs w:val="28"/>
+              </w:rPr>
+              <w:t>Еламков</w:t>
+            </w:r>
+            <w:proofErr w:type="spellEnd"/>
+            <w:r>
+              <w:rPr>
+                <w:rFonts w:ascii="Times New Roman" w:hAnsi="Times New Roman" w:cs="Times New Roman"/>
+                <w:sz w:val="28"/>
+                <w:szCs w:val="28"/>
+              </w:rPr>
+              <w:t xml:space="preserve"> Е.Ю.</w:t>
+            </w:r>
           </w:p>
         </w:tc>
         <w:tc>
@@ -23804,6 +23812,14 @@
                 <w:szCs w:val="28"/>
               </w:rPr>
             </w:pPr>
+            <w:r>
+              <w:rPr>
+                <w:rFonts w:ascii="Times New Roman" w:hAnsi="Times New Roman" w:cs="Times New Roman"/>
+                <w:sz w:val="28"/>
+                <w:szCs w:val="28"/>
+              </w:rPr>
+              <w:t>14.10.2025</w:t>
+            </w:r>
           </w:p>
         </w:tc>
         <w:tc>
@@ -23819,6 +23835,14 @@
                 <w:szCs w:val="28"/>
               </w:rPr>
             </w:pPr>
+            <w:r>
+              <w:rPr>
+                <w:rFonts w:ascii="Times New Roman" w:hAnsi="Times New Roman" w:cs="Times New Roman"/>
+                <w:sz w:val="28"/>
+                <w:szCs w:val="28"/>
+              </w:rPr>
+              <w:t>0.5.2.</w:t>
+            </w:r>
           </w:p>
         </w:tc>
         <w:tc>
@@ -23829,11 +23853,29 @@
             <w:pPr>
               <w:jc w:val="both"/>
               <w:rPr>
-                <w:rFonts w:ascii="Times New Roman" w:hAnsi="Times New Roman" w:cs="Times New Roman"/>
+                <w:rFonts w:ascii="Times New Roman" w:eastAsiaTheme="majorEastAsia" w:hAnsi="Times New Roman" w:cs="Times New Roman"/>
                 <w:sz w:val="28"/>
                 <w:szCs w:val="28"/>
               </w:rPr>
             </w:pPr>
+            <w:proofErr w:type="spellStart"/>
+            <w:r>
+              <w:rPr>
+                <w:rFonts w:ascii="Times New Roman" w:hAnsi="Times New Roman" w:cs="Times New Roman"/>
+                <w:sz w:val="28"/>
+                <w:szCs w:val="28"/>
+              </w:rPr>
+              <w:t>Еламков</w:t>
+            </w:r>
+            <w:proofErr w:type="spellEnd"/>
+            <w:r>
+              <w:rPr>
+                <w:rFonts w:ascii="Times New Roman" w:hAnsi="Times New Roman" w:cs="Times New Roman"/>
+                <w:sz w:val="28"/>
+                <w:szCs w:val="28"/>
+              </w:rPr>
+              <w:t xml:space="preserve"> Е.Ю.</w:t>
+            </w:r>
           </w:p>
         </w:tc>
         <w:tc>
@@ -23842,13 +23884,74 @@
           </w:tcPr>
           <w:p>
             <w:pPr>
+              <w:pStyle w:val="3"/>
               <w:jc w:val="both"/>
-              <w:rPr>
-                <w:rFonts w:ascii="Times New Roman" w:hAnsi="Times New Roman" w:cs="Times New Roman"/>
+              <w:outlineLvl w:val="2"/>
+              <w:rPr>
+                <w:rFonts w:ascii="Times New Roman" w:hAnsi="Times New Roman" w:cs="Times New Roman"/>
+                <w:b w:val="0"/>
+                <w:bCs w:val="0"/>
+                <w:color w:val="auto"/>
                 <w:sz w:val="28"/>
                 <w:szCs w:val="28"/>
               </w:rPr>
             </w:pPr>
+            <w:r>
+              <w:rPr>
+                <w:rFonts w:ascii="Times New Roman" w:hAnsi="Times New Roman" w:cs="Times New Roman"/>
+                <w:b w:val="0"/>
+                <w:bCs w:val="0"/>
+                <w:color w:val="auto"/>
+                <w:sz w:val="28"/>
+                <w:szCs w:val="28"/>
+              </w:rPr>
+              <w:t>3.2.6. ВИ «Логирование действий»</w:t>
+            </w:r>
+          </w:p>
+          <w:p>
+            <w:pPr>
+              <w:jc w:val="both"/>
+              <w:rPr>
+                <w:rFonts w:ascii="Times New Roman" w:eastAsiaTheme="majorEastAsia" w:hAnsi="Times New Roman" w:cs="Times New Roman"/>
+                <w:sz w:val="28"/>
+                <w:szCs w:val="28"/>
+              </w:rPr>
+            </w:pPr>
+            <w:r>
+              <w:rPr>
+                <w:rFonts w:ascii="Times New Roman" w:eastAsiaTheme="majorEastAsia" w:hAnsi="Times New Roman" w:cs="Times New Roman"/>
+                <w:sz w:val="28"/>
+                <w:szCs w:val="28"/>
+              </w:rPr>
+              <w:t xml:space="preserve">Технологии: </w:t>
+            </w:r>
+            <w:proofErr w:type="spellStart"/>
+            <w:r>
+              <w:rPr>
+                <w:rFonts w:ascii="Times New Roman" w:eastAsiaTheme="majorEastAsia" w:hAnsi="Times New Roman" w:cs="Times New Roman"/>
+                <w:sz w:val="28"/>
+                <w:szCs w:val="28"/>
+              </w:rPr>
+              <w:t>django-easy-audi</w:t>
+            </w:r>
+            <w:proofErr w:type="spellEnd"/>
+            <w:r>
+              <w:rPr>
+                <w:rFonts w:ascii="Times New Roman" w:eastAsiaTheme="majorEastAsia" w:hAnsi="Times New Roman" w:cs="Times New Roman"/>
+                <w:sz w:val="28"/>
+                <w:szCs w:val="28"/>
+                <w:lang w:val="en-US"/>
+              </w:rPr>
+              <w:t>t</w:t>
+            </w:r>
+            <w:r>
+              <w:rPr>
+                <w:rFonts w:ascii="Times New Roman" w:eastAsiaTheme="majorEastAsia" w:hAnsi="Times New Roman" w:cs="Times New Roman"/>
+                <w:sz w:val="28"/>
+                <w:szCs w:val="28"/>
+              </w:rPr>
+              <w:t>.</w:t>
+            </w:r>
           </w:p>
         </w:tc>
       </w:tr>
@@ -26639,6 +26742,7 @@
   <w:style w:type="character" w:default="1" w:styleId="a0">
     <w:name w:val="Default Paragraph Font"/>
     <w:uiPriority w:val="1"/>
+    <w:semiHidden/>
     <w:unhideWhenUsed/>
   </w:style>
   <w:style w:type="table" w:default="1" w:styleId="a1">
